--- a/Tesztelesieshibajavitasidokumentacio.docx
+++ b/Tesztelesieshibajavitasidokumentacio.docx
@@ -21,7 +21,13 @@
         <w:t>Tesztelési és hibajavítási dokumentáció</w:t>
       </w:r>
     </w:p>
-    <w:p/>
+    <w:p>
+      <w:pPr>
+        <w:rPr>
+          <w:rFonts w:ascii="Times New Roman" w:hAnsi="Times New Roman" w:cs="Times New Roman"/>
+        </w:rPr>
+      </w:pPr>
+    </w:p>
     <w:p>
       <w:pPr>
         <w:spacing w:before="100" w:beforeAutospacing="1" w:after="100" w:afterAutospacing="1" w:line="240" w:lineRule="auto"/>
@@ -144,7 +150,7 @@
           <w:szCs w:val="24"/>
           <w:lang w:eastAsia="hu-HU"/>
         </w:rPr>
-        <w:pict w14:anchorId="0A38F30E">
+        <w:pict w14:anchorId="22D74896">
           <v:rect id="_x0000_i1025" style="width:0;height:1.5pt" o:hralign="center" o:hrstd="t" o:hr="t" fillcolor="#a0a0a0" stroked="f"/>
         </w:pict>
       </w:r>
@@ -455,7 +461,7 @@
           <w:szCs w:val="24"/>
           <w:lang w:eastAsia="hu-HU"/>
         </w:rPr>
-        <w:pict w14:anchorId="45D1192E">
+        <w:pict w14:anchorId="38086A93">
           <v:rect id="_x0000_i1026" style="width:0;height:1.5pt" o:hralign="center" o:hrstd="t" o:hr="t" fillcolor="#a0a0a0" stroked="f"/>
         </w:pict>
       </w:r>
@@ -878,7 +884,7 @@
           <w:szCs w:val="24"/>
           <w:lang w:eastAsia="hu-HU"/>
         </w:rPr>
-        <w:pict w14:anchorId="01BFE34A">
+        <w:pict w14:anchorId="35ED5934">
           <v:rect id="_x0000_i1027" style="width:0;height:1.5pt" o:hralign="center" o:hrstd="t" o:hr="t" fillcolor="#a0a0a0" stroked="f"/>
         </w:pict>
       </w:r>
@@ -945,8 +951,8 @@
           <w:szCs w:val="24"/>
           <w:lang w:eastAsia="hu-HU"/>
         </w:rPr>
-        <w:pict w14:anchorId="7F30D04F">
-          <v:rect id="_x0000_i1059" style="width:0;height:1.5pt" o:hralign="center" o:hrstd="t" o:hr="t" fillcolor="#a0a0a0" stroked="f"/>
+        <w:pict w14:anchorId="6D83E486">
+          <v:rect id="_x0000_i1028" style="width:0;height:1.5pt" o:hralign="center" o:hrstd="t" o:hr="t" fillcolor="#a0a0a0" stroked="f"/>
         </w:pict>
       </w:r>
     </w:p>
@@ -1189,8 +1195,8 @@
           <w:szCs w:val="24"/>
           <w:lang w:eastAsia="hu-HU"/>
         </w:rPr>
-        <w:pict w14:anchorId="0EB46F86">
-          <v:rect id="_x0000_i1060" style="width:0;height:1.5pt" o:hralign="center" o:hrstd="t" o:hr="t" fillcolor="#a0a0a0" stroked="f"/>
+        <w:pict w14:anchorId="77E2D134">
+          <v:rect id="_x0000_i1029" style="width:0;height:1.5pt" o:hralign="center" o:hrstd="t" o:hr="t" fillcolor="#a0a0a0" stroked="f"/>
         </w:pict>
       </w:r>
     </w:p>
@@ -1578,8 +1584,8 @@
           <w:szCs w:val="24"/>
           <w:lang w:eastAsia="hu-HU"/>
         </w:rPr>
-        <w:pict w14:anchorId="3B2725CC">
-          <v:rect id="_x0000_i1061" style="width:0;height:1.5pt" o:hralign="center" o:hrstd="t" o:hr="t" fillcolor="#a0a0a0" stroked="f"/>
+        <w:pict w14:anchorId="5380A0B7">
+          <v:rect id="_x0000_i1030" style="width:0;height:1.5pt" o:hralign="center" o:hrstd="t" o:hr="t" fillcolor="#a0a0a0" stroked="f"/>
         </w:pict>
       </w:r>
     </w:p>
@@ -1835,8 +1841,8 @@
           <w:szCs w:val="24"/>
           <w:lang w:eastAsia="hu-HU"/>
         </w:rPr>
-        <w:pict w14:anchorId="67E1CCD6">
-          <v:rect id="_x0000_i1062" style="width:0;height:1.5pt" o:hralign="center" o:hrstd="t" o:hr="t" fillcolor="#a0a0a0" stroked="f"/>
+        <w:pict w14:anchorId="08A26AD2">
+          <v:rect id="_x0000_i1031" style="width:0;height:1.5pt" o:hralign="center" o:hrstd="t" o:hr="t" fillcolor="#a0a0a0" stroked="f"/>
         </w:pict>
       </w:r>
     </w:p>
@@ -2173,8 +2179,8 @@
           <w:szCs w:val="24"/>
           <w:lang w:eastAsia="hu-HU"/>
         </w:rPr>
-        <w:pict w14:anchorId="5C7C23C1">
-          <v:rect id="_x0000_i1063" style="width:0;height:1.5pt" o:hralign="center" o:hrstd="t" o:hr="t" fillcolor="#a0a0a0" stroked="f"/>
+        <w:pict w14:anchorId="59E8A1B3">
+          <v:rect id="_x0000_i1032" style="width:0;height:1.5pt" o:hralign="center" o:hrstd="t" o:hr="t" fillcolor="#a0a0a0" stroked="f"/>
         </w:pict>
       </w:r>
     </w:p>
@@ -2582,8 +2588,8 @@
           <w:szCs w:val="24"/>
           <w:lang w:eastAsia="hu-HU"/>
         </w:rPr>
-        <w:pict w14:anchorId="2174802D">
-          <v:rect id="_x0000_i1064" style="width:0;height:1.5pt" o:hralign="center" o:hrstd="t" o:hr="t" fillcolor="#a0a0a0" stroked="f"/>
+        <w:pict w14:anchorId="4C903EB2">
+          <v:rect id="_x0000_i1033" style="width:0;height:1.5pt" o:hralign="center" o:hrstd="t" o:hr="t" fillcolor="#a0a0a0" stroked="f"/>
         </w:pict>
       </w:r>
     </w:p>
@@ -2795,8 +2801,8 @@
           <w:szCs w:val="24"/>
           <w:lang w:eastAsia="hu-HU"/>
         </w:rPr>
-        <w:pict w14:anchorId="0D6608C1">
-          <v:rect id="_x0000_i1065" style="width:0;height:1.5pt" o:hralign="center" o:hrstd="t" o:hr="t" fillcolor="#a0a0a0" stroked="f"/>
+        <w:pict w14:anchorId="54C2175E">
+          <v:rect id="_x0000_i1034" style="width:0;height:1.5pt" o:hralign="center" o:hrstd="t" o:hr="t" fillcolor="#a0a0a0" stroked="f"/>
         </w:pict>
       </w:r>
     </w:p>
@@ -3009,8 +3015,8 @@
           <w:szCs w:val="24"/>
           <w:lang w:eastAsia="hu-HU"/>
         </w:rPr>
-        <w:pict w14:anchorId="1E6A95C1">
-          <v:rect id="_x0000_i1066" style="width:0;height:1.5pt" o:hralign="center" o:hrstd="t" o:hr="t" fillcolor="#a0a0a0" stroked="f"/>
+        <w:pict w14:anchorId="35074FC9">
+          <v:rect id="_x0000_i1035" style="width:0;height:1.5pt" o:hralign="center" o:hrstd="t" o:hr="t" fillcolor="#a0a0a0" stroked="f"/>
         </w:pict>
       </w:r>
     </w:p>
@@ -3248,8 +3254,8 @@
           <w:szCs w:val="24"/>
           <w:lang w:eastAsia="hu-HU"/>
         </w:rPr>
-        <w:pict w14:anchorId="79FFC515">
-          <v:rect id="_x0000_i1067" style="width:0;height:1.5pt" o:hralign="center" o:hrstd="t" o:hr="t" fillcolor="#a0a0a0" stroked="f"/>
+        <w:pict w14:anchorId="748C954D">
+          <v:rect id="_x0000_i1036" style="width:0;height:1.5pt" o:hralign="center" o:hrstd="t" o:hr="t" fillcolor="#a0a0a0" stroked="f"/>
         </w:pict>
       </w:r>
     </w:p>
@@ -3496,8 +3502,8 @@
           <w:szCs w:val="24"/>
           <w:lang w:eastAsia="hu-HU"/>
         </w:rPr>
-        <w:pict w14:anchorId="6438AAC4">
-          <v:rect id="_x0000_i1068" style="width:0;height:1.5pt" o:hralign="center" o:hrstd="t" o:hr="t" fillcolor="#a0a0a0" stroked="f"/>
+        <w:pict w14:anchorId="5048AF85">
+          <v:rect id="_x0000_i1037" style="width:0;height:1.5pt" o:hralign="center" o:hrstd="t" o:hr="t" fillcolor="#a0a0a0" stroked="f"/>
         </w:pict>
       </w:r>
     </w:p>
@@ -3850,8 +3856,8 @@
           <w:szCs w:val="24"/>
           <w:lang w:eastAsia="hu-HU"/>
         </w:rPr>
-        <w:pict w14:anchorId="6CFC1005">
-          <v:rect id="_x0000_i1069" style="width:0;height:1.5pt" o:hralign="center" o:hrstd="t" o:hr="t" fillcolor="#a0a0a0" stroked="f"/>
+        <w:pict w14:anchorId="0F826799">
+          <v:rect id="_x0000_i1038" style="width:0;height:1.5pt" o:hralign="center" o:hrstd="t" o:hr="t" fillcolor="#a0a0a0" stroked="f"/>
         </w:pict>
       </w:r>
     </w:p>
@@ -4032,8 +4038,8 @@
           <w:szCs w:val="24"/>
           <w:lang w:eastAsia="hu-HU"/>
         </w:rPr>
-        <w:pict w14:anchorId="1CFF8276">
-          <v:rect id="_x0000_i1070" style="width:0;height:1.5pt" o:hralign="center" o:hrstd="t" o:hr="t" fillcolor="#a0a0a0" stroked="f"/>
+        <w:pict w14:anchorId="18CD09BD">
+          <v:rect id="_x0000_i1039" style="width:0;height:1.5pt" o:hralign="center" o:hrstd="t" o:hr="t" fillcolor="#a0a0a0" stroked="f"/>
         </w:pict>
       </w:r>
     </w:p>
@@ -4271,8 +4277,8 @@
           <w:szCs w:val="24"/>
           <w:lang w:eastAsia="hu-HU"/>
         </w:rPr>
-        <w:pict w14:anchorId="397F3EBD">
-          <v:rect id="_x0000_i1028" style="width:0;height:1.5pt" o:hralign="center" o:hrstd="t" o:hr="t" fillcolor="#a0a0a0" stroked="f"/>
+        <w:pict w14:anchorId="0CFB5122">
+          <v:rect id="_x0000_i1040" style="width:0;height:1.5pt" o:hralign="center" o:hrstd="t" o:hr="t" fillcolor="#a0a0a0" stroked="f"/>
         </w:pict>
       </w:r>
     </w:p>
@@ -4338,8 +4344,8 @@
           <w:szCs w:val="24"/>
           <w:lang w:eastAsia="hu-HU"/>
         </w:rPr>
-        <w:pict w14:anchorId="61969C9F">
-          <v:rect id="_x0000_i1029" style="width:0;height:1.5pt" o:hralign="center" o:hrstd="t" o:hr="t" fillcolor="#a0a0a0" stroked="f"/>
+        <w:pict w14:anchorId="2064450B">
+          <v:rect id="_x0000_i1041" style="width:0;height:1.5pt" o:hralign="center" o:hrstd="t" o:hr="t" fillcolor="#a0a0a0" stroked="f"/>
         </w:pict>
       </w:r>
     </w:p>
@@ -4589,8 +4595,8 @@
           <w:szCs w:val="24"/>
           <w:lang w:eastAsia="hu-HU"/>
         </w:rPr>
-        <w:pict w14:anchorId="6A0366F0">
-          <v:rect id="_x0000_i1030" style="width:0;height:1.5pt" o:hralign="center" o:hrstd="t" o:hr="t" fillcolor="#a0a0a0" stroked="f"/>
+        <w:pict w14:anchorId="41B9799C">
+          <v:rect id="_x0000_i1042" style="width:0;height:1.5pt" o:hralign="center" o:hrstd="t" o:hr="t" fillcolor="#a0a0a0" stroked="f"/>
         </w:pict>
       </w:r>
     </w:p>
@@ -4726,8 +4732,8 @@
           <w:szCs w:val="24"/>
           <w:lang w:eastAsia="hu-HU"/>
         </w:rPr>
-        <w:pict w14:anchorId="1F90E399">
-          <v:rect id="_x0000_i1031" style="width:0;height:1.5pt" o:hralign="center" o:hrstd="t" o:hr="t" fillcolor="#a0a0a0" stroked="f"/>
+        <w:pict w14:anchorId="037B1B82">
+          <v:rect id="_x0000_i1043" style="width:0;height:1.5pt" o:hralign="center" o:hrstd="t" o:hr="t" fillcolor="#a0a0a0" stroked="f"/>
         </w:pict>
       </w:r>
     </w:p>
@@ -4948,8 +4954,8 @@
           <w:szCs w:val="24"/>
           <w:lang w:eastAsia="hu-HU"/>
         </w:rPr>
-        <w:pict w14:anchorId="14783954">
-          <v:rect id="_x0000_i1032" style="width:0;height:1.5pt" o:hralign="center" o:hrstd="t" o:hr="t" fillcolor="#a0a0a0" stroked="f"/>
+        <w:pict w14:anchorId="24DB08CB">
+          <v:rect id="_x0000_i1044" style="width:0;height:1.5pt" o:hralign="center" o:hrstd="t" o:hr="t" fillcolor="#a0a0a0" stroked="f"/>
         </w:pict>
       </w:r>
     </w:p>
@@ -5476,8 +5482,8 @@
           <w:szCs w:val="24"/>
           <w:lang w:eastAsia="hu-HU"/>
         </w:rPr>
-        <w:pict w14:anchorId="633C0FB3">
-          <v:rect id="_x0000_i1033" style="width:0;height:1.5pt" o:hralign="center" o:hrstd="t" o:hr="t" fillcolor="#a0a0a0" stroked="f"/>
+        <w:pict w14:anchorId="01ED20ED">
+          <v:rect id="_x0000_i1045" style="width:0;height:1.5pt" o:hralign="center" o:hrstd="t" o:hr="t" fillcolor="#a0a0a0" stroked="f"/>
         </w:pict>
       </w:r>
     </w:p>
@@ -5698,8 +5704,8 @@
           <w:szCs w:val="24"/>
           <w:lang w:eastAsia="hu-HU"/>
         </w:rPr>
-        <w:pict w14:anchorId="12332B1C">
-          <v:rect id="_x0000_i1034" style="width:0;height:1.5pt" o:hralign="center" o:hrstd="t" o:hr="t" fillcolor="#a0a0a0" stroked="f"/>
+        <w:pict w14:anchorId="0114DB06">
+          <v:rect id="_x0000_i1046" style="width:0;height:1.5pt" o:hralign="center" o:hrstd="t" o:hr="t" fillcolor="#a0a0a0" stroked="f"/>
         </w:pict>
       </w:r>
     </w:p>
@@ -5931,8 +5937,8 @@
           <w:szCs w:val="24"/>
           <w:lang w:eastAsia="hu-HU"/>
         </w:rPr>
-        <w:pict w14:anchorId="500985EC">
-          <v:rect id="_x0000_i1035" style="width:0;height:1.5pt" o:hralign="center" o:hrstd="t" o:hr="t" fillcolor="#a0a0a0" stroked="f"/>
+        <w:pict w14:anchorId="18232E21">
+          <v:rect id="_x0000_i1047" style="width:0;height:1.5pt" o:hralign="center" o:hrstd="t" o:hr="t" fillcolor="#a0a0a0" stroked="f"/>
         </w:pict>
       </w:r>
     </w:p>
@@ -6140,8 +6146,8 @@
           <w:szCs w:val="24"/>
           <w:lang w:eastAsia="hu-HU"/>
         </w:rPr>
-        <w:pict w14:anchorId="186383C8">
-          <v:rect id="_x0000_i1036" style="width:0;height:1.5pt" o:hralign="center" o:hrstd="t" o:hr="t" fillcolor="#a0a0a0" stroked="f"/>
+        <w:pict w14:anchorId="18AD7443">
+          <v:rect id="_x0000_i1048" style="width:0;height:1.5pt" o:hralign="center" o:hrstd="t" o:hr="t" fillcolor="#a0a0a0" stroked="f"/>
         </w:pict>
       </w:r>
     </w:p>
@@ -6386,8 +6392,8 @@
           <w:szCs w:val="24"/>
           <w:lang w:eastAsia="hu-HU"/>
         </w:rPr>
-        <w:pict w14:anchorId="3CC3495A">
-          <v:rect id="_x0000_i1037" style="width:0;height:1.5pt" o:hralign="center" o:hrstd="t" o:hr="t" fillcolor="#a0a0a0" stroked="f"/>
+        <w:pict w14:anchorId="5151F19B">
+          <v:rect id="_x0000_i1049" style="width:0;height:1.5pt" o:hralign="center" o:hrstd="t" o:hr="t" fillcolor="#a0a0a0" stroked="f"/>
         </w:pict>
       </w:r>
     </w:p>
@@ -6568,8 +6574,8 @@
           <w:szCs w:val="24"/>
           <w:lang w:eastAsia="hu-HU"/>
         </w:rPr>
-        <w:pict w14:anchorId="2AE1D64A">
-          <v:rect id="_x0000_i1038" style="width:0;height:1.5pt" o:hralign="center" o:hrstd="t" o:hr="t" fillcolor="#a0a0a0" stroked="f"/>
+        <w:pict w14:anchorId="4FAEAD57">
+          <v:rect id="_x0000_i1050" style="width:0;height:1.5pt" o:hralign="center" o:hrstd="t" o:hr="t" fillcolor="#a0a0a0" stroked="f"/>
         </w:pict>
       </w:r>
     </w:p>
@@ -6705,8 +6711,8 @@
           <w:szCs w:val="24"/>
           <w:lang w:eastAsia="hu-HU"/>
         </w:rPr>
-        <w:pict w14:anchorId="34E6B17F">
-          <v:rect id="_x0000_i1039" style="width:0;height:1.5pt" o:hralign="center" o:hrstd="t" o:hr="t" fillcolor="#a0a0a0" stroked="f"/>
+        <w:pict w14:anchorId="7B3CD372">
+          <v:rect id="_x0000_i1051" style="width:0;height:1.5pt" o:hralign="center" o:hrstd="t" o:hr="t" fillcolor="#a0a0a0" stroked="f"/>
         </w:pict>
       </w:r>
     </w:p>
@@ -6843,8 +6849,8 @@
           <w:szCs w:val="24"/>
           <w:lang w:eastAsia="hu-HU"/>
         </w:rPr>
-        <w:pict w14:anchorId="11341C19">
-          <v:rect id="_x0000_i1040" style="width:0;height:1.5pt" o:hralign="center" o:hrstd="t" o:hr="t" fillcolor="#a0a0a0" stroked="f"/>
+        <w:pict w14:anchorId="6788AB61">
+          <v:rect id="_x0000_i1052" style="width:0;height:1.5pt" o:hralign="center" o:hrstd="t" o:hr="t" fillcolor="#a0a0a0" stroked="f"/>
         </w:pict>
       </w:r>
     </w:p>
@@ -7012,8 +7018,8 @@
           <w:szCs w:val="24"/>
           <w:lang w:eastAsia="hu-HU"/>
         </w:rPr>
-        <w:pict w14:anchorId="17269F16">
-          <v:rect id="_x0000_i1041" style="width:0;height:1.5pt" o:hralign="center" o:hrstd="t" o:hr="t" fillcolor="#a0a0a0" stroked="f"/>
+        <w:pict w14:anchorId="0123A8E5">
+          <v:rect id="_x0000_i1053" style="width:0;height:1.5pt" o:hralign="center" o:hrstd="t" o:hr="t" fillcolor="#a0a0a0" stroked="f"/>
         </w:pict>
       </w:r>
     </w:p>
@@ -7082,187 +7088,540 @@
         <w:t>Az alkalmazás stabil, felhasználóbarát és megfelel a projekt követelményeinek. A fejlesztési folyamat során a hibák javítása hozzájárult a rendszer minőségének és megbízhatóságának növeléséhez.</w:t>
       </w:r>
     </w:p>
-    <w:p/>
-    <w:p>
-      <w:r>
-        <w:rPr>
-          <w:b/>
-        </w:rPr>
-        <w:t>Hibajegyzet (Fejlesztés közben felmerült problémák)</w:t>
-      </w:r>
-    </w:p>
-    <w:p>
-      <w:r>
-        <w:rPr>
+    <w:p>
+      <w:pPr>
+        <w:rPr>
+          <w:rFonts w:ascii="Times New Roman" w:hAnsi="Times New Roman" w:cs="Times New Roman"/>
+        </w:rPr>
+      </w:pPr>
+    </w:p>
+    <w:p>
+      <w:pPr>
+        <w:rPr>
+          <w:rFonts w:ascii="Times New Roman" w:hAnsi="Times New Roman" w:cs="Times New Roman"/>
+        </w:rPr>
+      </w:pPr>
+      <w:r>
+        <w:rPr>
+          <w:rFonts w:ascii="Times New Roman" w:hAnsi="Times New Roman" w:cs="Times New Roman"/>
+          <w:b/>
+        </w:rPr>
+        <w:t>Hibajegyzet (F</w:t>
+      </w:r>
+      <w:r>
+        <w:rPr>
+          <w:rFonts w:ascii="Times New Roman" w:hAnsi="Times New Roman" w:cs="Times New Roman"/>
+          <w:b/>
+        </w:rPr>
+        <w:t>ejlesztés közben felmerült problémák)</w:t>
+      </w:r>
+    </w:p>
+    <w:p>
+      <w:pPr>
+        <w:rPr>
+          <w:rFonts w:ascii="Times New Roman" w:hAnsi="Times New Roman" w:cs="Times New Roman"/>
+        </w:rPr>
+      </w:pPr>
+      <w:r>
+        <w:rPr>
+          <w:rFonts w:ascii="Times New Roman" w:hAnsi="Times New Roman" w:cs="Times New Roman"/>
           <w:b/>
         </w:rPr>
         <w:t>1. Saját makettek módosítása után nem került vissza jóváhagyásra</w:t>
       </w:r>
     </w:p>
     <w:p>
-      <w:r>
+      <w:pPr>
+        <w:rPr>
+          <w:rFonts w:ascii="Times New Roman" w:hAnsi="Times New Roman" w:cs="Times New Roman"/>
+        </w:rPr>
+      </w:pPr>
+      <w:r>
+        <w:rPr>
+          <w:rFonts w:ascii="Times New Roman" w:hAnsi="Times New Roman" w:cs="Times New Roman"/>
+        </w:rPr>
         <w:t>Probléma:</w:t>
+      </w:r>
+      <w:r>
+        <w:rPr>
+          <w:rFonts w:ascii="Times New Roman" w:hAnsi="Times New Roman" w:cs="Times New Roman"/>
+        </w:rPr>
         <w:br/>
-        <w:t>A felhasználó módosíthatta a saját makettjét, viszont a módosítás után a makett továbbra is „jóváhagyott” állapotban maradt. Ez adatbiztonsági problémát okozott, mert a felhasználó így a moderáció ellenőrzése nélkül is megváltoztathatta a publikus tartalmat.</w:t>
-      </w:r>
-    </w:p>
-    <w:p>
-      <w:r>
+        <w:t xml:space="preserve">A felhasználó módosíthatta a saját makettjét, viszont a módosítás után a makett továbbra is „jóváhagyott” állapotban maradt. Ez adatbiztonsági </w:t>
+      </w:r>
+      <w:r>
+        <w:rPr>
+          <w:rFonts w:ascii="Times New Roman" w:hAnsi="Times New Roman" w:cs="Times New Roman"/>
+        </w:rPr>
+        <w:t>problémát okozott, mert a felhasználó így a moderáció ellenőrzése nélkül is megváltoztathatta a publikus tartalmat.</w:t>
+      </w:r>
+    </w:p>
+    <w:p>
+      <w:pPr>
+        <w:rPr>
+          <w:rFonts w:ascii="Times New Roman" w:hAnsi="Times New Roman" w:cs="Times New Roman"/>
+        </w:rPr>
+      </w:pPr>
+      <w:r>
+        <w:rPr>
+          <w:rFonts w:ascii="Times New Roman" w:hAnsi="Times New Roman" w:cs="Times New Roman"/>
+        </w:rPr>
         <w:t>Ok:</w:t>
+      </w:r>
+      <w:r>
+        <w:rPr>
+          <w:rFonts w:ascii="Times New Roman" w:hAnsi="Times New Roman" w:cs="Times New Roman"/>
+        </w:rPr>
         <w:br/>
         <w:t>Az adatbázis frissítés csak a mezőket módosította, de az állapot mező (allapot) nem változott vissza varakozik értékre.</w:t>
       </w:r>
     </w:p>
     <w:p>
-      <w:r>
+      <w:pPr>
+        <w:rPr>
+          <w:rFonts w:ascii="Times New Roman" w:hAnsi="Times New Roman" w:cs="Times New Roman"/>
+        </w:rPr>
+      </w:pPr>
+      <w:r>
+        <w:rPr>
+          <w:rFonts w:ascii="Times New Roman" w:hAnsi="Times New Roman" w:cs="Times New Roman"/>
+        </w:rPr>
         <w:t>Megoldás:</w:t>
+      </w:r>
+      <w:r>
+        <w:rPr>
+          <w:rFonts w:ascii="Times New Roman" w:hAnsi="Times New Roman" w:cs="Times New Roman"/>
+        </w:rPr>
         <w:br/>
-        <w:t>Módosításkor automatikusan:</w:t>
+        <w:t>Módosí</w:t>
+      </w:r>
+      <w:r>
+        <w:rPr>
+          <w:rFonts w:ascii="Times New Roman" w:hAnsi="Times New Roman" w:cs="Times New Roman"/>
+        </w:rPr>
+        <w:t>táskor automatikusan:</w:t>
+      </w:r>
+      <w:r>
+        <w:rPr>
+          <w:rFonts w:ascii="Times New Roman" w:hAnsi="Times New Roman" w:cs="Times New Roman"/>
+        </w:rPr>
         <w:br/>
         <w:t>- allapot = 'varakozik'</w:t>
+      </w:r>
+      <w:r>
+        <w:rPr>
+          <w:rFonts w:ascii="Times New Roman" w:hAnsi="Times New Roman" w:cs="Times New Roman"/>
+        </w:rPr>
         <w:br/>
         <w:t>- elbiralva = NULL</w:t>
+      </w:r>
+      <w:r>
+        <w:rPr>
+          <w:rFonts w:ascii="Times New Roman" w:hAnsi="Times New Roman" w:cs="Times New Roman"/>
+        </w:rPr>
         <w:br/>
         <w:t>- elbiralta_admin_id = NULL</w:t>
+      </w:r>
+      <w:r>
+        <w:rPr>
+          <w:rFonts w:ascii="Times New Roman" w:hAnsi="Times New Roman" w:cs="Times New Roman"/>
+        </w:rPr>
         <w:br/>
         <w:t>- elutasitas_ok = NULL</w:t>
+      </w:r>
+      <w:r>
+        <w:rPr>
+          <w:rFonts w:ascii="Times New Roman" w:hAnsi="Times New Roman" w:cs="Times New Roman"/>
+        </w:rPr>
         <w:br/>
+      </w:r>
+      <w:r>
+        <w:rPr>
+          <w:rFonts w:ascii="Times New Roman" w:hAnsi="Times New Roman" w:cs="Times New Roman"/>
+        </w:rPr>
+        <w:lastRenderedPageBreak/>
         <w:t>- bekuldve = NOW()</w:t>
+      </w:r>
+      <w:r>
+        <w:rPr>
+          <w:rFonts w:ascii="Times New Roman" w:hAnsi="Times New Roman" w:cs="Times New Roman"/>
+        </w:rPr>
         <w:br/>
         <w:t>Így minden módosítás után a makett újra moderációra kerül.</w:t>
       </w:r>
     </w:p>
     <w:p>
-      <w:r>
-        <w:rPr>
-          <w:b/>
-        </w:rPr>
-        <w:t>2. Nem lehetett megkülönböztetni jóváhagyott és nem jóváhagyott makettek funkcióit</w:t>
-      </w:r>
-    </w:p>
-    <w:p>
-      <w:r>
+      <w:pPr>
+        <w:rPr>
+          <w:rFonts w:ascii="Times New Roman" w:hAnsi="Times New Roman" w:cs="Times New Roman"/>
+        </w:rPr>
+      </w:pPr>
+      <w:r>
+        <w:rPr>
+          <w:rFonts w:ascii="Times New Roman" w:hAnsi="Times New Roman" w:cs="Times New Roman"/>
+          <w:b/>
+        </w:rPr>
+        <w:t>2. Nem lehetett megkülönböztetni jóváhagyott és nem jóváhagyot</w:t>
+      </w:r>
+      <w:r>
+        <w:rPr>
+          <w:rFonts w:ascii="Times New Roman" w:hAnsi="Times New Roman" w:cs="Times New Roman"/>
+          <w:b/>
+        </w:rPr>
+        <w:t>t makettek funkcióit</w:t>
+      </w:r>
+    </w:p>
+    <w:p>
+      <w:pPr>
+        <w:rPr>
+          <w:rFonts w:ascii="Times New Roman" w:hAnsi="Times New Roman" w:cs="Times New Roman"/>
+        </w:rPr>
+      </w:pPr>
+      <w:r>
+        <w:rPr>
+          <w:rFonts w:ascii="Times New Roman" w:hAnsi="Times New Roman" w:cs="Times New Roman"/>
+        </w:rPr>
         <w:t>Probléma:</w:t>
+      </w:r>
+      <w:r>
+        <w:rPr>
+          <w:rFonts w:ascii="Times New Roman" w:hAnsi="Times New Roman" w:cs="Times New Roman"/>
+        </w:rPr>
         <w:br/>
         <w:t>A modal ablak minden makettnél ugyanazokat a funkciókat engedte: hozzászólás és építési napló létrehozás.</w:t>
       </w:r>
     </w:p>
     <w:p>
-      <w:r>
+      <w:pPr>
+        <w:rPr>
+          <w:rFonts w:ascii="Times New Roman" w:hAnsi="Times New Roman" w:cs="Times New Roman"/>
+        </w:rPr>
+      </w:pPr>
+      <w:r>
+        <w:rPr>
+          <w:rFonts w:ascii="Times New Roman" w:hAnsi="Times New Roman" w:cs="Times New Roman"/>
+        </w:rPr>
         <w:t>Ok:</w:t>
+      </w:r>
+      <w:r>
+        <w:rPr>
+          <w:rFonts w:ascii="Times New Roman" w:hAnsi="Times New Roman" w:cs="Times New Roman"/>
+        </w:rPr>
         <w:br/>
         <w:t>A frontend nem ellenőrizte a makett állapotát.</w:t>
       </w:r>
     </w:p>
     <w:p>
-      <w:r>
+      <w:pPr>
+        <w:rPr>
+          <w:rFonts w:ascii="Times New Roman" w:hAnsi="Times New Roman" w:cs="Times New Roman"/>
+        </w:rPr>
+      </w:pPr>
+      <w:r>
+        <w:rPr>
+          <w:rFonts w:ascii="Times New Roman" w:hAnsi="Times New Roman" w:cs="Times New Roman"/>
+        </w:rPr>
         <w:t>Megoldás:</w:t>
+      </w:r>
+      <w:r>
+        <w:rPr>
+          <w:rFonts w:ascii="Times New Roman" w:hAnsi="Times New Roman" w:cs="Times New Roman"/>
+        </w:rPr>
         <w:br/>
-        <w:t>Csak jóváhagyott makettnél jelennek meg a hozzászólások és az új napló létrehozása.</w:t>
+        <w:t>Csak jóváhagyott makettnél jelennek meg a hozzászólások és</w:t>
+      </w:r>
+      <w:r>
+        <w:rPr>
+          <w:rFonts w:ascii="Times New Roman" w:hAnsi="Times New Roman" w:cs="Times New Roman"/>
+        </w:rPr>
+        <w:t xml:space="preserve"> az új napló létrehozása.</w:t>
+      </w:r>
+      <w:r>
+        <w:rPr>
+          <w:rFonts w:ascii="Times New Roman" w:hAnsi="Times New Roman" w:cs="Times New Roman"/>
+        </w:rPr>
         <w:br/>
         <w:t>Nem jóváhagyott makettnél figyelmeztetés jelenik meg.</w:t>
       </w:r>
     </w:p>
     <w:p>
-      <w:r>
-        <w:rPr>
+      <w:pPr>
+        <w:rPr>
+          <w:rFonts w:ascii="Times New Roman" w:hAnsi="Times New Roman" w:cs="Times New Roman"/>
+        </w:rPr>
+      </w:pPr>
+      <w:r>
+        <w:rPr>
+          <w:rFonts w:ascii="Times New Roman" w:hAnsi="Times New Roman" w:cs="Times New Roman"/>
           <w:b/>
         </w:rPr>
         <w:t>3. Hozzászólások nem jelentek meg a Saját makettek oldalon</w:t>
       </w:r>
     </w:p>
     <w:p>
-      <w:r>
+      <w:pPr>
+        <w:rPr>
+          <w:rFonts w:ascii="Times New Roman" w:hAnsi="Times New Roman" w:cs="Times New Roman"/>
+        </w:rPr>
+      </w:pPr>
+      <w:r>
+        <w:rPr>
+          <w:rFonts w:ascii="Times New Roman" w:hAnsi="Times New Roman" w:cs="Times New Roman"/>
+        </w:rPr>
         <w:t>Probléma:</w:t>
+      </w:r>
+      <w:r>
+        <w:rPr>
+          <w:rFonts w:ascii="Times New Roman" w:hAnsi="Times New Roman" w:cs="Times New Roman"/>
+        </w:rPr>
         <w:br/>
         <w:t>A modal megnyílt, de nem jelentek meg a meglévő hozzászólások.</w:t>
       </w:r>
     </w:p>
     <w:p>
-      <w:r>
+      <w:pPr>
+        <w:rPr>
+          <w:rFonts w:ascii="Times New Roman" w:hAnsi="Times New Roman" w:cs="Times New Roman"/>
+        </w:rPr>
+      </w:pPr>
+      <w:r>
+        <w:rPr>
+          <w:rFonts w:ascii="Times New Roman" w:hAnsi="Times New Roman" w:cs="Times New Roman"/>
+        </w:rPr>
         <w:t>Ok:</w:t>
+      </w:r>
+      <w:r>
+        <w:rPr>
+          <w:rFonts w:ascii="Times New Roman" w:hAnsi="Times New Roman" w:cs="Times New Roman"/>
+        </w:rPr>
         <w:br/>
-        <w:t>A modal csak a publikus oldalon töltötte be az adatokat.</w:t>
-      </w:r>
-    </w:p>
-    <w:p>
-      <w:r>
+        <w:t>A modal csak a publikus oldalon töltötte</w:t>
+      </w:r>
+      <w:r>
+        <w:rPr>
+          <w:rFonts w:ascii="Times New Roman" w:hAnsi="Times New Roman" w:cs="Times New Roman"/>
+        </w:rPr>
+        <w:t xml:space="preserve"> be az adatokat.</w:t>
+      </w:r>
+    </w:p>
+    <w:p>
+      <w:pPr>
+        <w:rPr>
+          <w:rFonts w:ascii="Times New Roman" w:hAnsi="Times New Roman" w:cs="Times New Roman"/>
+        </w:rPr>
+      </w:pPr>
+      <w:r>
+        <w:rPr>
+          <w:rFonts w:ascii="Times New Roman" w:hAnsi="Times New Roman" w:cs="Times New Roman"/>
+        </w:rPr>
         <w:t>Megoldás:</w:t>
+      </w:r>
+      <w:r>
+        <w:rPr>
+          <w:rFonts w:ascii="Times New Roman" w:hAnsi="Times New Roman" w:cs="Times New Roman"/>
+        </w:rPr>
         <w:br/>
         <w:t>A komponens újrafelhasználható lett, és jóváhagyott állapot esetén mindenhol betölti a véleményeket.</w:t>
       </w:r>
     </w:p>
     <w:p>
-      <w:r>
-        <w:rPr>
+      <w:pPr>
+        <w:rPr>
+          <w:rFonts w:ascii="Times New Roman" w:hAnsi="Times New Roman" w:cs="Times New Roman"/>
+        </w:rPr>
+      </w:pPr>
+      <w:r>
+        <w:rPr>
+          <w:rFonts w:ascii="Times New Roman" w:hAnsi="Times New Roman" w:cs="Times New Roman"/>
           <w:b/>
         </w:rPr>
         <w:t>4. Nem jóváhagyott maketthez is lehetett építési naplót létrehozni</w:t>
       </w:r>
     </w:p>
     <w:p>
-      <w:r>
+      <w:pPr>
+        <w:rPr>
+          <w:rFonts w:ascii="Times New Roman" w:hAnsi="Times New Roman" w:cs="Times New Roman"/>
+        </w:rPr>
+      </w:pPr>
+      <w:r>
+        <w:rPr>
+          <w:rFonts w:ascii="Times New Roman" w:hAnsi="Times New Roman" w:cs="Times New Roman"/>
+        </w:rPr>
         <w:t>Probléma:</w:t>
+      </w:r>
+      <w:r>
+        <w:rPr>
+          <w:rFonts w:ascii="Times New Roman" w:hAnsi="Times New Roman" w:cs="Times New Roman"/>
+        </w:rPr>
         <w:br/>
-        <w:t>Moderálás alatt álló maketthez is lehetett naplót készíteni.</w:t>
-      </w:r>
-    </w:p>
-    <w:p>
-      <w:r>
+        <w:t xml:space="preserve">Moderálás alatt álló maketthez is lehetett </w:t>
+      </w:r>
+      <w:r>
+        <w:rPr>
+          <w:rFonts w:ascii="Times New Roman" w:hAnsi="Times New Roman" w:cs="Times New Roman"/>
+        </w:rPr>
+        <w:t>naplót készíteni.</w:t>
+      </w:r>
+    </w:p>
+    <w:p>
+      <w:pPr>
+        <w:rPr>
+          <w:rFonts w:ascii="Times New Roman" w:hAnsi="Times New Roman" w:cs="Times New Roman"/>
+        </w:rPr>
+      </w:pPr>
+      <w:r>
+        <w:rPr>
+          <w:rFonts w:ascii="Times New Roman" w:hAnsi="Times New Roman" w:cs="Times New Roman"/>
+        </w:rPr>
         <w:t>Megoldás:</w:t>
+      </w:r>
+      <w:r>
+        <w:rPr>
+          <w:rFonts w:ascii="Times New Roman" w:hAnsi="Times New Roman" w:cs="Times New Roman"/>
+        </w:rPr>
         <w:br/>
         <w:t>Frontend elrejti a gombot, backend tiltja a létrehozást.</w:t>
       </w:r>
     </w:p>
     <w:p>
-      <w:r>
-        <w:rPr>
+      <w:pPr>
+        <w:rPr>
+          <w:rFonts w:ascii="Times New Roman" w:hAnsi="Times New Roman" w:cs="Times New Roman"/>
+        </w:rPr>
+      </w:pPr>
+      <w:r>
+        <w:rPr>
+          <w:rFonts w:ascii="Times New Roman" w:hAnsi="Times New Roman" w:cs="Times New Roman"/>
           <w:b/>
         </w:rPr>
         <w:t>5. Makett kártyák szétnyúltak kevés elemnél</w:t>
       </w:r>
     </w:p>
     <w:p>
-      <w:r>
+      <w:pPr>
+        <w:rPr>
+          <w:rFonts w:ascii="Times New Roman" w:hAnsi="Times New Roman" w:cs="Times New Roman"/>
+        </w:rPr>
+      </w:pPr>
+      <w:r>
+        <w:rPr>
+          <w:rFonts w:ascii="Times New Roman" w:hAnsi="Times New Roman" w:cs="Times New Roman"/>
+        </w:rPr>
         <w:t>Probléma:</w:t>
+      </w:r>
+      <w:r>
+        <w:rPr>
+          <w:rFonts w:ascii="Times New Roman" w:hAnsi="Times New Roman" w:cs="Times New Roman"/>
+        </w:rPr>
         <w:br/>
         <w:t>Kevés makettnél a kártya kitöltötte a teljes sort.</w:t>
       </w:r>
     </w:p>
     <w:p>
-      <w:r>
+      <w:pPr>
+        <w:rPr>
+          <w:rFonts w:ascii="Times New Roman" w:hAnsi="Times New Roman" w:cs="Times New Roman"/>
+        </w:rPr>
+      </w:pPr>
+      <w:r>
+        <w:rPr>
+          <w:rFonts w:ascii="Times New Roman" w:hAnsi="Times New Roman" w:cs="Times New Roman"/>
+        </w:rPr>
         <w:t>Ok:</w:t>
+      </w:r>
+      <w:r>
+        <w:rPr>
+          <w:rFonts w:ascii="Times New Roman" w:hAnsi="Times New Roman" w:cs="Times New Roman"/>
+        </w:rPr>
         <w:br/>
         <w:t>Rugalmas grid oszlop beállítás.</w:t>
       </w:r>
     </w:p>
     <w:p>
-      <w:r>
+      <w:pPr>
+        <w:rPr>
+          <w:rFonts w:ascii="Times New Roman" w:hAnsi="Times New Roman" w:cs="Times New Roman"/>
+        </w:rPr>
+      </w:pPr>
+      <w:r>
+        <w:rPr>
+          <w:rFonts w:ascii="Times New Roman" w:hAnsi="Times New Roman" w:cs="Times New Roman"/>
+        </w:rPr>
         <w:t>Megoldás:</w:t>
+      </w:r>
+      <w:r>
+        <w:rPr>
+          <w:rFonts w:ascii="Times New Roman" w:hAnsi="Times New Roman" w:cs="Times New Roman"/>
+        </w:rPr>
         <w:br/>
-        <w:t>Fix szélességű card-grid került bevezetésre az egységes kinézethez.</w:t>
-      </w:r>
-    </w:p>
-    <w:p>
-      <w:r>
-        <w:rPr>
+        <w:t xml:space="preserve">Fix </w:t>
+      </w:r>
+      <w:r>
+        <w:rPr>
+          <w:rFonts w:ascii="Times New Roman" w:hAnsi="Times New Roman" w:cs="Times New Roman"/>
+        </w:rPr>
+        <w:t>szélességű card-grid került bevezetésre az egységes kinézethez.</w:t>
+      </w:r>
+    </w:p>
+    <w:p>
+      <w:pPr>
+        <w:rPr>
+          <w:rFonts w:ascii="Times New Roman" w:hAnsi="Times New Roman" w:cs="Times New Roman"/>
+        </w:rPr>
+      </w:pPr>
+      <w:r>
+        <w:rPr>
+          <w:rFonts w:ascii="Times New Roman" w:hAnsi="Times New Roman" w:cs="Times New Roman"/>
           <w:b/>
         </w:rPr>
         <w:t>6. Csillag értékelés nem jelent meg a Saját makettek oldalon</w:t>
       </w:r>
     </w:p>
     <w:p>
-      <w:r>
+      <w:pPr>
+        <w:rPr>
+          <w:rFonts w:ascii="Times New Roman" w:hAnsi="Times New Roman" w:cs="Times New Roman"/>
+        </w:rPr>
+      </w:pPr>
+      <w:r>
+        <w:rPr>
+          <w:rFonts w:ascii="Times New Roman" w:hAnsi="Times New Roman" w:cs="Times New Roman"/>
+        </w:rPr>
         <w:t>Probléma:</w:t>
+      </w:r>
+      <w:r>
+        <w:rPr>
+          <w:rFonts w:ascii="Times New Roman" w:hAnsi="Times New Roman" w:cs="Times New Roman"/>
+        </w:rPr>
         <w:br/>
         <w:t>A felhasználó nem látta a saját makettjeinek átlag értékelését.</w:t>
       </w:r>
     </w:p>
     <w:p>
-      <w:r>
+      <w:pPr>
+        <w:rPr>
+          <w:rFonts w:ascii="Times New Roman" w:hAnsi="Times New Roman" w:cs="Times New Roman"/>
+        </w:rPr>
+      </w:pPr>
+      <w:r>
+        <w:rPr>
+          <w:rFonts w:ascii="Times New Roman" w:hAnsi="Times New Roman" w:cs="Times New Roman"/>
+        </w:rPr>
         <w:t>Megoldás:</w:t>
+      </w:r>
+      <w:r>
+        <w:rPr>
+          <w:rFonts w:ascii="Times New Roman" w:hAnsi="Times New Roman" w:cs="Times New Roman"/>
+        </w:rPr>
         <w:br/>
-        <w:t>A kártyák megkapták az értékelés komponenst, így minden listában egységes lett a megjelenítés.</w:t>
+        <w:t>A kártyák megkapták az értékelés komponenst, íg</w:t>
+      </w:r>
+      <w:r>
+        <w:rPr>
+          <w:rFonts w:ascii="Times New Roman" w:hAnsi="Times New Roman" w:cs="Times New Roman"/>
+        </w:rPr>
+        <w:t>y minden listában egységes lett a megjelenítés.</w:t>
       </w:r>
     </w:p>
     <w:sectPr>

--- a/Tesztelesieshibajavitasidokumentacio.docx
+++ b/Tesztelesieshibajavitasidokumentacio.docx
@@ -70,67 +70,27 @@
           <w:szCs w:val="24"/>
           <w:lang w:eastAsia="hu-HU"/>
         </w:rPr>
-        <w:t xml:space="preserve">A dokumentáció célja a </w:t>
-      </w:r>
-      <w:proofErr w:type="spellStart"/>
-      <w:r>
-        <w:rPr>
-          <w:rFonts w:ascii="Times New Roman" w:eastAsia="Times New Roman" w:hAnsi="Times New Roman" w:cs="Times New Roman"/>
-          <w:sz w:val="24"/>
-          <w:szCs w:val="24"/>
-          <w:lang w:eastAsia="hu-HU"/>
-        </w:rPr>
-        <w:t>MakettMester</w:t>
-      </w:r>
-      <w:proofErr w:type="spellEnd"/>
-      <w:r>
-        <w:rPr>
-          <w:rFonts w:ascii="Times New Roman" w:eastAsia="Times New Roman" w:hAnsi="Times New Roman" w:cs="Times New Roman"/>
-          <w:sz w:val="24"/>
-          <w:szCs w:val="24"/>
-          <w:lang w:eastAsia="hu-HU"/>
-        </w:rPr>
-        <w:t xml:space="preserve"> webalkalmazás működésének részletes ellenőrzése és a fejlesztés során felmerült hibák bemutatása. A tesztelés során a weboldal frontend és backend funkcióinak stabilitását, használhatóságát és hibakezelését vizsgáltuk.</w:t>
-      </w:r>
-    </w:p>
-    <w:p>
-      <w:pPr>
-        <w:spacing w:before="100" w:beforeAutospacing="1" w:after="100" w:afterAutospacing="1" w:line="240" w:lineRule="auto"/>
-        <w:rPr>
-          <w:rFonts w:ascii="Times New Roman" w:eastAsia="Times New Roman" w:hAnsi="Times New Roman" w:cs="Times New Roman"/>
-          <w:sz w:val="24"/>
-          <w:szCs w:val="24"/>
-          <w:lang w:eastAsia="hu-HU"/>
-        </w:rPr>
-      </w:pPr>
-      <w:r>
-        <w:rPr>
-          <w:rFonts w:ascii="Times New Roman" w:eastAsia="Times New Roman" w:hAnsi="Times New Roman" w:cs="Times New Roman"/>
-          <w:sz w:val="24"/>
-          <w:szCs w:val="24"/>
-          <w:lang w:eastAsia="hu-HU"/>
-        </w:rPr>
-        <w:t xml:space="preserve">A vizsgálat célja annak megállapítása volt, hogy az alkalmazás megfelel-e a felhasználói és funkcionális követelményeknek, </w:t>
-      </w:r>
-      <w:proofErr w:type="gramStart"/>
-      <w:r>
-        <w:rPr>
-          <w:rFonts w:ascii="Times New Roman" w:eastAsia="Times New Roman" w:hAnsi="Times New Roman" w:cs="Times New Roman"/>
-          <w:sz w:val="24"/>
-          <w:szCs w:val="24"/>
-          <w:lang w:eastAsia="hu-HU"/>
-        </w:rPr>
-        <w:t>valamint</w:t>
-      </w:r>
-      <w:proofErr w:type="gramEnd"/>
-      <w:r>
-        <w:rPr>
-          <w:rFonts w:ascii="Times New Roman" w:eastAsia="Times New Roman" w:hAnsi="Times New Roman" w:cs="Times New Roman"/>
-          <w:sz w:val="24"/>
-          <w:szCs w:val="24"/>
-          <w:lang w:eastAsia="hu-HU"/>
-        </w:rPr>
-        <w:t xml:space="preserve"> hogy a fejlesztés során talált hibák megfelelően javításra kerültek-e.</w:t>
+        <w:t>A dokumentáció célja a MakettMester webalkalmazás működésének részletes ellenőrzése és a fejlesztés során felmerült hibák bemutatása. A tesztelés során a weboldal frontend és backend funkcióinak stabilitását, használhatóságát és hibakezelését vizsgáltuk.</w:t>
+      </w:r>
+    </w:p>
+    <w:p>
+      <w:pPr>
+        <w:spacing w:before="100" w:beforeAutospacing="1" w:after="100" w:afterAutospacing="1" w:line="240" w:lineRule="auto"/>
+        <w:rPr>
+          <w:rFonts w:ascii="Times New Roman" w:eastAsia="Times New Roman" w:hAnsi="Times New Roman" w:cs="Times New Roman"/>
+          <w:sz w:val="24"/>
+          <w:szCs w:val="24"/>
+          <w:lang w:eastAsia="hu-HU"/>
+        </w:rPr>
+      </w:pPr>
+      <w:r>
+        <w:rPr>
+          <w:rFonts w:ascii="Times New Roman" w:eastAsia="Times New Roman" w:hAnsi="Times New Roman" w:cs="Times New Roman"/>
+          <w:sz w:val="24"/>
+          <w:szCs w:val="24"/>
+          <w:lang w:eastAsia="hu-HU"/>
+        </w:rPr>
+        <w:t>A vizsgálat célja annak megállapítása volt, hogy az alkalmazás megfelel-e a felhasználói és funkcionális követelményeknek, valamint hogy a fejlesztés során talált hibák megfelelően javításra kerültek-e.</w:t>
       </w:r>
     </w:p>
     <w:p>
@@ -223,6 +183,15 @@
         </w:rPr>
         <w:t>Operációs rendszer: Windows 10 (64 bit)</w:t>
       </w:r>
+      <w:r>
+        <w:rPr>
+          <w:rFonts w:ascii="Times New Roman" w:eastAsia="Times New Roman" w:hAnsi="Times New Roman" w:cs="Times New Roman"/>
+          <w:sz w:val="24"/>
+          <w:szCs w:val="24"/>
+          <w:lang w:eastAsia="hu-HU"/>
+        </w:rPr>
+        <w:t>, Windows 11</w:t>
+      </w:r>
     </w:p>
     <w:p>
       <w:pPr>
@@ -254,27 +223,7 @@
           <w:szCs w:val="24"/>
           <w:lang w:eastAsia="hu-HU"/>
         </w:rPr>
-        <w:t xml:space="preserve">, </w:t>
-      </w:r>
-      <w:proofErr w:type="spellStart"/>
-      <w:r>
-        <w:rPr>
-          <w:rFonts w:ascii="Times New Roman" w:eastAsia="Times New Roman" w:hAnsi="Times New Roman" w:cs="Times New Roman"/>
-          <w:sz w:val="24"/>
-          <w:szCs w:val="24"/>
-          <w:lang w:eastAsia="hu-HU"/>
-        </w:rPr>
-        <w:t>Brave</w:t>
-      </w:r>
-      <w:proofErr w:type="spellEnd"/>
-      <w:r>
-        <w:rPr>
-          <w:rFonts w:ascii="Times New Roman" w:eastAsia="Times New Roman" w:hAnsi="Times New Roman" w:cs="Times New Roman"/>
-          <w:sz w:val="24"/>
-          <w:szCs w:val="24"/>
-          <w:lang w:eastAsia="hu-HU"/>
-        </w:rPr>
-        <w:t>, Microsoft Edge, Firefox</w:t>
+        <w:t>, Brave, Microsoft Edge, Firefox</w:t>
       </w:r>
     </w:p>
     <w:p>
@@ -298,47 +247,16 @@
           <w:szCs w:val="24"/>
           <w:lang w:eastAsia="hu-HU"/>
         </w:rPr>
-        <w:t>Backend: XAMPP (</w:t>
-      </w:r>
-      <w:proofErr w:type="spellStart"/>
-      <w:r>
-        <w:rPr>
-          <w:rFonts w:ascii="Times New Roman" w:eastAsia="Times New Roman" w:hAnsi="Times New Roman" w:cs="Times New Roman"/>
-          <w:sz w:val="24"/>
-          <w:szCs w:val="24"/>
-          <w:lang w:eastAsia="hu-HU"/>
-        </w:rPr>
-        <w:t>Apache</w:t>
-      </w:r>
-      <w:proofErr w:type="spellEnd"/>
-      <w:r>
-        <w:rPr>
-          <w:rFonts w:ascii="Times New Roman" w:eastAsia="Times New Roman" w:hAnsi="Times New Roman" w:cs="Times New Roman"/>
-          <w:sz w:val="24"/>
-          <w:szCs w:val="24"/>
-          <w:lang w:eastAsia="hu-HU"/>
-        </w:rPr>
-        <w:t xml:space="preserve">, </w:t>
-      </w:r>
-      <w:proofErr w:type="spellStart"/>
-      <w:r>
-        <w:rPr>
-          <w:rFonts w:ascii="Times New Roman" w:eastAsia="Times New Roman" w:hAnsi="Times New Roman" w:cs="Times New Roman"/>
-          <w:sz w:val="24"/>
-          <w:szCs w:val="24"/>
-          <w:lang w:eastAsia="hu-HU"/>
-        </w:rPr>
-        <w:t>MySQL</w:t>
-      </w:r>
-      <w:proofErr w:type="spellEnd"/>
-      <w:r>
-        <w:rPr>
-          <w:rFonts w:ascii="Times New Roman" w:eastAsia="Times New Roman" w:hAnsi="Times New Roman" w:cs="Times New Roman"/>
-          <w:sz w:val="24"/>
-          <w:szCs w:val="24"/>
-          <w:lang w:eastAsia="hu-HU"/>
-        </w:rPr>
-        <w:t>)</w:t>
+        <w:t>Backend: XAMPP (Apache, MySQL)</w:t>
+      </w:r>
+      <w:r>
+        <w:rPr>
+          <w:rFonts w:ascii="Times New Roman" w:eastAsia="Times New Roman" w:hAnsi="Times New Roman" w:cs="Times New Roman"/>
+          <w:sz w:val="24"/>
+          <w:szCs w:val="24"/>
+          <w:lang w:eastAsia="hu-HU"/>
+        </w:rPr>
+        <w:t>, Node.js</w:t>
       </w:r>
     </w:p>
     <w:p>
@@ -362,19 +280,8 @@
           <w:szCs w:val="24"/>
           <w:lang w:eastAsia="hu-HU"/>
         </w:rPr>
-        <w:t xml:space="preserve">Frontend: </w:t>
-      </w:r>
-      <w:proofErr w:type="spellStart"/>
-      <w:r>
-        <w:rPr>
-          <w:rFonts w:ascii="Times New Roman" w:eastAsia="Times New Roman" w:hAnsi="Times New Roman" w:cs="Times New Roman"/>
-          <w:sz w:val="24"/>
-          <w:szCs w:val="24"/>
-          <w:lang w:eastAsia="hu-HU"/>
-        </w:rPr>
-        <w:t>React</w:t>
-      </w:r>
-      <w:proofErr w:type="spellEnd"/>
+        <w:t>Frontend: React</w:t>
+      </w:r>
     </w:p>
     <w:p>
       <w:pPr>
@@ -754,27 +661,7 @@
           <w:szCs w:val="24"/>
           <w:lang w:eastAsia="hu-HU"/>
         </w:rPr>
-        <w:t xml:space="preserve">Az elrendezés, megjelenés és </w:t>
-      </w:r>
-      <w:proofErr w:type="spellStart"/>
-      <w:r>
-        <w:rPr>
-          <w:rFonts w:ascii="Times New Roman" w:eastAsia="Times New Roman" w:hAnsi="Times New Roman" w:cs="Times New Roman"/>
-          <w:sz w:val="24"/>
-          <w:szCs w:val="24"/>
-          <w:lang w:eastAsia="hu-HU"/>
-        </w:rPr>
-        <w:t>reszponzivitás</w:t>
-      </w:r>
-      <w:proofErr w:type="spellEnd"/>
-      <w:r>
-        <w:rPr>
-          <w:rFonts w:ascii="Times New Roman" w:eastAsia="Times New Roman" w:hAnsi="Times New Roman" w:cs="Times New Roman"/>
-          <w:sz w:val="24"/>
-          <w:szCs w:val="24"/>
-          <w:lang w:eastAsia="hu-HU"/>
-        </w:rPr>
-        <w:t xml:space="preserve"> ellenőrzése.</w:t>
+        <w:t>Az elrendezés, megjelenés és reszponzivitás ellenőrzése.</w:t>
       </w:r>
     </w:p>
     <w:p>
@@ -1107,45 +994,14 @@
           <w:lang w:eastAsia="hu-HU"/>
         </w:rPr>
       </w:pPr>
-      <w:proofErr w:type="spellStart"/>
-      <w:r>
-        <w:rPr>
-          <w:rFonts w:ascii="Times New Roman" w:eastAsia="Times New Roman" w:hAnsi="Times New Roman" w:cs="Times New Roman"/>
-          <w:sz w:val="24"/>
-          <w:szCs w:val="24"/>
-          <w:lang w:eastAsia="hu-HU"/>
-        </w:rPr>
-        <w:t>Footer</w:t>
-      </w:r>
-      <w:proofErr w:type="spellEnd"/>
-      <w:r>
-        <w:rPr>
-          <w:rFonts w:ascii="Times New Roman" w:eastAsia="Times New Roman" w:hAnsi="Times New Roman" w:cs="Times New Roman"/>
-          <w:sz w:val="24"/>
-          <w:szCs w:val="24"/>
-          <w:lang w:eastAsia="hu-HU"/>
-        </w:rPr>
-        <w:t xml:space="preserve"> és AI chat </w:t>
-      </w:r>
-      <w:proofErr w:type="spellStart"/>
-      <w:r>
-        <w:rPr>
-          <w:rFonts w:ascii="Times New Roman" w:eastAsia="Times New Roman" w:hAnsi="Times New Roman" w:cs="Times New Roman"/>
-          <w:sz w:val="24"/>
-          <w:szCs w:val="24"/>
-          <w:lang w:eastAsia="hu-HU"/>
-        </w:rPr>
-        <w:t>widget</w:t>
-      </w:r>
-      <w:proofErr w:type="spellEnd"/>
-      <w:r>
-        <w:rPr>
-          <w:rFonts w:ascii="Times New Roman" w:eastAsia="Times New Roman" w:hAnsi="Times New Roman" w:cs="Times New Roman"/>
-          <w:sz w:val="24"/>
-          <w:szCs w:val="24"/>
-          <w:lang w:eastAsia="hu-HU"/>
-        </w:rPr>
-        <w:t xml:space="preserve"> működése</w:t>
+      <w:r>
+        <w:rPr>
+          <w:rFonts w:ascii="Times New Roman" w:eastAsia="Times New Roman" w:hAnsi="Times New Roman" w:cs="Times New Roman"/>
+          <w:sz w:val="24"/>
+          <w:szCs w:val="24"/>
+          <w:lang w:eastAsia="hu-HU"/>
+        </w:rPr>
+        <w:t>Footer és AI chat widget működése</w:t>
       </w:r>
     </w:p>
     <w:p>
@@ -1222,21 +1078,8 @@
           <w:szCs w:val="27"/>
           <w:lang w:eastAsia="hu-HU"/>
         </w:rPr>
-        <w:t xml:space="preserve">T2 – Navigáció és </w:t>
-      </w:r>
-      <w:proofErr w:type="spellStart"/>
-      <w:r>
-        <w:rPr>
-          <w:rFonts w:ascii="Times New Roman" w:eastAsia="Times New Roman" w:hAnsi="Times New Roman" w:cs="Times New Roman"/>
-          <w:b/>
-          <w:bCs/>
-          <w:sz w:val="27"/>
-          <w:szCs w:val="27"/>
-          <w:lang w:eastAsia="hu-HU"/>
-        </w:rPr>
-        <w:t>routing</w:t>
-      </w:r>
-      <w:proofErr w:type="spellEnd"/>
+        <w:t>T2 – Navigáció és routing</w:t>
+      </w:r>
     </w:p>
     <w:p>
       <w:pPr>
@@ -1392,25 +1235,14 @@
           <w:lang w:eastAsia="hu-HU"/>
         </w:rPr>
       </w:pPr>
-      <w:proofErr w:type="spellStart"/>
-      <w:r>
-        <w:rPr>
-          <w:rFonts w:ascii="Times New Roman" w:eastAsia="Times New Roman" w:hAnsi="Times New Roman" w:cs="Times New Roman"/>
-          <w:sz w:val="24"/>
-          <w:szCs w:val="24"/>
-          <w:lang w:eastAsia="hu-HU"/>
-        </w:rPr>
-        <w:t>Admin</w:t>
-      </w:r>
-      <w:proofErr w:type="spellEnd"/>
-      <w:r>
-        <w:rPr>
-          <w:rFonts w:ascii="Times New Roman" w:eastAsia="Times New Roman" w:hAnsi="Times New Roman" w:cs="Times New Roman"/>
-          <w:sz w:val="24"/>
-          <w:szCs w:val="24"/>
-          <w:lang w:eastAsia="hu-HU"/>
-        </w:rPr>
-        <w:t xml:space="preserve"> oldalak</w:t>
+      <w:r>
+        <w:rPr>
+          <w:rFonts w:ascii="Times New Roman" w:eastAsia="Times New Roman" w:hAnsi="Times New Roman" w:cs="Times New Roman"/>
+          <w:sz w:val="24"/>
+          <w:szCs w:val="24"/>
+          <w:lang w:eastAsia="hu-HU"/>
+        </w:rPr>
+        <w:t>Admin oldalak</w:t>
       </w:r>
     </w:p>
     <w:p>
@@ -1472,25 +1304,14 @@
           <w:lang w:eastAsia="hu-HU"/>
         </w:rPr>
       </w:pPr>
-      <w:proofErr w:type="spellStart"/>
-      <w:r>
-        <w:rPr>
-          <w:rFonts w:ascii="Times New Roman" w:eastAsia="Times New Roman" w:hAnsi="Times New Roman" w:cs="Times New Roman"/>
-          <w:sz w:val="24"/>
-          <w:szCs w:val="24"/>
-          <w:lang w:eastAsia="hu-HU"/>
-        </w:rPr>
-        <w:t>React</w:t>
-      </w:r>
-      <w:proofErr w:type="spellEnd"/>
-      <w:r>
-        <w:rPr>
-          <w:rFonts w:ascii="Times New Roman" w:eastAsia="Times New Roman" w:hAnsi="Times New Roman" w:cs="Times New Roman"/>
-          <w:sz w:val="24"/>
-          <w:szCs w:val="24"/>
-          <w:lang w:eastAsia="hu-HU"/>
-        </w:rPr>
-        <w:t xml:space="preserve"> Router működés</w:t>
+      <w:r>
+        <w:rPr>
+          <w:rFonts w:ascii="Times New Roman" w:eastAsia="Times New Roman" w:hAnsi="Times New Roman" w:cs="Times New Roman"/>
+          <w:sz w:val="24"/>
+          <w:szCs w:val="24"/>
+          <w:lang w:eastAsia="hu-HU"/>
+        </w:rPr>
+        <w:t>React Router működés</w:t>
       </w:r>
     </w:p>
     <w:p>
@@ -1544,27 +1365,7 @@
           <w:lang w:eastAsia="hu-HU"/>
         </w:rPr>
         <w:br/>
-        <w:t xml:space="preserve">A </w:t>
-      </w:r>
-      <w:proofErr w:type="spellStart"/>
-      <w:r>
-        <w:rPr>
-          <w:rFonts w:ascii="Times New Roman" w:eastAsia="Times New Roman" w:hAnsi="Times New Roman" w:cs="Times New Roman"/>
-          <w:sz w:val="24"/>
-          <w:szCs w:val="24"/>
-          <w:lang w:eastAsia="hu-HU"/>
-        </w:rPr>
-        <w:t>routing</w:t>
-      </w:r>
-      <w:proofErr w:type="spellEnd"/>
-      <w:r>
-        <w:rPr>
-          <w:rFonts w:ascii="Times New Roman" w:eastAsia="Times New Roman" w:hAnsi="Times New Roman" w:cs="Times New Roman"/>
-          <w:sz w:val="24"/>
-          <w:szCs w:val="24"/>
-          <w:lang w:eastAsia="hu-HU"/>
-        </w:rPr>
-        <w:t xml:space="preserve"> megfelelően működött, a védett oldalak csak bejelentkezés után érhetők el.</w:t>
+        <w:t>A routing megfelelően működött, a védett oldalak csak bejelentkezés után érhetők el.</w:t>
       </w:r>
     </w:p>
     <w:p>
@@ -1703,27 +1504,7 @@
           <w:szCs w:val="24"/>
           <w:lang w:eastAsia="hu-HU"/>
         </w:rPr>
-        <w:t xml:space="preserve">Jelszó </w:t>
-      </w:r>
-      <w:proofErr w:type="spellStart"/>
-      <w:r>
-        <w:rPr>
-          <w:rFonts w:ascii="Times New Roman" w:eastAsia="Times New Roman" w:hAnsi="Times New Roman" w:cs="Times New Roman"/>
-          <w:sz w:val="24"/>
-          <w:szCs w:val="24"/>
-          <w:lang w:eastAsia="hu-HU"/>
-        </w:rPr>
-        <w:t>hash</w:t>
-      </w:r>
-      <w:proofErr w:type="spellEnd"/>
-      <w:r>
-        <w:rPr>
-          <w:rFonts w:ascii="Times New Roman" w:eastAsia="Times New Roman" w:hAnsi="Times New Roman" w:cs="Times New Roman"/>
-          <w:sz w:val="24"/>
-          <w:szCs w:val="24"/>
-          <w:lang w:eastAsia="hu-HU"/>
-        </w:rPr>
-        <w:t xml:space="preserve"> működés</w:t>
+        <w:t>Jelszó hash működés</w:t>
       </w:r>
     </w:p>
     <w:p>
@@ -1747,27 +1528,7 @@
           <w:szCs w:val="24"/>
           <w:lang w:eastAsia="hu-HU"/>
         </w:rPr>
-        <w:t xml:space="preserve">JWT </w:t>
-      </w:r>
-      <w:proofErr w:type="spellStart"/>
-      <w:r>
-        <w:rPr>
-          <w:rFonts w:ascii="Times New Roman" w:eastAsia="Times New Roman" w:hAnsi="Times New Roman" w:cs="Times New Roman"/>
-          <w:sz w:val="24"/>
-          <w:szCs w:val="24"/>
-          <w:lang w:eastAsia="hu-HU"/>
-        </w:rPr>
-        <w:t>token</w:t>
-      </w:r>
-      <w:proofErr w:type="spellEnd"/>
-      <w:r>
-        <w:rPr>
-          <w:rFonts w:ascii="Times New Roman" w:eastAsia="Times New Roman" w:hAnsi="Times New Roman" w:cs="Times New Roman"/>
-          <w:sz w:val="24"/>
-          <w:szCs w:val="24"/>
-          <w:lang w:eastAsia="hu-HU"/>
-        </w:rPr>
-        <w:t xml:space="preserve"> létrehozás</w:t>
+        <w:t>JWT token létrehozás</w:t>
       </w:r>
     </w:p>
     <w:p>
@@ -1953,25 +1714,14 @@
           <w:lang w:eastAsia="hu-HU"/>
         </w:rPr>
       </w:pPr>
-      <w:proofErr w:type="spellStart"/>
-      <w:r>
-        <w:rPr>
-          <w:rFonts w:ascii="Times New Roman" w:eastAsia="Times New Roman" w:hAnsi="Times New Roman" w:cs="Times New Roman"/>
-          <w:sz w:val="24"/>
-          <w:szCs w:val="24"/>
-          <w:lang w:eastAsia="hu-HU"/>
-        </w:rPr>
-        <w:t>Modal</w:t>
-      </w:r>
-      <w:proofErr w:type="spellEnd"/>
-      <w:r>
-        <w:rPr>
-          <w:rFonts w:ascii="Times New Roman" w:eastAsia="Times New Roman" w:hAnsi="Times New Roman" w:cs="Times New Roman"/>
-          <w:sz w:val="24"/>
-          <w:szCs w:val="24"/>
-          <w:lang w:eastAsia="hu-HU"/>
-        </w:rPr>
-        <w:t xml:space="preserve"> ablak működése</w:t>
+      <w:r>
+        <w:rPr>
+          <w:rFonts w:ascii="Times New Roman" w:eastAsia="Times New Roman" w:hAnsi="Times New Roman" w:cs="Times New Roman"/>
+          <w:sz w:val="24"/>
+          <w:szCs w:val="24"/>
+          <w:lang w:eastAsia="hu-HU"/>
+        </w:rPr>
+        <w:t>Modal ablak működése</w:t>
       </w:r>
     </w:p>
     <w:p>
@@ -2039,19 +1789,8 @@
           <w:szCs w:val="24"/>
           <w:lang w:eastAsia="hu-HU"/>
         </w:rPr>
-        <w:t>Betöltés backend API-</w:t>
-      </w:r>
-      <w:proofErr w:type="spellStart"/>
-      <w:r>
-        <w:rPr>
-          <w:rFonts w:ascii="Times New Roman" w:eastAsia="Times New Roman" w:hAnsi="Times New Roman" w:cs="Times New Roman"/>
-          <w:sz w:val="24"/>
-          <w:szCs w:val="24"/>
-          <w:lang w:eastAsia="hu-HU"/>
-        </w:rPr>
-        <w:t>ból</w:t>
-      </w:r>
-      <w:proofErr w:type="spellEnd"/>
+        <w:t>Betöltés backend API-ból</w:t>
+      </w:r>
     </w:p>
     <w:p>
       <w:pPr>
@@ -2091,25 +1830,14 @@
           <w:lang w:eastAsia="hu-HU"/>
         </w:rPr>
       </w:pPr>
-      <w:proofErr w:type="spellStart"/>
-      <w:r>
-        <w:rPr>
-          <w:rFonts w:ascii="Times New Roman" w:eastAsia="Times New Roman" w:hAnsi="Times New Roman" w:cs="Times New Roman"/>
-          <w:sz w:val="24"/>
-          <w:szCs w:val="24"/>
-          <w:lang w:eastAsia="hu-HU"/>
-        </w:rPr>
-        <w:t>Modal</w:t>
-      </w:r>
-      <w:proofErr w:type="spellEnd"/>
-      <w:r>
-        <w:rPr>
-          <w:rFonts w:ascii="Times New Roman" w:eastAsia="Times New Roman" w:hAnsi="Times New Roman" w:cs="Times New Roman"/>
-          <w:sz w:val="24"/>
-          <w:szCs w:val="24"/>
-          <w:lang w:eastAsia="hu-HU"/>
-        </w:rPr>
-        <w:t xml:space="preserve"> nyitás és zárás</w:t>
+      <w:r>
+        <w:rPr>
+          <w:rFonts w:ascii="Times New Roman" w:eastAsia="Times New Roman" w:hAnsi="Times New Roman" w:cs="Times New Roman"/>
+          <w:sz w:val="24"/>
+          <w:szCs w:val="24"/>
+          <w:lang w:eastAsia="hu-HU"/>
+        </w:rPr>
+        <w:t>Modal nyitás és zárás</w:t>
       </w:r>
     </w:p>
     <w:p>
@@ -2139,27 +1867,7 @@
           <w:lang w:eastAsia="hu-HU"/>
         </w:rPr>
         <w:br/>
-        <w:t xml:space="preserve">A makettek adatai megfelelően megjelentek, a </w:t>
-      </w:r>
-      <w:proofErr w:type="spellStart"/>
-      <w:r>
-        <w:rPr>
-          <w:rFonts w:ascii="Times New Roman" w:eastAsia="Times New Roman" w:hAnsi="Times New Roman" w:cs="Times New Roman"/>
-          <w:sz w:val="24"/>
-          <w:szCs w:val="24"/>
-          <w:lang w:eastAsia="hu-HU"/>
-        </w:rPr>
-        <w:t>modal</w:t>
-      </w:r>
-      <w:proofErr w:type="spellEnd"/>
-      <w:r>
-        <w:rPr>
-          <w:rFonts w:ascii="Times New Roman" w:eastAsia="Times New Roman" w:hAnsi="Times New Roman" w:cs="Times New Roman"/>
-          <w:sz w:val="24"/>
-          <w:szCs w:val="24"/>
-          <w:lang w:eastAsia="hu-HU"/>
-        </w:rPr>
-        <w:t xml:space="preserve"> stabilan működött.</w:t>
+        <w:t>A makettek adatai megfelelően megjelentek, a modal stabilan működött.</w:t>
       </w:r>
     </w:p>
     <w:p>
@@ -2332,25 +2040,14 @@
           <w:lang w:eastAsia="hu-HU"/>
         </w:rPr>
       </w:pPr>
-      <w:proofErr w:type="spellStart"/>
-      <w:r>
-        <w:rPr>
-          <w:rFonts w:ascii="Times New Roman" w:eastAsia="Times New Roman" w:hAnsi="Times New Roman" w:cs="Times New Roman"/>
-          <w:sz w:val="24"/>
-          <w:szCs w:val="24"/>
-          <w:lang w:eastAsia="hu-HU"/>
-        </w:rPr>
-        <w:t>Form</w:t>
-      </w:r>
-      <w:proofErr w:type="spellEnd"/>
-      <w:r>
-        <w:rPr>
-          <w:rFonts w:ascii="Times New Roman" w:eastAsia="Times New Roman" w:hAnsi="Times New Roman" w:cs="Times New Roman"/>
-          <w:sz w:val="24"/>
-          <w:szCs w:val="24"/>
-          <w:lang w:eastAsia="hu-HU"/>
-        </w:rPr>
-        <w:t xml:space="preserve"> validáció</w:t>
+      <w:r>
+        <w:rPr>
+          <w:rFonts w:ascii="Times New Roman" w:eastAsia="Times New Roman" w:hAnsi="Times New Roman" w:cs="Times New Roman"/>
+          <w:sz w:val="24"/>
+          <w:szCs w:val="24"/>
+          <w:lang w:eastAsia="hu-HU"/>
+        </w:rPr>
+        <w:t>Form validáció</w:t>
       </w:r>
     </w:p>
     <w:p>
@@ -3171,7 +2868,6 @@
           <w:lang w:eastAsia="hu-HU"/>
         </w:rPr>
       </w:pPr>
-      <w:proofErr w:type="spellStart"/>
       <w:r>
         <w:rPr>
           <w:rFonts w:ascii="Times New Roman" w:eastAsia="Times New Roman" w:hAnsi="Times New Roman" w:cs="Times New Roman"/>
@@ -3181,7 +2877,6 @@
         </w:rPr>
         <w:t>Routing</w:t>
       </w:r>
-      <w:proofErr w:type="spellEnd"/>
     </w:p>
     <w:p>
       <w:pPr>
@@ -3434,25 +3129,14 @@
           <w:lang w:eastAsia="hu-HU"/>
         </w:rPr>
       </w:pPr>
-      <w:proofErr w:type="spellStart"/>
-      <w:r>
-        <w:rPr>
-          <w:rFonts w:ascii="Times New Roman" w:eastAsia="Times New Roman" w:hAnsi="Times New Roman" w:cs="Times New Roman"/>
-          <w:sz w:val="24"/>
-          <w:szCs w:val="24"/>
-          <w:lang w:eastAsia="hu-HU"/>
-        </w:rPr>
-        <w:t>Modal</w:t>
-      </w:r>
-      <w:proofErr w:type="spellEnd"/>
-      <w:r>
-        <w:rPr>
-          <w:rFonts w:ascii="Times New Roman" w:eastAsia="Times New Roman" w:hAnsi="Times New Roman" w:cs="Times New Roman"/>
-          <w:sz w:val="24"/>
-          <w:szCs w:val="24"/>
-          <w:lang w:eastAsia="hu-HU"/>
-        </w:rPr>
-        <w:t xml:space="preserve"> működés</w:t>
+      <w:r>
+        <w:rPr>
+          <w:rFonts w:ascii="Times New Roman" w:eastAsia="Times New Roman" w:hAnsi="Times New Roman" w:cs="Times New Roman"/>
+          <w:sz w:val="24"/>
+          <w:szCs w:val="24"/>
+          <w:lang w:eastAsia="hu-HU"/>
+        </w:rPr>
+        <w:t>Modal működés</w:t>
       </w:r>
     </w:p>
     <w:p>
@@ -3529,62 +3213,27 @@
           <w:szCs w:val="27"/>
           <w:lang w:eastAsia="hu-HU"/>
         </w:rPr>
-        <w:t xml:space="preserve">T10 – Jogosultság és </w:t>
-      </w:r>
-      <w:proofErr w:type="spellStart"/>
-      <w:r>
-        <w:rPr>
-          <w:rFonts w:ascii="Times New Roman" w:eastAsia="Times New Roman" w:hAnsi="Times New Roman" w:cs="Times New Roman"/>
-          <w:b/>
-          <w:bCs/>
-          <w:sz w:val="27"/>
-          <w:szCs w:val="27"/>
-          <w:lang w:eastAsia="hu-HU"/>
-        </w:rPr>
-        <w:t>admin</w:t>
-      </w:r>
-      <w:proofErr w:type="spellEnd"/>
-      <w:r>
-        <w:rPr>
-          <w:rFonts w:ascii="Times New Roman" w:eastAsia="Times New Roman" w:hAnsi="Times New Roman" w:cs="Times New Roman"/>
-          <w:b/>
-          <w:bCs/>
-          <w:sz w:val="27"/>
-          <w:szCs w:val="27"/>
-          <w:lang w:eastAsia="hu-HU"/>
-        </w:rPr>
-        <w:t xml:space="preserve"> funkciók</w:t>
-      </w:r>
-    </w:p>
-    <w:p>
-      <w:pPr>
-        <w:spacing w:before="100" w:beforeAutospacing="1" w:after="100" w:afterAutospacing="1" w:line="240" w:lineRule="auto"/>
-        <w:rPr>
-          <w:rFonts w:ascii="Times New Roman" w:eastAsia="Times New Roman" w:hAnsi="Times New Roman" w:cs="Times New Roman"/>
-          <w:sz w:val="24"/>
-          <w:szCs w:val="24"/>
-          <w:lang w:eastAsia="hu-HU"/>
-        </w:rPr>
-      </w:pPr>
-      <w:proofErr w:type="spellStart"/>
-      <w:r>
-        <w:rPr>
-          <w:rFonts w:ascii="Times New Roman" w:eastAsia="Times New Roman" w:hAnsi="Times New Roman" w:cs="Times New Roman"/>
-          <w:sz w:val="24"/>
-          <w:szCs w:val="24"/>
-          <w:lang w:eastAsia="hu-HU"/>
-        </w:rPr>
-        <w:t>Admin</w:t>
-      </w:r>
-      <w:proofErr w:type="spellEnd"/>
-      <w:r>
-        <w:rPr>
-          <w:rFonts w:ascii="Times New Roman" w:eastAsia="Times New Roman" w:hAnsi="Times New Roman" w:cs="Times New Roman"/>
-          <w:sz w:val="24"/>
-          <w:szCs w:val="24"/>
-          <w:lang w:eastAsia="hu-HU"/>
-        </w:rPr>
-        <w:t xml:space="preserve"> felület tesztelése:</w:t>
+        <w:t>T10 – Jogosultság és admin funkciók</w:t>
+      </w:r>
+    </w:p>
+    <w:p>
+      <w:pPr>
+        <w:spacing w:before="100" w:beforeAutospacing="1" w:after="100" w:afterAutospacing="1" w:line="240" w:lineRule="auto"/>
+        <w:rPr>
+          <w:rFonts w:ascii="Times New Roman" w:eastAsia="Times New Roman" w:hAnsi="Times New Roman" w:cs="Times New Roman"/>
+          <w:sz w:val="24"/>
+          <w:szCs w:val="24"/>
+          <w:lang w:eastAsia="hu-HU"/>
+        </w:rPr>
+      </w:pPr>
+      <w:r>
+        <w:rPr>
+          <w:rFonts w:ascii="Times New Roman" w:eastAsia="Times New Roman" w:hAnsi="Times New Roman" w:cs="Times New Roman"/>
+          <w:sz w:val="24"/>
+          <w:szCs w:val="24"/>
+          <w:lang w:eastAsia="hu-HU"/>
+        </w:rPr>
+        <w:t>Admin felület tesztelése:</w:t>
       </w:r>
     </w:p>
     <w:p>
@@ -3673,7 +3322,6 @@
           <w:lang w:eastAsia="hu-HU"/>
         </w:rPr>
       </w:pPr>
-      <w:proofErr w:type="spellStart"/>
       <w:r>
         <w:rPr>
           <w:rFonts w:ascii="Times New Roman" w:eastAsia="Times New Roman" w:hAnsi="Times New Roman" w:cs="Times New Roman"/>
@@ -3683,7 +3331,6 @@
         </w:rPr>
         <w:t>Moderáció</w:t>
       </w:r>
-      <w:proofErr w:type="spellEnd"/>
     </w:p>
     <w:p>
       <w:pPr>
@@ -3727,27 +3374,7 @@
           <w:lang w:eastAsia="hu-HU"/>
         </w:rPr>
         <w:lastRenderedPageBreak/>
-        <w:t xml:space="preserve">Normál felhasználó és </w:t>
-      </w:r>
-      <w:proofErr w:type="spellStart"/>
-      <w:r>
-        <w:rPr>
-          <w:rFonts w:ascii="Times New Roman" w:eastAsia="Times New Roman" w:hAnsi="Times New Roman" w:cs="Times New Roman"/>
-          <w:sz w:val="24"/>
-          <w:szCs w:val="24"/>
-          <w:lang w:eastAsia="hu-HU"/>
-        </w:rPr>
-        <w:t>admin</w:t>
-      </w:r>
-      <w:proofErr w:type="spellEnd"/>
-      <w:r>
-        <w:rPr>
-          <w:rFonts w:ascii="Times New Roman" w:eastAsia="Times New Roman" w:hAnsi="Times New Roman" w:cs="Times New Roman"/>
-          <w:sz w:val="24"/>
-          <w:szCs w:val="24"/>
-          <w:lang w:eastAsia="hu-HU"/>
-        </w:rPr>
-        <w:t xml:space="preserve"> különbségek</w:t>
+        <w:t>Normál felhasználó és admin különbségek</w:t>
       </w:r>
     </w:p>
     <w:p>
@@ -3764,25 +3391,14 @@
           <w:lang w:eastAsia="hu-HU"/>
         </w:rPr>
       </w:pPr>
-      <w:proofErr w:type="spellStart"/>
-      <w:r>
-        <w:rPr>
-          <w:rFonts w:ascii="Times New Roman" w:eastAsia="Times New Roman" w:hAnsi="Times New Roman" w:cs="Times New Roman"/>
-          <w:sz w:val="24"/>
-          <w:szCs w:val="24"/>
-          <w:lang w:eastAsia="hu-HU"/>
-        </w:rPr>
-        <w:t>Hook</w:t>
-      </w:r>
-      <w:proofErr w:type="spellEnd"/>
-      <w:r>
-        <w:rPr>
-          <w:rFonts w:ascii="Times New Roman" w:eastAsia="Times New Roman" w:hAnsi="Times New Roman" w:cs="Times New Roman"/>
-          <w:sz w:val="24"/>
-          <w:szCs w:val="24"/>
-          <w:lang w:eastAsia="hu-HU"/>
-        </w:rPr>
-        <w:t xml:space="preserve"> hibák</w:t>
+      <w:r>
+        <w:rPr>
+          <w:rFonts w:ascii="Times New Roman" w:eastAsia="Times New Roman" w:hAnsi="Times New Roman" w:cs="Times New Roman"/>
+          <w:sz w:val="24"/>
+          <w:szCs w:val="24"/>
+          <w:lang w:eastAsia="hu-HU"/>
+        </w:rPr>
+        <w:t>Hook hibák</w:t>
       </w:r>
     </w:p>
     <w:p>
@@ -3883,21 +3499,8 @@
           <w:szCs w:val="27"/>
           <w:lang w:eastAsia="hu-HU"/>
         </w:rPr>
-        <w:t xml:space="preserve">T11 – AI Chat </w:t>
-      </w:r>
-      <w:proofErr w:type="spellStart"/>
-      <w:r>
-        <w:rPr>
-          <w:rFonts w:ascii="Times New Roman" w:eastAsia="Times New Roman" w:hAnsi="Times New Roman" w:cs="Times New Roman"/>
-          <w:b/>
-          <w:bCs/>
-          <w:sz w:val="27"/>
-          <w:szCs w:val="27"/>
-          <w:lang w:eastAsia="hu-HU"/>
-        </w:rPr>
-        <w:t>widget</w:t>
-      </w:r>
-      <w:proofErr w:type="spellEnd"/>
+        <w:t>T11 – AI Chat widget</w:t>
+      </w:r>
     </w:p>
     <w:p>
       <w:pPr>
@@ -4065,31 +3668,7 @@
           <w:szCs w:val="27"/>
           <w:lang w:eastAsia="hu-HU"/>
         </w:rPr>
-        <w:t xml:space="preserve">T12 – </w:t>
-      </w:r>
-      <w:proofErr w:type="spellStart"/>
-      <w:r>
-        <w:rPr>
-          <w:rFonts w:ascii="Times New Roman" w:eastAsia="Times New Roman" w:hAnsi="Times New Roman" w:cs="Times New Roman"/>
-          <w:b/>
-          <w:bCs/>
-          <w:sz w:val="27"/>
-          <w:szCs w:val="27"/>
-          <w:lang w:eastAsia="hu-HU"/>
-        </w:rPr>
-        <w:t>Reszponzivitás</w:t>
-      </w:r>
-      <w:proofErr w:type="spellEnd"/>
-      <w:r>
-        <w:rPr>
-          <w:rFonts w:ascii="Times New Roman" w:eastAsia="Times New Roman" w:hAnsi="Times New Roman" w:cs="Times New Roman"/>
-          <w:b/>
-          <w:bCs/>
-          <w:sz w:val="27"/>
-          <w:szCs w:val="27"/>
-          <w:lang w:eastAsia="hu-HU"/>
-        </w:rPr>
-        <w:t xml:space="preserve"> és UI</w:t>
+        <w:t>T12 – Reszponzivitás és UI</w:t>
       </w:r>
     </w:p>
     <w:p>
@@ -4174,25 +3753,14 @@
           <w:lang w:eastAsia="hu-HU"/>
         </w:rPr>
       </w:pPr>
-      <w:proofErr w:type="spellStart"/>
-      <w:r>
-        <w:rPr>
-          <w:rFonts w:ascii="Times New Roman" w:eastAsia="Times New Roman" w:hAnsi="Times New Roman" w:cs="Times New Roman"/>
-          <w:sz w:val="24"/>
-          <w:szCs w:val="24"/>
-          <w:lang w:eastAsia="hu-HU"/>
-        </w:rPr>
-        <w:t>Grid</w:t>
-      </w:r>
-      <w:proofErr w:type="spellEnd"/>
-      <w:r>
-        <w:rPr>
-          <w:rFonts w:ascii="Times New Roman" w:eastAsia="Times New Roman" w:hAnsi="Times New Roman" w:cs="Times New Roman"/>
-          <w:sz w:val="24"/>
-          <w:szCs w:val="24"/>
-          <w:lang w:eastAsia="hu-HU"/>
-        </w:rPr>
-        <w:t xml:space="preserve"> elrendezés</w:t>
+      <w:r>
+        <w:rPr>
+          <w:rFonts w:ascii="Times New Roman" w:eastAsia="Times New Roman" w:hAnsi="Times New Roman" w:cs="Times New Roman"/>
+          <w:sz w:val="24"/>
+          <w:szCs w:val="24"/>
+          <w:lang w:eastAsia="hu-HU"/>
+        </w:rPr>
+        <w:t>Grid elrendezés</w:t>
       </w:r>
     </w:p>
     <w:p>
@@ -4209,25 +3777,14 @@
           <w:lang w:eastAsia="hu-HU"/>
         </w:rPr>
       </w:pPr>
-      <w:proofErr w:type="spellStart"/>
-      <w:r>
-        <w:rPr>
-          <w:rFonts w:ascii="Times New Roman" w:eastAsia="Times New Roman" w:hAnsi="Times New Roman" w:cs="Times New Roman"/>
-          <w:sz w:val="24"/>
-          <w:szCs w:val="24"/>
-          <w:lang w:eastAsia="hu-HU"/>
-        </w:rPr>
-        <w:t>Modal</w:t>
-      </w:r>
-      <w:proofErr w:type="spellEnd"/>
-      <w:r>
-        <w:rPr>
-          <w:rFonts w:ascii="Times New Roman" w:eastAsia="Times New Roman" w:hAnsi="Times New Roman" w:cs="Times New Roman"/>
-          <w:sz w:val="24"/>
-          <w:szCs w:val="24"/>
-          <w:lang w:eastAsia="hu-HU"/>
-        </w:rPr>
-        <w:t xml:space="preserve"> megjelenés</w:t>
+      <w:r>
+        <w:rPr>
+          <w:rFonts w:ascii="Times New Roman" w:eastAsia="Times New Roman" w:hAnsi="Times New Roman" w:cs="Times New Roman"/>
+          <w:sz w:val="24"/>
+          <w:szCs w:val="24"/>
+          <w:lang w:eastAsia="hu-HU"/>
+        </w:rPr>
+        <w:t>Modal megjelenés</w:t>
       </w:r>
     </w:p>
     <w:p>
@@ -4531,27 +4088,7 @@
           <w:szCs w:val="24"/>
           <w:lang w:eastAsia="hu-HU"/>
         </w:rPr>
-        <w:t xml:space="preserve">csak a feltöltő vagy </w:t>
-      </w:r>
-      <w:proofErr w:type="spellStart"/>
-      <w:r>
-        <w:rPr>
-          <w:rFonts w:ascii="Times New Roman" w:eastAsia="Times New Roman" w:hAnsi="Times New Roman" w:cs="Times New Roman"/>
-          <w:sz w:val="24"/>
-          <w:szCs w:val="24"/>
-          <w:lang w:eastAsia="hu-HU"/>
-        </w:rPr>
-        <w:t>admin</w:t>
-      </w:r>
-      <w:proofErr w:type="spellEnd"/>
-      <w:r>
-        <w:rPr>
-          <w:rFonts w:ascii="Times New Roman" w:eastAsia="Times New Roman" w:hAnsi="Times New Roman" w:cs="Times New Roman"/>
-          <w:sz w:val="24"/>
-          <w:szCs w:val="24"/>
-          <w:lang w:eastAsia="hu-HU"/>
-        </w:rPr>
-        <w:t xml:space="preserve"> szerkeszthet</w:t>
+        <w:t>csak a feltöltő vagy admin szerkeszthet</w:t>
       </w:r>
     </w:p>
     <w:p>
@@ -4849,27 +4386,7 @@
           <w:szCs w:val="24"/>
           <w:lang w:eastAsia="hu-HU"/>
         </w:rPr>
-        <w:t xml:space="preserve">Hibás </w:t>
-      </w:r>
-      <w:proofErr w:type="spellStart"/>
-      <w:r>
-        <w:rPr>
-          <w:rFonts w:ascii="Times New Roman" w:eastAsia="Times New Roman" w:hAnsi="Times New Roman" w:cs="Times New Roman"/>
-          <w:sz w:val="24"/>
-          <w:szCs w:val="24"/>
-          <w:lang w:eastAsia="hu-HU"/>
-        </w:rPr>
-        <w:t>routing</w:t>
-      </w:r>
-      <w:proofErr w:type="spellEnd"/>
-      <w:r>
-        <w:rPr>
-          <w:rFonts w:ascii="Times New Roman" w:eastAsia="Times New Roman" w:hAnsi="Times New Roman" w:cs="Times New Roman"/>
-          <w:sz w:val="24"/>
-          <w:szCs w:val="24"/>
-          <w:lang w:eastAsia="hu-HU"/>
-        </w:rPr>
-        <w:t xml:space="preserve"> és hiányzó API hívás.</w:t>
+        <w:t>Hibás routing és hiányzó API hívás.</w:t>
       </w:r>
     </w:p>
     <w:p>
@@ -4914,27 +4431,7 @@
           <w:szCs w:val="24"/>
           <w:lang w:eastAsia="hu-HU"/>
         </w:rPr>
-        <w:t xml:space="preserve">A megfelelő </w:t>
-      </w:r>
-      <w:proofErr w:type="spellStart"/>
-      <w:r>
-        <w:rPr>
-          <w:rFonts w:ascii="Times New Roman" w:eastAsia="Times New Roman" w:hAnsi="Times New Roman" w:cs="Times New Roman"/>
-          <w:sz w:val="24"/>
-          <w:szCs w:val="24"/>
-          <w:lang w:eastAsia="hu-HU"/>
-        </w:rPr>
-        <w:t>route</w:t>
-      </w:r>
-      <w:proofErr w:type="spellEnd"/>
-      <w:r>
-        <w:rPr>
-          <w:rFonts w:ascii="Times New Roman" w:eastAsia="Times New Roman" w:hAnsi="Times New Roman" w:cs="Times New Roman"/>
-          <w:sz w:val="24"/>
-          <w:szCs w:val="24"/>
-          <w:lang w:eastAsia="hu-HU"/>
-        </w:rPr>
-        <w:t xml:space="preserve"> és adatlekérés implementálása.</w:t>
+        <w:t>A megfelelő route és adatlekérés implementálása.</w:t>
       </w:r>
     </w:p>
     <w:p>
@@ -4981,55 +4478,7 @@
           <w:szCs w:val="27"/>
           <w:lang w:eastAsia="hu-HU"/>
         </w:rPr>
-        <w:t xml:space="preserve">5.4 </w:t>
-      </w:r>
-      <w:proofErr w:type="spellStart"/>
-      <w:r>
-        <w:rPr>
-          <w:rFonts w:ascii="Times New Roman" w:eastAsia="Times New Roman" w:hAnsi="Times New Roman" w:cs="Times New Roman"/>
-          <w:b/>
-          <w:bCs/>
-          <w:sz w:val="27"/>
-          <w:szCs w:val="27"/>
-          <w:lang w:eastAsia="hu-HU"/>
-        </w:rPr>
-        <w:t>React</w:t>
-      </w:r>
-      <w:proofErr w:type="spellEnd"/>
-      <w:r>
-        <w:rPr>
-          <w:rFonts w:ascii="Times New Roman" w:eastAsia="Times New Roman" w:hAnsi="Times New Roman" w:cs="Times New Roman"/>
-          <w:b/>
-          <w:bCs/>
-          <w:sz w:val="27"/>
-          <w:szCs w:val="27"/>
-          <w:lang w:eastAsia="hu-HU"/>
-        </w:rPr>
-        <w:t xml:space="preserve"> </w:t>
-      </w:r>
-      <w:proofErr w:type="spellStart"/>
-      <w:r>
-        <w:rPr>
-          <w:rFonts w:ascii="Times New Roman" w:eastAsia="Times New Roman" w:hAnsi="Times New Roman" w:cs="Times New Roman"/>
-          <w:b/>
-          <w:bCs/>
-          <w:sz w:val="27"/>
-          <w:szCs w:val="27"/>
-          <w:lang w:eastAsia="hu-HU"/>
-        </w:rPr>
-        <w:t>Hook</w:t>
-      </w:r>
-      <w:proofErr w:type="spellEnd"/>
-      <w:r>
-        <w:rPr>
-          <w:rFonts w:ascii="Times New Roman" w:eastAsia="Times New Roman" w:hAnsi="Times New Roman" w:cs="Times New Roman"/>
-          <w:b/>
-          <w:bCs/>
-          <w:sz w:val="27"/>
-          <w:szCs w:val="27"/>
-          <w:lang w:eastAsia="hu-HU"/>
-        </w:rPr>
-        <w:t xml:space="preserve"> sorrend hiba</w:t>
+        <w:t>5.4 React Hook sorrend hiba</w:t>
       </w:r>
     </w:p>
     <w:p>
@@ -5067,45 +4516,14 @@
           <w:lang w:eastAsia="hu-HU"/>
         </w:rPr>
       </w:pPr>
-      <w:proofErr w:type="spellStart"/>
-      <w:r>
-        <w:rPr>
-          <w:rFonts w:ascii="Times New Roman" w:eastAsia="Times New Roman" w:hAnsi="Times New Roman" w:cs="Times New Roman"/>
-          <w:sz w:val="24"/>
-          <w:szCs w:val="24"/>
-          <w:lang w:eastAsia="hu-HU"/>
-        </w:rPr>
-        <w:t>React</w:t>
-      </w:r>
-      <w:proofErr w:type="spellEnd"/>
-      <w:r>
-        <w:rPr>
-          <w:rFonts w:ascii="Times New Roman" w:eastAsia="Times New Roman" w:hAnsi="Times New Roman" w:cs="Times New Roman"/>
-          <w:sz w:val="24"/>
-          <w:szCs w:val="24"/>
-          <w:lang w:eastAsia="hu-HU"/>
-        </w:rPr>
-        <w:t xml:space="preserve"> </w:t>
-      </w:r>
-      <w:proofErr w:type="spellStart"/>
-      <w:r>
-        <w:rPr>
-          <w:rFonts w:ascii="Times New Roman" w:eastAsia="Times New Roman" w:hAnsi="Times New Roman" w:cs="Times New Roman"/>
-          <w:sz w:val="24"/>
-          <w:szCs w:val="24"/>
-          <w:lang w:eastAsia="hu-HU"/>
-        </w:rPr>
-        <w:t>crash</w:t>
-      </w:r>
-      <w:proofErr w:type="spellEnd"/>
-      <w:r>
-        <w:rPr>
-          <w:rFonts w:ascii="Times New Roman" w:eastAsia="Times New Roman" w:hAnsi="Times New Roman" w:cs="Times New Roman"/>
-          <w:sz w:val="24"/>
-          <w:szCs w:val="24"/>
-          <w:lang w:eastAsia="hu-HU"/>
-        </w:rPr>
-        <w:t xml:space="preserve"> a következő üzenettel:</w:t>
+      <w:r>
+        <w:rPr>
+          <w:rFonts w:ascii="Times New Roman" w:eastAsia="Times New Roman" w:hAnsi="Times New Roman" w:cs="Times New Roman"/>
+          <w:sz w:val="24"/>
+          <w:szCs w:val="24"/>
+          <w:lang w:eastAsia="hu-HU"/>
+        </w:rPr>
+        <w:t>React crash a következő üzenettel:</w:t>
       </w:r>
       <w:r>
         <w:rPr>
@@ -5115,147 +4533,7 @@
           <w:lang w:eastAsia="hu-HU"/>
         </w:rPr>
         <w:br/>
-        <w:t>„</w:t>
-      </w:r>
-      <w:proofErr w:type="spellStart"/>
-      <w:r>
-        <w:rPr>
-          <w:rFonts w:ascii="Times New Roman" w:eastAsia="Times New Roman" w:hAnsi="Times New Roman" w:cs="Times New Roman"/>
-          <w:sz w:val="24"/>
-          <w:szCs w:val="24"/>
-          <w:lang w:eastAsia="hu-HU"/>
-        </w:rPr>
-        <w:t>Rendered</w:t>
-      </w:r>
-      <w:proofErr w:type="spellEnd"/>
-      <w:r>
-        <w:rPr>
-          <w:rFonts w:ascii="Times New Roman" w:eastAsia="Times New Roman" w:hAnsi="Times New Roman" w:cs="Times New Roman"/>
-          <w:sz w:val="24"/>
-          <w:szCs w:val="24"/>
-          <w:lang w:eastAsia="hu-HU"/>
-        </w:rPr>
-        <w:t xml:space="preserve"> more </w:t>
-      </w:r>
-      <w:proofErr w:type="spellStart"/>
-      <w:r>
-        <w:rPr>
-          <w:rFonts w:ascii="Times New Roman" w:eastAsia="Times New Roman" w:hAnsi="Times New Roman" w:cs="Times New Roman"/>
-          <w:sz w:val="24"/>
-          <w:szCs w:val="24"/>
-          <w:lang w:eastAsia="hu-HU"/>
-        </w:rPr>
-        <w:t>hooks</w:t>
-      </w:r>
-      <w:proofErr w:type="spellEnd"/>
-      <w:r>
-        <w:rPr>
-          <w:rFonts w:ascii="Times New Roman" w:eastAsia="Times New Roman" w:hAnsi="Times New Roman" w:cs="Times New Roman"/>
-          <w:sz w:val="24"/>
-          <w:szCs w:val="24"/>
-          <w:lang w:eastAsia="hu-HU"/>
-        </w:rPr>
-        <w:t xml:space="preserve"> </w:t>
-      </w:r>
-      <w:proofErr w:type="spellStart"/>
-      <w:r>
-        <w:rPr>
-          <w:rFonts w:ascii="Times New Roman" w:eastAsia="Times New Roman" w:hAnsi="Times New Roman" w:cs="Times New Roman"/>
-          <w:sz w:val="24"/>
-          <w:szCs w:val="24"/>
-          <w:lang w:eastAsia="hu-HU"/>
-        </w:rPr>
-        <w:t>than</w:t>
-      </w:r>
-      <w:proofErr w:type="spellEnd"/>
-      <w:r>
-        <w:rPr>
-          <w:rFonts w:ascii="Times New Roman" w:eastAsia="Times New Roman" w:hAnsi="Times New Roman" w:cs="Times New Roman"/>
-          <w:sz w:val="24"/>
-          <w:szCs w:val="24"/>
-          <w:lang w:eastAsia="hu-HU"/>
-        </w:rPr>
-        <w:t xml:space="preserve"> </w:t>
-      </w:r>
-      <w:proofErr w:type="spellStart"/>
-      <w:r>
-        <w:rPr>
-          <w:rFonts w:ascii="Times New Roman" w:eastAsia="Times New Roman" w:hAnsi="Times New Roman" w:cs="Times New Roman"/>
-          <w:sz w:val="24"/>
-          <w:szCs w:val="24"/>
-          <w:lang w:eastAsia="hu-HU"/>
-        </w:rPr>
-        <w:t>during</w:t>
-      </w:r>
-      <w:proofErr w:type="spellEnd"/>
-      <w:r>
-        <w:rPr>
-          <w:rFonts w:ascii="Times New Roman" w:eastAsia="Times New Roman" w:hAnsi="Times New Roman" w:cs="Times New Roman"/>
-          <w:sz w:val="24"/>
-          <w:szCs w:val="24"/>
-          <w:lang w:eastAsia="hu-HU"/>
-        </w:rPr>
-        <w:t xml:space="preserve"> </w:t>
-      </w:r>
-      <w:proofErr w:type="spellStart"/>
-      <w:r>
-        <w:rPr>
-          <w:rFonts w:ascii="Times New Roman" w:eastAsia="Times New Roman" w:hAnsi="Times New Roman" w:cs="Times New Roman"/>
-          <w:sz w:val="24"/>
-          <w:szCs w:val="24"/>
-          <w:lang w:eastAsia="hu-HU"/>
-        </w:rPr>
-        <w:t>the</w:t>
-      </w:r>
-      <w:proofErr w:type="spellEnd"/>
-      <w:r>
-        <w:rPr>
-          <w:rFonts w:ascii="Times New Roman" w:eastAsia="Times New Roman" w:hAnsi="Times New Roman" w:cs="Times New Roman"/>
-          <w:sz w:val="24"/>
-          <w:szCs w:val="24"/>
-          <w:lang w:eastAsia="hu-HU"/>
-        </w:rPr>
-        <w:t xml:space="preserve"> </w:t>
-      </w:r>
-      <w:proofErr w:type="spellStart"/>
-      <w:r>
-        <w:rPr>
-          <w:rFonts w:ascii="Times New Roman" w:eastAsia="Times New Roman" w:hAnsi="Times New Roman" w:cs="Times New Roman"/>
-          <w:sz w:val="24"/>
-          <w:szCs w:val="24"/>
-          <w:lang w:eastAsia="hu-HU"/>
-        </w:rPr>
-        <w:t>previous</w:t>
-      </w:r>
-      <w:proofErr w:type="spellEnd"/>
-      <w:r>
-        <w:rPr>
-          <w:rFonts w:ascii="Times New Roman" w:eastAsia="Times New Roman" w:hAnsi="Times New Roman" w:cs="Times New Roman"/>
-          <w:sz w:val="24"/>
-          <w:szCs w:val="24"/>
-          <w:lang w:eastAsia="hu-HU"/>
-        </w:rPr>
-        <w:t xml:space="preserve"> </w:t>
-      </w:r>
-      <w:proofErr w:type="spellStart"/>
-      <w:r>
-        <w:rPr>
-          <w:rFonts w:ascii="Times New Roman" w:eastAsia="Times New Roman" w:hAnsi="Times New Roman" w:cs="Times New Roman"/>
-          <w:sz w:val="24"/>
-          <w:szCs w:val="24"/>
-          <w:lang w:eastAsia="hu-HU"/>
-        </w:rPr>
-        <w:t>render</w:t>
-      </w:r>
-      <w:proofErr w:type="spellEnd"/>
-      <w:r>
-        <w:rPr>
-          <w:rFonts w:ascii="Times New Roman" w:eastAsia="Times New Roman" w:hAnsi="Times New Roman" w:cs="Times New Roman"/>
-          <w:sz w:val="24"/>
-          <w:szCs w:val="24"/>
-          <w:lang w:eastAsia="hu-HU"/>
-        </w:rPr>
-        <w:t>.”</w:t>
+        <w:t>„Rendered more hooks than during the previous render.”</w:t>
       </w:r>
     </w:p>
     <w:p>
@@ -5293,25 +4571,14 @@
           <w:lang w:eastAsia="hu-HU"/>
         </w:rPr>
       </w:pPr>
-      <w:proofErr w:type="spellStart"/>
-      <w:r>
-        <w:rPr>
-          <w:rFonts w:ascii="Times New Roman" w:eastAsia="Times New Roman" w:hAnsi="Times New Roman" w:cs="Times New Roman"/>
-          <w:sz w:val="24"/>
-          <w:szCs w:val="24"/>
-          <w:lang w:eastAsia="hu-HU"/>
-        </w:rPr>
-        <w:t>Hook</w:t>
-      </w:r>
-      <w:proofErr w:type="spellEnd"/>
-      <w:r>
-        <w:rPr>
-          <w:rFonts w:ascii="Times New Roman" w:eastAsia="Times New Roman" w:hAnsi="Times New Roman" w:cs="Times New Roman"/>
-          <w:sz w:val="24"/>
-          <w:szCs w:val="24"/>
-          <w:lang w:eastAsia="hu-HU"/>
-        </w:rPr>
-        <w:t xml:space="preserve"> feltételes futtatása.</w:t>
+      <w:r>
+        <w:rPr>
+          <w:rFonts w:ascii="Times New Roman" w:eastAsia="Times New Roman" w:hAnsi="Times New Roman" w:cs="Times New Roman"/>
+          <w:sz w:val="24"/>
+          <w:szCs w:val="24"/>
+          <w:lang w:eastAsia="hu-HU"/>
+        </w:rPr>
+        <w:t>Hook feltételes futtatása.</w:t>
       </w:r>
     </w:p>
     <w:p>
@@ -5357,27 +4624,7 @@
           <w:szCs w:val="24"/>
           <w:lang w:eastAsia="hu-HU"/>
         </w:rPr>
-        <w:t xml:space="preserve">A </w:t>
-      </w:r>
-      <w:proofErr w:type="spellStart"/>
-      <w:r>
-        <w:rPr>
-          <w:rFonts w:ascii="Times New Roman" w:eastAsia="Times New Roman" w:hAnsi="Times New Roman" w:cs="Times New Roman"/>
-          <w:sz w:val="24"/>
-          <w:szCs w:val="24"/>
-          <w:lang w:eastAsia="hu-HU"/>
-        </w:rPr>
-        <w:t>hookokat</w:t>
-      </w:r>
-      <w:proofErr w:type="spellEnd"/>
-      <w:r>
-        <w:rPr>
-          <w:rFonts w:ascii="Times New Roman" w:eastAsia="Times New Roman" w:hAnsi="Times New Roman" w:cs="Times New Roman"/>
-          <w:sz w:val="24"/>
-          <w:szCs w:val="24"/>
-          <w:lang w:eastAsia="hu-HU"/>
-        </w:rPr>
-        <w:t xml:space="preserve"> a komponens elejére helyeztük.</w:t>
+        <w:t>A hookokat a komponens elejére helyeztük.</w:t>
       </w:r>
     </w:p>
     <w:p>
@@ -5422,47 +4669,7 @@
           <w:szCs w:val="24"/>
           <w:lang w:eastAsia="hu-HU"/>
         </w:rPr>
-        <w:t xml:space="preserve">A </w:t>
-      </w:r>
-      <w:proofErr w:type="spellStart"/>
-      <w:r>
-        <w:rPr>
-          <w:rFonts w:ascii="Times New Roman" w:eastAsia="Times New Roman" w:hAnsi="Times New Roman" w:cs="Times New Roman"/>
-          <w:sz w:val="24"/>
-          <w:szCs w:val="24"/>
-          <w:lang w:eastAsia="hu-HU"/>
-        </w:rPr>
-        <w:t>React</w:t>
-      </w:r>
-      <w:proofErr w:type="spellEnd"/>
-      <w:r>
-        <w:rPr>
-          <w:rFonts w:ascii="Times New Roman" w:eastAsia="Times New Roman" w:hAnsi="Times New Roman" w:cs="Times New Roman"/>
-          <w:sz w:val="24"/>
-          <w:szCs w:val="24"/>
-          <w:lang w:eastAsia="hu-HU"/>
-        </w:rPr>
-        <w:t xml:space="preserve"> </w:t>
-      </w:r>
-      <w:proofErr w:type="spellStart"/>
-      <w:r>
-        <w:rPr>
-          <w:rFonts w:ascii="Times New Roman" w:eastAsia="Times New Roman" w:hAnsi="Times New Roman" w:cs="Times New Roman"/>
-          <w:sz w:val="24"/>
-          <w:szCs w:val="24"/>
-          <w:lang w:eastAsia="hu-HU"/>
-        </w:rPr>
-        <w:t>Hookokat</w:t>
-      </w:r>
-      <w:proofErr w:type="spellEnd"/>
-      <w:r>
-        <w:rPr>
-          <w:rFonts w:ascii="Times New Roman" w:eastAsia="Times New Roman" w:hAnsi="Times New Roman" w:cs="Times New Roman"/>
-          <w:sz w:val="24"/>
-          <w:szCs w:val="24"/>
-          <w:lang w:eastAsia="hu-HU"/>
-        </w:rPr>
-        <w:t xml:space="preserve"> mindig ugyanabban a sorrendben kell meghívni.</w:t>
+        <w:t>A React Hookokat mindig ugyanabban a sorrendben kell meghívni.</w:t>
       </w:r>
     </w:p>
     <w:p>
@@ -5599,27 +4806,7 @@
           <w:szCs w:val="24"/>
           <w:lang w:eastAsia="hu-HU"/>
         </w:rPr>
-        <w:t xml:space="preserve">Nem megfelelő </w:t>
-      </w:r>
-      <w:proofErr w:type="spellStart"/>
-      <w:r>
-        <w:rPr>
-          <w:rFonts w:ascii="Times New Roman" w:eastAsia="Times New Roman" w:hAnsi="Times New Roman" w:cs="Times New Roman"/>
-          <w:sz w:val="24"/>
-          <w:szCs w:val="24"/>
-          <w:lang w:eastAsia="hu-HU"/>
-        </w:rPr>
-        <w:t>grid</w:t>
-      </w:r>
-      <w:proofErr w:type="spellEnd"/>
-      <w:r>
-        <w:rPr>
-          <w:rFonts w:ascii="Times New Roman" w:eastAsia="Times New Roman" w:hAnsi="Times New Roman" w:cs="Times New Roman"/>
-          <w:sz w:val="24"/>
-          <w:szCs w:val="24"/>
-          <w:lang w:eastAsia="hu-HU"/>
-        </w:rPr>
-        <w:t xml:space="preserve"> beállítás.</w:t>
+        <w:t>Nem megfelelő grid beállítás.</w:t>
       </w:r>
     </w:p>
     <w:p>
@@ -5664,27 +4851,7 @@
           <w:szCs w:val="24"/>
           <w:lang w:eastAsia="hu-HU"/>
         </w:rPr>
-        <w:t xml:space="preserve">Fix </w:t>
-      </w:r>
-      <w:proofErr w:type="spellStart"/>
-      <w:r>
-        <w:rPr>
-          <w:rFonts w:ascii="Times New Roman" w:eastAsia="Times New Roman" w:hAnsi="Times New Roman" w:cs="Times New Roman"/>
-          <w:sz w:val="24"/>
-          <w:szCs w:val="24"/>
-          <w:lang w:eastAsia="hu-HU"/>
-        </w:rPr>
-        <w:t>grid</w:t>
-      </w:r>
-      <w:proofErr w:type="spellEnd"/>
-      <w:r>
-        <w:rPr>
-          <w:rFonts w:ascii="Times New Roman" w:eastAsia="Times New Roman" w:hAnsi="Times New Roman" w:cs="Times New Roman"/>
-          <w:sz w:val="24"/>
-          <w:szCs w:val="24"/>
-          <w:lang w:eastAsia="hu-HU"/>
-        </w:rPr>
-        <w:t xml:space="preserve"> méret és egységes kártya design.</w:t>
+        <w:t>Fix grid méret és egységes kártya design.</w:t>
       </w:r>
     </w:p>
     <w:p>
@@ -5776,27 +4943,7 @@
           <w:szCs w:val="24"/>
           <w:lang w:eastAsia="hu-HU"/>
         </w:rPr>
-        <w:t xml:space="preserve">A projekt nem </w:t>
-      </w:r>
-      <w:proofErr w:type="spellStart"/>
-      <w:r>
-        <w:rPr>
-          <w:rFonts w:ascii="Times New Roman" w:eastAsia="Times New Roman" w:hAnsi="Times New Roman" w:cs="Times New Roman"/>
-          <w:sz w:val="24"/>
-          <w:szCs w:val="24"/>
-          <w:lang w:eastAsia="hu-HU"/>
-        </w:rPr>
-        <w:t>buildelt</w:t>
-      </w:r>
-      <w:proofErr w:type="spellEnd"/>
-      <w:r>
-        <w:rPr>
-          <w:rFonts w:ascii="Times New Roman" w:eastAsia="Times New Roman" w:hAnsi="Times New Roman" w:cs="Times New Roman"/>
-          <w:sz w:val="24"/>
-          <w:szCs w:val="24"/>
-          <w:lang w:eastAsia="hu-HU"/>
-        </w:rPr>
-        <w:t>.</w:t>
+        <w:t>A projekt nem buildelt.</w:t>
       </w:r>
     </w:p>
     <w:p>
@@ -5841,27 +4988,7 @@
           <w:szCs w:val="24"/>
           <w:lang w:eastAsia="hu-HU"/>
         </w:rPr>
-        <w:t xml:space="preserve">Több JSX gyökérelem egy </w:t>
-      </w:r>
-      <w:proofErr w:type="spellStart"/>
-      <w:r>
-        <w:rPr>
-          <w:rFonts w:ascii="Times New Roman" w:eastAsia="Times New Roman" w:hAnsi="Times New Roman" w:cs="Times New Roman"/>
-          <w:sz w:val="24"/>
-          <w:szCs w:val="24"/>
-          <w:lang w:eastAsia="hu-HU"/>
-        </w:rPr>
-        <w:t>return</w:t>
-      </w:r>
-      <w:proofErr w:type="spellEnd"/>
-      <w:r>
-        <w:rPr>
-          <w:rFonts w:ascii="Times New Roman" w:eastAsia="Times New Roman" w:hAnsi="Times New Roman" w:cs="Times New Roman"/>
-          <w:sz w:val="24"/>
-          <w:szCs w:val="24"/>
-          <w:lang w:eastAsia="hu-HU"/>
-        </w:rPr>
-        <w:t xml:space="preserve"> blokkban.</w:t>
+        <w:t>Több JSX gyökérelem egy return blokkban.</w:t>
       </w:r>
     </w:p>
     <w:p>
@@ -5899,25 +5026,14 @@
           <w:lang w:eastAsia="hu-HU"/>
         </w:rPr>
       </w:pPr>
-      <w:proofErr w:type="spellStart"/>
-      <w:r>
-        <w:rPr>
-          <w:rFonts w:ascii="Times New Roman" w:eastAsia="Times New Roman" w:hAnsi="Times New Roman" w:cs="Times New Roman"/>
-          <w:sz w:val="24"/>
-          <w:szCs w:val="24"/>
-          <w:lang w:eastAsia="hu-HU"/>
-        </w:rPr>
-        <w:t>Fragment</w:t>
-      </w:r>
-      <w:proofErr w:type="spellEnd"/>
-      <w:r>
-        <w:rPr>
-          <w:rFonts w:ascii="Times New Roman" w:eastAsia="Times New Roman" w:hAnsi="Times New Roman" w:cs="Times New Roman"/>
-          <w:sz w:val="24"/>
-          <w:szCs w:val="24"/>
-          <w:lang w:eastAsia="hu-HU"/>
-        </w:rPr>
-        <w:t xml:space="preserve"> használata.</w:t>
+      <w:r>
+        <w:rPr>
+          <w:rFonts w:ascii="Times New Roman" w:eastAsia="Times New Roman" w:hAnsi="Times New Roman" w:cs="Times New Roman"/>
+          <w:sz w:val="24"/>
+          <w:szCs w:val="24"/>
+          <w:lang w:eastAsia="hu-HU"/>
+        </w:rPr>
+        <w:t>Fragment használata.</w:t>
       </w:r>
     </w:p>
     <w:p>
@@ -6009,27 +5125,7 @@
           <w:szCs w:val="24"/>
           <w:lang w:eastAsia="hu-HU"/>
         </w:rPr>
-        <w:t xml:space="preserve">A </w:t>
-      </w:r>
-      <w:proofErr w:type="spellStart"/>
-      <w:r>
-        <w:rPr>
-          <w:rFonts w:ascii="Times New Roman" w:eastAsia="Times New Roman" w:hAnsi="Times New Roman" w:cs="Times New Roman"/>
-          <w:sz w:val="24"/>
-          <w:szCs w:val="24"/>
-          <w:lang w:eastAsia="hu-HU"/>
-        </w:rPr>
-        <w:t>modal</w:t>
-      </w:r>
-      <w:proofErr w:type="spellEnd"/>
-      <w:r>
-        <w:rPr>
-          <w:rFonts w:ascii="Times New Roman" w:eastAsia="Times New Roman" w:hAnsi="Times New Roman" w:cs="Times New Roman"/>
-          <w:sz w:val="24"/>
-          <w:szCs w:val="24"/>
-          <w:lang w:eastAsia="hu-HU"/>
-        </w:rPr>
-        <w:t xml:space="preserve"> megnyitásakor a rendszer null objektumot használt.</w:t>
+        <w:t>A modal megnyitásakor a rendszer null objektumot használt.</w:t>
       </w:r>
     </w:p>
     <w:p>
@@ -6067,7 +5163,6 @@
           <w:lang w:eastAsia="hu-HU"/>
         </w:rPr>
       </w:pPr>
-      <w:proofErr w:type="spellStart"/>
       <w:r>
         <w:rPr>
           <w:rFonts w:ascii="Times New Roman" w:eastAsia="Times New Roman" w:hAnsi="Times New Roman" w:cs="Times New Roman"/>
@@ -6076,57 +5171,7 @@
           <w:lang w:eastAsia="hu-HU"/>
         </w:rPr>
         <w:lastRenderedPageBreak/>
-        <w:t>Guard</w:t>
-      </w:r>
-      <w:proofErr w:type="spellEnd"/>
-      <w:r>
-        <w:rPr>
-          <w:rFonts w:ascii="Times New Roman" w:eastAsia="Times New Roman" w:hAnsi="Times New Roman" w:cs="Times New Roman"/>
-          <w:sz w:val="24"/>
-          <w:szCs w:val="24"/>
-          <w:lang w:eastAsia="hu-HU"/>
-        </w:rPr>
-        <w:t xml:space="preserve"> feltétel és </w:t>
-      </w:r>
-      <w:proofErr w:type="spellStart"/>
-      <w:r>
-        <w:rPr>
-          <w:rFonts w:ascii="Times New Roman" w:eastAsia="Times New Roman" w:hAnsi="Times New Roman" w:cs="Times New Roman"/>
-          <w:sz w:val="24"/>
-          <w:szCs w:val="24"/>
-          <w:lang w:eastAsia="hu-HU"/>
-        </w:rPr>
-        <w:t>optional</w:t>
-      </w:r>
-      <w:proofErr w:type="spellEnd"/>
-      <w:r>
-        <w:rPr>
-          <w:rFonts w:ascii="Times New Roman" w:eastAsia="Times New Roman" w:hAnsi="Times New Roman" w:cs="Times New Roman"/>
-          <w:sz w:val="24"/>
-          <w:szCs w:val="24"/>
-          <w:lang w:eastAsia="hu-HU"/>
-        </w:rPr>
-        <w:t xml:space="preserve"> </w:t>
-      </w:r>
-      <w:proofErr w:type="spellStart"/>
-      <w:r>
-        <w:rPr>
-          <w:rFonts w:ascii="Times New Roman" w:eastAsia="Times New Roman" w:hAnsi="Times New Roman" w:cs="Times New Roman"/>
-          <w:sz w:val="24"/>
-          <w:szCs w:val="24"/>
-          <w:lang w:eastAsia="hu-HU"/>
-        </w:rPr>
-        <w:t>chaining</w:t>
-      </w:r>
-      <w:proofErr w:type="spellEnd"/>
-      <w:r>
-        <w:rPr>
-          <w:rFonts w:ascii="Times New Roman" w:eastAsia="Times New Roman" w:hAnsi="Times New Roman" w:cs="Times New Roman"/>
-          <w:sz w:val="24"/>
-          <w:szCs w:val="24"/>
-          <w:lang w:eastAsia="hu-HU"/>
-        </w:rPr>
-        <w:t>.</w:t>
+        <w:t>Guard feltétel és optional chaining.</w:t>
       </w:r>
     </w:p>
     <w:p>
@@ -6173,31 +5218,7 @@
           <w:szCs w:val="27"/>
           <w:lang w:eastAsia="hu-HU"/>
         </w:rPr>
-        <w:t xml:space="preserve">5.8 API </w:t>
-      </w:r>
-      <w:proofErr w:type="spellStart"/>
-      <w:r>
-        <w:rPr>
-          <w:rFonts w:ascii="Times New Roman" w:eastAsia="Times New Roman" w:hAnsi="Times New Roman" w:cs="Times New Roman"/>
-          <w:b/>
-          <w:bCs/>
-          <w:sz w:val="27"/>
-          <w:szCs w:val="27"/>
-          <w:lang w:eastAsia="hu-HU"/>
-        </w:rPr>
-        <w:t>endpoint</w:t>
-      </w:r>
-      <w:proofErr w:type="spellEnd"/>
-      <w:r>
-        <w:rPr>
-          <w:rFonts w:ascii="Times New Roman" w:eastAsia="Times New Roman" w:hAnsi="Times New Roman" w:cs="Times New Roman"/>
-          <w:b/>
-          <w:bCs/>
-          <w:sz w:val="27"/>
-          <w:szCs w:val="27"/>
-          <w:lang w:eastAsia="hu-HU"/>
-        </w:rPr>
-        <w:t xml:space="preserve"> hiány</w:t>
+        <w:t>5.8 API endpoint hiány</w:t>
       </w:r>
     </w:p>
     <w:p>
@@ -6287,27 +5308,7 @@
           <w:szCs w:val="24"/>
           <w:lang w:eastAsia="hu-HU"/>
         </w:rPr>
-        <w:t xml:space="preserve">Hiányzó backend </w:t>
-      </w:r>
-      <w:proofErr w:type="spellStart"/>
-      <w:r>
-        <w:rPr>
-          <w:rFonts w:ascii="Times New Roman" w:eastAsia="Times New Roman" w:hAnsi="Times New Roman" w:cs="Times New Roman"/>
-          <w:sz w:val="24"/>
-          <w:szCs w:val="24"/>
-          <w:lang w:eastAsia="hu-HU"/>
-        </w:rPr>
-        <w:t>route</w:t>
-      </w:r>
-      <w:proofErr w:type="spellEnd"/>
-      <w:r>
-        <w:rPr>
-          <w:rFonts w:ascii="Times New Roman" w:eastAsia="Times New Roman" w:hAnsi="Times New Roman" w:cs="Times New Roman"/>
-          <w:sz w:val="24"/>
-          <w:szCs w:val="24"/>
-          <w:lang w:eastAsia="hu-HU"/>
-        </w:rPr>
-        <w:t>.</w:t>
+        <w:t>Hiányzó backend route.</w:t>
       </w:r>
     </w:p>
     <w:p>
@@ -6352,27 +5353,7 @@
           <w:szCs w:val="24"/>
           <w:lang w:eastAsia="hu-HU"/>
         </w:rPr>
-        <w:t xml:space="preserve">Új </w:t>
-      </w:r>
-      <w:proofErr w:type="spellStart"/>
-      <w:r>
-        <w:rPr>
-          <w:rFonts w:ascii="Times New Roman" w:eastAsia="Times New Roman" w:hAnsi="Times New Roman" w:cs="Times New Roman"/>
-          <w:sz w:val="24"/>
-          <w:szCs w:val="24"/>
-          <w:lang w:eastAsia="hu-HU"/>
-        </w:rPr>
-        <w:t>endpoint</w:t>
-      </w:r>
-      <w:proofErr w:type="spellEnd"/>
-      <w:r>
-        <w:rPr>
-          <w:rFonts w:ascii="Times New Roman" w:eastAsia="Times New Roman" w:hAnsi="Times New Roman" w:cs="Times New Roman"/>
-          <w:sz w:val="24"/>
-          <w:szCs w:val="24"/>
-          <w:lang w:eastAsia="hu-HU"/>
-        </w:rPr>
-        <w:t xml:space="preserve"> létrehozása.</w:t>
+        <w:t>Új endpoint létrehozása.</w:t>
       </w:r>
     </w:p>
     <w:p>
@@ -6978,27 +5959,7 @@
           <w:lang w:eastAsia="hu-HU"/>
         </w:rPr>
         <w:br/>
-        <w:t xml:space="preserve">Frontend validáció és </w:t>
-      </w:r>
-      <w:proofErr w:type="spellStart"/>
-      <w:r>
-        <w:rPr>
-          <w:rFonts w:ascii="Times New Roman" w:eastAsia="Times New Roman" w:hAnsi="Times New Roman" w:cs="Times New Roman"/>
-          <w:sz w:val="24"/>
-          <w:szCs w:val="24"/>
-          <w:lang w:eastAsia="hu-HU"/>
-        </w:rPr>
-        <w:t>regex</w:t>
-      </w:r>
-      <w:proofErr w:type="spellEnd"/>
-      <w:r>
-        <w:rPr>
-          <w:rFonts w:ascii="Times New Roman" w:eastAsia="Times New Roman" w:hAnsi="Times New Roman" w:cs="Times New Roman"/>
-          <w:sz w:val="24"/>
-          <w:szCs w:val="24"/>
-          <w:lang w:eastAsia="hu-HU"/>
-        </w:rPr>
-        <w:t xml:space="preserve"> ellenőrzés.</w:t>
+        <w:t>Frontend validáció és regex ellenőrzés.</w:t>
       </w:r>
     </w:p>
     <w:p>
@@ -7106,54 +6067,41 @@
           <w:rFonts w:ascii="Times New Roman" w:hAnsi="Times New Roman" w:cs="Times New Roman"/>
           <w:b/>
         </w:rPr>
-        <w:t>Hibajegyzet (F</w:t>
-      </w:r>
-      <w:r>
+        <w:t>Hibajegyzet (Fejlesztés közben felmerült problémák)</w:t>
+      </w:r>
+    </w:p>
+    <w:p>
+      <w:pPr>
         <w:rPr>
           <w:rFonts w:ascii="Times New Roman" w:hAnsi="Times New Roman" w:cs="Times New Roman"/>
-          <w:b/>
-        </w:rPr>
-        <w:t>ejlesztés közben felmerült problémák)</w:t>
-      </w:r>
-    </w:p>
-    <w:p>
-      <w:pPr>
+        </w:rPr>
+      </w:pPr>
+      <w:r>
         <w:rPr>
           <w:rFonts w:ascii="Times New Roman" w:hAnsi="Times New Roman" w:cs="Times New Roman"/>
-        </w:rPr>
-      </w:pPr>
-      <w:r>
+          <w:b/>
+        </w:rPr>
+        <w:t>1. Saját makettek módosítása után nem került vissza jóváhagyásra</w:t>
+      </w:r>
+    </w:p>
+    <w:p>
+      <w:pPr>
         <w:rPr>
           <w:rFonts w:ascii="Times New Roman" w:hAnsi="Times New Roman" w:cs="Times New Roman"/>
-          <w:b/>
-        </w:rPr>
-        <w:t>1. Saját makettek módosítása után nem került vissza jóváhagyásra</w:t>
-      </w:r>
-    </w:p>
-    <w:p>
-      <w:pPr>
+        </w:rPr>
+      </w:pPr>
+      <w:r>
         <w:rPr>
           <w:rFonts w:ascii="Times New Roman" w:hAnsi="Times New Roman" w:cs="Times New Roman"/>
         </w:rPr>
-      </w:pPr>
+        <w:t>Probléma:</w:t>
+      </w:r>
       <w:r>
         <w:rPr>
           <w:rFonts w:ascii="Times New Roman" w:hAnsi="Times New Roman" w:cs="Times New Roman"/>
         </w:rPr>
-        <w:t>Probléma:</w:t>
-      </w:r>
-      <w:r>
-        <w:rPr>
-          <w:rFonts w:ascii="Times New Roman" w:hAnsi="Times New Roman" w:cs="Times New Roman"/>
-        </w:rPr>
         <w:br/>
-        <w:t xml:space="preserve">A felhasználó módosíthatta a saját makettjét, viszont a módosítás után a makett továbbra is „jóváhagyott” állapotban maradt. Ez adatbiztonsági </w:t>
-      </w:r>
-      <w:r>
-        <w:rPr>
-          <w:rFonts w:ascii="Times New Roman" w:hAnsi="Times New Roman" w:cs="Times New Roman"/>
-        </w:rPr>
-        <w:t>problémát okozott, mert a felhasználó így a moderáció ellenőrzése nélkül is megváltoztathatta a publikus tartalmat.</w:t>
+        <w:t>A felhasználó módosíthatta a saját makettjét, viszont a módosítás után a makett továbbra is „jóváhagyott” állapotban maradt. Ez adatbiztonsági problémát okozott, mert a felhasználó így a moderáció ellenőrzése nélkül is megváltoztathatta a publikus tartalmat.</w:t>
       </w:r>
     </w:p>
     <w:p>
@@ -7193,13 +6141,7 @@
           <w:rFonts w:ascii="Times New Roman" w:hAnsi="Times New Roman" w:cs="Times New Roman"/>
         </w:rPr>
         <w:br/>
-        <w:t>Módosí</w:t>
-      </w:r>
-      <w:r>
-        <w:rPr>
-          <w:rFonts w:ascii="Times New Roman" w:hAnsi="Times New Roman" w:cs="Times New Roman"/>
-        </w:rPr>
-        <w:t>táskor automatikusan:</w:t>
+        <w:t>Módosításkor automatikusan:</w:t>
       </w:r>
       <w:r>
         <w:rPr>
@@ -7261,14 +6203,7 @@
           <w:rFonts w:ascii="Times New Roman" w:hAnsi="Times New Roman" w:cs="Times New Roman"/>
           <w:b/>
         </w:rPr>
-        <w:t>2. Nem lehetett megkülönböztetni jóváhagyott és nem jóváhagyot</w:t>
-      </w:r>
-      <w:r>
-        <w:rPr>
-          <w:rFonts w:ascii="Times New Roman" w:hAnsi="Times New Roman" w:cs="Times New Roman"/>
-          <w:b/>
-        </w:rPr>
-        <w:t>t makettek funkcióit</w:t>
+        <w:t>2. Nem lehetett megkülönböztetni jóváhagyott és nem jóváhagyott makettek funkcióit</w:t>
       </w:r>
     </w:p>
     <w:p>
@@ -7328,13 +6263,7 @@
           <w:rFonts w:ascii="Times New Roman" w:hAnsi="Times New Roman" w:cs="Times New Roman"/>
         </w:rPr>
         <w:br/>
-        <w:t>Csak jóváhagyott makettnél jelennek meg a hozzászólások és</w:t>
-      </w:r>
-      <w:r>
-        <w:rPr>
-          <w:rFonts w:ascii="Times New Roman" w:hAnsi="Times New Roman" w:cs="Times New Roman"/>
-        </w:rPr>
-        <w:t xml:space="preserve"> az új napló létrehozása.</w:t>
+        <w:t>Csak jóváhagyott makettnél jelennek meg a hozzászólások és az új napló létrehozása.</w:t>
       </w:r>
       <w:r>
         <w:rPr>
@@ -7395,13 +6324,7 @@
           <w:rFonts w:ascii="Times New Roman" w:hAnsi="Times New Roman" w:cs="Times New Roman"/>
         </w:rPr>
         <w:br/>
-        <w:t>A modal csak a publikus oldalon töltötte</w:t>
-      </w:r>
-      <w:r>
-        <w:rPr>
-          <w:rFonts w:ascii="Times New Roman" w:hAnsi="Times New Roman" w:cs="Times New Roman"/>
-        </w:rPr>
-        <w:t xml:space="preserve"> be az adatokat.</w:t>
+        <w:t>A modal csak a publikus oldalon töltötte be az adatokat.</w:t>
       </w:r>
     </w:p>
     <w:p>
@@ -7455,13 +6378,7 @@
           <w:rFonts w:ascii="Times New Roman" w:hAnsi="Times New Roman" w:cs="Times New Roman"/>
         </w:rPr>
         <w:br/>
-        <w:t xml:space="preserve">Moderálás alatt álló maketthez is lehetett </w:t>
-      </w:r>
-      <w:r>
-        <w:rPr>
-          <w:rFonts w:ascii="Times New Roman" w:hAnsi="Times New Roman" w:cs="Times New Roman"/>
-        </w:rPr>
-        <w:t>naplót készíteni.</w:t>
+        <w:t>Moderálás alatt álló maketthez is lehetett naplót készíteni.</w:t>
       </w:r>
     </w:p>
     <w:p>
@@ -7555,13 +6472,7 @@
           <w:rFonts w:ascii="Times New Roman" w:hAnsi="Times New Roman" w:cs="Times New Roman"/>
         </w:rPr>
         <w:br/>
-        <w:t xml:space="preserve">Fix </w:t>
-      </w:r>
-      <w:r>
-        <w:rPr>
-          <w:rFonts w:ascii="Times New Roman" w:hAnsi="Times New Roman" w:cs="Times New Roman"/>
-        </w:rPr>
-        <w:t>szélességű card-grid került bevezetésre az egységes kinézethez.</w:t>
+        <w:t>Fix szélességű card-grid került bevezetésre az egységes kinézethez.</w:t>
       </w:r>
     </w:p>
     <w:p>
@@ -7615,13 +6526,7 @@
           <w:rFonts w:ascii="Times New Roman" w:hAnsi="Times New Roman" w:cs="Times New Roman"/>
         </w:rPr>
         <w:br/>
-        <w:t>A kártyák megkapták az értékelés komponenst, íg</w:t>
-      </w:r>
-      <w:r>
-        <w:rPr>
-          <w:rFonts w:ascii="Times New Roman" w:hAnsi="Times New Roman" w:cs="Times New Roman"/>
-        </w:rPr>
-        <w:t>y minden listában egységes lett a megjelenítés.</w:t>
+        <w:t>A kártyák megkapták az értékelés komponenst, így minden listában egységes lett a megjelenítés.</w:t>
       </w:r>
     </w:p>
     <w:sectPr>

--- a/Tesztelesieshibajavitasidokumentacio.docx
+++ b/Tesztelesieshibajavitasidokumentacio.docx
@@ -4,22 +4,291 @@
   <w:body>
     <w:p>
       <w:pPr>
+        <w:jc w:val="center"/>
+        <w:rPr>
+          <w:rFonts w:cs="Times New Roman"/>
+        </w:rPr>
+      </w:pPr>
+      <w:r>
+        <w:rPr>
+          <w:rFonts w:cs="Times New Roman"/>
+        </w:rPr>
+        <w:t>Budapesti Gazdasági Szakképzési Centrum Pestszentlőrinci Technikum</w:t>
+      </w:r>
+    </w:p>
+    <w:p>
+      <w:pPr>
+        <w:jc w:val="center"/>
+        <w:rPr>
+          <w:rFonts w:cs="Times New Roman"/>
+        </w:rPr>
+      </w:pPr>
+      <w:r>
+        <w:rPr>
+          <w:rFonts w:cs="Times New Roman"/>
+        </w:rPr>
+        <w:t>1184 Budapest Hengersor 34.</w:t>
+      </w:r>
+    </w:p>
+    <w:p>
+      <w:pPr>
+        <w:jc w:val="center"/>
+        <w:rPr>
+          <w:rFonts w:cs="Times New Roman"/>
+        </w:rPr>
+      </w:pPr>
+    </w:p>
+    <w:p>
+      <w:pPr>
+        <w:jc w:val="center"/>
+        <w:rPr>
+          <w:rFonts w:cs="Times New Roman"/>
+        </w:rPr>
+      </w:pPr>
+    </w:p>
+    <w:p>
+      <w:pPr>
+        <w:jc w:val="center"/>
+        <w:rPr>
+          <w:rFonts w:cs="Times New Roman"/>
+        </w:rPr>
+      </w:pPr>
+    </w:p>
+    <w:p>
+      <w:pPr>
+        <w:jc w:val="center"/>
+        <w:rPr>
+          <w:rFonts w:cs="Times New Roman"/>
+        </w:rPr>
+      </w:pPr>
+    </w:p>
+    <w:p>
+      <w:pPr>
+        <w:jc w:val="center"/>
+        <w:rPr>
+          <w:rFonts w:cs="Times New Roman"/>
+        </w:rPr>
+      </w:pPr>
+    </w:p>
+    <w:p>
+      <w:pPr>
         <w:pStyle w:val="Cm"/>
         <w:jc w:val="center"/>
         <w:rPr>
+          <w:b/>
+          <w:bCs/>
+          <w:color w:val="385623" w:themeColor="accent6" w:themeShade="80"/>
+          <w:sz w:val="96"/>
+          <w:szCs w:val="96"/>
+        </w:rPr>
+      </w:pPr>
+      <w:r>
+        <w:rPr>
+          <w:b/>
+          <w:bCs/>
+          <w:color w:val="385623" w:themeColor="accent6" w:themeShade="80"/>
+          <w:sz w:val="96"/>
+          <w:szCs w:val="96"/>
+        </w:rPr>
+        <w:t>Vizsgaremek</w:t>
+      </w:r>
+    </w:p>
+    <w:p>
+      <w:pPr>
+        <w:pStyle w:val="Alcm"/>
+        <w:rPr>
+          <w:color w:val="385623" w:themeColor="accent6" w:themeShade="80"/>
+        </w:rPr>
+      </w:pPr>
+      <w:r>
+        <w:rPr>
+          <w:color w:val="385623" w:themeColor="accent6" w:themeShade="80"/>
+        </w:rPr>
+        <w:t>Makett véleményező oldal</w:t>
+      </w:r>
+    </w:p>
+    <w:p>
+      <w:pPr>
+        <w:tabs>
+          <w:tab w:val="left" w:pos="1701"/>
+          <w:tab w:val="left" w:pos="6120"/>
+        </w:tabs>
+        <w:rPr>
+          <w:rFonts w:cs="Times New Roman"/>
+        </w:rPr>
+      </w:pPr>
+      <w:r>
+        <w:rPr>
+          <w:rFonts w:cs="Times New Roman"/>
+          <w:b/>
+          <w:bCs/>
+        </w:rPr>
+        <w:t>Konzulens tanár:</w:t>
+      </w:r>
+      <w:r>
+        <w:rPr>
+          <w:rFonts w:cs="Times New Roman"/>
+        </w:rPr>
+        <w:t xml:space="preserve"> Kovács Árpád                  </w:t>
+      </w:r>
+      <w:r>
+        <w:rPr>
+          <w:rFonts w:cs="Times New Roman"/>
+        </w:rPr>
+        <w:t xml:space="preserve">                                                               </w:t>
+      </w:r>
+      <w:r>
+        <w:rPr>
+          <w:rFonts w:cs="Times New Roman"/>
+          <w:b/>
+          <w:bCs/>
+        </w:rPr>
+        <w:t>Készítette:</w:t>
+      </w:r>
+      <w:r>
+        <w:rPr>
+          <w:rFonts w:cs="Times New Roman"/>
+        </w:rPr>
+        <w:t xml:space="preserve"> Claus</w:t>
+      </w:r>
+      <w:r>
+        <w:rPr>
+          <w:rFonts w:cs="Times New Roman"/>
+        </w:rPr>
+        <w:t xml:space="preserve"> Patrik</w:t>
+      </w:r>
+    </w:p>
+    <w:p>
+      <w:pPr>
+        <w:tabs>
+          <w:tab w:val="left" w:pos="1843"/>
+          <w:tab w:val="left" w:pos="7110"/>
+        </w:tabs>
+        <w:jc w:val="right"/>
+        <w:rPr>
+          <w:rFonts w:cs="Times New Roman"/>
+        </w:rPr>
+      </w:pPr>
+      <w:r>
+        <w:rPr>
+          <w:rFonts w:cs="Times New Roman"/>
+        </w:rPr>
+        <w:t xml:space="preserve">               </w:t>
+      </w:r>
+      <w:r>
+        <w:rPr>
+          <w:rFonts w:cs="Times New Roman"/>
+        </w:rPr>
+        <w:t xml:space="preserve">                                                                            </w:t>
+      </w:r>
+      <w:r>
+        <w:rPr>
+          <w:rFonts w:cs="Times New Roman"/>
+        </w:rPr>
+        <w:t xml:space="preserve">    </w:t>
+      </w:r>
+      <w:proofErr w:type="spellStart"/>
+      <w:r>
+        <w:rPr>
+          <w:rFonts w:cs="Times New Roman"/>
+        </w:rPr>
+        <w:t>Hohn</w:t>
+      </w:r>
+      <w:proofErr w:type="spellEnd"/>
+      <w:r>
+        <w:rPr>
+          <w:rFonts w:cs="Times New Roman"/>
+        </w:rPr>
+        <w:t xml:space="preserve"> Márton</w:t>
+      </w:r>
+    </w:p>
+    <w:p>
+      <w:pPr>
+        <w:tabs>
+          <w:tab w:val="left" w:pos="1843"/>
+          <w:tab w:val="left" w:pos="7110"/>
+        </w:tabs>
+        <w:jc w:val="right"/>
+        <w:rPr>
+          <w:rFonts w:cs="Times New Roman"/>
+        </w:rPr>
+      </w:pPr>
+      <w:r>
+        <w:rPr>
+          <w:rFonts w:cs="Times New Roman"/>
+        </w:rPr>
+        <w:tab/>
+        <w:t xml:space="preserve">                                                          Szabados Bendegúz Henrik</w:t>
+      </w:r>
+      <w:r>
+        <w:rPr>
+          <w:rFonts w:cs="Times New Roman"/>
+        </w:rPr>
+        <w:t xml:space="preserve">                                                               </w:t>
+      </w:r>
+    </w:p>
+    <w:p>
+      <w:pPr>
+        <w:rPr>
           <w:rFonts w:ascii="Times New Roman" w:hAnsi="Times New Roman" w:cs="Times New Roman"/>
-          <w:b/>
-          <w:bCs/>
-        </w:rPr>
-      </w:pPr>
-      <w:r>
+        </w:rPr>
+      </w:pPr>
+    </w:p>
+    <w:p>
+      <w:pPr>
         <w:rPr>
           <w:rFonts w:ascii="Times New Roman" w:hAnsi="Times New Roman" w:cs="Times New Roman"/>
-          <w:b/>
-          <w:bCs/>
-        </w:rPr>
-        <w:t>Tesztelési és hibajavítási dokumentáció</w:t>
-      </w:r>
+        </w:rPr>
+      </w:pPr>
+    </w:p>
+    <w:p>
+      <w:pPr>
+        <w:rPr>
+          <w:rFonts w:ascii="Times New Roman" w:hAnsi="Times New Roman" w:cs="Times New Roman"/>
+        </w:rPr>
+      </w:pPr>
+    </w:p>
+    <w:p>
+      <w:pPr>
+        <w:rPr>
+          <w:rFonts w:ascii="Times New Roman" w:hAnsi="Times New Roman" w:cs="Times New Roman"/>
+        </w:rPr>
+      </w:pPr>
+    </w:p>
+    <w:p>
+      <w:pPr>
+        <w:rPr>
+          <w:rFonts w:ascii="Times New Roman" w:hAnsi="Times New Roman" w:cs="Times New Roman"/>
+        </w:rPr>
+      </w:pPr>
+    </w:p>
+    <w:p>
+      <w:pPr>
+        <w:rPr>
+          <w:rFonts w:ascii="Times New Roman" w:hAnsi="Times New Roman" w:cs="Times New Roman"/>
+        </w:rPr>
+      </w:pPr>
+    </w:p>
+    <w:p>
+      <w:pPr>
+        <w:rPr>
+          <w:rFonts w:ascii="Times New Roman" w:hAnsi="Times New Roman" w:cs="Times New Roman"/>
+        </w:rPr>
+      </w:pPr>
+    </w:p>
+    <w:p>
+      <w:pPr>
+        <w:rPr>
+          <w:rFonts w:ascii="Times New Roman" w:hAnsi="Times New Roman" w:cs="Times New Roman"/>
+        </w:rPr>
+      </w:pPr>
+    </w:p>
+    <w:p>
+      <w:pPr>
+        <w:rPr>
+          <w:rFonts w:ascii="Times New Roman" w:hAnsi="Times New Roman" w:cs="Times New Roman"/>
+        </w:rPr>
+      </w:pPr>
     </w:p>
     <w:p>
       <w:pPr>
@@ -70,7 +339,27 @@
           <w:szCs w:val="24"/>
           <w:lang w:eastAsia="hu-HU"/>
         </w:rPr>
-        <w:t>A dokumentáció célja a MakettMester webalkalmazás működésének részletes ellenőrzése és a fejlesztés során felmerült hibák bemutatása. A tesztelés során a weboldal frontend és backend funkcióinak stabilitását, használhatóságát és hibakezelését vizsgáltuk.</w:t>
+        <w:t xml:space="preserve">A dokumentáció célja a </w:t>
+      </w:r>
+      <w:proofErr w:type="spellStart"/>
+      <w:r>
+        <w:rPr>
+          <w:rFonts w:ascii="Times New Roman" w:eastAsia="Times New Roman" w:hAnsi="Times New Roman" w:cs="Times New Roman"/>
+          <w:sz w:val="24"/>
+          <w:szCs w:val="24"/>
+          <w:lang w:eastAsia="hu-HU"/>
+        </w:rPr>
+        <w:t>MakettMester</w:t>
+      </w:r>
+      <w:proofErr w:type="spellEnd"/>
+      <w:r>
+        <w:rPr>
+          <w:rFonts w:ascii="Times New Roman" w:eastAsia="Times New Roman" w:hAnsi="Times New Roman" w:cs="Times New Roman"/>
+          <w:sz w:val="24"/>
+          <w:szCs w:val="24"/>
+          <w:lang w:eastAsia="hu-HU"/>
+        </w:rPr>
+        <w:t xml:space="preserve"> webalkalmazás működésének részletes ellenőrzése és a fejlesztés során felmerült hibák bemutatása. A tesztelés során a weboldal frontend és backend funkcióinak stabilitását, használhatóságát és hibakezelését vizsgáltuk.</w:t>
       </w:r>
     </w:p>
     <w:p>
@@ -604,6 +893,7 @@
           <w:szCs w:val="24"/>
           <w:lang w:eastAsia="hu-HU"/>
         </w:rPr>
+        <w:lastRenderedPageBreak/>
         <w:t>építési naplók kezelése</w:t>
       </w:r>
     </w:p>
@@ -640,7 +930,6 @@
           <w:szCs w:val="27"/>
           <w:lang w:eastAsia="hu-HU"/>
         </w:rPr>
-        <w:lastRenderedPageBreak/>
         <w:t>Felhasználói felület tesztelése</w:t>
       </w:r>
     </w:p>
@@ -1194,6 +1483,7 @@
           <w:szCs w:val="24"/>
           <w:lang w:eastAsia="hu-HU"/>
         </w:rPr>
+        <w:lastRenderedPageBreak/>
         <w:t>Építési naplók</w:t>
       </w:r>
     </w:p>
@@ -1262,7 +1552,6 @@
           <w:szCs w:val="24"/>
           <w:lang w:eastAsia="hu-HU"/>
         </w:rPr>
-        <w:lastRenderedPageBreak/>
         <w:t>Teszteltük:</w:t>
       </w:r>
     </w:p>
@@ -1958,7 +2247,6 @@
           <w:szCs w:val="27"/>
           <w:lang w:eastAsia="hu-HU"/>
         </w:rPr>
-        <w:lastRenderedPageBreak/>
         <w:t>T5 – Makett feltöltés</w:t>
       </w:r>
     </w:p>
@@ -2589,6 +2877,7 @@
           <w:szCs w:val="24"/>
           <w:lang w:eastAsia="hu-HU"/>
         </w:rPr>
+        <w:lastRenderedPageBreak/>
         <w:t>Hozzáadás</w:t>
       </w:r>
     </w:p>
@@ -2681,7 +2970,6 @@
           <w:szCs w:val="24"/>
           <w:lang w:eastAsia="hu-HU"/>
         </w:rPr>
-        <w:lastRenderedPageBreak/>
         <w:t>Eredmény:</w:t>
       </w:r>
       <w:r>
@@ -3305,6 +3593,7 @@
           <w:szCs w:val="24"/>
           <w:lang w:eastAsia="hu-HU"/>
         </w:rPr>
+        <w:lastRenderedPageBreak/>
         <w:t>Tiltás</w:t>
       </w:r>
     </w:p>
@@ -3373,7 +3662,6 @@
           <w:szCs w:val="24"/>
           <w:lang w:eastAsia="hu-HU"/>
         </w:rPr>
-        <w:lastRenderedPageBreak/>
         <w:t>Normál felhasználó és admin különbségek</w:t>
       </w:r>
     </w:p>
@@ -3827,17 +4115,94 @@
           <w:lang w:eastAsia="hu-HU"/>
         </w:rPr>
       </w:pPr>
-      <w:r>
-        <w:rPr>
-          <w:rFonts w:ascii="Times New Roman" w:eastAsia="Times New Roman" w:hAnsi="Times New Roman" w:cs="Times New Roman"/>
-          <w:sz w:val="24"/>
-          <w:szCs w:val="24"/>
-          <w:lang w:eastAsia="hu-HU"/>
-        </w:rPr>
-        <w:pict w14:anchorId="0CFB5122">
-          <v:rect id="_x0000_i1040" style="width:0;height:1.5pt" o:hralign="center" o:hrstd="t" o:hr="t" fillcolor="#a0a0a0" stroked="f"/>
-        </w:pict>
-      </w:r>
+    </w:p>
+    <w:p>
+      <w:pPr>
+        <w:spacing w:after="0" w:line="240" w:lineRule="auto"/>
+        <w:rPr>
+          <w:rFonts w:ascii="Times New Roman" w:eastAsia="Times New Roman" w:hAnsi="Times New Roman" w:cs="Times New Roman"/>
+          <w:sz w:val="24"/>
+          <w:szCs w:val="24"/>
+          <w:lang w:eastAsia="hu-HU"/>
+        </w:rPr>
+      </w:pPr>
+    </w:p>
+    <w:p>
+      <w:pPr>
+        <w:spacing w:after="0" w:line="240" w:lineRule="auto"/>
+        <w:rPr>
+          <w:rFonts w:ascii="Times New Roman" w:eastAsia="Times New Roman" w:hAnsi="Times New Roman" w:cs="Times New Roman"/>
+          <w:sz w:val="24"/>
+          <w:szCs w:val="24"/>
+          <w:lang w:eastAsia="hu-HU"/>
+        </w:rPr>
+      </w:pPr>
+    </w:p>
+    <w:p>
+      <w:pPr>
+        <w:spacing w:after="0" w:line="240" w:lineRule="auto"/>
+        <w:rPr>
+          <w:rFonts w:ascii="Times New Roman" w:eastAsia="Times New Roman" w:hAnsi="Times New Roman" w:cs="Times New Roman"/>
+          <w:sz w:val="24"/>
+          <w:szCs w:val="24"/>
+          <w:lang w:eastAsia="hu-HU"/>
+        </w:rPr>
+      </w:pPr>
+    </w:p>
+    <w:p>
+      <w:pPr>
+        <w:spacing w:after="0" w:line="240" w:lineRule="auto"/>
+        <w:rPr>
+          <w:rFonts w:ascii="Times New Roman" w:eastAsia="Times New Roman" w:hAnsi="Times New Roman" w:cs="Times New Roman"/>
+          <w:sz w:val="24"/>
+          <w:szCs w:val="24"/>
+          <w:lang w:eastAsia="hu-HU"/>
+        </w:rPr>
+      </w:pPr>
+    </w:p>
+    <w:p>
+      <w:pPr>
+        <w:spacing w:after="0" w:line="240" w:lineRule="auto"/>
+        <w:rPr>
+          <w:rFonts w:ascii="Times New Roman" w:eastAsia="Times New Roman" w:hAnsi="Times New Roman" w:cs="Times New Roman"/>
+          <w:sz w:val="24"/>
+          <w:szCs w:val="24"/>
+          <w:lang w:eastAsia="hu-HU"/>
+        </w:rPr>
+      </w:pPr>
+    </w:p>
+    <w:p>
+      <w:pPr>
+        <w:spacing w:after="0" w:line="240" w:lineRule="auto"/>
+        <w:rPr>
+          <w:rFonts w:ascii="Times New Roman" w:eastAsia="Times New Roman" w:hAnsi="Times New Roman" w:cs="Times New Roman"/>
+          <w:sz w:val="24"/>
+          <w:szCs w:val="24"/>
+          <w:lang w:eastAsia="hu-HU"/>
+        </w:rPr>
+      </w:pPr>
+    </w:p>
+    <w:p>
+      <w:pPr>
+        <w:spacing w:after="0" w:line="240" w:lineRule="auto"/>
+        <w:rPr>
+          <w:rFonts w:ascii="Times New Roman" w:eastAsia="Times New Roman" w:hAnsi="Times New Roman" w:cs="Times New Roman"/>
+          <w:sz w:val="24"/>
+          <w:szCs w:val="24"/>
+          <w:lang w:eastAsia="hu-HU"/>
+        </w:rPr>
+      </w:pPr>
+    </w:p>
+    <w:p>
+      <w:pPr>
+        <w:spacing w:after="0" w:line="240" w:lineRule="auto"/>
+        <w:rPr>
+          <w:rFonts w:ascii="Times New Roman" w:eastAsia="Times New Roman" w:hAnsi="Times New Roman" w:cs="Times New Roman"/>
+          <w:sz w:val="24"/>
+          <w:szCs w:val="24"/>
+          <w:lang w:eastAsia="hu-HU"/>
+        </w:rPr>
+      </w:pPr>
     </w:p>
     <w:p>
       <w:pPr>
@@ -3861,6 +4226,7 @@
           <w:szCs w:val="36"/>
           <w:lang w:eastAsia="hu-HU"/>
         </w:rPr>
+        <w:lastRenderedPageBreak/>
         <w:t>5. Fejlesztés során talált hibák és javításuk</w:t>
       </w:r>
     </w:p>
@@ -3894,17 +4260,6 @@
           <w:lang w:eastAsia="hu-HU"/>
         </w:rPr>
       </w:pPr>
-      <w:r>
-        <w:rPr>
-          <w:rFonts w:ascii="Times New Roman" w:eastAsia="Times New Roman" w:hAnsi="Times New Roman" w:cs="Times New Roman"/>
-          <w:sz w:val="24"/>
-          <w:szCs w:val="24"/>
-          <w:lang w:eastAsia="hu-HU"/>
-        </w:rPr>
-        <w:pict w14:anchorId="2064450B">
-          <v:rect id="_x0000_i1041" style="width:0;height:1.5pt" o:hralign="center" o:hrstd="t" o:hr="t" fillcolor="#a0a0a0" stroked="f"/>
-        </w:pict>
-      </w:r>
     </w:p>
     <w:p>
       <w:pPr>
@@ -4018,7 +4373,6 @@
           <w:szCs w:val="24"/>
           <w:lang w:eastAsia="hu-HU"/>
         </w:rPr>
-        <w:lastRenderedPageBreak/>
         <w:t>Hiányos frontend és backend jogosultság ellenőrzés.</w:t>
       </w:r>
     </w:p>
@@ -4431,6 +4785,7 @@
           <w:szCs w:val="24"/>
           <w:lang w:eastAsia="hu-HU"/>
         </w:rPr>
+        <w:lastRenderedPageBreak/>
         <w:t>A megfelelő route és adatlekérés implementálása.</w:t>
       </w:r>
     </w:p>
@@ -4603,7 +4958,6 @@
           <w:szCs w:val="24"/>
           <w:lang w:eastAsia="hu-HU"/>
         </w:rPr>
-        <w:lastRenderedPageBreak/>
         <w:t>Megoldás:</w:t>
       </w:r>
     </w:p>
@@ -5013,6 +5367,7 @@
           <w:szCs w:val="24"/>
           <w:lang w:eastAsia="hu-HU"/>
         </w:rPr>
+        <w:lastRenderedPageBreak/>
         <w:t>Megoldás:</w:t>
       </w:r>
     </w:p>
@@ -5170,7 +5525,6 @@
           <w:szCs w:val="24"/>
           <w:lang w:eastAsia="hu-HU"/>
         </w:rPr>
-        <w:lastRenderedPageBreak/>
         <w:t>Guard feltétel és optional chaining.</w:t>
       </w:r>
     </w:p>
@@ -5582,6 +5936,7 @@
           <w:szCs w:val="27"/>
           <w:lang w:eastAsia="hu-HU"/>
         </w:rPr>
+        <w:lastRenderedPageBreak/>
         <w:t>5.10 Backend logikai hiba</w:t>
       </w:r>
     </w:p>
@@ -5744,7 +6099,6 @@
           <w:szCs w:val="24"/>
           <w:lang w:eastAsia="hu-HU"/>
         </w:rPr>
-        <w:lastRenderedPageBreak/>
         <w:t>Probléma:</w:t>
       </w:r>
     </w:p>
@@ -6094,6 +6448,7 @@
         <w:rPr>
           <w:rFonts w:ascii="Times New Roman" w:hAnsi="Times New Roman" w:cs="Times New Roman"/>
         </w:rPr>
+        <w:lastRenderedPageBreak/>
         <w:t>Probléma:</w:t>
       </w:r>
       <w:r>
@@ -6176,12 +6531,6 @@
           <w:rFonts w:ascii="Times New Roman" w:hAnsi="Times New Roman" w:cs="Times New Roman"/>
         </w:rPr>
         <w:br/>
-      </w:r>
-      <w:r>
-        <w:rPr>
-          <w:rFonts w:ascii="Times New Roman" w:hAnsi="Times New Roman" w:cs="Times New Roman"/>
-        </w:rPr>
-        <w:lastRenderedPageBreak/>
         <w:t>- bekuldve = NOW()</w:t>
       </w:r>
       <w:r>
@@ -6465,6 +6814,7 @@
         <w:rPr>
           <w:rFonts w:ascii="Times New Roman" w:hAnsi="Times New Roman" w:cs="Times New Roman"/>
         </w:rPr>
+        <w:lastRenderedPageBreak/>
         <w:t>Megoldás:</w:t>
       </w:r>
       <w:r>
@@ -10196,6 +10546,51 @@
       <w:szCs w:val="56"/>
     </w:rPr>
   </w:style>
+  <w:style w:type="paragraph" w:styleId="Alcm">
+    <w:name w:val="Subtitle"/>
+    <w:basedOn w:val="Norml"/>
+    <w:next w:val="Norml"/>
+    <w:link w:val="AlcmChar"/>
+    <w:autoRedefine/>
+    <w:uiPriority w:val="11"/>
+    <w:qFormat/>
+    <w:rsid w:val="00850D46"/>
+    <w:pPr>
+      <w:numPr>
+        <w:ilvl w:val="1"/>
+      </w:numPr>
+      <w:spacing w:after="5000" w:line="360" w:lineRule="auto"/>
+      <w:ind w:firstLine="340"/>
+      <w:jc w:val="center"/>
+    </w:pPr>
+    <w:rPr>
+      <w:rFonts w:ascii="Times New Roman" w:eastAsiaTheme="majorEastAsia" w:hAnsi="Times New Roman" w:cs="Times New Roman"/>
+      <w:b/>
+      <w:i/>
+      <w:iCs/>
+      <w:color w:val="385623" w:themeColor="accent6" w:themeShade="80"/>
+      <w:spacing w:val="15"/>
+      <w:sz w:val="56"/>
+      <w:szCs w:val="56"/>
+    </w:rPr>
+  </w:style>
+  <w:style w:type="character" w:customStyle="1" w:styleId="AlcmChar">
+    <w:name w:val="Alcím Char"/>
+    <w:basedOn w:val="Bekezdsalapbettpusa"/>
+    <w:link w:val="Alcm"/>
+    <w:uiPriority w:val="11"/>
+    <w:rsid w:val="00850D46"/>
+    <w:rPr>
+      <w:rFonts w:ascii="Times New Roman" w:eastAsiaTheme="majorEastAsia" w:hAnsi="Times New Roman" w:cs="Times New Roman"/>
+      <w:b/>
+      <w:i/>
+      <w:iCs/>
+      <w:color w:val="385623" w:themeColor="accent6" w:themeShade="80"/>
+      <w:spacing w:val="15"/>
+      <w:sz w:val="56"/>
+      <w:szCs w:val="56"/>
+    </w:rPr>
+  </w:style>
 </w:styles>
 </file>
 

--- a/Tesztelesieshibajavitasidokumentacio.docx
+++ b/Tesztelesieshibajavitasidokumentacio.docx
@@ -96,14 +96,8 @@
     <w:p>
       <w:pPr>
         <w:pStyle w:val="Alcm"/>
-        <w:rPr>
-          <w:color w:val="385623" w:themeColor="accent6" w:themeShade="80"/>
-        </w:rPr>
-      </w:pPr>
-      <w:r>
-        <w:rPr>
-          <w:color w:val="385623" w:themeColor="accent6" w:themeShade="80"/>
-        </w:rPr>
+      </w:pPr>
+      <w:r>
         <w:t>Makett véleményező oldal</w:t>
       </w:r>
     </w:p>
@@ -129,13 +123,7 @@
         <w:rPr>
           <w:rFonts w:cs="Times New Roman"/>
         </w:rPr>
-        <w:t xml:space="preserve"> Kovács Árpád                  </w:t>
-      </w:r>
-      <w:r>
-        <w:rPr>
-          <w:rFonts w:cs="Times New Roman"/>
-        </w:rPr>
-        <w:t xml:space="preserve">                                                               </w:t>
+        <w:t xml:space="preserve"> Kovács Árpád                                                                                 </w:t>
       </w:r>
       <w:r>
         <w:rPr>
@@ -179,13 +167,7 @@
         <w:rPr>
           <w:rFonts w:cs="Times New Roman"/>
         </w:rPr>
-        <w:t xml:space="preserve">                                                                            </w:t>
-      </w:r>
-      <w:r>
-        <w:rPr>
-          <w:rFonts w:cs="Times New Roman"/>
-        </w:rPr>
-        <w:t xml:space="preserve">    </w:t>
+        <w:t xml:space="preserve">                                                                                </w:t>
       </w:r>
       <w:proofErr w:type="spellStart"/>
       <w:r>
@@ -224,72 +206,2633 @@
         <w:rPr>
           <w:rFonts w:cs="Times New Roman"/>
         </w:rPr>
-        <w:t xml:space="preserve">                                                               </w:t>
-      </w:r>
-    </w:p>
-    <w:p>
-      <w:pPr>
-        <w:rPr>
-          <w:rFonts w:ascii="Times New Roman" w:hAnsi="Times New Roman" w:cs="Times New Roman"/>
-        </w:rPr>
-      </w:pPr>
-    </w:p>
-    <w:p>
-      <w:pPr>
-        <w:rPr>
-          <w:rFonts w:ascii="Times New Roman" w:hAnsi="Times New Roman" w:cs="Times New Roman"/>
-        </w:rPr>
-      </w:pPr>
-    </w:p>
-    <w:p>
-      <w:pPr>
-        <w:rPr>
-          <w:rFonts w:ascii="Times New Roman" w:hAnsi="Times New Roman" w:cs="Times New Roman"/>
-        </w:rPr>
-      </w:pPr>
-    </w:p>
-    <w:p>
-      <w:pPr>
-        <w:rPr>
-          <w:rFonts w:ascii="Times New Roman" w:hAnsi="Times New Roman" w:cs="Times New Roman"/>
-        </w:rPr>
-      </w:pPr>
-    </w:p>
-    <w:p>
-      <w:pPr>
-        <w:rPr>
-          <w:rFonts w:ascii="Times New Roman" w:hAnsi="Times New Roman" w:cs="Times New Roman"/>
-        </w:rPr>
-      </w:pPr>
-    </w:p>
-    <w:p>
-      <w:pPr>
-        <w:rPr>
-          <w:rFonts w:ascii="Times New Roman" w:hAnsi="Times New Roman" w:cs="Times New Roman"/>
-        </w:rPr>
-      </w:pPr>
-    </w:p>
-    <w:p>
-      <w:pPr>
-        <w:rPr>
-          <w:rFonts w:ascii="Times New Roman" w:hAnsi="Times New Roman" w:cs="Times New Roman"/>
-        </w:rPr>
-      </w:pPr>
-    </w:p>
-    <w:p>
-      <w:pPr>
-        <w:rPr>
-          <w:rFonts w:ascii="Times New Roman" w:hAnsi="Times New Roman" w:cs="Times New Roman"/>
-        </w:rPr>
-      </w:pPr>
-    </w:p>
-    <w:p>
-      <w:pPr>
-        <w:rPr>
-          <w:rFonts w:ascii="Times New Roman" w:hAnsi="Times New Roman" w:cs="Times New Roman"/>
-        </w:rPr>
-      </w:pPr>
-    </w:p>
+        <w:t xml:space="preserve">       </w:t>
+      </w:r>
+    </w:p>
+    <w:p>
+      <w:pPr>
+        <w:tabs>
+          <w:tab w:val="left" w:pos="1843"/>
+          <w:tab w:val="left" w:pos="7110"/>
+        </w:tabs>
+        <w:jc w:val="right"/>
+        <w:rPr>
+          <w:rFonts w:cs="Times New Roman"/>
+        </w:rPr>
+      </w:pPr>
+    </w:p>
+    <w:p>
+      <w:pPr>
+        <w:tabs>
+          <w:tab w:val="left" w:pos="1843"/>
+          <w:tab w:val="left" w:pos="7110"/>
+        </w:tabs>
+        <w:jc w:val="right"/>
+        <w:rPr>
+          <w:rFonts w:cs="Times New Roman"/>
+        </w:rPr>
+      </w:pPr>
+    </w:p>
+    <w:p>
+      <w:pPr>
+        <w:tabs>
+          <w:tab w:val="left" w:pos="1843"/>
+          <w:tab w:val="left" w:pos="7110"/>
+        </w:tabs>
+        <w:jc w:val="right"/>
+        <w:rPr>
+          <w:rFonts w:cs="Times New Roman"/>
+        </w:rPr>
+      </w:pPr>
+    </w:p>
+    <w:p>
+      <w:pPr>
+        <w:tabs>
+          <w:tab w:val="left" w:pos="1843"/>
+          <w:tab w:val="left" w:pos="7110"/>
+        </w:tabs>
+        <w:jc w:val="right"/>
+        <w:rPr>
+          <w:rFonts w:cs="Times New Roman"/>
+        </w:rPr>
+      </w:pPr>
+    </w:p>
+    <w:p>
+      <w:pPr>
+        <w:tabs>
+          <w:tab w:val="left" w:pos="1843"/>
+          <w:tab w:val="left" w:pos="7110"/>
+        </w:tabs>
+        <w:jc w:val="right"/>
+        <w:rPr>
+          <w:rFonts w:cs="Times New Roman"/>
+        </w:rPr>
+      </w:pPr>
+    </w:p>
+    <w:sdt>
+      <w:sdtPr>
+        <w:id w:val="-1490246474"/>
+        <w:docPartObj>
+          <w:docPartGallery w:val="Table of Contents"/>
+          <w:docPartUnique/>
+        </w:docPartObj>
+      </w:sdtPr>
+      <w:sdtEndPr>
+        <w:rPr>
+          <w:rFonts w:asciiTheme="minorHAnsi" w:eastAsiaTheme="minorHAnsi" w:hAnsiTheme="minorHAnsi" w:cstheme="minorBidi"/>
+          <w:b/>
+          <w:bCs/>
+          <w:color w:val="auto"/>
+          <w:sz w:val="22"/>
+          <w:szCs w:val="22"/>
+          <w:lang w:eastAsia="en-US"/>
+        </w:rPr>
+      </w:sdtEndPr>
+      <w:sdtContent>
+        <w:p>
+          <w:pPr>
+            <w:pStyle w:val="Tartalomjegyzkcmsora"/>
+          </w:pPr>
+          <w:r>
+            <w:t>Tartalom</w:t>
+          </w:r>
+        </w:p>
+        <w:p>
+          <w:pPr>
+            <w:pStyle w:val="TJ2"/>
+            <w:tabs>
+              <w:tab w:val="right" w:leader="dot" w:pos="9062"/>
+            </w:tabs>
+            <w:rPr>
+              <w:rFonts w:eastAsiaTheme="minorEastAsia"/>
+              <w:noProof/>
+              <w:lang w:eastAsia="hu-HU"/>
+            </w:rPr>
+          </w:pPr>
+          <w:r>
+            <w:fldChar w:fldCharType="begin"/>
+          </w:r>
+          <w:r>
+            <w:instrText xml:space="preserve"> TOC \o "1-3" \h \z \u </w:instrText>
+          </w:r>
+          <w:r>
+            <w:fldChar w:fldCharType="separate"/>
+          </w:r>
+          <w:hyperlink w:anchor="_Toc227315378" w:history="1">
+            <w:r>
+              <w:rPr>
+                <w:rStyle w:val="Hiperhivatkozs"/>
+                <w:rFonts w:ascii="Times New Roman" w:eastAsia="Times New Roman" w:hAnsi="Times New Roman" w:cs="Times New Roman"/>
+                <w:b/>
+                <w:bCs/>
+                <w:noProof/>
+                <w:lang w:eastAsia="hu-HU"/>
+              </w:rPr>
+              <w:t>1. Bevezetés</w:t>
+            </w:r>
+            <w:r>
+              <w:rPr>
+                <w:noProof/>
+                <w:webHidden/>
+              </w:rPr>
+              <w:tab/>
+            </w:r>
+            <w:r>
+              <w:rPr>
+                <w:noProof/>
+                <w:webHidden/>
+              </w:rPr>
+              <w:fldChar w:fldCharType="begin"/>
+            </w:r>
+            <w:r>
+              <w:rPr>
+                <w:noProof/>
+                <w:webHidden/>
+              </w:rPr>
+              <w:instrText xml:space="preserve"> PAGEREF _Toc227315378 \h </w:instrText>
+            </w:r>
+            <w:r>
+              <w:rPr>
+                <w:noProof/>
+                <w:webHidden/>
+              </w:rPr>
+            </w:r>
+            <w:r>
+              <w:rPr>
+                <w:noProof/>
+                <w:webHidden/>
+              </w:rPr>
+              <w:fldChar w:fldCharType="separate"/>
+            </w:r>
+            <w:r>
+              <w:rPr>
+                <w:noProof/>
+                <w:webHidden/>
+              </w:rPr>
+              <w:t>2</w:t>
+            </w:r>
+            <w:r>
+              <w:rPr>
+                <w:noProof/>
+                <w:webHidden/>
+              </w:rPr>
+              <w:fldChar w:fldCharType="end"/>
+            </w:r>
+          </w:hyperlink>
+        </w:p>
+        <w:p>
+          <w:pPr>
+            <w:pStyle w:val="TJ2"/>
+            <w:tabs>
+              <w:tab w:val="right" w:leader="dot" w:pos="9062"/>
+            </w:tabs>
+            <w:rPr>
+              <w:rFonts w:eastAsiaTheme="minorEastAsia"/>
+              <w:noProof/>
+              <w:lang w:eastAsia="hu-HU"/>
+            </w:rPr>
+          </w:pPr>
+          <w:hyperlink w:anchor="_Toc227315379" w:history="1">
+            <w:r>
+              <w:rPr>
+                <w:rStyle w:val="Hiperhivatkozs"/>
+                <w:rFonts w:ascii="Times New Roman" w:eastAsia="Times New Roman" w:hAnsi="Times New Roman" w:cs="Times New Roman"/>
+                <w:b/>
+                <w:bCs/>
+                <w:noProof/>
+                <w:lang w:eastAsia="hu-HU"/>
+              </w:rPr>
+              <w:t>2. Tesztelési környezet</w:t>
+            </w:r>
+            <w:r>
+              <w:rPr>
+                <w:noProof/>
+                <w:webHidden/>
+              </w:rPr>
+              <w:tab/>
+            </w:r>
+            <w:r>
+              <w:rPr>
+                <w:noProof/>
+                <w:webHidden/>
+              </w:rPr>
+              <w:fldChar w:fldCharType="begin"/>
+            </w:r>
+            <w:r>
+              <w:rPr>
+                <w:noProof/>
+                <w:webHidden/>
+              </w:rPr>
+              <w:instrText xml:space="preserve"> PAGEREF _Toc227315379 \h </w:instrText>
+            </w:r>
+            <w:r>
+              <w:rPr>
+                <w:noProof/>
+                <w:webHidden/>
+              </w:rPr>
+            </w:r>
+            <w:r>
+              <w:rPr>
+                <w:noProof/>
+                <w:webHidden/>
+              </w:rPr>
+              <w:fldChar w:fldCharType="separate"/>
+            </w:r>
+            <w:r>
+              <w:rPr>
+                <w:noProof/>
+                <w:webHidden/>
+              </w:rPr>
+              <w:t>2</w:t>
+            </w:r>
+            <w:r>
+              <w:rPr>
+                <w:noProof/>
+                <w:webHidden/>
+              </w:rPr>
+              <w:fldChar w:fldCharType="end"/>
+            </w:r>
+          </w:hyperlink>
+        </w:p>
+        <w:p>
+          <w:pPr>
+            <w:pStyle w:val="TJ2"/>
+            <w:tabs>
+              <w:tab w:val="right" w:leader="dot" w:pos="9062"/>
+            </w:tabs>
+            <w:rPr>
+              <w:rFonts w:eastAsiaTheme="minorEastAsia"/>
+              <w:noProof/>
+              <w:lang w:eastAsia="hu-HU"/>
+            </w:rPr>
+          </w:pPr>
+          <w:hyperlink w:anchor="_Toc227315380" w:history="1">
+            <w:r>
+              <w:rPr>
+                <w:rStyle w:val="Hiperhivatkozs"/>
+                <w:rFonts w:ascii="Times New Roman" w:eastAsia="Times New Roman" w:hAnsi="Times New Roman" w:cs="Times New Roman"/>
+                <w:b/>
+                <w:bCs/>
+                <w:noProof/>
+                <w:lang w:eastAsia="hu-HU"/>
+              </w:rPr>
+              <w:t>3. Tesztelési módszerek</w:t>
+            </w:r>
+            <w:r>
+              <w:rPr>
+                <w:noProof/>
+                <w:webHidden/>
+              </w:rPr>
+              <w:tab/>
+            </w:r>
+            <w:r>
+              <w:rPr>
+                <w:noProof/>
+                <w:webHidden/>
+              </w:rPr>
+              <w:fldChar w:fldCharType="begin"/>
+            </w:r>
+            <w:r>
+              <w:rPr>
+                <w:noProof/>
+                <w:webHidden/>
+              </w:rPr>
+              <w:instrText xml:space="preserve"> PAGEREF _Toc227315380 \h </w:instrText>
+            </w:r>
+            <w:r>
+              <w:rPr>
+                <w:noProof/>
+                <w:webHidden/>
+              </w:rPr>
+            </w:r>
+            <w:r>
+              <w:rPr>
+                <w:noProof/>
+                <w:webHidden/>
+              </w:rPr>
+              <w:fldChar w:fldCharType="separate"/>
+            </w:r>
+            <w:r>
+              <w:rPr>
+                <w:noProof/>
+                <w:webHidden/>
+              </w:rPr>
+              <w:t>2</w:t>
+            </w:r>
+            <w:r>
+              <w:rPr>
+                <w:noProof/>
+                <w:webHidden/>
+              </w:rPr>
+              <w:fldChar w:fldCharType="end"/>
+            </w:r>
+          </w:hyperlink>
+        </w:p>
+        <w:p>
+          <w:pPr>
+            <w:pStyle w:val="TJ3"/>
+            <w:tabs>
+              <w:tab w:val="right" w:leader="dot" w:pos="9062"/>
+            </w:tabs>
+            <w:rPr>
+              <w:rFonts w:eastAsiaTheme="minorEastAsia"/>
+              <w:noProof/>
+              <w:lang w:eastAsia="hu-HU"/>
+            </w:rPr>
+          </w:pPr>
+          <w:hyperlink w:anchor="_Toc227315381" w:history="1">
+            <w:r>
+              <w:rPr>
+                <w:rStyle w:val="Hiperhivatkozs"/>
+                <w:rFonts w:ascii="Times New Roman" w:eastAsia="Times New Roman" w:hAnsi="Times New Roman" w:cs="Times New Roman"/>
+                <w:b/>
+                <w:bCs/>
+                <w:noProof/>
+                <w:lang w:eastAsia="hu-HU"/>
+              </w:rPr>
+              <w:t>Funkcionális tesztelés</w:t>
+            </w:r>
+            <w:r>
+              <w:rPr>
+                <w:noProof/>
+                <w:webHidden/>
+              </w:rPr>
+              <w:tab/>
+            </w:r>
+            <w:r>
+              <w:rPr>
+                <w:noProof/>
+                <w:webHidden/>
+              </w:rPr>
+              <w:fldChar w:fldCharType="begin"/>
+            </w:r>
+            <w:r>
+              <w:rPr>
+                <w:noProof/>
+                <w:webHidden/>
+              </w:rPr>
+              <w:instrText xml:space="preserve"> PAGEREF _Toc227315381 \h </w:instrText>
+            </w:r>
+            <w:r>
+              <w:rPr>
+                <w:noProof/>
+                <w:webHidden/>
+              </w:rPr>
+            </w:r>
+            <w:r>
+              <w:rPr>
+                <w:noProof/>
+                <w:webHidden/>
+              </w:rPr>
+              <w:fldChar w:fldCharType="separate"/>
+            </w:r>
+            <w:r>
+              <w:rPr>
+                <w:noProof/>
+                <w:webHidden/>
+              </w:rPr>
+              <w:t>3</w:t>
+            </w:r>
+            <w:r>
+              <w:rPr>
+                <w:noProof/>
+                <w:webHidden/>
+              </w:rPr>
+              <w:fldChar w:fldCharType="end"/>
+            </w:r>
+          </w:hyperlink>
+        </w:p>
+        <w:p>
+          <w:pPr>
+            <w:pStyle w:val="TJ3"/>
+            <w:tabs>
+              <w:tab w:val="right" w:leader="dot" w:pos="9062"/>
+            </w:tabs>
+            <w:rPr>
+              <w:rFonts w:eastAsiaTheme="minorEastAsia"/>
+              <w:noProof/>
+              <w:lang w:eastAsia="hu-HU"/>
+            </w:rPr>
+          </w:pPr>
+          <w:hyperlink w:anchor="_Toc227315382" w:history="1">
+            <w:r>
+              <w:rPr>
+                <w:rStyle w:val="Hiperhivatkozs"/>
+                <w:rFonts w:ascii="Times New Roman" w:eastAsia="Times New Roman" w:hAnsi="Times New Roman" w:cs="Times New Roman"/>
+                <w:b/>
+                <w:bCs/>
+                <w:noProof/>
+                <w:lang w:eastAsia="hu-HU"/>
+              </w:rPr>
+              <w:t>Felhasználói felület tesztelése</w:t>
+            </w:r>
+            <w:r>
+              <w:rPr>
+                <w:noProof/>
+                <w:webHidden/>
+              </w:rPr>
+              <w:tab/>
+            </w:r>
+            <w:r>
+              <w:rPr>
+                <w:noProof/>
+                <w:webHidden/>
+              </w:rPr>
+              <w:fldChar w:fldCharType="begin"/>
+            </w:r>
+            <w:r>
+              <w:rPr>
+                <w:noProof/>
+                <w:webHidden/>
+              </w:rPr>
+              <w:instrText xml:space="preserve"> PAGEREF _Toc227315382 \h </w:instrText>
+            </w:r>
+            <w:r>
+              <w:rPr>
+                <w:noProof/>
+                <w:webHidden/>
+              </w:rPr>
+            </w:r>
+            <w:r>
+              <w:rPr>
+                <w:noProof/>
+                <w:webHidden/>
+              </w:rPr>
+              <w:fldChar w:fldCharType="separate"/>
+            </w:r>
+            <w:r>
+              <w:rPr>
+                <w:noProof/>
+                <w:webHidden/>
+              </w:rPr>
+              <w:t>3</w:t>
+            </w:r>
+            <w:r>
+              <w:rPr>
+                <w:noProof/>
+                <w:webHidden/>
+              </w:rPr>
+              <w:fldChar w:fldCharType="end"/>
+            </w:r>
+          </w:hyperlink>
+        </w:p>
+        <w:p>
+          <w:pPr>
+            <w:pStyle w:val="TJ3"/>
+            <w:tabs>
+              <w:tab w:val="right" w:leader="dot" w:pos="9062"/>
+            </w:tabs>
+            <w:rPr>
+              <w:rFonts w:eastAsiaTheme="minorEastAsia"/>
+              <w:noProof/>
+              <w:lang w:eastAsia="hu-HU"/>
+            </w:rPr>
+          </w:pPr>
+          <w:hyperlink w:anchor="_Toc227315383" w:history="1">
+            <w:r>
+              <w:rPr>
+                <w:rStyle w:val="Hiperhivatkozs"/>
+                <w:rFonts w:ascii="Times New Roman" w:eastAsia="Times New Roman" w:hAnsi="Times New Roman" w:cs="Times New Roman"/>
+                <w:b/>
+                <w:bCs/>
+                <w:noProof/>
+                <w:lang w:eastAsia="hu-HU"/>
+              </w:rPr>
+              <w:t>Hibakezelés tesztelése</w:t>
+            </w:r>
+            <w:r>
+              <w:rPr>
+                <w:noProof/>
+                <w:webHidden/>
+              </w:rPr>
+              <w:tab/>
+            </w:r>
+            <w:r>
+              <w:rPr>
+                <w:noProof/>
+                <w:webHidden/>
+              </w:rPr>
+              <w:fldChar w:fldCharType="begin"/>
+            </w:r>
+            <w:r>
+              <w:rPr>
+                <w:noProof/>
+                <w:webHidden/>
+              </w:rPr>
+              <w:instrText xml:space="preserve"> PAGEREF _Toc227315383 \h </w:instrText>
+            </w:r>
+            <w:r>
+              <w:rPr>
+                <w:noProof/>
+                <w:webHidden/>
+              </w:rPr>
+            </w:r>
+            <w:r>
+              <w:rPr>
+                <w:noProof/>
+                <w:webHidden/>
+              </w:rPr>
+              <w:fldChar w:fldCharType="separate"/>
+            </w:r>
+            <w:r>
+              <w:rPr>
+                <w:noProof/>
+                <w:webHidden/>
+              </w:rPr>
+              <w:t>3</w:t>
+            </w:r>
+            <w:r>
+              <w:rPr>
+                <w:noProof/>
+                <w:webHidden/>
+              </w:rPr>
+              <w:fldChar w:fldCharType="end"/>
+            </w:r>
+          </w:hyperlink>
+        </w:p>
+        <w:p>
+          <w:pPr>
+            <w:pStyle w:val="TJ3"/>
+            <w:tabs>
+              <w:tab w:val="right" w:leader="dot" w:pos="9062"/>
+            </w:tabs>
+            <w:rPr>
+              <w:rFonts w:eastAsiaTheme="minorEastAsia"/>
+              <w:noProof/>
+              <w:lang w:eastAsia="hu-HU"/>
+            </w:rPr>
+          </w:pPr>
+          <w:hyperlink w:anchor="_Toc227315384" w:history="1">
+            <w:r>
+              <w:rPr>
+                <w:rStyle w:val="Hiperhivatkozs"/>
+                <w:rFonts w:ascii="Times New Roman" w:eastAsia="Times New Roman" w:hAnsi="Times New Roman" w:cs="Times New Roman"/>
+                <w:b/>
+                <w:bCs/>
+                <w:noProof/>
+                <w:lang w:eastAsia="hu-HU"/>
+              </w:rPr>
+              <w:t>Kompatibilitási tesztelés</w:t>
+            </w:r>
+            <w:r>
+              <w:rPr>
+                <w:noProof/>
+                <w:webHidden/>
+              </w:rPr>
+              <w:tab/>
+            </w:r>
+            <w:r>
+              <w:rPr>
+                <w:noProof/>
+                <w:webHidden/>
+              </w:rPr>
+              <w:fldChar w:fldCharType="begin"/>
+            </w:r>
+            <w:r>
+              <w:rPr>
+                <w:noProof/>
+                <w:webHidden/>
+              </w:rPr>
+              <w:instrText xml:space="preserve"> PAGEREF _Toc227315384 \h </w:instrText>
+            </w:r>
+            <w:r>
+              <w:rPr>
+                <w:noProof/>
+                <w:webHidden/>
+              </w:rPr>
+            </w:r>
+            <w:r>
+              <w:rPr>
+                <w:noProof/>
+                <w:webHidden/>
+              </w:rPr>
+              <w:fldChar w:fldCharType="separate"/>
+            </w:r>
+            <w:r>
+              <w:rPr>
+                <w:noProof/>
+                <w:webHidden/>
+              </w:rPr>
+              <w:t>3</w:t>
+            </w:r>
+            <w:r>
+              <w:rPr>
+                <w:noProof/>
+                <w:webHidden/>
+              </w:rPr>
+              <w:fldChar w:fldCharType="end"/>
+            </w:r>
+          </w:hyperlink>
+        </w:p>
+        <w:p>
+          <w:pPr>
+            <w:pStyle w:val="TJ2"/>
+            <w:tabs>
+              <w:tab w:val="right" w:leader="dot" w:pos="9062"/>
+            </w:tabs>
+            <w:rPr>
+              <w:rFonts w:eastAsiaTheme="minorEastAsia"/>
+              <w:noProof/>
+              <w:lang w:eastAsia="hu-HU"/>
+            </w:rPr>
+          </w:pPr>
+          <w:hyperlink w:anchor="_Toc227315385" w:history="1">
+            <w:r>
+              <w:rPr>
+                <w:rStyle w:val="Hiperhivatkozs"/>
+                <w:rFonts w:ascii="Times New Roman" w:eastAsia="Times New Roman" w:hAnsi="Times New Roman" w:cs="Times New Roman"/>
+                <w:b/>
+                <w:bCs/>
+                <w:noProof/>
+                <w:lang w:eastAsia="hu-HU"/>
+              </w:rPr>
+              <w:t>4. Tesztesetek részletes bemutatása</w:t>
+            </w:r>
+            <w:r>
+              <w:rPr>
+                <w:noProof/>
+                <w:webHidden/>
+              </w:rPr>
+              <w:tab/>
+            </w:r>
+            <w:r>
+              <w:rPr>
+                <w:noProof/>
+                <w:webHidden/>
+              </w:rPr>
+              <w:fldChar w:fldCharType="begin"/>
+            </w:r>
+            <w:r>
+              <w:rPr>
+                <w:noProof/>
+                <w:webHidden/>
+              </w:rPr>
+              <w:instrText xml:space="preserve"> PAGEREF _Toc227315385 \h </w:instrText>
+            </w:r>
+            <w:r>
+              <w:rPr>
+                <w:noProof/>
+                <w:webHidden/>
+              </w:rPr>
+            </w:r>
+            <w:r>
+              <w:rPr>
+                <w:noProof/>
+                <w:webHidden/>
+              </w:rPr>
+              <w:fldChar w:fldCharType="separate"/>
+            </w:r>
+            <w:r>
+              <w:rPr>
+                <w:noProof/>
+                <w:webHidden/>
+              </w:rPr>
+              <w:t>3</w:t>
+            </w:r>
+            <w:r>
+              <w:rPr>
+                <w:noProof/>
+                <w:webHidden/>
+              </w:rPr>
+              <w:fldChar w:fldCharType="end"/>
+            </w:r>
+          </w:hyperlink>
+        </w:p>
+        <w:p>
+          <w:pPr>
+            <w:pStyle w:val="TJ3"/>
+            <w:tabs>
+              <w:tab w:val="right" w:leader="dot" w:pos="9062"/>
+            </w:tabs>
+            <w:rPr>
+              <w:rFonts w:eastAsiaTheme="minorEastAsia"/>
+              <w:noProof/>
+              <w:lang w:eastAsia="hu-HU"/>
+            </w:rPr>
+          </w:pPr>
+          <w:hyperlink w:anchor="_Toc227315386" w:history="1">
+            <w:r>
+              <w:rPr>
+                <w:rStyle w:val="Hiperhivatkozs"/>
+                <w:rFonts w:ascii="Times New Roman" w:eastAsia="Times New Roman" w:hAnsi="Times New Roman" w:cs="Times New Roman"/>
+                <w:b/>
+                <w:bCs/>
+                <w:noProof/>
+                <w:lang w:eastAsia="hu-HU"/>
+              </w:rPr>
+              <w:t>T1 – Főoldal betöltése</w:t>
+            </w:r>
+            <w:r>
+              <w:rPr>
+                <w:noProof/>
+                <w:webHidden/>
+              </w:rPr>
+              <w:tab/>
+            </w:r>
+            <w:r>
+              <w:rPr>
+                <w:noProof/>
+                <w:webHidden/>
+              </w:rPr>
+              <w:fldChar w:fldCharType="begin"/>
+            </w:r>
+            <w:r>
+              <w:rPr>
+                <w:noProof/>
+                <w:webHidden/>
+              </w:rPr>
+              <w:instrText xml:space="preserve"> PAGEREF _Toc227315386 \h </w:instrText>
+            </w:r>
+            <w:r>
+              <w:rPr>
+                <w:noProof/>
+                <w:webHidden/>
+              </w:rPr>
+            </w:r>
+            <w:r>
+              <w:rPr>
+                <w:noProof/>
+                <w:webHidden/>
+              </w:rPr>
+              <w:fldChar w:fldCharType="separate"/>
+            </w:r>
+            <w:r>
+              <w:rPr>
+                <w:noProof/>
+                <w:webHidden/>
+              </w:rPr>
+              <w:t>3</w:t>
+            </w:r>
+            <w:r>
+              <w:rPr>
+                <w:noProof/>
+                <w:webHidden/>
+              </w:rPr>
+              <w:fldChar w:fldCharType="end"/>
+            </w:r>
+          </w:hyperlink>
+        </w:p>
+        <w:p>
+          <w:pPr>
+            <w:pStyle w:val="TJ3"/>
+            <w:tabs>
+              <w:tab w:val="right" w:leader="dot" w:pos="9062"/>
+            </w:tabs>
+            <w:rPr>
+              <w:rFonts w:eastAsiaTheme="minorEastAsia"/>
+              <w:noProof/>
+              <w:lang w:eastAsia="hu-HU"/>
+            </w:rPr>
+          </w:pPr>
+          <w:hyperlink w:anchor="_Toc227315387" w:history="1">
+            <w:r>
+              <w:rPr>
+                <w:rStyle w:val="Hiperhivatkozs"/>
+                <w:rFonts w:ascii="Times New Roman" w:eastAsia="Times New Roman" w:hAnsi="Times New Roman" w:cs="Times New Roman"/>
+                <w:b/>
+                <w:bCs/>
+                <w:noProof/>
+                <w:lang w:eastAsia="hu-HU"/>
+              </w:rPr>
+              <w:t>T2 – Navigáció és routing</w:t>
+            </w:r>
+            <w:r>
+              <w:rPr>
+                <w:noProof/>
+                <w:webHidden/>
+              </w:rPr>
+              <w:tab/>
+            </w:r>
+            <w:r>
+              <w:rPr>
+                <w:noProof/>
+                <w:webHidden/>
+              </w:rPr>
+              <w:fldChar w:fldCharType="begin"/>
+            </w:r>
+            <w:r>
+              <w:rPr>
+                <w:noProof/>
+                <w:webHidden/>
+              </w:rPr>
+              <w:instrText xml:space="preserve"> PAGEREF _Toc227315387 \h </w:instrText>
+            </w:r>
+            <w:r>
+              <w:rPr>
+                <w:noProof/>
+                <w:webHidden/>
+              </w:rPr>
+            </w:r>
+            <w:r>
+              <w:rPr>
+                <w:noProof/>
+                <w:webHidden/>
+              </w:rPr>
+              <w:fldChar w:fldCharType="separate"/>
+            </w:r>
+            <w:r>
+              <w:rPr>
+                <w:noProof/>
+                <w:webHidden/>
+              </w:rPr>
+              <w:t>4</w:t>
+            </w:r>
+            <w:r>
+              <w:rPr>
+                <w:noProof/>
+                <w:webHidden/>
+              </w:rPr>
+              <w:fldChar w:fldCharType="end"/>
+            </w:r>
+          </w:hyperlink>
+        </w:p>
+        <w:p>
+          <w:pPr>
+            <w:pStyle w:val="TJ3"/>
+            <w:tabs>
+              <w:tab w:val="right" w:leader="dot" w:pos="9062"/>
+            </w:tabs>
+            <w:rPr>
+              <w:rFonts w:eastAsiaTheme="minorEastAsia"/>
+              <w:noProof/>
+              <w:lang w:eastAsia="hu-HU"/>
+            </w:rPr>
+          </w:pPr>
+          <w:hyperlink w:anchor="_Toc227315388" w:history="1">
+            <w:r>
+              <w:rPr>
+                <w:rStyle w:val="Hiperhivatkozs"/>
+                <w:rFonts w:ascii="Times New Roman" w:eastAsia="Times New Roman" w:hAnsi="Times New Roman" w:cs="Times New Roman"/>
+                <w:b/>
+                <w:bCs/>
+                <w:noProof/>
+                <w:lang w:eastAsia="hu-HU"/>
+              </w:rPr>
+              <w:t>T3 – Regisztráció és bejelentkezés</w:t>
+            </w:r>
+            <w:r>
+              <w:rPr>
+                <w:noProof/>
+                <w:webHidden/>
+              </w:rPr>
+              <w:tab/>
+            </w:r>
+            <w:r>
+              <w:rPr>
+                <w:noProof/>
+                <w:webHidden/>
+              </w:rPr>
+              <w:fldChar w:fldCharType="begin"/>
+            </w:r>
+            <w:r>
+              <w:rPr>
+                <w:noProof/>
+                <w:webHidden/>
+              </w:rPr>
+              <w:instrText xml:space="preserve"> PAGEREF _Toc227315388 \h </w:instrText>
+            </w:r>
+            <w:r>
+              <w:rPr>
+                <w:noProof/>
+                <w:webHidden/>
+              </w:rPr>
+            </w:r>
+            <w:r>
+              <w:rPr>
+                <w:noProof/>
+                <w:webHidden/>
+              </w:rPr>
+              <w:fldChar w:fldCharType="separate"/>
+            </w:r>
+            <w:r>
+              <w:rPr>
+                <w:noProof/>
+                <w:webHidden/>
+              </w:rPr>
+              <w:t>4</w:t>
+            </w:r>
+            <w:r>
+              <w:rPr>
+                <w:noProof/>
+                <w:webHidden/>
+              </w:rPr>
+              <w:fldChar w:fldCharType="end"/>
+            </w:r>
+          </w:hyperlink>
+        </w:p>
+        <w:p>
+          <w:pPr>
+            <w:pStyle w:val="TJ3"/>
+            <w:tabs>
+              <w:tab w:val="right" w:leader="dot" w:pos="9062"/>
+            </w:tabs>
+            <w:rPr>
+              <w:rFonts w:eastAsiaTheme="minorEastAsia"/>
+              <w:noProof/>
+              <w:lang w:eastAsia="hu-HU"/>
+            </w:rPr>
+          </w:pPr>
+          <w:hyperlink w:anchor="_Toc227315389" w:history="1">
+            <w:r>
+              <w:rPr>
+                <w:rStyle w:val="Hiperhivatkozs"/>
+                <w:rFonts w:ascii="Times New Roman" w:eastAsia="Times New Roman" w:hAnsi="Times New Roman" w:cs="Times New Roman"/>
+                <w:b/>
+                <w:bCs/>
+                <w:noProof/>
+                <w:lang w:eastAsia="hu-HU"/>
+              </w:rPr>
+              <w:t>T4 – Makettek böngészése és részletek megtekintése</w:t>
+            </w:r>
+            <w:r>
+              <w:rPr>
+                <w:noProof/>
+                <w:webHidden/>
+              </w:rPr>
+              <w:tab/>
+            </w:r>
+            <w:r>
+              <w:rPr>
+                <w:noProof/>
+                <w:webHidden/>
+              </w:rPr>
+              <w:fldChar w:fldCharType="begin"/>
+            </w:r>
+            <w:r>
+              <w:rPr>
+                <w:noProof/>
+                <w:webHidden/>
+              </w:rPr>
+              <w:instrText xml:space="preserve"> PAGEREF _Toc227315389 \h </w:instrText>
+            </w:r>
+            <w:r>
+              <w:rPr>
+                <w:noProof/>
+                <w:webHidden/>
+              </w:rPr>
+            </w:r>
+            <w:r>
+              <w:rPr>
+                <w:noProof/>
+                <w:webHidden/>
+              </w:rPr>
+              <w:fldChar w:fldCharType="separate"/>
+            </w:r>
+            <w:r>
+              <w:rPr>
+                <w:noProof/>
+                <w:webHidden/>
+              </w:rPr>
+              <w:t>4</w:t>
+            </w:r>
+            <w:r>
+              <w:rPr>
+                <w:noProof/>
+                <w:webHidden/>
+              </w:rPr>
+              <w:fldChar w:fldCharType="end"/>
+            </w:r>
+          </w:hyperlink>
+        </w:p>
+        <w:p>
+          <w:pPr>
+            <w:pStyle w:val="TJ3"/>
+            <w:tabs>
+              <w:tab w:val="right" w:leader="dot" w:pos="9062"/>
+            </w:tabs>
+            <w:rPr>
+              <w:rFonts w:eastAsiaTheme="minorEastAsia"/>
+              <w:noProof/>
+              <w:lang w:eastAsia="hu-HU"/>
+            </w:rPr>
+          </w:pPr>
+          <w:hyperlink w:anchor="_Toc227315390" w:history="1">
+            <w:r>
+              <w:rPr>
+                <w:rStyle w:val="Hiperhivatkozs"/>
+                <w:rFonts w:ascii="Times New Roman" w:eastAsia="Times New Roman" w:hAnsi="Times New Roman" w:cs="Times New Roman"/>
+                <w:b/>
+                <w:bCs/>
+                <w:noProof/>
+                <w:lang w:eastAsia="hu-HU"/>
+              </w:rPr>
+              <w:t>T5 – Makett feltöltés</w:t>
+            </w:r>
+            <w:r>
+              <w:rPr>
+                <w:noProof/>
+                <w:webHidden/>
+              </w:rPr>
+              <w:tab/>
+            </w:r>
+            <w:r>
+              <w:rPr>
+                <w:noProof/>
+                <w:webHidden/>
+              </w:rPr>
+              <w:fldChar w:fldCharType="begin"/>
+            </w:r>
+            <w:r>
+              <w:rPr>
+                <w:noProof/>
+                <w:webHidden/>
+              </w:rPr>
+              <w:instrText xml:space="preserve"> PAGEREF _Toc227315390 \h </w:instrText>
+            </w:r>
+            <w:r>
+              <w:rPr>
+                <w:noProof/>
+                <w:webHidden/>
+              </w:rPr>
+            </w:r>
+            <w:r>
+              <w:rPr>
+                <w:noProof/>
+                <w:webHidden/>
+              </w:rPr>
+              <w:fldChar w:fldCharType="separate"/>
+            </w:r>
+            <w:r>
+              <w:rPr>
+                <w:noProof/>
+                <w:webHidden/>
+              </w:rPr>
+              <w:t>5</w:t>
+            </w:r>
+            <w:r>
+              <w:rPr>
+                <w:noProof/>
+                <w:webHidden/>
+              </w:rPr>
+              <w:fldChar w:fldCharType="end"/>
+            </w:r>
+          </w:hyperlink>
+        </w:p>
+        <w:p>
+          <w:pPr>
+            <w:pStyle w:val="TJ3"/>
+            <w:tabs>
+              <w:tab w:val="right" w:leader="dot" w:pos="9062"/>
+            </w:tabs>
+            <w:rPr>
+              <w:rFonts w:eastAsiaTheme="minorEastAsia"/>
+              <w:noProof/>
+              <w:lang w:eastAsia="hu-HU"/>
+            </w:rPr>
+          </w:pPr>
+          <w:hyperlink w:anchor="_Toc227315391" w:history="1">
+            <w:r>
+              <w:rPr>
+                <w:rStyle w:val="Hiperhivatkozs"/>
+                <w:rFonts w:ascii="Times New Roman" w:eastAsia="Times New Roman" w:hAnsi="Times New Roman" w:cs="Times New Roman"/>
+                <w:b/>
+                <w:bCs/>
+                <w:noProof/>
+                <w:lang w:eastAsia="hu-HU"/>
+              </w:rPr>
+              <w:t>T6 – Vélemények és értékelés</w:t>
+            </w:r>
+            <w:r>
+              <w:rPr>
+                <w:noProof/>
+                <w:webHidden/>
+              </w:rPr>
+              <w:tab/>
+            </w:r>
+            <w:r>
+              <w:rPr>
+                <w:noProof/>
+                <w:webHidden/>
+              </w:rPr>
+              <w:fldChar w:fldCharType="begin"/>
+            </w:r>
+            <w:r>
+              <w:rPr>
+                <w:noProof/>
+                <w:webHidden/>
+              </w:rPr>
+              <w:instrText xml:space="preserve"> PAGEREF _Toc227315391 \h </w:instrText>
+            </w:r>
+            <w:r>
+              <w:rPr>
+                <w:noProof/>
+                <w:webHidden/>
+              </w:rPr>
+            </w:r>
+            <w:r>
+              <w:rPr>
+                <w:noProof/>
+                <w:webHidden/>
+              </w:rPr>
+              <w:fldChar w:fldCharType="separate"/>
+            </w:r>
+            <w:r>
+              <w:rPr>
+                <w:noProof/>
+                <w:webHidden/>
+              </w:rPr>
+              <w:t>5</w:t>
+            </w:r>
+            <w:r>
+              <w:rPr>
+                <w:noProof/>
+                <w:webHidden/>
+              </w:rPr>
+              <w:fldChar w:fldCharType="end"/>
+            </w:r>
+          </w:hyperlink>
+        </w:p>
+        <w:p>
+          <w:pPr>
+            <w:pStyle w:val="TJ3"/>
+            <w:tabs>
+              <w:tab w:val="right" w:leader="dot" w:pos="9062"/>
+            </w:tabs>
+            <w:rPr>
+              <w:rFonts w:eastAsiaTheme="minorEastAsia"/>
+              <w:noProof/>
+              <w:lang w:eastAsia="hu-HU"/>
+            </w:rPr>
+          </w:pPr>
+          <w:hyperlink w:anchor="_Toc227315392" w:history="1">
+            <w:r>
+              <w:rPr>
+                <w:rStyle w:val="Hiperhivatkozs"/>
+                <w:rFonts w:ascii="Times New Roman" w:eastAsia="Times New Roman" w:hAnsi="Times New Roman" w:cs="Times New Roman"/>
+                <w:b/>
+                <w:bCs/>
+                <w:noProof/>
+                <w:lang w:eastAsia="hu-HU"/>
+              </w:rPr>
+              <w:t>T7 – Kedvencek funkció</w:t>
+            </w:r>
+            <w:r>
+              <w:rPr>
+                <w:noProof/>
+                <w:webHidden/>
+              </w:rPr>
+              <w:tab/>
+            </w:r>
+            <w:r>
+              <w:rPr>
+                <w:noProof/>
+                <w:webHidden/>
+              </w:rPr>
+              <w:fldChar w:fldCharType="begin"/>
+            </w:r>
+            <w:r>
+              <w:rPr>
+                <w:noProof/>
+                <w:webHidden/>
+              </w:rPr>
+              <w:instrText xml:space="preserve"> PAGEREF _Toc227315392 \h </w:instrText>
+            </w:r>
+            <w:r>
+              <w:rPr>
+                <w:noProof/>
+                <w:webHidden/>
+              </w:rPr>
+            </w:r>
+            <w:r>
+              <w:rPr>
+                <w:noProof/>
+                <w:webHidden/>
+              </w:rPr>
+              <w:fldChar w:fldCharType="separate"/>
+            </w:r>
+            <w:r>
+              <w:rPr>
+                <w:noProof/>
+                <w:webHidden/>
+              </w:rPr>
+              <w:t>6</w:t>
+            </w:r>
+            <w:r>
+              <w:rPr>
+                <w:noProof/>
+                <w:webHidden/>
+              </w:rPr>
+              <w:fldChar w:fldCharType="end"/>
+            </w:r>
+          </w:hyperlink>
+        </w:p>
+        <w:p>
+          <w:pPr>
+            <w:pStyle w:val="TJ3"/>
+            <w:tabs>
+              <w:tab w:val="right" w:leader="dot" w:pos="9062"/>
+            </w:tabs>
+            <w:rPr>
+              <w:rFonts w:eastAsiaTheme="minorEastAsia"/>
+              <w:noProof/>
+              <w:lang w:eastAsia="hu-HU"/>
+            </w:rPr>
+          </w:pPr>
+          <w:hyperlink w:anchor="_Toc227315393" w:history="1">
+            <w:r>
+              <w:rPr>
+                <w:rStyle w:val="Hiperhivatkozs"/>
+                <w:rFonts w:ascii="Times New Roman" w:eastAsia="Times New Roman" w:hAnsi="Times New Roman" w:cs="Times New Roman"/>
+                <w:b/>
+                <w:bCs/>
+                <w:noProof/>
+                <w:lang w:eastAsia="hu-HU"/>
+              </w:rPr>
+              <w:t>T8 – Fórum rendszer</w:t>
+            </w:r>
+            <w:r>
+              <w:rPr>
+                <w:noProof/>
+                <w:webHidden/>
+              </w:rPr>
+              <w:tab/>
+            </w:r>
+            <w:r>
+              <w:rPr>
+                <w:noProof/>
+                <w:webHidden/>
+              </w:rPr>
+              <w:fldChar w:fldCharType="begin"/>
+            </w:r>
+            <w:r>
+              <w:rPr>
+                <w:noProof/>
+                <w:webHidden/>
+              </w:rPr>
+              <w:instrText xml:space="preserve"> PAGEREF _Toc227315393 \h </w:instrText>
+            </w:r>
+            <w:r>
+              <w:rPr>
+                <w:noProof/>
+                <w:webHidden/>
+              </w:rPr>
+            </w:r>
+            <w:r>
+              <w:rPr>
+                <w:noProof/>
+                <w:webHidden/>
+              </w:rPr>
+              <w:fldChar w:fldCharType="separate"/>
+            </w:r>
+            <w:r>
+              <w:rPr>
+                <w:noProof/>
+                <w:webHidden/>
+              </w:rPr>
+              <w:t>6</w:t>
+            </w:r>
+            <w:r>
+              <w:rPr>
+                <w:noProof/>
+                <w:webHidden/>
+              </w:rPr>
+              <w:fldChar w:fldCharType="end"/>
+            </w:r>
+          </w:hyperlink>
+        </w:p>
+        <w:p>
+          <w:pPr>
+            <w:pStyle w:val="TJ3"/>
+            <w:tabs>
+              <w:tab w:val="right" w:leader="dot" w:pos="9062"/>
+            </w:tabs>
+            <w:rPr>
+              <w:rFonts w:eastAsiaTheme="minorEastAsia"/>
+              <w:noProof/>
+              <w:lang w:eastAsia="hu-HU"/>
+            </w:rPr>
+          </w:pPr>
+          <w:hyperlink w:anchor="_Toc227315394" w:history="1">
+            <w:r>
+              <w:rPr>
+                <w:rStyle w:val="Hiperhivatkozs"/>
+                <w:rFonts w:ascii="Times New Roman" w:eastAsia="Times New Roman" w:hAnsi="Times New Roman" w:cs="Times New Roman"/>
+                <w:b/>
+                <w:bCs/>
+                <w:noProof/>
+                <w:lang w:eastAsia="hu-HU"/>
+              </w:rPr>
+              <w:t>T9 – Építési napló modul</w:t>
+            </w:r>
+            <w:r>
+              <w:rPr>
+                <w:noProof/>
+                <w:webHidden/>
+              </w:rPr>
+              <w:tab/>
+            </w:r>
+            <w:r>
+              <w:rPr>
+                <w:noProof/>
+                <w:webHidden/>
+              </w:rPr>
+              <w:fldChar w:fldCharType="begin"/>
+            </w:r>
+            <w:r>
+              <w:rPr>
+                <w:noProof/>
+                <w:webHidden/>
+              </w:rPr>
+              <w:instrText xml:space="preserve"> PAGEREF _Toc227315394 \h </w:instrText>
+            </w:r>
+            <w:r>
+              <w:rPr>
+                <w:noProof/>
+                <w:webHidden/>
+              </w:rPr>
+            </w:r>
+            <w:r>
+              <w:rPr>
+                <w:noProof/>
+                <w:webHidden/>
+              </w:rPr>
+              <w:fldChar w:fldCharType="separate"/>
+            </w:r>
+            <w:r>
+              <w:rPr>
+                <w:noProof/>
+                <w:webHidden/>
+              </w:rPr>
+              <w:t>6</w:t>
+            </w:r>
+            <w:r>
+              <w:rPr>
+                <w:noProof/>
+                <w:webHidden/>
+              </w:rPr>
+              <w:fldChar w:fldCharType="end"/>
+            </w:r>
+          </w:hyperlink>
+        </w:p>
+        <w:p>
+          <w:pPr>
+            <w:pStyle w:val="TJ3"/>
+            <w:tabs>
+              <w:tab w:val="right" w:leader="dot" w:pos="9062"/>
+            </w:tabs>
+            <w:rPr>
+              <w:rFonts w:eastAsiaTheme="minorEastAsia"/>
+              <w:noProof/>
+              <w:lang w:eastAsia="hu-HU"/>
+            </w:rPr>
+          </w:pPr>
+          <w:hyperlink w:anchor="_Toc227315395" w:history="1">
+            <w:r>
+              <w:rPr>
+                <w:rStyle w:val="Hiperhivatkozs"/>
+                <w:rFonts w:ascii="Times New Roman" w:eastAsia="Times New Roman" w:hAnsi="Times New Roman" w:cs="Times New Roman"/>
+                <w:b/>
+                <w:bCs/>
+                <w:noProof/>
+                <w:lang w:eastAsia="hu-HU"/>
+              </w:rPr>
+              <w:t>T10 – Jogosultság és admin funkciók</w:t>
+            </w:r>
+            <w:r>
+              <w:rPr>
+                <w:noProof/>
+                <w:webHidden/>
+              </w:rPr>
+              <w:tab/>
+            </w:r>
+            <w:r>
+              <w:rPr>
+                <w:noProof/>
+                <w:webHidden/>
+              </w:rPr>
+              <w:fldChar w:fldCharType="begin"/>
+            </w:r>
+            <w:r>
+              <w:rPr>
+                <w:noProof/>
+                <w:webHidden/>
+              </w:rPr>
+              <w:instrText xml:space="preserve"> PAGEREF _Toc227315395 \h </w:instrText>
+            </w:r>
+            <w:r>
+              <w:rPr>
+                <w:noProof/>
+                <w:webHidden/>
+              </w:rPr>
+            </w:r>
+            <w:r>
+              <w:rPr>
+                <w:noProof/>
+                <w:webHidden/>
+              </w:rPr>
+              <w:fldChar w:fldCharType="separate"/>
+            </w:r>
+            <w:r>
+              <w:rPr>
+                <w:noProof/>
+                <w:webHidden/>
+              </w:rPr>
+              <w:t>7</w:t>
+            </w:r>
+            <w:r>
+              <w:rPr>
+                <w:noProof/>
+                <w:webHidden/>
+              </w:rPr>
+              <w:fldChar w:fldCharType="end"/>
+            </w:r>
+          </w:hyperlink>
+        </w:p>
+        <w:p>
+          <w:pPr>
+            <w:pStyle w:val="TJ3"/>
+            <w:tabs>
+              <w:tab w:val="right" w:leader="dot" w:pos="9062"/>
+            </w:tabs>
+            <w:rPr>
+              <w:rFonts w:eastAsiaTheme="minorEastAsia"/>
+              <w:noProof/>
+              <w:lang w:eastAsia="hu-HU"/>
+            </w:rPr>
+          </w:pPr>
+          <w:hyperlink w:anchor="_Toc227315396" w:history="1">
+            <w:r>
+              <w:rPr>
+                <w:rStyle w:val="Hiperhivatkozs"/>
+                <w:rFonts w:ascii="Times New Roman" w:eastAsia="Times New Roman" w:hAnsi="Times New Roman" w:cs="Times New Roman"/>
+                <w:b/>
+                <w:bCs/>
+                <w:noProof/>
+                <w:lang w:eastAsia="hu-HU"/>
+              </w:rPr>
+              <w:t>T11 – AI Chat widget</w:t>
+            </w:r>
+            <w:r>
+              <w:rPr>
+                <w:noProof/>
+                <w:webHidden/>
+              </w:rPr>
+              <w:tab/>
+            </w:r>
+            <w:r>
+              <w:rPr>
+                <w:noProof/>
+                <w:webHidden/>
+              </w:rPr>
+              <w:fldChar w:fldCharType="begin"/>
+            </w:r>
+            <w:r>
+              <w:rPr>
+                <w:noProof/>
+                <w:webHidden/>
+              </w:rPr>
+              <w:instrText xml:space="preserve"> PAGEREF _Toc227315396 \h </w:instrText>
+            </w:r>
+            <w:r>
+              <w:rPr>
+                <w:noProof/>
+                <w:webHidden/>
+              </w:rPr>
+            </w:r>
+            <w:r>
+              <w:rPr>
+                <w:noProof/>
+                <w:webHidden/>
+              </w:rPr>
+              <w:fldChar w:fldCharType="separate"/>
+            </w:r>
+            <w:r>
+              <w:rPr>
+                <w:noProof/>
+                <w:webHidden/>
+              </w:rPr>
+              <w:t>7</w:t>
+            </w:r>
+            <w:r>
+              <w:rPr>
+                <w:noProof/>
+                <w:webHidden/>
+              </w:rPr>
+              <w:fldChar w:fldCharType="end"/>
+            </w:r>
+          </w:hyperlink>
+        </w:p>
+        <w:p>
+          <w:pPr>
+            <w:pStyle w:val="TJ3"/>
+            <w:tabs>
+              <w:tab w:val="right" w:leader="dot" w:pos="9062"/>
+            </w:tabs>
+            <w:rPr>
+              <w:rFonts w:eastAsiaTheme="minorEastAsia"/>
+              <w:noProof/>
+              <w:lang w:eastAsia="hu-HU"/>
+            </w:rPr>
+          </w:pPr>
+          <w:hyperlink w:anchor="_Toc227315397" w:history="1">
+            <w:r>
+              <w:rPr>
+                <w:rStyle w:val="Hiperhivatkozs"/>
+                <w:rFonts w:ascii="Times New Roman" w:eastAsia="Times New Roman" w:hAnsi="Times New Roman" w:cs="Times New Roman"/>
+                <w:b/>
+                <w:bCs/>
+                <w:noProof/>
+                <w:lang w:eastAsia="hu-HU"/>
+              </w:rPr>
+              <w:t>T12 – Reszponzivitás és UI</w:t>
+            </w:r>
+            <w:r>
+              <w:rPr>
+                <w:noProof/>
+                <w:webHidden/>
+              </w:rPr>
+              <w:tab/>
+            </w:r>
+            <w:r>
+              <w:rPr>
+                <w:noProof/>
+                <w:webHidden/>
+              </w:rPr>
+              <w:fldChar w:fldCharType="begin"/>
+            </w:r>
+            <w:r>
+              <w:rPr>
+                <w:noProof/>
+                <w:webHidden/>
+              </w:rPr>
+              <w:instrText xml:space="preserve"> PAGEREF _Toc227315397 \h </w:instrText>
+            </w:r>
+            <w:r>
+              <w:rPr>
+                <w:noProof/>
+                <w:webHidden/>
+              </w:rPr>
+            </w:r>
+            <w:r>
+              <w:rPr>
+                <w:noProof/>
+                <w:webHidden/>
+              </w:rPr>
+              <w:fldChar w:fldCharType="separate"/>
+            </w:r>
+            <w:r>
+              <w:rPr>
+                <w:noProof/>
+                <w:webHidden/>
+              </w:rPr>
+              <w:t>7</w:t>
+            </w:r>
+            <w:r>
+              <w:rPr>
+                <w:noProof/>
+                <w:webHidden/>
+              </w:rPr>
+              <w:fldChar w:fldCharType="end"/>
+            </w:r>
+          </w:hyperlink>
+        </w:p>
+        <w:p>
+          <w:pPr>
+            <w:pStyle w:val="TJ2"/>
+            <w:tabs>
+              <w:tab w:val="right" w:leader="dot" w:pos="9062"/>
+            </w:tabs>
+            <w:rPr>
+              <w:rFonts w:eastAsiaTheme="minorEastAsia"/>
+              <w:noProof/>
+              <w:lang w:eastAsia="hu-HU"/>
+            </w:rPr>
+          </w:pPr>
+          <w:hyperlink w:anchor="_Toc227315398" w:history="1">
+            <w:r>
+              <w:rPr>
+                <w:rStyle w:val="Hiperhivatkozs"/>
+                <w:rFonts w:ascii="Times New Roman" w:eastAsia="Times New Roman" w:hAnsi="Times New Roman" w:cs="Times New Roman"/>
+                <w:b/>
+                <w:bCs/>
+                <w:noProof/>
+                <w:lang w:eastAsia="hu-HU"/>
+              </w:rPr>
+              <w:t>5. Fejlesztés során talált hibák és javításuk</w:t>
+            </w:r>
+            <w:r>
+              <w:rPr>
+                <w:noProof/>
+                <w:webHidden/>
+              </w:rPr>
+              <w:tab/>
+            </w:r>
+            <w:r>
+              <w:rPr>
+                <w:noProof/>
+                <w:webHidden/>
+              </w:rPr>
+              <w:fldChar w:fldCharType="begin"/>
+            </w:r>
+            <w:r>
+              <w:rPr>
+                <w:noProof/>
+                <w:webHidden/>
+              </w:rPr>
+              <w:instrText xml:space="preserve"> PAGEREF _Toc227315398 \h </w:instrText>
+            </w:r>
+            <w:r>
+              <w:rPr>
+                <w:noProof/>
+                <w:webHidden/>
+              </w:rPr>
+            </w:r>
+            <w:r>
+              <w:rPr>
+                <w:noProof/>
+                <w:webHidden/>
+              </w:rPr>
+              <w:fldChar w:fldCharType="separate"/>
+            </w:r>
+            <w:r>
+              <w:rPr>
+                <w:noProof/>
+                <w:webHidden/>
+              </w:rPr>
+              <w:t>8</w:t>
+            </w:r>
+            <w:r>
+              <w:rPr>
+                <w:noProof/>
+                <w:webHidden/>
+              </w:rPr>
+              <w:fldChar w:fldCharType="end"/>
+            </w:r>
+          </w:hyperlink>
+        </w:p>
+        <w:p>
+          <w:pPr>
+            <w:pStyle w:val="TJ3"/>
+            <w:tabs>
+              <w:tab w:val="right" w:leader="dot" w:pos="9062"/>
+            </w:tabs>
+            <w:rPr>
+              <w:rFonts w:eastAsiaTheme="minorEastAsia"/>
+              <w:noProof/>
+              <w:lang w:eastAsia="hu-HU"/>
+            </w:rPr>
+          </w:pPr>
+          <w:hyperlink w:anchor="_Toc227315399" w:history="1">
+            <w:r>
+              <w:rPr>
+                <w:rStyle w:val="Hiperhivatkozs"/>
+                <w:rFonts w:ascii="Times New Roman" w:eastAsia="Times New Roman" w:hAnsi="Times New Roman" w:cs="Times New Roman"/>
+                <w:b/>
+                <w:bCs/>
+                <w:noProof/>
+                <w:lang w:eastAsia="hu-HU"/>
+              </w:rPr>
+              <w:t>5.1 Jogosultsági hibák</w:t>
+            </w:r>
+            <w:r>
+              <w:rPr>
+                <w:noProof/>
+                <w:webHidden/>
+              </w:rPr>
+              <w:tab/>
+            </w:r>
+            <w:r>
+              <w:rPr>
+                <w:noProof/>
+                <w:webHidden/>
+              </w:rPr>
+              <w:fldChar w:fldCharType="begin"/>
+            </w:r>
+            <w:r>
+              <w:rPr>
+                <w:noProof/>
+                <w:webHidden/>
+              </w:rPr>
+              <w:instrText xml:space="preserve"> PAGEREF _Toc227315399 \h </w:instrText>
+            </w:r>
+            <w:r>
+              <w:rPr>
+                <w:noProof/>
+                <w:webHidden/>
+              </w:rPr>
+            </w:r>
+            <w:r>
+              <w:rPr>
+                <w:noProof/>
+                <w:webHidden/>
+              </w:rPr>
+              <w:fldChar w:fldCharType="separate"/>
+            </w:r>
+            <w:r>
+              <w:rPr>
+                <w:noProof/>
+                <w:webHidden/>
+              </w:rPr>
+              <w:t>8</w:t>
+            </w:r>
+            <w:r>
+              <w:rPr>
+                <w:noProof/>
+                <w:webHidden/>
+              </w:rPr>
+              <w:fldChar w:fldCharType="end"/>
+            </w:r>
+          </w:hyperlink>
+        </w:p>
+        <w:p>
+          <w:pPr>
+            <w:pStyle w:val="TJ3"/>
+            <w:tabs>
+              <w:tab w:val="right" w:leader="dot" w:pos="9062"/>
+            </w:tabs>
+            <w:rPr>
+              <w:rFonts w:eastAsiaTheme="minorEastAsia"/>
+              <w:noProof/>
+              <w:lang w:eastAsia="hu-HU"/>
+            </w:rPr>
+          </w:pPr>
+          <w:hyperlink w:anchor="_Toc227315400" w:history="1">
+            <w:r>
+              <w:rPr>
+                <w:rStyle w:val="Hiperhivatkozs"/>
+                <w:rFonts w:ascii="Times New Roman" w:eastAsia="Times New Roman" w:hAnsi="Times New Roman" w:cs="Times New Roman"/>
+                <w:b/>
+                <w:bCs/>
+                <w:noProof/>
+                <w:lang w:eastAsia="hu-HU"/>
+              </w:rPr>
+              <w:t>5.2 Kedvencek oldalon hiányzó funkció</w:t>
+            </w:r>
+            <w:r>
+              <w:rPr>
+                <w:noProof/>
+                <w:webHidden/>
+              </w:rPr>
+              <w:tab/>
+            </w:r>
+            <w:r>
+              <w:rPr>
+                <w:noProof/>
+                <w:webHidden/>
+              </w:rPr>
+              <w:fldChar w:fldCharType="begin"/>
+            </w:r>
+            <w:r>
+              <w:rPr>
+                <w:noProof/>
+                <w:webHidden/>
+              </w:rPr>
+              <w:instrText xml:space="preserve"> PAGEREF _Toc227315400 \h </w:instrText>
+            </w:r>
+            <w:r>
+              <w:rPr>
+                <w:noProof/>
+                <w:webHidden/>
+              </w:rPr>
+            </w:r>
+            <w:r>
+              <w:rPr>
+                <w:noProof/>
+                <w:webHidden/>
+              </w:rPr>
+              <w:fldChar w:fldCharType="separate"/>
+            </w:r>
+            <w:r>
+              <w:rPr>
+                <w:noProof/>
+                <w:webHidden/>
+              </w:rPr>
+              <w:t>8</w:t>
+            </w:r>
+            <w:r>
+              <w:rPr>
+                <w:noProof/>
+                <w:webHidden/>
+              </w:rPr>
+              <w:fldChar w:fldCharType="end"/>
+            </w:r>
+          </w:hyperlink>
+        </w:p>
+        <w:p>
+          <w:pPr>
+            <w:pStyle w:val="TJ3"/>
+            <w:tabs>
+              <w:tab w:val="right" w:leader="dot" w:pos="9062"/>
+            </w:tabs>
+            <w:rPr>
+              <w:rFonts w:eastAsiaTheme="minorEastAsia"/>
+              <w:noProof/>
+              <w:lang w:eastAsia="hu-HU"/>
+            </w:rPr>
+          </w:pPr>
+          <w:hyperlink w:anchor="_Toc227315401" w:history="1">
+            <w:r>
+              <w:rPr>
+                <w:rStyle w:val="Hiperhivatkozs"/>
+                <w:rFonts w:ascii="Times New Roman" w:eastAsia="Times New Roman" w:hAnsi="Times New Roman" w:cs="Times New Roman"/>
+                <w:b/>
+                <w:bCs/>
+                <w:noProof/>
+                <w:lang w:eastAsia="hu-HU"/>
+              </w:rPr>
+              <w:t>5.3 Fórum szerkesztés hiba</w:t>
+            </w:r>
+            <w:r>
+              <w:rPr>
+                <w:noProof/>
+                <w:webHidden/>
+              </w:rPr>
+              <w:tab/>
+            </w:r>
+            <w:r>
+              <w:rPr>
+                <w:noProof/>
+                <w:webHidden/>
+              </w:rPr>
+              <w:fldChar w:fldCharType="begin"/>
+            </w:r>
+            <w:r>
+              <w:rPr>
+                <w:noProof/>
+                <w:webHidden/>
+              </w:rPr>
+              <w:instrText xml:space="preserve"> PAGEREF _Toc227315401 \h </w:instrText>
+            </w:r>
+            <w:r>
+              <w:rPr>
+                <w:noProof/>
+                <w:webHidden/>
+              </w:rPr>
+            </w:r>
+            <w:r>
+              <w:rPr>
+                <w:noProof/>
+                <w:webHidden/>
+              </w:rPr>
+              <w:fldChar w:fldCharType="separate"/>
+            </w:r>
+            <w:r>
+              <w:rPr>
+                <w:noProof/>
+                <w:webHidden/>
+              </w:rPr>
+              <w:t>8</w:t>
+            </w:r>
+            <w:r>
+              <w:rPr>
+                <w:noProof/>
+                <w:webHidden/>
+              </w:rPr>
+              <w:fldChar w:fldCharType="end"/>
+            </w:r>
+          </w:hyperlink>
+        </w:p>
+        <w:p>
+          <w:pPr>
+            <w:pStyle w:val="TJ3"/>
+            <w:tabs>
+              <w:tab w:val="right" w:leader="dot" w:pos="9062"/>
+            </w:tabs>
+            <w:rPr>
+              <w:rFonts w:eastAsiaTheme="minorEastAsia"/>
+              <w:noProof/>
+              <w:lang w:eastAsia="hu-HU"/>
+            </w:rPr>
+          </w:pPr>
+          <w:hyperlink w:anchor="_Toc227315402" w:history="1">
+            <w:r>
+              <w:rPr>
+                <w:rStyle w:val="Hiperhivatkozs"/>
+                <w:rFonts w:ascii="Times New Roman" w:eastAsia="Times New Roman" w:hAnsi="Times New Roman" w:cs="Times New Roman"/>
+                <w:b/>
+                <w:bCs/>
+                <w:noProof/>
+                <w:lang w:eastAsia="hu-HU"/>
+              </w:rPr>
+              <w:t>5.4 React Hook sorrend hiba</w:t>
+            </w:r>
+            <w:r>
+              <w:rPr>
+                <w:noProof/>
+                <w:webHidden/>
+              </w:rPr>
+              <w:tab/>
+            </w:r>
+            <w:r>
+              <w:rPr>
+                <w:noProof/>
+                <w:webHidden/>
+              </w:rPr>
+              <w:fldChar w:fldCharType="begin"/>
+            </w:r>
+            <w:r>
+              <w:rPr>
+                <w:noProof/>
+                <w:webHidden/>
+              </w:rPr>
+              <w:instrText xml:space="preserve"> PAGEREF _Toc227315402 \h </w:instrText>
+            </w:r>
+            <w:r>
+              <w:rPr>
+                <w:noProof/>
+                <w:webHidden/>
+              </w:rPr>
+            </w:r>
+            <w:r>
+              <w:rPr>
+                <w:noProof/>
+                <w:webHidden/>
+              </w:rPr>
+              <w:fldChar w:fldCharType="separate"/>
+            </w:r>
+            <w:r>
+              <w:rPr>
+                <w:noProof/>
+                <w:webHidden/>
+              </w:rPr>
+              <w:t>9</w:t>
+            </w:r>
+            <w:r>
+              <w:rPr>
+                <w:noProof/>
+                <w:webHidden/>
+              </w:rPr>
+              <w:fldChar w:fldCharType="end"/>
+            </w:r>
+          </w:hyperlink>
+        </w:p>
+        <w:p>
+          <w:pPr>
+            <w:pStyle w:val="TJ3"/>
+            <w:tabs>
+              <w:tab w:val="right" w:leader="dot" w:pos="9062"/>
+            </w:tabs>
+            <w:rPr>
+              <w:rFonts w:eastAsiaTheme="minorEastAsia"/>
+              <w:noProof/>
+              <w:lang w:eastAsia="hu-HU"/>
+            </w:rPr>
+          </w:pPr>
+          <w:hyperlink w:anchor="_Toc227315403" w:history="1">
+            <w:r>
+              <w:rPr>
+                <w:rStyle w:val="Hiperhivatkozs"/>
+                <w:rFonts w:ascii="Times New Roman" w:eastAsia="Times New Roman" w:hAnsi="Times New Roman" w:cs="Times New Roman"/>
+                <w:b/>
+                <w:bCs/>
+                <w:noProof/>
+                <w:lang w:eastAsia="hu-HU"/>
+              </w:rPr>
+              <w:t>5.5 Megjelenítési hibák</w:t>
+            </w:r>
+            <w:r>
+              <w:rPr>
+                <w:noProof/>
+                <w:webHidden/>
+              </w:rPr>
+              <w:tab/>
+            </w:r>
+            <w:r>
+              <w:rPr>
+                <w:noProof/>
+                <w:webHidden/>
+              </w:rPr>
+              <w:fldChar w:fldCharType="begin"/>
+            </w:r>
+            <w:r>
+              <w:rPr>
+                <w:noProof/>
+                <w:webHidden/>
+              </w:rPr>
+              <w:instrText xml:space="preserve"> PAGEREF _Toc227315403 \h </w:instrText>
+            </w:r>
+            <w:r>
+              <w:rPr>
+                <w:noProof/>
+                <w:webHidden/>
+              </w:rPr>
+            </w:r>
+            <w:r>
+              <w:rPr>
+                <w:noProof/>
+                <w:webHidden/>
+              </w:rPr>
+              <w:fldChar w:fldCharType="separate"/>
+            </w:r>
+            <w:r>
+              <w:rPr>
+                <w:noProof/>
+                <w:webHidden/>
+              </w:rPr>
+              <w:t>9</w:t>
+            </w:r>
+            <w:r>
+              <w:rPr>
+                <w:noProof/>
+                <w:webHidden/>
+              </w:rPr>
+              <w:fldChar w:fldCharType="end"/>
+            </w:r>
+          </w:hyperlink>
+        </w:p>
+        <w:p>
+          <w:pPr>
+            <w:pStyle w:val="TJ3"/>
+            <w:tabs>
+              <w:tab w:val="right" w:leader="dot" w:pos="9062"/>
+            </w:tabs>
+            <w:rPr>
+              <w:rFonts w:eastAsiaTheme="minorEastAsia"/>
+              <w:noProof/>
+              <w:lang w:eastAsia="hu-HU"/>
+            </w:rPr>
+          </w:pPr>
+          <w:hyperlink w:anchor="_Toc227315404" w:history="1">
+            <w:r>
+              <w:rPr>
+                <w:rStyle w:val="Hiperhivatkozs"/>
+                <w:rFonts w:ascii="Times New Roman" w:eastAsia="Times New Roman" w:hAnsi="Times New Roman" w:cs="Times New Roman"/>
+                <w:b/>
+                <w:bCs/>
+                <w:noProof/>
+                <w:lang w:eastAsia="hu-HU"/>
+              </w:rPr>
+              <w:t>5.6 JSX fordítási hiba</w:t>
+            </w:r>
+            <w:r>
+              <w:rPr>
+                <w:noProof/>
+                <w:webHidden/>
+              </w:rPr>
+              <w:tab/>
+            </w:r>
+            <w:r>
+              <w:rPr>
+                <w:noProof/>
+                <w:webHidden/>
+              </w:rPr>
+              <w:fldChar w:fldCharType="begin"/>
+            </w:r>
+            <w:r>
+              <w:rPr>
+                <w:noProof/>
+                <w:webHidden/>
+              </w:rPr>
+              <w:instrText xml:space="preserve"> PAGEREF _Toc227315404 \h </w:instrText>
+            </w:r>
+            <w:r>
+              <w:rPr>
+                <w:noProof/>
+                <w:webHidden/>
+              </w:rPr>
+            </w:r>
+            <w:r>
+              <w:rPr>
+                <w:noProof/>
+                <w:webHidden/>
+              </w:rPr>
+              <w:fldChar w:fldCharType="separate"/>
+            </w:r>
+            <w:r>
+              <w:rPr>
+                <w:noProof/>
+                <w:webHidden/>
+              </w:rPr>
+              <w:t>9</w:t>
+            </w:r>
+            <w:r>
+              <w:rPr>
+                <w:noProof/>
+                <w:webHidden/>
+              </w:rPr>
+              <w:fldChar w:fldCharType="end"/>
+            </w:r>
+          </w:hyperlink>
+        </w:p>
+        <w:p>
+          <w:pPr>
+            <w:pStyle w:val="TJ3"/>
+            <w:tabs>
+              <w:tab w:val="right" w:leader="dot" w:pos="9062"/>
+            </w:tabs>
+            <w:rPr>
+              <w:rFonts w:eastAsiaTheme="minorEastAsia"/>
+              <w:noProof/>
+              <w:lang w:eastAsia="hu-HU"/>
+            </w:rPr>
+          </w:pPr>
+          <w:hyperlink w:anchor="_Toc227315405" w:history="1">
+            <w:r>
+              <w:rPr>
+                <w:rStyle w:val="Hiperhivatkozs"/>
+                <w:rFonts w:ascii="Times New Roman" w:eastAsia="Times New Roman" w:hAnsi="Times New Roman" w:cs="Times New Roman"/>
+                <w:b/>
+                <w:bCs/>
+                <w:noProof/>
+                <w:lang w:eastAsia="hu-HU"/>
+              </w:rPr>
+              <w:t>5.7 Null referencia hiba</w:t>
+            </w:r>
+            <w:r>
+              <w:rPr>
+                <w:noProof/>
+                <w:webHidden/>
+              </w:rPr>
+              <w:tab/>
+            </w:r>
+            <w:r>
+              <w:rPr>
+                <w:noProof/>
+                <w:webHidden/>
+              </w:rPr>
+              <w:fldChar w:fldCharType="begin"/>
+            </w:r>
+            <w:r>
+              <w:rPr>
+                <w:noProof/>
+                <w:webHidden/>
+              </w:rPr>
+              <w:instrText xml:space="preserve"> PAGEREF _Toc227315405 \h </w:instrText>
+            </w:r>
+            <w:r>
+              <w:rPr>
+                <w:noProof/>
+                <w:webHidden/>
+              </w:rPr>
+            </w:r>
+            <w:r>
+              <w:rPr>
+                <w:noProof/>
+                <w:webHidden/>
+              </w:rPr>
+              <w:fldChar w:fldCharType="separate"/>
+            </w:r>
+            <w:r>
+              <w:rPr>
+                <w:noProof/>
+                <w:webHidden/>
+              </w:rPr>
+              <w:t>10</w:t>
+            </w:r>
+            <w:r>
+              <w:rPr>
+                <w:noProof/>
+                <w:webHidden/>
+              </w:rPr>
+              <w:fldChar w:fldCharType="end"/>
+            </w:r>
+          </w:hyperlink>
+        </w:p>
+        <w:p>
+          <w:pPr>
+            <w:pStyle w:val="TJ3"/>
+            <w:tabs>
+              <w:tab w:val="right" w:leader="dot" w:pos="9062"/>
+            </w:tabs>
+            <w:rPr>
+              <w:rFonts w:eastAsiaTheme="minorEastAsia"/>
+              <w:noProof/>
+              <w:lang w:eastAsia="hu-HU"/>
+            </w:rPr>
+          </w:pPr>
+          <w:hyperlink w:anchor="_Toc227315406" w:history="1">
+            <w:r>
+              <w:rPr>
+                <w:rStyle w:val="Hiperhivatkozs"/>
+                <w:rFonts w:ascii="Times New Roman" w:eastAsia="Times New Roman" w:hAnsi="Times New Roman" w:cs="Times New Roman"/>
+                <w:b/>
+                <w:bCs/>
+                <w:noProof/>
+                <w:lang w:eastAsia="hu-HU"/>
+              </w:rPr>
+              <w:t>5.8 API endpoint hiány</w:t>
+            </w:r>
+            <w:r>
+              <w:rPr>
+                <w:noProof/>
+                <w:webHidden/>
+              </w:rPr>
+              <w:tab/>
+            </w:r>
+            <w:r>
+              <w:rPr>
+                <w:noProof/>
+                <w:webHidden/>
+              </w:rPr>
+              <w:fldChar w:fldCharType="begin"/>
+            </w:r>
+            <w:r>
+              <w:rPr>
+                <w:noProof/>
+                <w:webHidden/>
+              </w:rPr>
+              <w:instrText xml:space="preserve"> PAGEREF _Toc227315406 \h </w:instrText>
+            </w:r>
+            <w:r>
+              <w:rPr>
+                <w:noProof/>
+                <w:webHidden/>
+              </w:rPr>
+            </w:r>
+            <w:r>
+              <w:rPr>
+                <w:noProof/>
+                <w:webHidden/>
+              </w:rPr>
+              <w:fldChar w:fldCharType="separate"/>
+            </w:r>
+            <w:r>
+              <w:rPr>
+                <w:noProof/>
+                <w:webHidden/>
+              </w:rPr>
+              <w:t>10</w:t>
+            </w:r>
+            <w:r>
+              <w:rPr>
+                <w:noProof/>
+                <w:webHidden/>
+              </w:rPr>
+              <w:fldChar w:fldCharType="end"/>
+            </w:r>
+          </w:hyperlink>
+        </w:p>
+        <w:p>
+          <w:pPr>
+            <w:pStyle w:val="TJ3"/>
+            <w:tabs>
+              <w:tab w:val="right" w:leader="dot" w:pos="9062"/>
+            </w:tabs>
+            <w:rPr>
+              <w:rFonts w:eastAsiaTheme="minorEastAsia"/>
+              <w:noProof/>
+              <w:lang w:eastAsia="hu-HU"/>
+            </w:rPr>
+          </w:pPr>
+          <w:hyperlink w:anchor="_Toc227315407" w:history="1">
+            <w:r>
+              <w:rPr>
+                <w:rStyle w:val="Hiperhivatkozs"/>
+                <w:rFonts w:ascii="Times New Roman" w:eastAsia="Times New Roman" w:hAnsi="Times New Roman" w:cs="Times New Roman"/>
+                <w:b/>
+                <w:bCs/>
+                <w:noProof/>
+                <w:lang w:eastAsia="hu-HU"/>
+              </w:rPr>
+              <w:t>5.9 Adatbázis korlátozás</w:t>
+            </w:r>
+            <w:r>
+              <w:rPr>
+                <w:noProof/>
+                <w:webHidden/>
+              </w:rPr>
+              <w:tab/>
+            </w:r>
+            <w:r>
+              <w:rPr>
+                <w:noProof/>
+                <w:webHidden/>
+              </w:rPr>
+              <w:fldChar w:fldCharType="begin"/>
+            </w:r>
+            <w:r>
+              <w:rPr>
+                <w:noProof/>
+                <w:webHidden/>
+              </w:rPr>
+              <w:instrText xml:space="preserve"> PAGEREF _Toc227315407 \h </w:instrText>
+            </w:r>
+            <w:r>
+              <w:rPr>
+                <w:noProof/>
+                <w:webHidden/>
+              </w:rPr>
+            </w:r>
+            <w:r>
+              <w:rPr>
+                <w:noProof/>
+                <w:webHidden/>
+              </w:rPr>
+              <w:fldChar w:fldCharType="separate"/>
+            </w:r>
+            <w:r>
+              <w:rPr>
+                <w:noProof/>
+                <w:webHidden/>
+              </w:rPr>
+              <w:t>10</w:t>
+            </w:r>
+            <w:r>
+              <w:rPr>
+                <w:noProof/>
+                <w:webHidden/>
+              </w:rPr>
+              <w:fldChar w:fldCharType="end"/>
+            </w:r>
+          </w:hyperlink>
+        </w:p>
+        <w:p>
+          <w:pPr>
+            <w:pStyle w:val="TJ3"/>
+            <w:tabs>
+              <w:tab w:val="right" w:leader="dot" w:pos="9062"/>
+            </w:tabs>
+            <w:rPr>
+              <w:rFonts w:eastAsiaTheme="minorEastAsia"/>
+              <w:noProof/>
+              <w:lang w:eastAsia="hu-HU"/>
+            </w:rPr>
+          </w:pPr>
+          <w:hyperlink w:anchor="_Toc227315408" w:history="1">
+            <w:r>
+              <w:rPr>
+                <w:rStyle w:val="Hiperhivatkozs"/>
+                <w:rFonts w:ascii="Times New Roman" w:eastAsia="Times New Roman" w:hAnsi="Times New Roman" w:cs="Times New Roman"/>
+                <w:b/>
+                <w:bCs/>
+                <w:noProof/>
+                <w:lang w:eastAsia="hu-HU"/>
+              </w:rPr>
+              <w:t>5.10 Backend logikai hiba</w:t>
+            </w:r>
+            <w:r>
+              <w:rPr>
+                <w:noProof/>
+                <w:webHidden/>
+              </w:rPr>
+              <w:tab/>
+            </w:r>
+            <w:r>
+              <w:rPr>
+                <w:noProof/>
+                <w:webHidden/>
+              </w:rPr>
+              <w:fldChar w:fldCharType="begin"/>
+            </w:r>
+            <w:r>
+              <w:rPr>
+                <w:noProof/>
+                <w:webHidden/>
+              </w:rPr>
+              <w:instrText xml:space="preserve"> PAGEREF _Toc227315408 \h </w:instrText>
+            </w:r>
+            <w:r>
+              <w:rPr>
+                <w:noProof/>
+                <w:webHidden/>
+              </w:rPr>
+            </w:r>
+            <w:r>
+              <w:rPr>
+                <w:noProof/>
+                <w:webHidden/>
+              </w:rPr>
+              <w:fldChar w:fldCharType="separate"/>
+            </w:r>
+            <w:r>
+              <w:rPr>
+                <w:noProof/>
+                <w:webHidden/>
+              </w:rPr>
+              <w:t>11</w:t>
+            </w:r>
+            <w:r>
+              <w:rPr>
+                <w:noProof/>
+                <w:webHidden/>
+              </w:rPr>
+              <w:fldChar w:fldCharType="end"/>
+            </w:r>
+          </w:hyperlink>
+        </w:p>
+        <w:p>
+          <w:pPr>
+            <w:pStyle w:val="TJ3"/>
+            <w:tabs>
+              <w:tab w:val="right" w:leader="dot" w:pos="9062"/>
+            </w:tabs>
+            <w:rPr>
+              <w:rFonts w:eastAsiaTheme="minorEastAsia"/>
+              <w:noProof/>
+              <w:lang w:eastAsia="hu-HU"/>
+            </w:rPr>
+          </w:pPr>
+          <w:hyperlink w:anchor="_Toc227315409" w:history="1">
+            <w:r>
+              <w:rPr>
+                <w:rStyle w:val="Hiperhivatkozs"/>
+                <w:rFonts w:ascii="Times New Roman" w:eastAsia="Times New Roman" w:hAnsi="Times New Roman" w:cs="Times New Roman"/>
+                <w:b/>
+                <w:bCs/>
+                <w:noProof/>
+                <w:lang w:eastAsia="hu-HU"/>
+              </w:rPr>
+              <w:t>5.11 UI logika hiba</w:t>
+            </w:r>
+            <w:r>
+              <w:rPr>
+                <w:noProof/>
+                <w:webHidden/>
+              </w:rPr>
+              <w:tab/>
+            </w:r>
+            <w:r>
+              <w:rPr>
+                <w:noProof/>
+                <w:webHidden/>
+              </w:rPr>
+              <w:fldChar w:fldCharType="begin"/>
+            </w:r>
+            <w:r>
+              <w:rPr>
+                <w:noProof/>
+                <w:webHidden/>
+              </w:rPr>
+              <w:instrText xml:space="preserve"> PAGEREF _Toc227315409 \h </w:instrText>
+            </w:r>
+            <w:r>
+              <w:rPr>
+                <w:noProof/>
+                <w:webHidden/>
+              </w:rPr>
+            </w:r>
+            <w:r>
+              <w:rPr>
+                <w:noProof/>
+                <w:webHidden/>
+              </w:rPr>
+              <w:fldChar w:fldCharType="separate"/>
+            </w:r>
+            <w:r>
+              <w:rPr>
+                <w:noProof/>
+                <w:webHidden/>
+              </w:rPr>
+              <w:t>11</w:t>
+            </w:r>
+            <w:r>
+              <w:rPr>
+                <w:noProof/>
+                <w:webHidden/>
+              </w:rPr>
+              <w:fldChar w:fldCharType="end"/>
+            </w:r>
+          </w:hyperlink>
+        </w:p>
+        <w:p>
+          <w:pPr>
+            <w:pStyle w:val="TJ3"/>
+            <w:tabs>
+              <w:tab w:val="right" w:leader="dot" w:pos="9062"/>
+            </w:tabs>
+            <w:rPr>
+              <w:rFonts w:eastAsiaTheme="minorEastAsia"/>
+              <w:noProof/>
+              <w:lang w:eastAsia="hu-HU"/>
+            </w:rPr>
+          </w:pPr>
+          <w:hyperlink w:anchor="_Toc227315410" w:history="1">
+            <w:r>
+              <w:rPr>
+                <w:rStyle w:val="Hiperhivatkozs"/>
+                <w:rFonts w:ascii="Times New Roman" w:eastAsia="Times New Roman" w:hAnsi="Times New Roman" w:cs="Times New Roman"/>
+                <w:b/>
+                <w:bCs/>
+                <w:noProof/>
+                <w:lang w:eastAsia="hu-HU"/>
+              </w:rPr>
+              <w:t>5.12 Űrlap validáció hiányok</w:t>
+            </w:r>
+            <w:r>
+              <w:rPr>
+                <w:noProof/>
+                <w:webHidden/>
+              </w:rPr>
+              <w:tab/>
+            </w:r>
+            <w:r>
+              <w:rPr>
+                <w:noProof/>
+                <w:webHidden/>
+              </w:rPr>
+              <w:fldChar w:fldCharType="begin"/>
+            </w:r>
+            <w:r>
+              <w:rPr>
+                <w:noProof/>
+                <w:webHidden/>
+              </w:rPr>
+              <w:instrText xml:space="preserve"> PAGEREF _Toc227315410 \h </w:instrText>
+            </w:r>
+            <w:r>
+              <w:rPr>
+                <w:noProof/>
+                <w:webHidden/>
+              </w:rPr>
+            </w:r>
+            <w:r>
+              <w:rPr>
+                <w:noProof/>
+                <w:webHidden/>
+              </w:rPr>
+              <w:fldChar w:fldCharType="separate"/>
+            </w:r>
+            <w:r>
+              <w:rPr>
+                <w:noProof/>
+                <w:webHidden/>
+              </w:rPr>
+              <w:t>11</w:t>
+            </w:r>
+            <w:r>
+              <w:rPr>
+                <w:noProof/>
+                <w:webHidden/>
+              </w:rPr>
+              <w:fldChar w:fldCharType="end"/>
+            </w:r>
+          </w:hyperlink>
+        </w:p>
+        <w:p>
+          <w:pPr>
+            <w:pStyle w:val="TJ2"/>
+            <w:tabs>
+              <w:tab w:val="right" w:leader="dot" w:pos="9062"/>
+            </w:tabs>
+            <w:rPr>
+              <w:rFonts w:eastAsiaTheme="minorEastAsia"/>
+              <w:noProof/>
+              <w:lang w:eastAsia="hu-HU"/>
+            </w:rPr>
+          </w:pPr>
+          <w:hyperlink w:anchor="_Toc227315411" w:history="1">
+            <w:r>
+              <w:rPr>
+                <w:rStyle w:val="Hiperhivatkozs"/>
+                <w:rFonts w:ascii="Times New Roman" w:eastAsia="Times New Roman" w:hAnsi="Times New Roman" w:cs="Times New Roman"/>
+                <w:b/>
+                <w:bCs/>
+                <w:noProof/>
+                <w:lang w:eastAsia="hu-HU"/>
+              </w:rPr>
+              <w:t>6. Összegzés</w:t>
+            </w:r>
+            <w:r>
+              <w:rPr>
+                <w:noProof/>
+                <w:webHidden/>
+              </w:rPr>
+              <w:tab/>
+            </w:r>
+            <w:r>
+              <w:rPr>
+                <w:noProof/>
+                <w:webHidden/>
+              </w:rPr>
+              <w:fldChar w:fldCharType="begin"/>
+            </w:r>
+            <w:r>
+              <w:rPr>
+                <w:noProof/>
+                <w:webHidden/>
+              </w:rPr>
+              <w:instrText xml:space="preserve"> PAGEREF _Toc227315411 \h </w:instrText>
+            </w:r>
+            <w:r>
+              <w:rPr>
+                <w:noProof/>
+                <w:webHidden/>
+              </w:rPr>
+            </w:r>
+            <w:r>
+              <w:rPr>
+                <w:noProof/>
+                <w:webHidden/>
+              </w:rPr>
+              <w:fldChar w:fldCharType="separate"/>
+            </w:r>
+            <w:r>
+              <w:rPr>
+                <w:noProof/>
+                <w:webHidden/>
+              </w:rPr>
+              <w:t>11</w:t>
+            </w:r>
+            <w:r>
+              <w:rPr>
+                <w:noProof/>
+                <w:webHidden/>
+              </w:rPr>
+              <w:fldChar w:fldCharType="end"/>
+            </w:r>
+          </w:hyperlink>
+        </w:p>
+        <w:p>
+          <w:r>
+            <w:rPr>
+              <w:b/>
+              <w:bCs/>
+            </w:rPr>
+            <w:fldChar w:fldCharType="end"/>
+          </w:r>
+        </w:p>
+      </w:sdtContent>
+    </w:sdt>
     <w:p>
       <w:pPr>
         <w:rPr>
@@ -310,6 +2853,7 @@
           <w:lang w:eastAsia="hu-HU"/>
         </w:rPr>
       </w:pPr>
+      <w:bookmarkStart w:id="0" w:name="_Toc227315378"/>
       <w:r>
         <w:rPr>
           <w:rFonts w:ascii="Times New Roman" w:eastAsia="Times New Roman" w:hAnsi="Times New Roman" w:cs="Times New Roman"/>
@@ -321,6 +2865,7 @@
         </w:rPr>
         <w:t>1. Bevezetés</w:t>
       </w:r>
+      <w:bookmarkEnd w:id="0"/>
     </w:p>
     <w:p>
       <w:pPr>
@@ -379,7 +2924,27 @@
           <w:szCs w:val="24"/>
           <w:lang w:eastAsia="hu-HU"/>
         </w:rPr>
-        <w:t>A vizsgálat célja annak megállapítása volt, hogy az alkalmazás megfelel-e a felhasználói és funkcionális követelményeknek, valamint hogy a fejlesztés során talált hibák megfelelően javításra kerültek-e.</w:t>
+        <w:t xml:space="preserve">A vizsgálat célja annak megállapítása volt, hogy az alkalmazás megfelel-e a felhasználói és funkcionális követelményeknek, </w:t>
+      </w:r>
+      <w:proofErr w:type="gramStart"/>
+      <w:r>
+        <w:rPr>
+          <w:rFonts w:ascii="Times New Roman" w:eastAsia="Times New Roman" w:hAnsi="Times New Roman" w:cs="Times New Roman"/>
+          <w:sz w:val="24"/>
+          <w:szCs w:val="24"/>
+          <w:lang w:eastAsia="hu-HU"/>
+        </w:rPr>
+        <w:t>valamint</w:t>
+      </w:r>
+      <w:proofErr w:type="gramEnd"/>
+      <w:r>
+        <w:rPr>
+          <w:rFonts w:ascii="Times New Roman" w:eastAsia="Times New Roman" w:hAnsi="Times New Roman" w:cs="Times New Roman"/>
+          <w:sz w:val="24"/>
+          <w:szCs w:val="24"/>
+          <w:lang w:eastAsia="hu-HU"/>
+        </w:rPr>
+        <w:t xml:space="preserve"> hogy a fejlesztés során talált hibák megfelelően javításra kerültek-e.</w:t>
       </w:r>
     </w:p>
     <w:p>
@@ -400,7 +2965,7 @@
           <w:lang w:eastAsia="hu-HU"/>
         </w:rPr>
         <w:pict w14:anchorId="22D74896">
-          <v:rect id="_x0000_i1025" style="width:0;height:1.5pt" o:hralign="center" o:hrstd="t" o:hr="t" fillcolor="#a0a0a0" stroked="f"/>
+          <v:rect id="_x0000_i1133" style="width:0;height:1.5pt" o:hralign="center" o:hrstd="t" o:hr="t" fillcolor="#a0a0a0" stroked="f"/>
         </w:pict>
       </w:r>
     </w:p>
@@ -417,6 +2982,7 @@
           <w:lang w:eastAsia="hu-HU"/>
         </w:rPr>
       </w:pPr>
+      <w:bookmarkStart w:id="1" w:name="_Toc227315379"/>
       <w:r>
         <w:rPr>
           <w:rFonts w:ascii="Times New Roman" w:eastAsia="Times New Roman" w:hAnsi="Times New Roman" w:cs="Times New Roman"/>
@@ -428,6 +2994,7 @@
         </w:rPr>
         <w:t>2. Tesztelési környezet</w:t>
       </w:r>
+      <w:bookmarkEnd w:id="1"/>
     </w:p>
     <w:p>
       <w:pPr>
@@ -658,7 +3225,7 @@
           <w:lang w:eastAsia="hu-HU"/>
         </w:rPr>
         <w:pict w14:anchorId="38086A93">
-          <v:rect id="_x0000_i1026" style="width:0;height:1.5pt" o:hralign="center" o:hrstd="t" o:hr="t" fillcolor="#a0a0a0" stroked="f"/>
+          <v:rect id="_x0000_i1134" style="width:0;height:1.5pt" o:hralign="center" o:hrstd="t" o:hr="t" fillcolor="#a0a0a0" stroked="f"/>
         </w:pict>
       </w:r>
     </w:p>
@@ -675,6 +3242,7 @@
           <w:lang w:eastAsia="hu-HU"/>
         </w:rPr>
       </w:pPr>
+      <w:bookmarkStart w:id="2" w:name="_Toc227315380"/>
       <w:r>
         <w:rPr>
           <w:rFonts w:ascii="Times New Roman" w:eastAsia="Times New Roman" w:hAnsi="Times New Roman" w:cs="Times New Roman"/>
@@ -686,6 +3254,7 @@
         </w:rPr>
         <w:t>3. Tesztelési módszerek</w:t>
       </w:r>
+      <w:bookmarkEnd w:id="2"/>
     </w:p>
     <w:p>
       <w:pPr>
@@ -720,6 +3289,7 @@
           <w:lang w:eastAsia="hu-HU"/>
         </w:rPr>
       </w:pPr>
+      <w:bookmarkStart w:id="3" w:name="_Toc227315381"/>
       <w:r>
         <w:rPr>
           <w:rFonts w:ascii="Times New Roman" w:eastAsia="Times New Roman" w:hAnsi="Times New Roman" w:cs="Times New Roman"/>
@@ -731,6 +3301,7 @@
         </w:rPr>
         <w:t>Funkcionális tesztelés</w:t>
       </w:r>
+      <w:bookmarkEnd w:id="3"/>
     </w:p>
     <w:p>
       <w:pPr>
@@ -893,7 +3464,6 @@
           <w:szCs w:val="24"/>
           <w:lang w:eastAsia="hu-HU"/>
         </w:rPr>
-        <w:lastRenderedPageBreak/>
         <w:t>építési naplók kezelése</w:t>
       </w:r>
     </w:p>
@@ -921,6 +3491,7 @@
           <w:lang w:eastAsia="hu-HU"/>
         </w:rPr>
       </w:pPr>
+      <w:bookmarkStart w:id="4" w:name="_Toc227315382"/>
       <w:r>
         <w:rPr>
           <w:rFonts w:ascii="Times New Roman" w:eastAsia="Times New Roman" w:hAnsi="Times New Roman" w:cs="Times New Roman"/>
@@ -932,24 +3503,26 @@
         </w:rPr>
         <w:t>Felhasználói felület tesztelése</w:t>
       </w:r>
-    </w:p>
-    <w:p>
-      <w:pPr>
-        <w:spacing w:before="100" w:beforeAutospacing="1" w:after="100" w:afterAutospacing="1" w:line="240" w:lineRule="auto"/>
-        <w:rPr>
-          <w:rFonts w:ascii="Times New Roman" w:eastAsia="Times New Roman" w:hAnsi="Times New Roman" w:cs="Times New Roman"/>
-          <w:sz w:val="24"/>
-          <w:szCs w:val="24"/>
-          <w:lang w:eastAsia="hu-HU"/>
-        </w:rPr>
-      </w:pPr>
-      <w:r>
-        <w:rPr>
-          <w:rFonts w:ascii="Times New Roman" w:eastAsia="Times New Roman" w:hAnsi="Times New Roman" w:cs="Times New Roman"/>
-          <w:sz w:val="24"/>
-          <w:szCs w:val="24"/>
-          <w:lang w:eastAsia="hu-HU"/>
-        </w:rPr>
+      <w:bookmarkEnd w:id="4"/>
+    </w:p>
+    <w:p>
+      <w:pPr>
+        <w:spacing w:before="100" w:beforeAutospacing="1" w:after="100" w:afterAutospacing="1" w:line="240" w:lineRule="auto"/>
+        <w:rPr>
+          <w:rFonts w:ascii="Times New Roman" w:eastAsia="Times New Roman" w:hAnsi="Times New Roman" w:cs="Times New Roman"/>
+          <w:sz w:val="24"/>
+          <w:szCs w:val="24"/>
+          <w:lang w:eastAsia="hu-HU"/>
+        </w:rPr>
+      </w:pPr>
+      <w:r>
+        <w:rPr>
+          <w:rFonts w:ascii="Times New Roman" w:eastAsia="Times New Roman" w:hAnsi="Times New Roman" w:cs="Times New Roman"/>
+          <w:sz w:val="24"/>
+          <w:szCs w:val="24"/>
+          <w:lang w:eastAsia="hu-HU"/>
+        </w:rPr>
+        <w:lastRenderedPageBreak/>
         <w:t>Az elrendezés, megjelenés és reszponzivitás ellenőrzése.</w:t>
       </w:r>
     </w:p>
@@ -966,6 +3539,7 @@
           <w:lang w:eastAsia="hu-HU"/>
         </w:rPr>
       </w:pPr>
+      <w:bookmarkStart w:id="5" w:name="_Toc227315383"/>
       <w:r>
         <w:rPr>
           <w:rFonts w:ascii="Times New Roman" w:eastAsia="Times New Roman" w:hAnsi="Times New Roman" w:cs="Times New Roman"/>
@@ -977,6 +3551,7 @@
         </w:rPr>
         <w:t>Hibakezelés tesztelése</w:t>
       </w:r>
+      <w:bookmarkEnd w:id="5"/>
     </w:p>
     <w:p>
       <w:pPr>
@@ -1011,6 +3586,7 @@
           <w:lang w:eastAsia="hu-HU"/>
         </w:rPr>
       </w:pPr>
+      <w:bookmarkStart w:id="6" w:name="_Toc227315384"/>
       <w:r>
         <w:rPr>
           <w:rFonts w:ascii="Times New Roman" w:eastAsia="Times New Roman" w:hAnsi="Times New Roman" w:cs="Times New Roman"/>
@@ -1022,6 +3598,7 @@
         </w:rPr>
         <w:t>Kompatibilitási tesztelés</w:t>
       </w:r>
+      <w:bookmarkEnd w:id="6"/>
     </w:p>
     <w:p>
       <w:pPr>
@@ -1061,7 +3638,7 @@
           <w:lang w:eastAsia="hu-HU"/>
         </w:rPr>
         <w:pict w14:anchorId="35ED5934">
-          <v:rect id="_x0000_i1027" style="width:0;height:1.5pt" o:hralign="center" o:hrstd="t" o:hr="t" fillcolor="#a0a0a0" stroked="f"/>
+          <v:rect id="_x0000_i1135" style="width:0;height:1.5pt" o:hralign="center" o:hrstd="t" o:hr="t" fillcolor="#a0a0a0" stroked="f"/>
         </w:pict>
       </w:r>
     </w:p>
@@ -1078,6 +3655,7 @@
           <w:lang w:eastAsia="hu-HU"/>
         </w:rPr>
       </w:pPr>
+      <w:bookmarkStart w:id="7" w:name="_Toc227315385"/>
       <w:r>
         <w:rPr>
           <w:rFonts w:ascii="Times New Roman" w:eastAsia="Times New Roman" w:hAnsi="Times New Roman" w:cs="Times New Roman"/>
@@ -1089,6 +3667,7 @@
         </w:rPr>
         <w:t>4. Tesztesetek részletes bemutatása</w:t>
       </w:r>
+      <w:bookmarkEnd w:id="7"/>
     </w:p>
     <w:p>
       <w:pPr>
@@ -1128,7 +3707,7 @@
           <w:lang w:eastAsia="hu-HU"/>
         </w:rPr>
         <w:pict w14:anchorId="6D83E486">
-          <v:rect id="_x0000_i1028" style="width:0;height:1.5pt" o:hralign="center" o:hrstd="t" o:hr="t" fillcolor="#a0a0a0" stroked="f"/>
+          <v:rect id="_x0000_i1136" style="width:0;height:1.5pt" o:hralign="center" o:hrstd="t" o:hr="t" fillcolor="#a0a0a0" stroked="f"/>
         </w:pict>
       </w:r>
     </w:p>
@@ -1145,6 +3724,7 @@
           <w:lang w:eastAsia="hu-HU"/>
         </w:rPr>
       </w:pPr>
+      <w:bookmarkStart w:id="8" w:name="_Toc227315386"/>
       <w:r>
         <w:rPr>
           <w:rFonts w:ascii="Times New Roman" w:eastAsia="Times New Roman" w:hAnsi="Times New Roman" w:cs="Times New Roman"/>
@@ -1156,6 +3736,7 @@
         </w:rPr>
         <w:t>T1 – Főoldal betöltése</w:t>
       </w:r>
+      <w:bookmarkEnd w:id="8"/>
     </w:p>
     <w:p>
       <w:pPr>
@@ -1341,7 +3922,7 @@
           <w:lang w:eastAsia="hu-HU"/>
         </w:rPr>
         <w:pict w14:anchorId="77E2D134">
-          <v:rect id="_x0000_i1029" style="width:0;height:1.5pt" o:hralign="center" o:hrstd="t" o:hr="t" fillcolor="#a0a0a0" stroked="f"/>
+          <v:rect id="_x0000_i1137" style="width:0;height:1.5pt" o:hralign="center" o:hrstd="t" o:hr="t" fillcolor="#a0a0a0" stroked="f"/>
         </w:pict>
       </w:r>
     </w:p>
@@ -1358,6 +3939,7 @@
           <w:lang w:eastAsia="hu-HU"/>
         </w:rPr>
       </w:pPr>
+      <w:bookmarkStart w:id="9" w:name="_Toc227315387"/>
       <w:r>
         <w:rPr>
           <w:rFonts w:ascii="Times New Roman" w:eastAsia="Times New Roman" w:hAnsi="Times New Roman" w:cs="Times New Roman"/>
@@ -1369,6 +3951,7 @@
         </w:rPr>
         <w:t>T2 – Navigáció és routing</w:t>
       </w:r>
+      <w:bookmarkEnd w:id="9"/>
     </w:p>
     <w:p>
       <w:pPr>
@@ -1483,7 +4066,6 @@
           <w:szCs w:val="24"/>
           <w:lang w:eastAsia="hu-HU"/>
         </w:rPr>
-        <w:lastRenderedPageBreak/>
         <w:t>Építési naplók</w:t>
       </w:r>
     </w:p>
@@ -1576,6 +4158,7 @@
           <w:szCs w:val="24"/>
           <w:lang w:eastAsia="hu-HU"/>
         </w:rPr>
+        <w:lastRenderedPageBreak/>
         <w:t>URL változás</w:t>
       </w:r>
     </w:p>
@@ -1675,7 +4258,7 @@
           <w:lang w:eastAsia="hu-HU"/>
         </w:rPr>
         <w:pict w14:anchorId="5380A0B7">
-          <v:rect id="_x0000_i1030" style="width:0;height:1.5pt" o:hralign="center" o:hrstd="t" o:hr="t" fillcolor="#a0a0a0" stroked="f"/>
+          <v:rect id="_x0000_i1138" style="width:0;height:1.5pt" o:hralign="center" o:hrstd="t" o:hr="t" fillcolor="#a0a0a0" stroked="f"/>
         </w:pict>
       </w:r>
     </w:p>
@@ -1692,6 +4275,7 @@
           <w:lang w:eastAsia="hu-HU"/>
         </w:rPr>
       </w:pPr>
+      <w:bookmarkStart w:id="10" w:name="_Toc227315388"/>
       <w:r>
         <w:rPr>
           <w:rFonts w:ascii="Times New Roman" w:eastAsia="Times New Roman" w:hAnsi="Times New Roman" w:cs="Times New Roman"/>
@@ -1703,6 +4287,7 @@
         </w:rPr>
         <w:t>T3 – Regisztráció és bejelentkezés</w:t>
       </w:r>
+      <w:bookmarkEnd w:id="10"/>
     </w:p>
     <w:p>
       <w:pPr>
@@ -1892,7 +4477,7 @@
           <w:lang w:eastAsia="hu-HU"/>
         </w:rPr>
         <w:pict w14:anchorId="08A26AD2">
-          <v:rect id="_x0000_i1031" style="width:0;height:1.5pt" o:hralign="center" o:hrstd="t" o:hr="t" fillcolor="#a0a0a0" stroked="f"/>
+          <v:rect id="_x0000_i1139" style="width:0;height:1.5pt" o:hralign="center" o:hrstd="t" o:hr="t" fillcolor="#a0a0a0" stroked="f"/>
         </w:pict>
       </w:r>
     </w:p>
@@ -1909,6 +4494,7 @@
           <w:lang w:eastAsia="hu-HU"/>
         </w:rPr>
       </w:pPr>
+      <w:bookmarkStart w:id="11" w:name="_Toc227315389"/>
       <w:r>
         <w:rPr>
           <w:rFonts w:ascii="Times New Roman" w:eastAsia="Times New Roman" w:hAnsi="Times New Roman" w:cs="Times New Roman"/>
@@ -1920,6 +4506,7 @@
         </w:rPr>
         <w:t>T4 – Makettek böngészése és részletek megtekintése</w:t>
       </w:r>
+      <w:bookmarkEnd w:id="11"/>
     </w:p>
     <w:p>
       <w:pPr>
@@ -2177,7 +4764,7 @@
           <w:lang w:eastAsia="hu-HU"/>
         </w:rPr>
         <w:pict w14:anchorId="59E8A1B3">
-          <v:rect id="_x0000_i1032" style="width:0;height:1.5pt" o:hralign="center" o:hrstd="t" o:hr="t" fillcolor="#a0a0a0" stroked="f"/>
+          <v:rect id="_x0000_i1140" style="width:0;height:1.5pt" o:hralign="center" o:hrstd="t" o:hr="t" fillcolor="#a0a0a0" stroked="f"/>
         </w:pict>
       </w:r>
     </w:p>
@@ -2238,6 +4825,7 @@
           <w:lang w:eastAsia="hu-HU"/>
         </w:rPr>
       </w:pPr>
+      <w:bookmarkStart w:id="12" w:name="_Toc227315390"/>
       <w:r>
         <w:rPr>
           <w:rFonts w:ascii="Times New Roman" w:eastAsia="Times New Roman" w:hAnsi="Times New Roman" w:cs="Times New Roman"/>
@@ -2249,24 +4837,26 @@
         </w:rPr>
         <w:t>T5 – Makett feltöltés</w:t>
       </w:r>
-    </w:p>
-    <w:p>
-      <w:pPr>
-        <w:spacing w:before="100" w:beforeAutospacing="1" w:after="100" w:afterAutospacing="1" w:line="240" w:lineRule="auto"/>
-        <w:rPr>
-          <w:rFonts w:ascii="Times New Roman" w:eastAsia="Times New Roman" w:hAnsi="Times New Roman" w:cs="Times New Roman"/>
-          <w:sz w:val="24"/>
-          <w:szCs w:val="24"/>
-          <w:lang w:eastAsia="hu-HU"/>
-        </w:rPr>
-      </w:pPr>
-      <w:r>
-        <w:rPr>
-          <w:rFonts w:ascii="Times New Roman" w:eastAsia="Times New Roman" w:hAnsi="Times New Roman" w:cs="Times New Roman"/>
-          <w:sz w:val="24"/>
-          <w:szCs w:val="24"/>
-          <w:lang w:eastAsia="hu-HU"/>
-        </w:rPr>
+      <w:bookmarkEnd w:id="12"/>
+    </w:p>
+    <w:p>
+      <w:pPr>
+        <w:spacing w:before="100" w:beforeAutospacing="1" w:after="100" w:afterAutospacing="1" w:line="240" w:lineRule="auto"/>
+        <w:rPr>
+          <w:rFonts w:ascii="Times New Roman" w:eastAsia="Times New Roman" w:hAnsi="Times New Roman" w:cs="Times New Roman"/>
+          <w:sz w:val="24"/>
+          <w:szCs w:val="24"/>
+          <w:lang w:eastAsia="hu-HU"/>
+        </w:rPr>
+      </w:pPr>
+      <w:r>
+        <w:rPr>
+          <w:rFonts w:ascii="Times New Roman" w:eastAsia="Times New Roman" w:hAnsi="Times New Roman" w:cs="Times New Roman"/>
+          <w:sz w:val="24"/>
+          <w:szCs w:val="24"/>
+          <w:lang w:eastAsia="hu-HU"/>
+        </w:rPr>
+        <w:lastRenderedPageBreak/>
         <w:t>A felhasználó új makettet tud feltölteni.</w:t>
       </w:r>
     </w:p>
@@ -2574,7 +5164,7 @@
           <w:lang w:eastAsia="hu-HU"/>
         </w:rPr>
         <w:pict w14:anchorId="4C903EB2">
-          <v:rect id="_x0000_i1033" style="width:0;height:1.5pt" o:hralign="center" o:hrstd="t" o:hr="t" fillcolor="#a0a0a0" stroked="f"/>
+          <v:rect id="_x0000_i1141" style="width:0;height:1.5pt" o:hralign="center" o:hrstd="t" o:hr="t" fillcolor="#a0a0a0" stroked="f"/>
         </w:pict>
       </w:r>
     </w:p>
@@ -2591,6 +5181,7 @@
           <w:lang w:eastAsia="hu-HU"/>
         </w:rPr>
       </w:pPr>
+      <w:bookmarkStart w:id="13" w:name="_Toc227315391"/>
       <w:r>
         <w:rPr>
           <w:rFonts w:ascii="Times New Roman" w:eastAsia="Times New Roman" w:hAnsi="Times New Roman" w:cs="Times New Roman"/>
@@ -2602,6 +5193,7 @@
         </w:rPr>
         <w:t>T6 – Vélemények és értékelés</w:t>
       </w:r>
+      <w:bookmarkEnd w:id="13"/>
     </w:p>
     <w:p>
       <w:pPr>
@@ -2787,7 +5379,7 @@
           <w:lang w:eastAsia="hu-HU"/>
         </w:rPr>
         <w:pict w14:anchorId="54C2175E">
-          <v:rect id="_x0000_i1034" style="width:0;height:1.5pt" o:hralign="center" o:hrstd="t" o:hr="t" fillcolor="#a0a0a0" stroked="f"/>
+          <v:rect id="_x0000_i1142" style="width:0;height:1.5pt" o:hralign="center" o:hrstd="t" o:hr="t" fillcolor="#a0a0a0" stroked="f"/>
         </w:pict>
       </w:r>
     </w:p>
@@ -2804,6 +5396,7 @@
           <w:lang w:eastAsia="hu-HU"/>
         </w:rPr>
       </w:pPr>
+      <w:bookmarkStart w:id="14" w:name="_Toc227315392"/>
       <w:r>
         <w:rPr>
           <w:rFonts w:ascii="Times New Roman" w:eastAsia="Times New Roman" w:hAnsi="Times New Roman" w:cs="Times New Roman"/>
@@ -2815,6 +5408,7 @@
         </w:rPr>
         <w:t>T7 – Kedvencek funkció</w:t>
       </w:r>
+      <w:bookmarkEnd w:id="14"/>
     </w:p>
     <w:p>
       <w:pPr>
@@ -2877,7 +5471,6 @@
           <w:szCs w:val="24"/>
           <w:lang w:eastAsia="hu-HU"/>
         </w:rPr>
-        <w:lastRenderedPageBreak/>
         <w:t>Hozzáadás</w:t>
       </w:r>
     </w:p>
@@ -2970,6 +5563,7 @@
           <w:szCs w:val="24"/>
           <w:lang w:eastAsia="hu-HU"/>
         </w:rPr>
+        <w:lastRenderedPageBreak/>
         <w:t>Eredmény:</w:t>
       </w:r>
       <w:r>
@@ -3001,7 +5595,7 @@
           <w:lang w:eastAsia="hu-HU"/>
         </w:rPr>
         <w:pict w14:anchorId="35074FC9">
-          <v:rect id="_x0000_i1035" style="width:0;height:1.5pt" o:hralign="center" o:hrstd="t" o:hr="t" fillcolor="#a0a0a0" stroked="f"/>
+          <v:rect id="_x0000_i1143" style="width:0;height:1.5pt" o:hralign="center" o:hrstd="t" o:hr="t" fillcolor="#a0a0a0" stroked="f"/>
         </w:pict>
       </w:r>
     </w:p>
@@ -3018,6 +5612,7 @@
           <w:lang w:eastAsia="hu-HU"/>
         </w:rPr>
       </w:pPr>
+      <w:bookmarkStart w:id="15" w:name="_Toc227315393"/>
       <w:r>
         <w:rPr>
           <w:rFonts w:ascii="Times New Roman" w:eastAsia="Times New Roman" w:hAnsi="Times New Roman" w:cs="Times New Roman"/>
@@ -3029,6 +5624,7 @@
         </w:rPr>
         <w:t>T8 – Fórum rendszer</w:t>
       </w:r>
+      <w:bookmarkEnd w:id="15"/>
     </w:p>
     <w:p>
       <w:pPr>
@@ -3238,7 +5834,7 @@
           <w:lang w:eastAsia="hu-HU"/>
         </w:rPr>
         <w:pict w14:anchorId="748C954D">
-          <v:rect id="_x0000_i1036" style="width:0;height:1.5pt" o:hralign="center" o:hrstd="t" o:hr="t" fillcolor="#a0a0a0" stroked="f"/>
+          <v:rect id="_x0000_i1144" style="width:0;height:1.5pt" o:hralign="center" o:hrstd="t" o:hr="t" fillcolor="#a0a0a0" stroked="f"/>
         </w:pict>
       </w:r>
     </w:p>
@@ -3255,6 +5851,7 @@
           <w:lang w:eastAsia="hu-HU"/>
         </w:rPr>
       </w:pPr>
+      <w:bookmarkStart w:id="16" w:name="_Toc227315394"/>
       <w:r>
         <w:rPr>
           <w:rFonts w:ascii="Times New Roman" w:eastAsia="Times New Roman" w:hAnsi="Times New Roman" w:cs="Times New Roman"/>
@@ -3266,6 +5863,7 @@
         </w:rPr>
         <w:t>T9 – Építési napló modul</w:t>
       </w:r>
+      <w:bookmarkEnd w:id="16"/>
     </w:p>
     <w:p>
       <w:pPr>
@@ -3475,7 +6073,7 @@
           <w:lang w:eastAsia="hu-HU"/>
         </w:rPr>
         <w:pict w14:anchorId="5048AF85">
-          <v:rect id="_x0000_i1037" style="width:0;height:1.5pt" o:hralign="center" o:hrstd="t" o:hr="t" fillcolor="#a0a0a0" stroked="f"/>
+          <v:rect id="_x0000_i1145" style="width:0;height:1.5pt" o:hralign="center" o:hrstd="t" o:hr="t" fillcolor="#a0a0a0" stroked="f"/>
         </w:pict>
       </w:r>
     </w:p>
@@ -3492,6 +6090,7 @@
           <w:lang w:eastAsia="hu-HU"/>
         </w:rPr>
       </w:pPr>
+      <w:bookmarkStart w:id="17" w:name="_Toc227315395"/>
       <w:r>
         <w:rPr>
           <w:rFonts w:ascii="Times New Roman" w:eastAsia="Times New Roman" w:hAnsi="Times New Roman" w:cs="Times New Roman"/>
@@ -3503,6 +6102,7 @@
         </w:rPr>
         <w:t>T10 – Jogosultság és admin funkciók</w:t>
       </w:r>
+      <w:bookmarkEnd w:id="17"/>
     </w:p>
     <w:p>
       <w:pPr>
@@ -3593,7 +6193,6 @@
           <w:szCs w:val="24"/>
           <w:lang w:eastAsia="hu-HU"/>
         </w:rPr>
-        <w:lastRenderedPageBreak/>
         <w:t>Tiltás</w:t>
       </w:r>
     </w:p>
@@ -3662,6 +6261,7 @@
           <w:szCs w:val="24"/>
           <w:lang w:eastAsia="hu-HU"/>
         </w:rPr>
+        <w:lastRenderedPageBreak/>
         <w:t>Normál felhasználó és admin különbségek</w:t>
       </w:r>
     </w:p>
@@ -3761,7 +6361,7 @@
           <w:lang w:eastAsia="hu-HU"/>
         </w:rPr>
         <w:pict w14:anchorId="0F826799">
-          <v:rect id="_x0000_i1038" style="width:0;height:1.5pt" o:hralign="center" o:hrstd="t" o:hr="t" fillcolor="#a0a0a0" stroked="f"/>
+          <v:rect id="_x0000_i1146" style="width:0;height:1.5pt" o:hralign="center" o:hrstd="t" o:hr="t" fillcolor="#a0a0a0" stroked="f"/>
         </w:pict>
       </w:r>
     </w:p>
@@ -3778,6 +6378,7 @@
           <w:lang w:eastAsia="hu-HU"/>
         </w:rPr>
       </w:pPr>
+      <w:bookmarkStart w:id="18" w:name="_Toc227315396"/>
       <w:r>
         <w:rPr>
           <w:rFonts w:ascii="Times New Roman" w:eastAsia="Times New Roman" w:hAnsi="Times New Roman" w:cs="Times New Roman"/>
@@ -3789,6 +6390,7 @@
         </w:rPr>
         <w:t>T11 – AI Chat widget</w:t>
       </w:r>
+      <w:bookmarkEnd w:id="18"/>
     </w:p>
     <w:p>
       <w:pPr>
@@ -3930,7 +6532,7 @@
           <w:lang w:eastAsia="hu-HU"/>
         </w:rPr>
         <w:pict w14:anchorId="18CD09BD">
-          <v:rect id="_x0000_i1039" style="width:0;height:1.5pt" o:hralign="center" o:hrstd="t" o:hr="t" fillcolor="#a0a0a0" stroked="f"/>
+          <v:rect id="_x0000_i1147" style="width:0;height:1.5pt" o:hralign="center" o:hrstd="t" o:hr="t" fillcolor="#a0a0a0" stroked="f"/>
         </w:pict>
       </w:r>
     </w:p>
@@ -3947,6 +6549,7 @@
           <w:lang w:eastAsia="hu-HU"/>
         </w:rPr>
       </w:pPr>
+      <w:bookmarkStart w:id="19" w:name="_Toc227315397"/>
       <w:r>
         <w:rPr>
           <w:rFonts w:ascii="Times New Roman" w:eastAsia="Times New Roman" w:hAnsi="Times New Roman" w:cs="Times New Roman"/>
@@ -3958,6 +6561,7 @@
         </w:rPr>
         <w:t>T12 – Reszponzivitás és UI</w:t>
       </w:r>
+      <w:bookmarkEnd w:id="19"/>
     </w:p>
     <w:p>
       <w:pPr>
@@ -4217,6 +6821,7 @@
           <w:lang w:eastAsia="hu-HU"/>
         </w:rPr>
       </w:pPr>
+      <w:bookmarkStart w:id="20" w:name="_Toc227315398"/>
       <w:r>
         <w:rPr>
           <w:rFonts w:ascii="Times New Roman" w:eastAsia="Times New Roman" w:hAnsi="Times New Roman" w:cs="Times New Roman"/>
@@ -4226,9 +6831,9 @@
           <w:szCs w:val="36"/>
           <w:lang w:eastAsia="hu-HU"/>
         </w:rPr>
-        <w:lastRenderedPageBreak/>
         <w:t>5. Fejlesztés során talált hibák és javításuk</w:t>
       </w:r>
+      <w:bookmarkEnd w:id="20"/>
     </w:p>
     <w:p>
       <w:pPr>
@@ -4274,6 +6879,7 @@
           <w:lang w:eastAsia="hu-HU"/>
         </w:rPr>
       </w:pPr>
+      <w:bookmarkStart w:id="21" w:name="_Toc227315399"/>
       <w:r>
         <w:rPr>
           <w:rFonts w:ascii="Times New Roman" w:eastAsia="Times New Roman" w:hAnsi="Times New Roman" w:cs="Times New Roman"/>
@@ -4283,8 +6889,10 @@
           <w:szCs w:val="27"/>
           <w:lang w:eastAsia="hu-HU"/>
         </w:rPr>
+        <w:lastRenderedPageBreak/>
         <w:t>5.1 Jogosultsági hibák</w:t>
       </w:r>
+      <w:bookmarkEnd w:id="21"/>
     </w:p>
     <w:p>
       <w:pPr>
@@ -4487,7 +7095,7 @@
           <w:lang w:eastAsia="hu-HU"/>
         </w:rPr>
         <w:pict w14:anchorId="41B9799C">
-          <v:rect id="_x0000_i1042" style="width:0;height:1.5pt" o:hralign="center" o:hrstd="t" o:hr="t" fillcolor="#a0a0a0" stroked="f"/>
+          <v:rect id="_x0000_i1148" style="width:0;height:1.5pt" o:hralign="center" o:hrstd="t" o:hr="t" fillcolor="#a0a0a0" stroked="f"/>
         </w:pict>
       </w:r>
     </w:p>
@@ -4504,6 +7112,7 @@
           <w:lang w:eastAsia="hu-HU"/>
         </w:rPr>
       </w:pPr>
+      <w:bookmarkStart w:id="22" w:name="_Toc227315400"/>
       <w:r>
         <w:rPr>
           <w:rFonts w:ascii="Times New Roman" w:eastAsia="Times New Roman" w:hAnsi="Times New Roman" w:cs="Times New Roman"/>
@@ -4515,6 +7124,7 @@
         </w:rPr>
         <w:t>5.2 Kedvencek oldalon hiányzó funkció</w:t>
       </w:r>
+      <w:bookmarkEnd w:id="22"/>
     </w:p>
     <w:p>
       <w:pPr>
@@ -4624,7 +7234,7 @@
           <w:lang w:eastAsia="hu-HU"/>
         </w:rPr>
         <w:pict w14:anchorId="037B1B82">
-          <v:rect id="_x0000_i1043" style="width:0;height:1.5pt" o:hralign="center" o:hrstd="t" o:hr="t" fillcolor="#a0a0a0" stroked="f"/>
+          <v:rect id="_x0000_i1149" style="width:0;height:1.5pt" o:hralign="center" o:hrstd="t" o:hr="t" fillcolor="#a0a0a0" stroked="f"/>
         </w:pict>
       </w:r>
     </w:p>
@@ -4641,6 +7251,7 @@
           <w:lang w:eastAsia="hu-HU"/>
         </w:rPr>
       </w:pPr>
+      <w:bookmarkStart w:id="23" w:name="_Toc227315401"/>
       <w:r>
         <w:rPr>
           <w:rFonts w:ascii="Times New Roman" w:eastAsia="Times New Roman" w:hAnsi="Times New Roman" w:cs="Times New Roman"/>
@@ -4652,6 +7263,7 @@
         </w:rPr>
         <w:t>5.3 Fórum szerkesztés hiba</w:t>
       </w:r>
+      <w:bookmarkEnd w:id="23"/>
     </w:p>
     <w:p>
       <w:pPr>
@@ -4785,7 +7397,6 @@
           <w:szCs w:val="24"/>
           <w:lang w:eastAsia="hu-HU"/>
         </w:rPr>
-        <w:lastRenderedPageBreak/>
         <w:t>A megfelelő route és adatlekérés implementálása.</w:t>
       </w:r>
     </w:p>
@@ -4807,7 +7418,7 @@
           <w:lang w:eastAsia="hu-HU"/>
         </w:rPr>
         <w:pict w14:anchorId="24DB08CB">
-          <v:rect id="_x0000_i1044" style="width:0;height:1.5pt" o:hralign="center" o:hrstd="t" o:hr="t" fillcolor="#a0a0a0" stroked="f"/>
+          <v:rect id="_x0000_i1150" style="width:0;height:1.5pt" o:hralign="center" o:hrstd="t" o:hr="t" fillcolor="#a0a0a0" stroked="f"/>
         </w:pict>
       </w:r>
     </w:p>
@@ -4824,6 +7435,7 @@
           <w:lang w:eastAsia="hu-HU"/>
         </w:rPr>
       </w:pPr>
+      <w:bookmarkStart w:id="24" w:name="_Toc227315402"/>
       <w:r>
         <w:rPr>
           <w:rFonts w:ascii="Times New Roman" w:eastAsia="Times New Roman" w:hAnsi="Times New Roman" w:cs="Times New Roman"/>
@@ -4835,6 +7447,7 @@
         </w:rPr>
         <w:t>5.4 React Hook sorrend hiba</w:t>
       </w:r>
+      <w:bookmarkEnd w:id="24"/>
     </w:p>
     <w:p>
       <w:pPr>
@@ -4858,6 +7471,7 @@
           <w:szCs w:val="24"/>
           <w:lang w:eastAsia="hu-HU"/>
         </w:rPr>
+        <w:lastRenderedPageBreak/>
         <w:t>Hiba:</w:t>
       </w:r>
     </w:p>
@@ -5044,7 +7658,7 @@
           <w:lang w:eastAsia="hu-HU"/>
         </w:rPr>
         <w:pict w14:anchorId="01ED20ED">
-          <v:rect id="_x0000_i1045" style="width:0;height:1.5pt" o:hralign="center" o:hrstd="t" o:hr="t" fillcolor="#a0a0a0" stroked="f"/>
+          <v:rect id="_x0000_i1151" style="width:0;height:1.5pt" o:hralign="center" o:hrstd="t" o:hr="t" fillcolor="#a0a0a0" stroked="f"/>
         </w:pict>
       </w:r>
     </w:p>
@@ -5061,6 +7675,7 @@
           <w:lang w:eastAsia="hu-HU"/>
         </w:rPr>
       </w:pPr>
+      <w:bookmarkStart w:id="25" w:name="_Toc227315403"/>
       <w:r>
         <w:rPr>
           <w:rFonts w:ascii="Times New Roman" w:eastAsia="Times New Roman" w:hAnsi="Times New Roman" w:cs="Times New Roman"/>
@@ -5072,6 +7687,7 @@
         </w:rPr>
         <w:t>5.5 Megjelenítési hibák</w:t>
       </w:r>
+      <w:bookmarkEnd w:id="25"/>
     </w:p>
     <w:p>
       <w:pPr>
@@ -5226,7 +7842,7 @@
           <w:lang w:eastAsia="hu-HU"/>
         </w:rPr>
         <w:pict w14:anchorId="0114DB06">
-          <v:rect id="_x0000_i1046" style="width:0;height:1.5pt" o:hralign="center" o:hrstd="t" o:hr="t" fillcolor="#a0a0a0" stroked="f"/>
+          <v:rect id="_x0000_i1152" style="width:0;height:1.5pt" o:hralign="center" o:hrstd="t" o:hr="t" fillcolor="#a0a0a0" stroked="f"/>
         </w:pict>
       </w:r>
     </w:p>
@@ -5243,6 +7859,7 @@
           <w:lang w:eastAsia="hu-HU"/>
         </w:rPr>
       </w:pPr>
+      <w:bookmarkStart w:id="26" w:name="_Toc227315404"/>
       <w:r>
         <w:rPr>
           <w:rFonts w:ascii="Times New Roman" w:eastAsia="Times New Roman" w:hAnsi="Times New Roman" w:cs="Times New Roman"/>
@@ -5254,6 +7871,7 @@
         </w:rPr>
         <w:t>5.6 JSX fordítási hiba</w:t>
       </w:r>
+      <w:bookmarkEnd w:id="26"/>
     </w:p>
     <w:p>
       <w:pPr>
@@ -5367,7 +7985,6 @@
           <w:szCs w:val="24"/>
           <w:lang w:eastAsia="hu-HU"/>
         </w:rPr>
-        <w:lastRenderedPageBreak/>
         <w:t>Megoldás:</w:t>
       </w:r>
     </w:p>
@@ -5409,7 +8026,7 @@
           <w:lang w:eastAsia="hu-HU"/>
         </w:rPr>
         <w:pict w14:anchorId="18232E21">
-          <v:rect id="_x0000_i1047" style="width:0;height:1.5pt" o:hralign="center" o:hrstd="t" o:hr="t" fillcolor="#a0a0a0" stroked="f"/>
+          <v:rect id="_x0000_i1153" style="width:0;height:1.5pt" o:hralign="center" o:hrstd="t" o:hr="t" fillcolor="#a0a0a0" stroked="f"/>
         </w:pict>
       </w:r>
     </w:p>
@@ -5426,6 +8043,7 @@
           <w:lang w:eastAsia="hu-HU"/>
         </w:rPr>
       </w:pPr>
+      <w:bookmarkStart w:id="27" w:name="_Toc227315405"/>
       <w:r>
         <w:rPr>
           <w:rFonts w:ascii="Times New Roman" w:eastAsia="Times New Roman" w:hAnsi="Times New Roman" w:cs="Times New Roman"/>
@@ -5435,8 +8053,10 @@
           <w:szCs w:val="27"/>
           <w:lang w:eastAsia="hu-HU"/>
         </w:rPr>
+        <w:lastRenderedPageBreak/>
         <w:t>5.7 Null referencia hiba</w:t>
       </w:r>
+      <w:bookmarkEnd w:id="27"/>
     </w:p>
     <w:p>
       <w:pPr>
@@ -5546,7 +8166,7 @@
           <w:lang w:eastAsia="hu-HU"/>
         </w:rPr>
         <w:pict w14:anchorId="18AD7443">
-          <v:rect id="_x0000_i1048" style="width:0;height:1.5pt" o:hralign="center" o:hrstd="t" o:hr="t" fillcolor="#a0a0a0" stroked="f"/>
+          <v:rect id="_x0000_i1154" style="width:0;height:1.5pt" o:hralign="center" o:hrstd="t" o:hr="t" fillcolor="#a0a0a0" stroked="f"/>
         </w:pict>
       </w:r>
     </w:p>
@@ -5563,6 +8183,7 @@
           <w:lang w:eastAsia="hu-HU"/>
         </w:rPr>
       </w:pPr>
+      <w:bookmarkStart w:id="28" w:name="_Toc227315406"/>
       <w:r>
         <w:rPr>
           <w:rFonts w:ascii="Times New Roman" w:eastAsia="Times New Roman" w:hAnsi="Times New Roman" w:cs="Times New Roman"/>
@@ -5574,6 +8195,7 @@
         </w:rPr>
         <w:t>5.8 API endpoint hiány</w:t>
       </w:r>
+      <w:bookmarkEnd w:id="28"/>
     </w:p>
     <w:p>
       <w:pPr>
@@ -5728,7 +8350,7 @@
           <w:lang w:eastAsia="hu-HU"/>
         </w:rPr>
         <w:pict w14:anchorId="5151F19B">
-          <v:rect id="_x0000_i1049" style="width:0;height:1.5pt" o:hralign="center" o:hrstd="t" o:hr="t" fillcolor="#a0a0a0" stroked="f"/>
+          <v:rect id="_x0000_i1155" style="width:0;height:1.5pt" o:hralign="center" o:hrstd="t" o:hr="t" fillcolor="#a0a0a0" stroked="f"/>
         </w:pict>
       </w:r>
     </w:p>
@@ -5745,6 +8367,7 @@
           <w:lang w:eastAsia="hu-HU"/>
         </w:rPr>
       </w:pPr>
+      <w:bookmarkStart w:id="29" w:name="_Toc227315407"/>
       <w:r>
         <w:rPr>
           <w:rFonts w:ascii="Times New Roman" w:eastAsia="Times New Roman" w:hAnsi="Times New Roman" w:cs="Times New Roman"/>
@@ -5756,6 +8379,7 @@
         </w:rPr>
         <w:t>5.9 Adatbázis korlátozás</w:t>
       </w:r>
+      <w:bookmarkEnd w:id="29"/>
     </w:p>
     <w:p>
       <w:pPr>
@@ -5910,7 +8534,7 @@
           <w:lang w:eastAsia="hu-HU"/>
         </w:rPr>
         <w:pict w14:anchorId="4FAEAD57">
-          <v:rect id="_x0000_i1050" style="width:0;height:1.5pt" o:hralign="center" o:hrstd="t" o:hr="t" fillcolor="#a0a0a0" stroked="f"/>
+          <v:rect id="_x0000_i1156" style="width:0;height:1.5pt" o:hralign="center" o:hrstd="t" o:hr="t" fillcolor="#a0a0a0" stroked="f"/>
         </w:pict>
       </w:r>
     </w:p>
@@ -5927,6 +8551,7 @@
           <w:lang w:eastAsia="hu-HU"/>
         </w:rPr>
       </w:pPr>
+      <w:bookmarkStart w:id="30" w:name="_Toc227315408"/>
       <w:r>
         <w:rPr>
           <w:rFonts w:ascii="Times New Roman" w:eastAsia="Times New Roman" w:hAnsi="Times New Roman" w:cs="Times New Roman"/>
@@ -5936,77 +8561,78 @@
           <w:szCs w:val="27"/>
           <w:lang w:eastAsia="hu-HU"/>
         </w:rPr>
+        <w:t>5.10 Backend logikai hiba</w:t>
+      </w:r>
+      <w:bookmarkEnd w:id="30"/>
+    </w:p>
+    <w:p>
+      <w:pPr>
+        <w:spacing w:before="100" w:beforeAutospacing="1" w:after="100" w:afterAutospacing="1" w:line="240" w:lineRule="auto"/>
+        <w:outlineLvl w:val="3"/>
+        <w:rPr>
+          <w:rFonts w:ascii="Times New Roman" w:eastAsia="Times New Roman" w:hAnsi="Times New Roman" w:cs="Times New Roman"/>
+          <w:b/>
+          <w:bCs/>
+          <w:sz w:val="24"/>
+          <w:szCs w:val="24"/>
+          <w:lang w:eastAsia="hu-HU"/>
+        </w:rPr>
+      </w:pPr>
+      <w:r>
+        <w:rPr>
+          <w:rFonts w:ascii="Times New Roman" w:eastAsia="Times New Roman" w:hAnsi="Times New Roman" w:cs="Times New Roman"/>
+          <w:b/>
+          <w:bCs/>
+          <w:sz w:val="24"/>
+          <w:szCs w:val="24"/>
+          <w:lang w:eastAsia="hu-HU"/>
+        </w:rPr>
+        <w:t>Probléma:</w:t>
+      </w:r>
+    </w:p>
+    <w:p>
+      <w:pPr>
+        <w:spacing w:before="100" w:beforeAutospacing="1" w:after="100" w:afterAutospacing="1" w:line="240" w:lineRule="auto"/>
+        <w:rPr>
+          <w:rFonts w:ascii="Times New Roman" w:eastAsia="Times New Roman" w:hAnsi="Times New Roman" w:cs="Times New Roman"/>
+          <w:sz w:val="24"/>
+          <w:szCs w:val="24"/>
+          <w:lang w:eastAsia="hu-HU"/>
+        </w:rPr>
+      </w:pPr>
+      <w:r>
+        <w:rPr>
+          <w:rFonts w:ascii="Times New Roman" w:eastAsia="Times New Roman" w:hAnsi="Times New Roman" w:cs="Times New Roman"/>
+          <w:sz w:val="24"/>
+          <w:szCs w:val="24"/>
+          <w:lang w:eastAsia="hu-HU"/>
+        </w:rPr>
+        <w:t>Új napló helyett a régit adta vissza.</w:t>
+      </w:r>
+    </w:p>
+    <w:p>
+      <w:pPr>
+        <w:spacing w:before="100" w:beforeAutospacing="1" w:after="100" w:afterAutospacing="1" w:line="240" w:lineRule="auto"/>
+        <w:outlineLvl w:val="3"/>
+        <w:rPr>
+          <w:rFonts w:ascii="Times New Roman" w:eastAsia="Times New Roman" w:hAnsi="Times New Roman" w:cs="Times New Roman"/>
+          <w:b/>
+          <w:bCs/>
+          <w:sz w:val="24"/>
+          <w:szCs w:val="24"/>
+          <w:lang w:eastAsia="hu-HU"/>
+        </w:rPr>
+      </w:pPr>
+      <w:r>
+        <w:rPr>
+          <w:rFonts w:ascii="Times New Roman" w:eastAsia="Times New Roman" w:hAnsi="Times New Roman" w:cs="Times New Roman"/>
+          <w:b/>
+          <w:bCs/>
+          <w:sz w:val="24"/>
+          <w:szCs w:val="24"/>
+          <w:lang w:eastAsia="hu-HU"/>
+        </w:rPr>
         <w:lastRenderedPageBreak/>
-        <w:t>5.10 Backend logikai hiba</w:t>
-      </w:r>
-    </w:p>
-    <w:p>
-      <w:pPr>
-        <w:spacing w:before="100" w:beforeAutospacing="1" w:after="100" w:afterAutospacing="1" w:line="240" w:lineRule="auto"/>
-        <w:outlineLvl w:val="3"/>
-        <w:rPr>
-          <w:rFonts w:ascii="Times New Roman" w:eastAsia="Times New Roman" w:hAnsi="Times New Roman" w:cs="Times New Roman"/>
-          <w:b/>
-          <w:bCs/>
-          <w:sz w:val="24"/>
-          <w:szCs w:val="24"/>
-          <w:lang w:eastAsia="hu-HU"/>
-        </w:rPr>
-      </w:pPr>
-      <w:r>
-        <w:rPr>
-          <w:rFonts w:ascii="Times New Roman" w:eastAsia="Times New Roman" w:hAnsi="Times New Roman" w:cs="Times New Roman"/>
-          <w:b/>
-          <w:bCs/>
-          <w:sz w:val="24"/>
-          <w:szCs w:val="24"/>
-          <w:lang w:eastAsia="hu-HU"/>
-        </w:rPr>
-        <w:t>Probléma:</w:t>
-      </w:r>
-    </w:p>
-    <w:p>
-      <w:pPr>
-        <w:spacing w:before="100" w:beforeAutospacing="1" w:after="100" w:afterAutospacing="1" w:line="240" w:lineRule="auto"/>
-        <w:rPr>
-          <w:rFonts w:ascii="Times New Roman" w:eastAsia="Times New Roman" w:hAnsi="Times New Roman" w:cs="Times New Roman"/>
-          <w:sz w:val="24"/>
-          <w:szCs w:val="24"/>
-          <w:lang w:eastAsia="hu-HU"/>
-        </w:rPr>
-      </w:pPr>
-      <w:r>
-        <w:rPr>
-          <w:rFonts w:ascii="Times New Roman" w:eastAsia="Times New Roman" w:hAnsi="Times New Roman" w:cs="Times New Roman"/>
-          <w:sz w:val="24"/>
-          <w:szCs w:val="24"/>
-          <w:lang w:eastAsia="hu-HU"/>
-        </w:rPr>
-        <w:t>Új napló helyett a régit adta vissza.</w:t>
-      </w:r>
-    </w:p>
-    <w:p>
-      <w:pPr>
-        <w:spacing w:before="100" w:beforeAutospacing="1" w:after="100" w:afterAutospacing="1" w:line="240" w:lineRule="auto"/>
-        <w:outlineLvl w:val="3"/>
-        <w:rPr>
-          <w:rFonts w:ascii="Times New Roman" w:eastAsia="Times New Roman" w:hAnsi="Times New Roman" w:cs="Times New Roman"/>
-          <w:b/>
-          <w:bCs/>
-          <w:sz w:val="24"/>
-          <w:szCs w:val="24"/>
-          <w:lang w:eastAsia="hu-HU"/>
-        </w:rPr>
-      </w:pPr>
-      <w:r>
-        <w:rPr>
-          <w:rFonts w:ascii="Times New Roman" w:eastAsia="Times New Roman" w:hAnsi="Times New Roman" w:cs="Times New Roman"/>
-          <w:b/>
-          <w:bCs/>
-          <w:sz w:val="24"/>
-          <w:szCs w:val="24"/>
-          <w:lang w:eastAsia="hu-HU"/>
-        </w:rPr>
         <w:t>Megoldás:</w:t>
       </w:r>
     </w:p>
@@ -6048,7 +8674,7 @@
           <w:lang w:eastAsia="hu-HU"/>
         </w:rPr>
         <w:pict w14:anchorId="7B3CD372">
-          <v:rect id="_x0000_i1051" style="width:0;height:1.5pt" o:hralign="center" o:hrstd="t" o:hr="t" fillcolor="#a0a0a0" stroked="f"/>
+          <v:rect id="_x0000_i1157" style="width:0;height:1.5pt" o:hralign="center" o:hrstd="t" o:hr="t" fillcolor="#a0a0a0" stroked="f"/>
         </w:pict>
       </w:r>
     </w:p>
@@ -6065,6 +8691,7 @@
           <w:lang w:eastAsia="hu-HU"/>
         </w:rPr>
       </w:pPr>
+      <w:bookmarkStart w:id="31" w:name="_Toc227315409"/>
       <w:r>
         <w:rPr>
           <w:rFonts w:ascii="Times New Roman" w:eastAsia="Times New Roman" w:hAnsi="Times New Roman" w:cs="Times New Roman"/>
@@ -6076,6 +8703,7 @@
         </w:rPr>
         <w:t>5.11 UI logika hiba</w:t>
       </w:r>
+      <w:bookmarkEnd w:id="31"/>
     </w:p>
     <w:p>
       <w:pPr>
@@ -6185,7 +8813,7 @@
           <w:lang w:eastAsia="hu-HU"/>
         </w:rPr>
         <w:pict w14:anchorId="6788AB61">
-          <v:rect id="_x0000_i1052" style="width:0;height:1.5pt" o:hralign="center" o:hrstd="t" o:hr="t" fillcolor="#a0a0a0" stroked="f"/>
+          <v:rect id="_x0000_i1158" style="width:0;height:1.5pt" o:hralign="center" o:hrstd="t" o:hr="t" fillcolor="#a0a0a0" stroked="f"/>
         </w:pict>
       </w:r>
     </w:p>
@@ -6202,6 +8830,7 @@
           <w:lang w:eastAsia="hu-HU"/>
         </w:rPr>
       </w:pPr>
+      <w:bookmarkStart w:id="32" w:name="_Toc227315410"/>
       <w:r>
         <w:rPr>
           <w:rFonts w:ascii="Times New Roman" w:eastAsia="Times New Roman" w:hAnsi="Times New Roman" w:cs="Times New Roman"/>
@@ -6213,6 +8842,7 @@
         </w:rPr>
         <w:t>5.12 Űrlap validáció hiányok</w:t>
       </w:r>
+      <w:bookmarkEnd w:id="32"/>
     </w:p>
     <w:p>
       <w:pPr>
@@ -6334,7 +8964,7 @@
           <w:lang w:eastAsia="hu-HU"/>
         </w:rPr>
         <w:pict w14:anchorId="0123A8E5">
-          <v:rect id="_x0000_i1053" style="width:0;height:1.5pt" o:hralign="center" o:hrstd="t" o:hr="t" fillcolor="#a0a0a0" stroked="f"/>
+          <v:rect id="_x0000_i1159" style="width:0;height:1.5pt" o:hralign="center" o:hrstd="t" o:hr="t" fillcolor="#a0a0a0" stroked="f"/>
         </w:pict>
       </w:r>
     </w:p>
@@ -6351,6 +8981,7 @@
           <w:lang w:eastAsia="hu-HU"/>
         </w:rPr>
       </w:pPr>
+      <w:bookmarkStart w:id="33" w:name="_Toc227315411"/>
       <w:r>
         <w:rPr>
           <w:rFonts w:ascii="Times New Roman" w:eastAsia="Times New Roman" w:hAnsi="Times New Roman" w:cs="Times New Roman"/>
@@ -6362,6 +8993,7 @@
         </w:rPr>
         <w:t>6. Összegzés</w:t>
       </w:r>
+      <w:bookmarkEnd w:id="33"/>
     </w:p>
     <w:p>
       <w:pPr>
@@ -6448,7 +9080,6 @@
         <w:rPr>
           <w:rFonts w:ascii="Times New Roman" w:hAnsi="Times New Roman" w:cs="Times New Roman"/>
         </w:rPr>
-        <w:lastRenderedPageBreak/>
         <w:t>Probléma:</w:t>
       </w:r>
       <w:r>
@@ -6469,6 +9100,7 @@
         <w:rPr>
           <w:rFonts w:ascii="Times New Roman" w:hAnsi="Times New Roman" w:cs="Times New Roman"/>
         </w:rPr>
+        <w:lastRenderedPageBreak/>
         <w:t>Ok:</w:t>
       </w:r>
       <w:r>
@@ -6531,7 +9163,21 @@
           <w:rFonts w:ascii="Times New Roman" w:hAnsi="Times New Roman" w:cs="Times New Roman"/>
         </w:rPr>
         <w:br/>
-        <w:t>- bekuldve = NOW()</w:t>
+        <w:t xml:space="preserve">- bekuldve = </w:t>
+      </w:r>
+      <w:proofErr w:type="gramStart"/>
+      <w:r>
+        <w:rPr>
+          <w:rFonts w:ascii="Times New Roman" w:hAnsi="Times New Roman" w:cs="Times New Roman"/>
+        </w:rPr>
+        <w:t>NOW(</w:t>
+      </w:r>
+      <w:proofErr w:type="gramEnd"/>
+      <w:r>
+        <w:rPr>
+          <w:rFonts w:ascii="Times New Roman" w:hAnsi="Times New Roman" w:cs="Times New Roman"/>
+        </w:rPr>
+        <w:t>)</w:t>
       </w:r>
       <w:r>
         <w:rPr>
@@ -6814,7 +9460,6 @@
         <w:rPr>
           <w:rFonts w:ascii="Times New Roman" w:hAnsi="Times New Roman" w:cs="Times New Roman"/>
         </w:rPr>
-        <w:lastRenderedPageBreak/>
         <w:t>Megoldás:</w:t>
       </w:r>
       <w:r>
@@ -6849,6 +9494,7 @@
         <w:rPr>
           <w:rFonts w:ascii="Times New Roman" w:hAnsi="Times New Roman" w:cs="Times New Roman"/>
         </w:rPr>
+        <w:lastRenderedPageBreak/>
         <w:t>Probléma:</w:t>
       </w:r>
       <w:r>
@@ -10333,6 +12979,27 @@
     <w:name w:val="Normal"/>
     <w:qFormat/>
   </w:style>
+  <w:style w:type="paragraph" w:styleId="Cmsor1">
+    <w:name w:val="heading 1"/>
+    <w:basedOn w:val="Norml"/>
+    <w:next w:val="Norml"/>
+    <w:link w:val="Cmsor1Char"/>
+    <w:uiPriority w:val="9"/>
+    <w:qFormat/>
+    <w:rsid w:val="00461124"/>
+    <w:pPr>
+      <w:keepNext/>
+      <w:keepLines/>
+      <w:spacing w:before="240" w:after="0"/>
+      <w:outlineLvl w:val="0"/>
+    </w:pPr>
+    <w:rPr>
+      <w:rFonts w:asciiTheme="majorHAnsi" w:eastAsiaTheme="majorEastAsia" w:hAnsiTheme="majorHAnsi" w:cstheme="majorBidi"/>
+      <w:color w:val="2F5496" w:themeColor="accent1" w:themeShade="BF"/>
+      <w:sz w:val="32"/>
+      <w:szCs w:val="32"/>
+    </w:rPr>
+  </w:style>
   <w:style w:type="paragraph" w:styleId="Cmsor2">
     <w:name w:val="heading 2"/>
     <w:basedOn w:val="Norml"/>
@@ -10589,6 +13256,71 @@
       <w:spacing w:val="15"/>
       <w:sz w:val="56"/>
       <w:szCs w:val="56"/>
+    </w:rPr>
+  </w:style>
+  <w:style w:type="character" w:customStyle="1" w:styleId="Cmsor1Char">
+    <w:name w:val="Címsor 1 Char"/>
+    <w:basedOn w:val="Bekezdsalapbettpusa"/>
+    <w:link w:val="Cmsor1"/>
+    <w:uiPriority w:val="9"/>
+    <w:rsid w:val="00461124"/>
+    <w:rPr>
+      <w:rFonts w:asciiTheme="majorHAnsi" w:eastAsiaTheme="majorEastAsia" w:hAnsiTheme="majorHAnsi" w:cstheme="majorBidi"/>
+      <w:color w:val="2F5496" w:themeColor="accent1" w:themeShade="BF"/>
+      <w:sz w:val="32"/>
+      <w:szCs w:val="32"/>
+    </w:rPr>
+  </w:style>
+  <w:style w:type="paragraph" w:styleId="Tartalomjegyzkcmsora">
+    <w:name w:val="TOC Heading"/>
+    <w:basedOn w:val="Cmsor1"/>
+    <w:next w:val="Norml"/>
+    <w:uiPriority w:val="39"/>
+    <w:unhideWhenUsed/>
+    <w:qFormat/>
+    <w:rsid w:val="00461124"/>
+    <w:pPr>
+      <w:outlineLvl w:val="9"/>
+    </w:pPr>
+    <w:rPr>
+      <w:lang w:eastAsia="hu-HU"/>
+    </w:rPr>
+  </w:style>
+  <w:style w:type="paragraph" w:styleId="TJ2">
+    <w:name w:val="toc 2"/>
+    <w:basedOn w:val="Norml"/>
+    <w:next w:val="Norml"/>
+    <w:autoRedefine/>
+    <w:uiPriority w:val="39"/>
+    <w:unhideWhenUsed/>
+    <w:rsid w:val="00461124"/>
+    <w:pPr>
+      <w:spacing w:after="100"/>
+      <w:ind w:left="220"/>
+    </w:pPr>
+  </w:style>
+  <w:style w:type="paragraph" w:styleId="TJ3">
+    <w:name w:val="toc 3"/>
+    <w:basedOn w:val="Norml"/>
+    <w:next w:val="Norml"/>
+    <w:autoRedefine/>
+    <w:uiPriority w:val="39"/>
+    <w:unhideWhenUsed/>
+    <w:rsid w:val="00461124"/>
+    <w:pPr>
+      <w:spacing w:after="100"/>
+      <w:ind w:left="440"/>
+    </w:pPr>
+  </w:style>
+  <w:style w:type="character" w:styleId="Hiperhivatkozs">
+    <w:name w:val="Hyperlink"/>
+    <w:basedOn w:val="Bekezdsalapbettpusa"/>
+    <w:uiPriority w:val="99"/>
+    <w:unhideWhenUsed/>
+    <w:rsid w:val="00461124"/>
+    <w:rPr>
+      <w:color w:val="0563C1" w:themeColor="hyperlink"/>
+      <w:u w:val="single"/>
     </w:rPr>
   </w:style>
 </w:styles>
@@ -10887,4 +13619,16 @@
     </a:ext>
   </a:extLst>
 </a:theme>
+</file>
+
+<file path=customXml/item1.xml><?xml version="1.0" encoding="utf-8"?>
+<b:Sources xmlns:b="http://schemas.openxmlformats.org/officeDocument/2006/bibliography" xmlns="http://schemas.openxmlformats.org/officeDocument/2006/bibliography" SelectedStyle="\APASixthEditionOfficeOnline.xsl" StyleName="APA" Version="6"/>
+</file>
+
+<file path=customXml/itemProps1.xml><?xml version="1.0" encoding="utf-8"?>
+<ds:datastoreItem xmlns:ds="http://schemas.openxmlformats.org/officeDocument/2006/customXml" ds:itemID="{FCD466D2-2CFA-4B46-9DD5-A3069D9F231D}">
+  <ds:schemaRefs>
+    <ds:schemaRef ds:uri="http://schemas.openxmlformats.org/officeDocument/2006/bibliography"/>
+  </ds:schemaRefs>
+</ds:datastoreItem>
 </file>
--- a/Tesztelesieshibajavitasidokumentacio.docx
+++ b/Tesztelesieshibajavitasidokumentacio.docx
@@ -1,6 +1,6 @@
 
 <file path=word/document.xml><?xml version="1.0" encoding="utf-8"?>
-<w:document xmlns:wpc="http://schemas.microsoft.com/office/word/2010/wordprocessingCanvas" xmlns:cx="http://schemas.microsoft.com/office/drawing/2014/chartex" xmlns:cx1="http://schemas.microsoft.com/office/drawing/2015/9/8/chartex" xmlns:cx2="http://schemas.microsoft.com/office/drawing/2015/10/21/chartex" xmlns:cx3="http://schemas.microsoft.com/office/drawing/2016/5/9/chartex" xmlns:cx4="http://schemas.microsoft.com/office/drawing/2016/5/10/chartex" xmlns:cx5="http://schemas.microsoft.com/office/drawing/2016/5/11/chartex" xmlns:cx6="http://schemas.microsoft.com/office/drawing/2016/5/12/chartex" xmlns:cx7="http://schemas.microsoft.com/office/drawing/2016/5/13/chartex" xmlns:cx8="http://schemas.microsoft.com/office/drawing/2016/5/14/chartex" xmlns:mc="http://schemas.openxmlformats.org/markup-compatibility/2006" xmlns:aink="http://schemas.microsoft.com/office/drawing/2016/ink" xmlns:am3d="http://schemas.microsoft.com/office/drawing/2017/model3d" xmlns:o="urn:schemas-microsoft-com:office:office" xmlns:r="http://schemas.openxmlformats.org/officeDocument/2006/relationships" xmlns:m="http://schemas.openxmlformats.org/officeDocument/2006/math" xmlns:v="urn:schemas-microsoft-com:vml" xmlns:wp14="http://schemas.microsoft.com/office/word/2010/wordprocessingDrawing" xmlns:wp="http://schemas.openxmlformats.org/drawingml/2006/wordprocessingDrawing" xmlns:w10="urn:schemas-microsoft-com:office:word" xmlns:w="http://schemas.openxmlformats.org/wordprocessingml/2006/main" xmlns:w14="http://schemas.microsoft.com/office/word/2010/wordml" xmlns:w15="http://schemas.microsoft.com/office/word/2012/wordml" xmlns:w16cex="http://schemas.microsoft.com/office/word/2018/wordml/cex" xmlns:w16cid="http://schemas.microsoft.com/office/word/2016/wordml/cid" xmlns:w16="http://schemas.microsoft.com/office/word/2018/wordml" xmlns:w16sdtdh="http://schemas.microsoft.com/office/word/2020/wordml/sdtdatahash" xmlns:w16se="http://schemas.microsoft.com/office/word/2015/wordml/symex" xmlns:wpg="http://schemas.microsoft.com/office/word/2010/wordprocessingGroup" xmlns:wpi="http://schemas.microsoft.com/office/word/2010/wordprocessingInk" xmlns:wne="http://schemas.microsoft.com/office/word/2006/wordml" xmlns:wps="http://schemas.microsoft.com/office/word/2010/wordprocessingShape" mc:Ignorable="w14 w15 w16se w16cid w16 w16cex w16sdtdh wp14">
+<w:document xmlns:wpc="http://schemas.microsoft.com/office/word/2010/wordprocessingCanvas" xmlns:cx="http://schemas.microsoft.com/office/drawing/2014/chartex" xmlns:cx1="http://schemas.microsoft.com/office/drawing/2015/9/8/chartex" xmlns:cx2="http://schemas.microsoft.com/office/drawing/2015/10/21/chartex" xmlns:cx3="http://schemas.microsoft.com/office/drawing/2016/5/9/chartex" xmlns:cx4="http://schemas.microsoft.com/office/drawing/2016/5/10/chartex" xmlns:cx5="http://schemas.microsoft.com/office/drawing/2016/5/11/chartex" xmlns:cx6="http://schemas.microsoft.com/office/drawing/2016/5/12/chartex" xmlns:cx7="http://schemas.microsoft.com/office/drawing/2016/5/13/chartex" xmlns:cx8="http://schemas.microsoft.com/office/drawing/2016/5/14/chartex" xmlns:mc="http://schemas.openxmlformats.org/markup-compatibility/2006" xmlns:aink="http://schemas.microsoft.com/office/drawing/2016/ink" xmlns:am3d="http://schemas.microsoft.com/office/drawing/2017/model3d" xmlns:o="urn:schemas-microsoft-com:office:office" xmlns:oel="http://schemas.microsoft.com/office/2019/extlst" xmlns:r="http://schemas.openxmlformats.org/officeDocument/2006/relationships" xmlns:m="http://schemas.openxmlformats.org/officeDocument/2006/math" xmlns:v="urn:schemas-microsoft-com:vml" xmlns:wp14="http://schemas.microsoft.com/office/word/2010/wordprocessingDrawing" xmlns:wp="http://schemas.openxmlformats.org/drawingml/2006/wordprocessingDrawing" xmlns:w10="urn:schemas-microsoft-com:office:word" xmlns:w="http://schemas.openxmlformats.org/wordprocessingml/2006/main" xmlns:w14="http://schemas.microsoft.com/office/word/2010/wordml" xmlns:w15="http://schemas.microsoft.com/office/word/2012/wordml" xmlns:w16cex="http://schemas.microsoft.com/office/word/2018/wordml/cex" xmlns:w16cid="http://schemas.microsoft.com/office/word/2016/wordml/cid" xmlns:w16="http://schemas.microsoft.com/office/word/2018/wordml" xmlns:w16du="http://schemas.microsoft.com/office/word/2023/wordml/word16du" xmlns:w16sdtdh="http://schemas.microsoft.com/office/word/2020/wordml/sdtdatahash" xmlns:w16sdtfl="http://schemas.microsoft.com/office/word/2024/wordml/sdtformatlock" xmlns:w16se="http://schemas.microsoft.com/office/word/2015/wordml/symex" xmlns:wpg="http://schemas.microsoft.com/office/word/2010/wordprocessingGroup" xmlns:wpi="http://schemas.microsoft.com/office/word/2010/wordprocessingInk" xmlns:wne="http://schemas.microsoft.com/office/word/2006/wordml" xmlns:wps="http://schemas.microsoft.com/office/word/2010/wordprocessingShape" mc:Ignorable="w14 w15 w16se w16cid w16 w16cex w16sdtdh w16sdtfl w16du wp14">
   <w:body>
     <w:p>
       <w:pPr>
@@ -73,7 +73,10 @@
     <w:p>
       <w:pPr>
         <w:pStyle w:val="Cm"/>
-        <w:jc w:val="center"/>
+        <w:tabs>
+          <w:tab w:val="center" w:pos="4536"/>
+          <w:tab w:val="left" w:pos="8175"/>
+        </w:tabs>
         <w:rPr>
           <w:b/>
           <w:bCs/>
@@ -90,7 +93,27 @@
           <w:sz w:val="96"/>
           <w:szCs w:val="96"/>
         </w:rPr>
+        <w:tab/>
+      </w:r>
+      <w:r>
+        <w:rPr>
+          <w:b/>
+          <w:bCs/>
+          <w:color w:val="385623" w:themeColor="accent6" w:themeShade="80"/>
+          <w:sz w:val="96"/>
+          <w:szCs w:val="96"/>
+        </w:rPr>
         <w:t>Vizsgaremek</w:t>
+      </w:r>
+      <w:r>
+        <w:rPr>
+          <w:b/>
+          <w:bCs/>
+          <w:color w:val="385623" w:themeColor="accent6" w:themeShade="80"/>
+          <w:sz w:val="96"/>
+          <w:szCs w:val="96"/>
+        </w:rPr>
+        <w:tab/>
       </w:r>
     </w:p>
     <w:p>
@@ -169,19 +192,11 @@
         </w:rPr>
         <w:t xml:space="preserve">                                                                                </w:t>
       </w:r>
-      <w:proofErr w:type="spellStart"/>
       <w:r>
         <w:rPr>
           <w:rFonts w:cs="Times New Roman"/>
         </w:rPr>
-        <w:t>Hohn</w:t>
-      </w:r>
-      <w:proofErr w:type="spellEnd"/>
-      <w:r>
-        <w:rPr>
-          <w:rFonts w:cs="Times New Roman"/>
-        </w:rPr>
-        <w:t xml:space="preserve"> Márton</w:t>
+        <w:t>Hohn Márton</w:t>
       </w:r>
     </w:p>
     <w:p>
@@ -271,6 +286,13 @@
     </w:p>
     <w:sdt>
       <w:sdtPr>
+        <w:rPr>
+          <w:rFonts w:asciiTheme="minorHAnsi" w:eastAsiaTheme="minorHAnsi" w:hAnsiTheme="minorHAnsi" w:cstheme="minorBidi"/>
+          <w:color w:val="auto"/>
+          <w:sz w:val="22"/>
+          <w:szCs w:val="22"/>
+          <w:lang w:eastAsia="en-US"/>
+        </w:rPr>
         <w:id w:val="-1490246474"/>
         <w:docPartObj>
           <w:docPartGallery w:val="Table of Contents"/>
@@ -279,13 +301,8 @@
       </w:sdtPr>
       <w:sdtEndPr>
         <w:rPr>
-          <w:rFonts w:asciiTheme="minorHAnsi" w:eastAsiaTheme="minorHAnsi" w:hAnsiTheme="minorHAnsi" w:cstheme="minorBidi"/>
           <w:b/>
           <w:bCs/>
-          <w:color w:val="auto"/>
-          <w:sz w:val="22"/>
-          <w:szCs w:val="22"/>
-          <w:lang w:eastAsia="en-US"/>
         </w:rPr>
       </w:sdtEndPr>
       <w:sdtContent>
@@ -306,7 +323,11 @@
             <w:rPr>
               <w:rFonts w:eastAsiaTheme="minorEastAsia"/>
               <w:noProof/>
+              <w:kern w:val="2"/>
+              <w:sz w:val="24"/>
+              <w:szCs w:val="24"/>
               <w:lang w:eastAsia="hu-HU"/>
+              <w14:ligatures w14:val="standardContextual"/>
             </w:rPr>
           </w:pPr>
           <w:r>
@@ -318,7 +339,7 @@
           <w:r>
             <w:fldChar w:fldCharType="separate"/>
           </w:r>
-          <w:hyperlink w:anchor="_Toc227315378" w:history="1">
+          <w:hyperlink w:anchor="_Toc227322825" w:history="1">
             <w:r>
               <w:rPr>
                 <w:rStyle w:val="Hiperhivatkozs"/>
@@ -349,7 +370,7 @@
                 <w:noProof/>
                 <w:webHidden/>
               </w:rPr>
-              <w:instrText xml:space="preserve"> PAGEREF _Toc227315378 \h </w:instrText>
+              <w:instrText xml:space="preserve"> PAGEREF _Toc227322825 \h </w:instrText>
             </w:r>
             <w:r>
               <w:rPr>
@@ -369,7 +390,7 @@
                 <w:noProof/>
                 <w:webHidden/>
               </w:rPr>
-              <w:t>2</w:t>
+              <w:t>3</w:t>
             </w:r>
             <w:r>
               <w:rPr>
@@ -389,10 +410,14 @@
             <w:rPr>
               <w:rFonts w:eastAsiaTheme="minorEastAsia"/>
               <w:noProof/>
+              <w:kern w:val="2"/>
+              <w:sz w:val="24"/>
+              <w:szCs w:val="24"/>
               <w:lang w:eastAsia="hu-HU"/>
+              <w14:ligatures w14:val="standardContextual"/>
             </w:rPr>
           </w:pPr>
-          <w:hyperlink w:anchor="_Toc227315379" w:history="1">
+          <w:hyperlink w:anchor="_Toc227322826" w:history="1">
             <w:r>
               <w:rPr>
                 <w:rStyle w:val="Hiperhivatkozs"/>
@@ -423,7 +448,7 @@
                 <w:noProof/>
                 <w:webHidden/>
               </w:rPr>
-              <w:instrText xml:space="preserve"> PAGEREF _Toc227315379 \h </w:instrText>
+              <w:instrText xml:space="preserve"> PAGEREF _Toc227322826 \h </w:instrText>
             </w:r>
             <w:r>
               <w:rPr>
@@ -443,7 +468,7 @@
                 <w:noProof/>
                 <w:webHidden/>
               </w:rPr>
-              <w:t>2</w:t>
+              <w:t>3</w:t>
             </w:r>
             <w:r>
               <w:rPr>
@@ -463,10 +488,14 @@
             <w:rPr>
               <w:rFonts w:eastAsiaTheme="minorEastAsia"/>
               <w:noProof/>
+              <w:kern w:val="2"/>
+              <w:sz w:val="24"/>
+              <w:szCs w:val="24"/>
               <w:lang w:eastAsia="hu-HU"/>
+              <w14:ligatures w14:val="standardContextual"/>
             </w:rPr>
           </w:pPr>
-          <w:hyperlink w:anchor="_Toc227315380" w:history="1">
+          <w:hyperlink w:anchor="_Toc227322827" w:history="1">
             <w:r>
               <w:rPr>
                 <w:rStyle w:val="Hiperhivatkozs"/>
@@ -497,7 +526,7 @@
                 <w:noProof/>
                 <w:webHidden/>
               </w:rPr>
-              <w:instrText xml:space="preserve"> PAGEREF _Toc227315380 \h </w:instrText>
+              <w:instrText xml:space="preserve"> PAGEREF _Toc227322827 \h </w:instrText>
             </w:r>
             <w:r>
               <w:rPr>
@@ -517,7 +546,7 @@
                 <w:noProof/>
                 <w:webHidden/>
               </w:rPr>
-              <w:t>2</w:t>
+              <w:t>3</w:t>
             </w:r>
             <w:r>
               <w:rPr>
@@ -537,10 +566,14 @@
             <w:rPr>
               <w:rFonts w:eastAsiaTheme="minorEastAsia"/>
               <w:noProof/>
+              <w:kern w:val="2"/>
+              <w:sz w:val="24"/>
+              <w:szCs w:val="24"/>
               <w:lang w:eastAsia="hu-HU"/>
+              <w14:ligatures w14:val="standardContextual"/>
             </w:rPr>
           </w:pPr>
-          <w:hyperlink w:anchor="_Toc227315381" w:history="1">
+          <w:hyperlink w:anchor="_Toc227322828" w:history="1">
             <w:r>
               <w:rPr>
                 <w:rStyle w:val="Hiperhivatkozs"/>
@@ -571,7 +604,7 @@
                 <w:noProof/>
                 <w:webHidden/>
               </w:rPr>
-              <w:instrText xml:space="preserve"> PAGEREF _Toc227315381 \h </w:instrText>
+              <w:instrText xml:space="preserve"> PAGEREF _Toc227322828 \h </w:instrText>
             </w:r>
             <w:r>
               <w:rPr>
@@ -611,10 +644,14 @@
             <w:rPr>
               <w:rFonts w:eastAsiaTheme="minorEastAsia"/>
               <w:noProof/>
+              <w:kern w:val="2"/>
+              <w:sz w:val="24"/>
+              <w:szCs w:val="24"/>
               <w:lang w:eastAsia="hu-HU"/>
+              <w14:ligatures w14:val="standardContextual"/>
             </w:rPr>
           </w:pPr>
-          <w:hyperlink w:anchor="_Toc227315382" w:history="1">
+          <w:hyperlink w:anchor="_Toc227322829" w:history="1">
             <w:r>
               <w:rPr>
                 <w:rStyle w:val="Hiperhivatkozs"/>
@@ -645,7 +682,7 @@
                 <w:noProof/>
                 <w:webHidden/>
               </w:rPr>
-              <w:instrText xml:space="preserve"> PAGEREF _Toc227315382 \h </w:instrText>
+              <w:instrText xml:space="preserve"> PAGEREF _Toc227322829 \h </w:instrText>
             </w:r>
             <w:r>
               <w:rPr>
@@ -665,7 +702,7 @@
                 <w:noProof/>
                 <w:webHidden/>
               </w:rPr>
-              <w:t>3</w:t>
+              <w:t>4</w:t>
             </w:r>
             <w:r>
               <w:rPr>
@@ -685,10 +722,14 @@
             <w:rPr>
               <w:rFonts w:eastAsiaTheme="minorEastAsia"/>
               <w:noProof/>
+              <w:kern w:val="2"/>
+              <w:sz w:val="24"/>
+              <w:szCs w:val="24"/>
               <w:lang w:eastAsia="hu-HU"/>
+              <w14:ligatures w14:val="standardContextual"/>
             </w:rPr>
           </w:pPr>
-          <w:hyperlink w:anchor="_Toc227315383" w:history="1">
+          <w:hyperlink w:anchor="_Toc227322830" w:history="1">
             <w:r>
               <w:rPr>
                 <w:rStyle w:val="Hiperhivatkozs"/>
@@ -719,7 +760,7 @@
                 <w:noProof/>
                 <w:webHidden/>
               </w:rPr>
-              <w:instrText xml:space="preserve"> PAGEREF _Toc227315383 \h </w:instrText>
+              <w:instrText xml:space="preserve"> PAGEREF _Toc227322830 \h </w:instrText>
             </w:r>
             <w:r>
               <w:rPr>
@@ -739,7 +780,7 @@
                 <w:noProof/>
                 <w:webHidden/>
               </w:rPr>
-              <w:t>3</w:t>
+              <w:t>4</w:t>
             </w:r>
             <w:r>
               <w:rPr>
@@ -759,10 +800,14 @@
             <w:rPr>
               <w:rFonts w:eastAsiaTheme="minorEastAsia"/>
               <w:noProof/>
+              <w:kern w:val="2"/>
+              <w:sz w:val="24"/>
+              <w:szCs w:val="24"/>
               <w:lang w:eastAsia="hu-HU"/>
+              <w14:ligatures w14:val="standardContextual"/>
             </w:rPr>
           </w:pPr>
-          <w:hyperlink w:anchor="_Toc227315384" w:history="1">
+          <w:hyperlink w:anchor="_Toc227322831" w:history="1">
             <w:r>
               <w:rPr>
                 <w:rStyle w:val="Hiperhivatkozs"/>
@@ -793,7 +838,7 @@
                 <w:noProof/>
                 <w:webHidden/>
               </w:rPr>
-              <w:instrText xml:space="preserve"> PAGEREF _Toc227315384 \h </w:instrText>
+              <w:instrText xml:space="preserve"> PAGEREF _Toc227322831 \h </w:instrText>
             </w:r>
             <w:r>
               <w:rPr>
@@ -813,7 +858,7 @@
                 <w:noProof/>
                 <w:webHidden/>
               </w:rPr>
-              <w:t>3</w:t>
+              <w:t>4</w:t>
             </w:r>
             <w:r>
               <w:rPr>
@@ -833,10 +878,14 @@
             <w:rPr>
               <w:rFonts w:eastAsiaTheme="minorEastAsia"/>
               <w:noProof/>
+              <w:kern w:val="2"/>
+              <w:sz w:val="24"/>
+              <w:szCs w:val="24"/>
               <w:lang w:eastAsia="hu-HU"/>
+              <w14:ligatures w14:val="standardContextual"/>
             </w:rPr>
           </w:pPr>
-          <w:hyperlink w:anchor="_Toc227315385" w:history="1">
+          <w:hyperlink w:anchor="_Toc227322832" w:history="1">
             <w:r>
               <w:rPr>
                 <w:rStyle w:val="Hiperhivatkozs"/>
@@ -867,7 +916,7 @@
                 <w:noProof/>
                 <w:webHidden/>
               </w:rPr>
-              <w:instrText xml:space="preserve"> PAGEREF _Toc227315385 \h </w:instrText>
+              <w:instrText xml:space="preserve"> PAGEREF _Toc227322832 \h </w:instrText>
             </w:r>
             <w:r>
               <w:rPr>
@@ -887,7 +936,7 @@
                 <w:noProof/>
                 <w:webHidden/>
               </w:rPr>
-              <w:t>3</w:t>
+              <w:t>4</w:t>
             </w:r>
             <w:r>
               <w:rPr>
@@ -907,10 +956,14 @@
             <w:rPr>
               <w:rFonts w:eastAsiaTheme="minorEastAsia"/>
               <w:noProof/>
+              <w:kern w:val="2"/>
+              <w:sz w:val="24"/>
+              <w:szCs w:val="24"/>
               <w:lang w:eastAsia="hu-HU"/>
+              <w14:ligatures w14:val="standardContextual"/>
             </w:rPr>
           </w:pPr>
-          <w:hyperlink w:anchor="_Toc227315386" w:history="1">
+          <w:hyperlink w:anchor="_Toc227322833" w:history="1">
             <w:r>
               <w:rPr>
                 <w:rStyle w:val="Hiperhivatkozs"/>
@@ -941,7 +994,7 @@
                 <w:noProof/>
                 <w:webHidden/>
               </w:rPr>
-              <w:instrText xml:space="preserve"> PAGEREF _Toc227315386 \h </w:instrText>
+              <w:instrText xml:space="preserve"> PAGEREF _Toc227322833 \h </w:instrText>
             </w:r>
             <w:r>
               <w:rPr>
@@ -961,7 +1014,7 @@
                 <w:noProof/>
                 <w:webHidden/>
               </w:rPr>
-              <w:t>3</w:t>
+              <w:t>4</w:t>
             </w:r>
             <w:r>
               <w:rPr>
@@ -981,10 +1034,14 @@
             <w:rPr>
               <w:rFonts w:eastAsiaTheme="minorEastAsia"/>
               <w:noProof/>
+              <w:kern w:val="2"/>
+              <w:sz w:val="24"/>
+              <w:szCs w:val="24"/>
               <w:lang w:eastAsia="hu-HU"/>
+              <w14:ligatures w14:val="standardContextual"/>
             </w:rPr>
           </w:pPr>
-          <w:hyperlink w:anchor="_Toc227315387" w:history="1">
+          <w:hyperlink w:anchor="_Toc227322834" w:history="1">
             <w:r>
               <w:rPr>
                 <w:rStyle w:val="Hiperhivatkozs"/>
@@ -1015,7 +1072,7 @@
                 <w:noProof/>
                 <w:webHidden/>
               </w:rPr>
-              <w:instrText xml:space="preserve"> PAGEREF _Toc227315387 \h </w:instrText>
+              <w:instrText xml:space="preserve"> PAGEREF _Toc227322834 \h </w:instrText>
             </w:r>
             <w:r>
               <w:rPr>
@@ -1055,10 +1112,14 @@
             <w:rPr>
               <w:rFonts w:eastAsiaTheme="minorEastAsia"/>
               <w:noProof/>
+              <w:kern w:val="2"/>
+              <w:sz w:val="24"/>
+              <w:szCs w:val="24"/>
               <w:lang w:eastAsia="hu-HU"/>
+              <w14:ligatures w14:val="standardContextual"/>
             </w:rPr>
           </w:pPr>
-          <w:hyperlink w:anchor="_Toc227315388" w:history="1">
+          <w:hyperlink w:anchor="_Toc227322835" w:history="1">
             <w:r>
               <w:rPr>
                 <w:rStyle w:val="Hiperhivatkozs"/>
@@ -1089,7 +1150,7 @@
                 <w:noProof/>
                 <w:webHidden/>
               </w:rPr>
-              <w:instrText xml:space="preserve"> PAGEREF _Toc227315388 \h </w:instrText>
+              <w:instrText xml:space="preserve"> PAGEREF _Toc227322835 \h </w:instrText>
             </w:r>
             <w:r>
               <w:rPr>
@@ -1109,7 +1170,7 @@
                 <w:noProof/>
                 <w:webHidden/>
               </w:rPr>
-              <w:t>4</w:t>
+              <w:t>5</w:t>
             </w:r>
             <w:r>
               <w:rPr>
@@ -1129,10 +1190,14 @@
             <w:rPr>
               <w:rFonts w:eastAsiaTheme="minorEastAsia"/>
               <w:noProof/>
+              <w:kern w:val="2"/>
+              <w:sz w:val="24"/>
+              <w:szCs w:val="24"/>
               <w:lang w:eastAsia="hu-HU"/>
+              <w14:ligatures w14:val="standardContextual"/>
             </w:rPr>
           </w:pPr>
-          <w:hyperlink w:anchor="_Toc227315389" w:history="1">
+          <w:hyperlink w:anchor="_Toc227322836" w:history="1">
             <w:r>
               <w:rPr>
                 <w:rStyle w:val="Hiperhivatkozs"/>
@@ -1163,7 +1228,7 @@
                 <w:noProof/>
                 <w:webHidden/>
               </w:rPr>
-              <w:instrText xml:space="preserve"> PAGEREF _Toc227315389 \h </w:instrText>
+              <w:instrText xml:space="preserve"> PAGEREF _Toc227322836 \h </w:instrText>
             </w:r>
             <w:r>
               <w:rPr>
@@ -1183,7 +1248,7 @@
                 <w:noProof/>
                 <w:webHidden/>
               </w:rPr>
-              <w:t>4</w:t>
+              <w:t>5</w:t>
             </w:r>
             <w:r>
               <w:rPr>
@@ -1203,10 +1268,14 @@
             <w:rPr>
               <w:rFonts w:eastAsiaTheme="minorEastAsia"/>
               <w:noProof/>
+              <w:kern w:val="2"/>
+              <w:sz w:val="24"/>
+              <w:szCs w:val="24"/>
               <w:lang w:eastAsia="hu-HU"/>
+              <w14:ligatures w14:val="standardContextual"/>
             </w:rPr>
           </w:pPr>
-          <w:hyperlink w:anchor="_Toc227315390" w:history="1">
+          <w:hyperlink w:anchor="_Toc227322837" w:history="1">
             <w:r>
               <w:rPr>
                 <w:rStyle w:val="Hiperhivatkozs"/>
@@ -1237,7 +1306,7 @@
                 <w:noProof/>
                 <w:webHidden/>
               </w:rPr>
-              <w:instrText xml:space="preserve"> PAGEREF _Toc227315390 \h </w:instrText>
+              <w:instrText xml:space="preserve"> PAGEREF _Toc227322837 \h </w:instrText>
             </w:r>
             <w:r>
               <w:rPr>
@@ -1257,7 +1326,7 @@
                 <w:noProof/>
                 <w:webHidden/>
               </w:rPr>
-              <w:t>5</w:t>
+              <w:t>6</w:t>
             </w:r>
             <w:r>
               <w:rPr>
@@ -1277,10 +1346,14 @@
             <w:rPr>
               <w:rFonts w:eastAsiaTheme="minorEastAsia"/>
               <w:noProof/>
+              <w:kern w:val="2"/>
+              <w:sz w:val="24"/>
+              <w:szCs w:val="24"/>
               <w:lang w:eastAsia="hu-HU"/>
+              <w14:ligatures w14:val="standardContextual"/>
             </w:rPr>
           </w:pPr>
-          <w:hyperlink w:anchor="_Toc227315391" w:history="1">
+          <w:hyperlink w:anchor="_Toc227322838" w:history="1">
             <w:r>
               <w:rPr>
                 <w:rStyle w:val="Hiperhivatkozs"/>
@@ -1311,7 +1384,7 @@
                 <w:noProof/>
                 <w:webHidden/>
               </w:rPr>
-              <w:instrText xml:space="preserve"> PAGEREF _Toc227315391 \h </w:instrText>
+              <w:instrText xml:space="preserve"> PAGEREF _Toc227322838 \h </w:instrText>
             </w:r>
             <w:r>
               <w:rPr>
@@ -1331,7 +1404,7 @@
                 <w:noProof/>
                 <w:webHidden/>
               </w:rPr>
-              <w:t>5</w:t>
+              <w:t>6</w:t>
             </w:r>
             <w:r>
               <w:rPr>
@@ -1351,10 +1424,14 @@
             <w:rPr>
               <w:rFonts w:eastAsiaTheme="minorEastAsia"/>
               <w:noProof/>
+              <w:kern w:val="2"/>
+              <w:sz w:val="24"/>
+              <w:szCs w:val="24"/>
               <w:lang w:eastAsia="hu-HU"/>
+              <w14:ligatures w14:val="standardContextual"/>
             </w:rPr>
           </w:pPr>
-          <w:hyperlink w:anchor="_Toc227315392" w:history="1">
+          <w:hyperlink w:anchor="_Toc227322839" w:history="1">
             <w:r>
               <w:rPr>
                 <w:rStyle w:val="Hiperhivatkozs"/>
@@ -1385,7 +1462,7 @@
                 <w:noProof/>
                 <w:webHidden/>
               </w:rPr>
-              <w:instrText xml:space="preserve"> PAGEREF _Toc227315392 \h </w:instrText>
+              <w:instrText xml:space="preserve"> PAGEREF _Toc227322839 \h </w:instrText>
             </w:r>
             <w:r>
               <w:rPr>
@@ -1425,10 +1502,14 @@
             <w:rPr>
               <w:rFonts w:eastAsiaTheme="minorEastAsia"/>
               <w:noProof/>
+              <w:kern w:val="2"/>
+              <w:sz w:val="24"/>
+              <w:szCs w:val="24"/>
               <w:lang w:eastAsia="hu-HU"/>
+              <w14:ligatures w14:val="standardContextual"/>
             </w:rPr>
           </w:pPr>
-          <w:hyperlink w:anchor="_Toc227315393" w:history="1">
+          <w:hyperlink w:anchor="_Toc227322840" w:history="1">
             <w:r>
               <w:rPr>
                 <w:rStyle w:val="Hiperhivatkozs"/>
@@ -1459,7 +1540,7 @@
                 <w:noProof/>
                 <w:webHidden/>
               </w:rPr>
-              <w:instrText xml:space="preserve"> PAGEREF _Toc227315393 \h </w:instrText>
+              <w:instrText xml:space="preserve"> PAGEREF _Toc227322840 \h </w:instrText>
             </w:r>
             <w:r>
               <w:rPr>
@@ -1479,7 +1560,7 @@
                 <w:noProof/>
                 <w:webHidden/>
               </w:rPr>
-              <w:t>6</w:t>
+              <w:t>7</w:t>
             </w:r>
             <w:r>
               <w:rPr>
@@ -1499,10 +1580,14 @@
             <w:rPr>
               <w:rFonts w:eastAsiaTheme="minorEastAsia"/>
               <w:noProof/>
+              <w:kern w:val="2"/>
+              <w:sz w:val="24"/>
+              <w:szCs w:val="24"/>
               <w:lang w:eastAsia="hu-HU"/>
+              <w14:ligatures w14:val="standardContextual"/>
             </w:rPr>
           </w:pPr>
-          <w:hyperlink w:anchor="_Toc227315394" w:history="1">
+          <w:hyperlink w:anchor="_Toc227322841" w:history="1">
             <w:r>
               <w:rPr>
                 <w:rStyle w:val="Hiperhivatkozs"/>
@@ -1533,7 +1618,7 @@
                 <w:noProof/>
                 <w:webHidden/>
               </w:rPr>
-              <w:instrText xml:space="preserve"> PAGEREF _Toc227315394 \h </w:instrText>
+              <w:instrText xml:space="preserve"> PAGEREF _Toc227322841 \h </w:instrText>
             </w:r>
             <w:r>
               <w:rPr>
@@ -1553,7 +1638,7 @@
                 <w:noProof/>
                 <w:webHidden/>
               </w:rPr>
-              <w:t>6</w:t>
+              <w:t>7</w:t>
             </w:r>
             <w:r>
               <w:rPr>
@@ -1573,10 +1658,14 @@
             <w:rPr>
               <w:rFonts w:eastAsiaTheme="minorEastAsia"/>
               <w:noProof/>
+              <w:kern w:val="2"/>
+              <w:sz w:val="24"/>
+              <w:szCs w:val="24"/>
               <w:lang w:eastAsia="hu-HU"/>
+              <w14:ligatures w14:val="standardContextual"/>
             </w:rPr>
           </w:pPr>
-          <w:hyperlink w:anchor="_Toc227315395" w:history="1">
+          <w:hyperlink w:anchor="_Toc227322842" w:history="1">
             <w:r>
               <w:rPr>
                 <w:rStyle w:val="Hiperhivatkozs"/>
@@ -1607,7 +1696,7 @@
                 <w:noProof/>
                 <w:webHidden/>
               </w:rPr>
-              <w:instrText xml:space="preserve"> PAGEREF _Toc227315395 \h </w:instrText>
+              <w:instrText xml:space="preserve"> PAGEREF _Toc227322842 \h </w:instrText>
             </w:r>
             <w:r>
               <w:rPr>
@@ -1627,7 +1716,7 @@
                 <w:noProof/>
                 <w:webHidden/>
               </w:rPr>
-              <w:t>7</w:t>
+              <w:t>8</w:t>
             </w:r>
             <w:r>
               <w:rPr>
@@ -1647,10 +1736,14 @@
             <w:rPr>
               <w:rFonts w:eastAsiaTheme="minorEastAsia"/>
               <w:noProof/>
+              <w:kern w:val="2"/>
+              <w:sz w:val="24"/>
+              <w:szCs w:val="24"/>
               <w:lang w:eastAsia="hu-HU"/>
+              <w14:ligatures w14:val="standardContextual"/>
             </w:rPr>
           </w:pPr>
-          <w:hyperlink w:anchor="_Toc227315396" w:history="1">
+          <w:hyperlink w:anchor="_Toc227322843" w:history="1">
             <w:r>
               <w:rPr>
                 <w:rStyle w:val="Hiperhivatkozs"/>
@@ -1681,7 +1774,7 @@
                 <w:noProof/>
                 <w:webHidden/>
               </w:rPr>
-              <w:instrText xml:space="preserve"> PAGEREF _Toc227315396 \h </w:instrText>
+              <w:instrText xml:space="preserve"> PAGEREF _Toc227322843 \h </w:instrText>
             </w:r>
             <w:r>
               <w:rPr>
@@ -1701,7 +1794,7 @@
                 <w:noProof/>
                 <w:webHidden/>
               </w:rPr>
-              <w:t>7</w:t>
+              <w:t>8</w:t>
             </w:r>
             <w:r>
               <w:rPr>
@@ -1721,10 +1814,14 @@
             <w:rPr>
               <w:rFonts w:eastAsiaTheme="minorEastAsia"/>
               <w:noProof/>
+              <w:kern w:val="2"/>
+              <w:sz w:val="24"/>
+              <w:szCs w:val="24"/>
               <w:lang w:eastAsia="hu-HU"/>
+              <w14:ligatures w14:val="standardContextual"/>
             </w:rPr>
           </w:pPr>
-          <w:hyperlink w:anchor="_Toc227315397" w:history="1">
+          <w:hyperlink w:anchor="_Toc227322844" w:history="1">
             <w:r>
               <w:rPr>
                 <w:rStyle w:val="Hiperhivatkozs"/>
@@ -1755,7 +1852,7 @@
                 <w:noProof/>
                 <w:webHidden/>
               </w:rPr>
-              <w:instrText xml:space="preserve"> PAGEREF _Toc227315397 \h </w:instrText>
+              <w:instrText xml:space="preserve"> PAGEREF _Toc227322844 \h </w:instrText>
             </w:r>
             <w:r>
               <w:rPr>
@@ -1775,7 +1872,7 @@
                 <w:noProof/>
                 <w:webHidden/>
               </w:rPr>
-              <w:t>7</w:t>
+              <w:t>8</w:t>
             </w:r>
             <w:r>
               <w:rPr>
@@ -1795,10 +1892,14 @@
             <w:rPr>
               <w:rFonts w:eastAsiaTheme="minorEastAsia"/>
               <w:noProof/>
+              <w:kern w:val="2"/>
+              <w:sz w:val="24"/>
+              <w:szCs w:val="24"/>
               <w:lang w:eastAsia="hu-HU"/>
+              <w14:ligatures w14:val="standardContextual"/>
             </w:rPr>
           </w:pPr>
-          <w:hyperlink w:anchor="_Toc227315398" w:history="1">
+          <w:hyperlink w:anchor="_Toc227322845" w:history="1">
             <w:r>
               <w:rPr>
                 <w:rStyle w:val="Hiperhivatkozs"/>
@@ -1829,7 +1930,7 @@
                 <w:noProof/>
                 <w:webHidden/>
               </w:rPr>
-              <w:instrText xml:space="preserve"> PAGEREF _Toc227315398 \h </w:instrText>
+              <w:instrText xml:space="preserve"> PAGEREF _Toc227322845 \h </w:instrText>
             </w:r>
             <w:r>
               <w:rPr>
@@ -1849,7 +1950,7 @@
                 <w:noProof/>
                 <w:webHidden/>
               </w:rPr>
-              <w:t>8</w:t>
+              <w:t>9</w:t>
             </w:r>
             <w:r>
               <w:rPr>
@@ -1869,10 +1970,14 @@
             <w:rPr>
               <w:rFonts w:eastAsiaTheme="minorEastAsia"/>
               <w:noProof/>
+              <w:kern w:val="2"/>
+              <w:sz w:val="24"/>
+              <w:szCs w:val="24"/>
               <w:lang w:eastAsia="hu-HU"/>
+              <w14:ligatures w14:val="standardContextual"/>
             </w:rPr>
           </w:pPr>
-          <w:hyperlink w:anchor="_Toc227315399" w:history="1">
+          <w:hyperlink w:anchor="_Toc227322846" w:history="1">
             <w:r>
               <w:rPr>
                 <w:rStyle w:val="Hiperhivatkozs"/>
@@ -1903,7 +2008,7 @@
                 <w:noProof/>
                 <w:webHidden/>
               </w:rPr>
-              <w:instrText xml:space="preserve"> PAGEREF _Toc227315399 \h </w:instrText>
+              <w:instrText xml:space="preserve"> PAGEREF _Toc227322846 \h </w:instrText>
             </w:r>
             <w:r>
               <w:rPr>
@@ -1923,7 +2028,7 @@
                 <w:noProof/>
                 <w:webHidden/>
               </w:rPr>
-              <w:t>8</w:t>
+              <w:t>9</w:t>
             </w:r>
             <w:r>
               <w:rPr>
@@ -1943,10 +2048,14 @@
             <w:rPr>
               <w:rFonts w:eastAsiaTheme="minorEastAsia"/>
               <w:noProof/>
+              <w:kern w:val="2"/>
+              <w:sz w:val="24"/>
+              <w:szCs w:val="24"/>
               <w:lang w:eastAsia="hu-HU"/>
+              <w14:ligatures w14:val="standardContextual"/>
             </w:rPr>
           </w:pPr>
-          <w:hyperlink w:anchor="_Toc227315400" w:history="1">
+          <w:hyperlink w:anchor="_Toc227322847" w:history="1">
             <w:r>
               <w:rPr>
                 <w:rStyle w:val="Hiperhivatkozs"/>
@@ -1977,7 +2086,7 @@
                 <w:noProof/>
                 <w:webHidden/>
               </w:rPr>
-              <w:instrText xml:space="preserve"> PAGEREF _Toc227315400 \h </w:instrText>
+              <w:instrText xml:space="preserve"> PAGEREF _Toc227322847 \h </w:instrText>
             </w:r>
             <w:r>
               <w:rPr>
@@ -1997,7 +2106,7 @@
                 <w:noProof/>
                 <w:webHidden/>
               </w:rPr>
-              <w:t>8</w:t>
+              <w:t>9</w:t>
             </w:r>
             <w:r>
               <w:rPr>
@@ -2017,10 +2126,14 @@
             <w:rPr>
               <w:rFonts w:eastAsiaTheme="minorEastAsia"/>
               <w:noProof/>
+              <w:kern w:val="2"/>
+              <w:sz w:val="24"/>
+              <w:szCs w:val="24"/>
               <w:lang w:eastAsia="hu-HU"/>
+              <w14:ligatures w14:val="standardContextual"/>
             </w:rPr>
           </w:pPr>
-          <w:hyperlink w:anchor="_Toc227315401" w:history="1">
+          <w:hyperlink w:anchor="_Toc227322848" w:history="1">
             <w:r>
               <w:rPr>
                 <w:rStyle w:val="Hiperhivatkozs"/>
@@ -2051,7 +2164,7 @@
                 <w:noProof/>
                 <w:webHidden/>
               </w:rPr>
-              <w:instrText xml:space="preserve"> PAGEREF _Toc227315401 \h </w:instrText>
+              <w:instrText xml:space="preserve"> PAGEREF _Toc227322848 \h </w:instrText>
             </w:r>
             <w:r>
               <w:rPr>
@@ -2071,7 +2184,7 @@
                 <w:noProof/>
                 <w:webHidden/>
               </w:rPr>
-              <w:t>8</w:t>
+              <w:t>9</w:t>
             </w:r>
             <w:r>
               <w:rPr>
@@ -2091,10 +2204,14 @@
             <w:rPr>
               <w:rFonts w:eastAsiaTheme="minorEastAsia"/>
               <w:noProof/>
+              <w:kern w:val="2"/>
+              <w:sz w:val="24"/>
+              <w:szCs w:val="24"/>
               <w:lang w:eastAsia="hu-HU"/>
+              <w14:ligatures w14:val="standardContextual"/>
             </w:rPr>
           </w:pPr>
-          <w:hyperlink w:anchor="_Toc227315402" w:history="1">
+          <w:hyperlink w:anchor="_Toc227322849" w:history="1">
             <w:r>
               <w:rPr>
                 <w:rStyle w:val="Hiperhivatkozs"/>
@@ -2125,7 +2242,7 @@
                 <w:noProof/>
                 <w:webHidden/>
               </w:rPr>
-              <w:instrText xml:space="preserve"> PAGEREF _Toc227315402 \h </w:instrText>
+              <w:instrText xml:space="preserve"> PAGEREF _Toc227322849 \h </w:instrText>
             </w:r>
             <w:r>
               <w:rPr>
@@ -2145,7 +2262,7 @@
                 <w:noProof/>
                 <w:webHidden/>
               </w:rPr>
-              <w:t>9</w:t>
+              <w:t>10</w:t>
             </w:r>
             <w:r>
               <w:rPr>
@@ -2165,10 +2282,14 @@
             <w:rPr>
               <w:rFonts w:eastAsiaTheme="minorEastAsia"/>
               <w:noProof/>
+              <w:kern w:val="2"/>
+              <w:sz w:val="24"/>
+              <w:szCs w:val="24"/>
               <w:lang w:eastAsia="hu-HU"/>
+              <w14:ligatures w14:val="standardContextual"/>
             </w:rPr>
           </w:pPr>
-          <w:hyperlink w:anchor="_Toc227315403" w:history="1">
+          <w:hyperlink w:anchor="_Toc227322850" w:history="1">
             <w:r>
               <w:rPr>
                 <w:rStyle w:val="Hiperhivatkozs"/>
@@ -2199,7 +2320,7 @@
                 <w:noProof/>
                 <w:webHidden/>
               </w:rPr>
-              <w:instrText xml:space="preserve"> PAGEREF _Toc227315403 \h </w:instrText>
+              <w:instrText xml:space="preserve"> PAGEREF _Toc227322850 \h </w:instrText>
             </w:r>
             <w:r>
               <w:rPr>
@@ -2219,7 +2340,7 @@
                 <w:noProof/>
                 <w:webHidden/>
               </w:rPr>
-              <w:t>9</w:t>
+              <w:t>10</w:t>
             </w:r>
             <w:r>
               <w:rPr>
@@ -2239,10 +2360,14 @@
             <w:rPr>
               <w:rFonts w:eastAsiaTheme="minorEastAsia"/>
               <w:noProof/>
+              <w:kern w:val="2"/>
+              <w:sz w:val="24"/>
+              <w:szCs w:val="24"/>
               <w:lang w:eastAsia="hu-HU"/>
+              <w14:ligatures w14:val="standardContextual"/>
             </w:rPr>
           </w:pPr>
-          <w:hyperlink w:anchor="_Toc227315404" w:history="1">
+          <w:hyperlink w:anchor="_Toc227322851" w:history="1">
             <w:r>
               <w:rPr>
                 <w:rStyle w:val="Hiperhivatkozs"/>
@@ -2273,7 +2398,7 @@
                 <w:noProof/>
                 <w:webHidden/>
               </w:rPr>
-              <w:instrText xml:space="preserve"> PAGEREF _Toc227315404 \h </w:instrText>
+              <w:instrText xml:space="preserve"> PAGEREF _Toc227322851 \h </w:instrText>
             </w:r>
             <w:r>
               <w:rPr>
@@ -2293,7 +2418,7 @@
                 <w:noProof/>
                 <w:webHidden/>
               </w:rPr>
-              <w:t>9</w:t>
+              <w:t>11</w:t>
             </w:r>
             <w:r>
               <w:rPr>
@@ -2313,10 +2438,14 @@
             <w:rPr>
               <w:rFonts w:eastAsiaTheme="minorEastAsia"/>
               <w:noProof/>
+              <w:kern w:val="2"/>
+              <w:sz w:val="24"/>
+              <w:szCs w:val="24"/>
               <w:lang w:eastAsia="hu-HU"/>
+              <w14:ligatures w14:val="standardContextual"/>
             </w:rPr>
           </w:pPr>
-          <w:hyperlink w:anchor="_Toc227315405" w:history="1">
+          <w:hyperlink w:anchor="_Toc227322852" w:history="1">
             <w:r>
               <w:rPr>
                 <w:rStyle w:val="Hiperhivatkozs"/>
@@ -2347,7 +2476,7 @@
                 <w:noProof/>
                 <w:webHidden/>
               </w:rPr>
-              <w:instrText xml:space="preserve"> PAGEREF _Toc227315405 \h </w:instrText>
+              <w:instrText xml:space="preserve"> PAGEREF _Toc227322852 \h </w:instrText>
             </w:r>
             <w:r>
               <w:rPr>
@@ -2367,7 +2496,7 @@
                 <w:noProof/>
                 <w:webHidden/>
               </w:rPr>
-              <w:t>10</w:t>
+              <w:t>11</w:t>
             </w:r>
             <w:r>
               <w:rPr>
@@ -2387,10 +2516,14 @@
             <w:rPr>
               <w:rFonts w:eastAsiaTheme="minorEastAsia"/>
               <w:noProof/>
+              <w:kern w:val="2"/>
+              <w:sz w:val="24"/>
+              <w:szCs w:val="24"/>
               <w:lang w:eastAsia="hu-HU"/>
+              <w14:ligatures w14:val="standardContextual"/>
             </w:rPr>
           </w:pPr>
-          <w:hyperlink w:anchor="_Toc227315406" w:history="1">
+          <w:hyperlink w:anchor="_Toc227322853" w:history="1">
             <w:r>
               <w:rPr>
                 <w:rStyle w:val="Hiperhivatkozs"/>
@@ -2421,7 +2554,7 @@
                 <w:noProof/>
                 <w:webHidden/>
               </w:rPr>
-              <w:instrText xml:space="preserve"> PAGEREF _Toc227315406 \h </w:instrText>
+              <w:instrText xml:space="preserve"> PAGEREF _Toc227322853 \h </w:instrText>
             </w:r>
             <w:r>
               <w:rPr>
@@ -2441,7 +2574,7 @@
                 <w:noProof/>
                 <w:webHidden/>
               </w:rPr>
-              <w:t>10</w:t>
+              <w:t>11</w:t>
             </w:r>
             <w:r>
               <w:rPr>
@@ -2461,10 +2594,14 @@
             <w:rPr>
               <w:rFonts w:eastAsiaTheme="minorEastAsia"/>
               <w:noProof/>
+              <w:kern w:val="2"/>
+              <w:sz w:val="24"/>
+              <w:szCs w:val="24"/>
               <w:lang w:eastAsia="hu-HU"/>
+              <w14:ligatures w14:val="standardContextual"/>
             </w:rPr>
           </w:pPr>
-          <w:hyperlink w:anchor="_Toc227315407" w:history="1">
+          <w:hyperlink w:anchor="_Toc227322854" w:history="1">
             <w:r>
               <w:rPr>
                 <w:rStyle w:val="Hiperhivatkozs"/>
@@ -2495,7 +2632,7 @@
                 <w:noProof/>
                 <w:webHidden/>
               </w:rPr>
-              <w:instrText xml:space="preserve"> PAGEREF _Toc227315407 \h </w:instrText>
+              <w:instrText xml:space="preserve"> PAGEREF _Toc227322854 \h </w:instrText>
             </w:r>
             <w:r>
               <w:rPr>
@@ -2515,7 +2652,7 @@
                 <w:noProof/>
                 <w:webHidden/>
               </w:rPr>
-              <w:t>10</w:t>
+              <w:t>12</w:t>
             </w:r>
             <w:r>
               <w:rPr>
@@ -2535,10 +2672,14 @@
             <w:rPr>
               <w:rFonts w:eastAsiaTheme="minorEastAsia"/>
               <w:noProof/>
+              <w:kern w:val="2"/>
+              <w:sz w:val="24"/>
+              <w:szCs w:val="24"/>
               <w:lang w:eastAsia="hu-HU"/>
+              <w14:ligatures w14:val="standardContextual"/>
             </w:rPr>
           </w:pPr>
-          <w:hyperlink w:anchor="_Toc227315408" w:history="1">
+          <w:hyperlink w:anchor="_Toc227322855" w:history="1">
             <w:r>
               <w:rPr>
                 <w:rStyle w:val="Hiperhivatkozs"/>
@@ -2569,7 +2710,7 @@
                 <w:noProof/>
                 <w:webHidden/>
               </w:rPr>
-              <w:instrText xml:space="preserve"> PAGEREF _Toc227315408 \h </w:instrText>
+              <w:instrText xml:space="preserve"> PAGEREF _Toc227322855 \h </w:instrText>
             </w:r>
             <w:r>
               <w:rPr>
@@ -2589,7 +2730,7 @@
                 <w:noProof/>
                 <w:webHidden/>
               </w:rPr>
-              <w:t>11</w:t>
+              <w:t>12</w:t>
             </w:r>
             <w:r>
               <w:rPr>
@@ -2609,10 +2750,14 @@
             <w:rPr>
               <w:rFonts w:eastAsiaTheme="minorEastAsia"/>
               <w:noProof/>
+              <w:kern w:val="2"/>
+              <w:sz w:val="24"/>
+              <w:szCs w:val="24"/>
               <w:lang w:eastAsia="hu-HU"/>
+              <w14:ligatures w14:val="standardContextual"/>
             </w:rPr>
           </w:pPr>
-          <w:hyperlink w:anchor="_Toc227315409" w:history="1">
+          <w:hyperlink w:anchor="_Toc227322856" w:history="1">
             <w:r>
               <w:rPr>
                 <w:rStyle w:val="Hiperhivatkozs"/>
@@ -2643,7 +2788,7 @@
                 <w:noProof/>
                 <w:webHidden/>
               </w:rPr>
-              <w:instrText xml:space="preserve"> PAGEREF _Toc227315409 \h </w:instrText>
+              <w:instrText xml:space="preserve"> PAGEREF _Toc227322856 \h </w:instrText>
             </w:r>
             <w:r>
               <w:rPr>
@@ -2663,7 +2808,7 @@
                 <w:noProof/>
                 <w:webHidden/>
               </w:rPr>
-              <w:t>11</w:t>
+              <w:t>12</w:t>
             </w:r>
             <w:r>
               <w:rPr>
@@ -2683,10 +2828,14 @@
             <w:rPr>
               <w:rFonts w:eastAsiaTheme="minorEastAsia"/>
               <w:noProof/>
+              <w:kern w:val="2"/>
+              <w:sz w:val="24"/>
+              <w:szCs w:val="24"/>
               <w:lang w:eastAsia="hu-HU"/>
+              <w14:ligatures w14:val="standardContextual"/>
             </w:rPr>
           </w:pPr>
-          <w:hyperlink w:anchor="_Toc227315410" w:history="1">
+          <w:hyperlink w:anchor="_Toc227322857" w:history="1">
             <w:r>
               <w:rPr>
                 <w:rStyle w:val="Hiperhivatkozs"/>
@@ -2717,7 +2866,7 @@
                 <w:noProof/>
                 <w:webHidden/>
               </w:rPr>
-              <w:instrText xml:space="preserve"> PAGEREF _Toc227315410 \h </w:instrText>
+              <w:instrText xml:space="preserve"> PAGEREF _Toc227322857 \h </w:instrText>
             </w:r>
             <w:r>
               <w:rPr>
@@ -2737,7 +2886,7 @@
                 <w:noProof/>
                 <w:webHidden/>
               </w:rPr>
-              <w:t>11</w:t>
+              <w:t>12</w:t>
             </w:r>
             <w:r>
               <w:rPr>
@@ -2757,10 +2906,14 @@
             <w:rPr>
               <w:rFonts w:eastAsiaTheme="minorEastAsia"/>
               <w:noProof/>
+              <w:kern w:val="2"/>
+              <w:sz w:val="24"/>
+              <w:szCs w:val="24"/>
               <w:lang w:eastAsia="hu-HU"/>
+              <w14:ligatures w14:val="standardContextual"/>
             </w:rPr>
           </w:pPr>
-          <w:hyperlink w:anchor="_Toc227315411" w:history="1">
+          <w:hyperlink w:anchor="_Toc227322858" w:history="1">
             <w:r>
               <w:rPr>
                 <w:rStyle w:val="Hiperhivatkozs"/>
@@ -2791,7 +2944,7 @@
                 <w:noProof/>
                 <w:webHidden/>
               </w:rPr>
-              <w:instrText xml:space="preserve"> PAGEREF _Toc227315411 \h </w:instrText>
+              <w:instrText xml:space="preserve"> PAGEREF _Toc227322858 \h </w:instrText>
             </w:r>
             <w:r>
               <w:rPr>
@@ -2811,7 +2964,7 @@
                 <w:noProof/>
                 <w:webHidden/>
               </w:rPr>
-              <w:t>11</w:t>
+              <w:t>13</w:t>
             </w:r>
             <w:r>
               <w:rPr>
@@ -2835,13 +2988,6 @@
     </w:sdt>
     <w:p>
       <w:pPr>
-        <w:rPr>
-          <w:rFonts w:ascii="Times New Roman" w:hAnsi="Times New Roman" w:cs="Times New Roman"/>
-        </w:rPr>
-      </w:pPr>
-    </w:p>
-    <w:p>
-      <w:pPr>
         <w:spacing w:before="100" w:beforeAutospacing="1" w:after="100" w:afterAutospacing="1" w:line="240" w:lineRule="auto"/>
         <w:outlineLvl w:val="1"/>
         <w:rPr>
@@ -2853,7 +2999,7 @@
           <w:lang w:eastAsia="hu-HU"/>
         </w:rPr>
       </w:pPr>
-      <w:bookmarkStart w:id="0" w:name="_Toc227315378"/>
+      <w:bookmarkStart w:id="0" w:name="_Toc227322825"/>
       <w:r>
         <w:rPr>
           <w:rFonts w:ascii="Times New Roman" w:eastAsia="Times New Roman" w:hAnsi="Times New Roman" w:cs="Times New Roman"/>
@@ -2884,27 +3030,7 @@
           <w:szCs w:val="24"/>
           <w:lang w:eastAsia="hu-HU"/>
         </w:rPr>
-        <w:t xml:space="preserve">A dokumentáció célja a </w:t>
-      </w:r>
-      <w:proofErr w:type="spellStart"/>
-      <w:r>
-        <w:rPr>
-          <w:rFonts w:ascii="Times New Roman" w:eastAsia="Times New Roman" w:hAnsi="Times New Roman" w:cs="Times New Roman"/>
-          <w:sz w:val="24"/>
-          <w:szCs w:val="24"/>
-          <w:lang w:eastAsia="hu-HU"/>
-        </w:rPr>
-        <w:t>MakettMester</w:t>
-      </w:r>
-      <w:proofErr w:type="spellEnd"/>
-      <w:r>
-        <w:rPr>
-          <w:rFonts w:ascii="Times New Roman" w:eastAsia="Times New Roman" w:hAnsi="Times New Roman" w:cs="Times New Roman"/>
-          <w:sz w:val="24"/>
-          <w:szCs w:val="24"/>
-          <w:lang w:eastAsia="hu-HU"/>
-        </w:rPr>
-        <w:t xml:space="preserve"> webalkalmazás működésének részletes ellenőrzése és a fejlesztés során felmerült hibák bemutatása. A tesztelés során a weboldal frontend és backend funkcióinak stabilitását, használhatóságát és hibakezelését vizsgáltuk.</w:t>
+        <w:t>A dokumentáció célja a MakettMester webalkalmazás működésének részletes ellenőrzése és a fejlesztés során felmerült hibák bemutatása. A tesztelés során a weboldal frontend és backend funkcióinak stabilitását, használhatóságát és hibakezelését vizsgáltuk.</w:t>
       </w:r>
     </w:p>
     <w:p>
@@ -2926,17 +3052,15 @@
         </w:rPr>
         <w:t xml:space="preserve">A vizsgálat célja annak megállapítása volt, hogy az alkalmazás megfelel-e a felhasználói és funkcionális követelményeknek, </w:t>
       </w:r>
-      <w:proofErr w:type="gramStart"/>
-      <w:r>
-        <w:rPr>
-          <w:rFonts w:ascii="Times New Roman" w:eastAsia="Times New Roman" w:hAnsi="Times New Roman" w:cs="Times New Roman"/>
-          <w:sz w:val="24"/>
-          <w:szCs w:val="24"/>
-          <w:lang w:eastAsia="hu-HU"/>
-        </w:rPr>
-        <w:t>valamint</w:t>
-      </w:r>
-      <w:proofErr w:type="gramEnd"/>
+      <w:r>
+        <w:rPr>
+          <w:rFonts w:ascii="Times New Roman" w:eastAsia="Times New Roman" w:hAnsi="Times New Roman" w:cs="Times New Roman"/>
+          <w:sz w:val="24"/>
+          <w:szCs w:val="24"/>
+          <w:lang w:eastAsia="hu-HU"/>
+        </w:rPr>
+        <w:t>valamint,</w:t>
+      </w:r>
       <w:r>
         <w:rPr>
           <w:rFonts w:ascii="Times New Roman" w:eastAsia="Times New Roman" w:hAnsi="Times New Roman" w:cs="Times New Roman"/>
@@ -2965,7 +3089,7 @@
           <w:lang w:eastAsia="hu-HU"/>
         </w:rPr>
         <w:pict w14:anchorId="22D74896">
-          <v:rect id="_x0000_i1133" style="width:0;height:1.5pt" o:hralign="center" o:hrstd="t" o:hr="t" fillcolor="#a0a0a0" stroked="f"/>
+          <v:rect id="_x0000_i1025" style="width:0;height:1.5pt" o:hralign="center" o:hrstd="t" o:hr="t" fillcolor="#a0a0a0" stroked="f"/>
         </w:pict>
       </w:r>
     </w:p>
@@ -2982,7 +3106,7 @@
           <w:lang w:eastAsia="hu-HU"/>
         </w:rPr>
       </w:pPr>
-      <w:bookmarkStart w:id="1" w:name="_Toc227315379"/>
+      <w:bookmarkStart w:id="1" w:name="_Toc227322826"/>
       <w:r>
         <w:rPr>
           <w:rFonts w:ascii="Times New Roman" w:eastAsia="Times New Roman" w:hAnsi="Times New Roman" w:cs="Times New Roman"/>
@@ -3225,7 +3349,7 @@
           <w:lang w:eastAsia="hu-HU"/>
         </w:rPr>
         <w:pict w14:anchorId="38086A93">
-          <v:rect id="_x0000_i1134" style="width:0;height:1.5pt" o:hralign="center" o:hrstd="t" o:hr="t" fillcolor="#a0a0a0" stroked="f"/>
+          <v:rect id="_x0000_i1026" style="width:0;height:1.5pt" o:hralign="center" o:hrstd="t" o:hr="t" fillcolor="#a0a0a0" stroked="f"/>
         </w:pict>
       </w:r>
     </w:p>
@@ -3242,7 +3366,7 @@
           <w:lang w:eastAsia="hu-HU"/>
         </w:rPr>
       </w:pPr>
-      <w:bookmarkStart w:id="2" w:name="_Toc227315380"/>
+      <w:bookmarkStart w:id="2" w:name="_Toc227322827"/>
       <w:r>
         <w:rPr>
           <w:rFonts w:ascii="Times New Roman" w:eastAsia="Times New Roman" w:hAnsi="Times New Roman" w:cs="Times New Roman"/>
@@ -3289,7 +3413,7 @@
           <w:lang w:eastAsia="hu-HU"/>
         </w:rPr>
       </w:pPr>
-      <w:bookmarkStart w:id="3" w:name="_Toc227315381"/>
+      <w:bookmarkStart w:id="3" w:name="_Toc227322828"/>
       <w:r>
         <w:rPr>
           <w:rFonts w:ascii="Times New Roman" w:eastAsia="Times New Roman" w:hAnsi="Times New Roman" w:cs="Times New Roman"/>
@@ -3491,7 +3615,7 @@
           <w:lang w:eastAsia="hu-HU"/>
         </w:rPr>
       </w:pPr>
-      <w:bookmarkStart w:id="4" w:name="_Toc227315382"/>
+      <w:bookmarkStart w:id="4" w:name="_Toc227322829"/>
       <w:r>
         <w:rPr>
           <w:rFonts w:ascii="Times New Roman" w:eastAsia="Times New Roman" w:hAnsi="Times New Roman" w:cs="Times New Roman"/>
@@ -3522,7 +3646,6 @@
           <w:szCs w:val="24"/>
           <w:lang w:eastAsia="hu-HU"/>
         </w:rPr>
-        <w:lastRenderedPageBreak/>
         <w:t>Az elrendezés, megjelenés és reszponzivitás ellenőrzése.</w:t>
       </w:r>
     </w:p>
@@ -3539,7 +3662,7 @@
           <w:lang w:eastAsia="hu-HU"/>
         </w:rPr>
       </w:pPr>
-      <w:bookmarkStart w:id="5" w:name="_Toc227315383"/>
+      <w:bookmarkStart w:id="5" w:name="_Toc227322830"/>
       <w:r>
         <w:rPr>
           <w:rFonts w:ascii="Times New Roman" w:eastAsia="Times New Roman" w:hAnsi="Times New Roman" w:cs="Times New Roman"/>
@@ -3586,7 +3709,7 @@
           <w:lang w:eastAsia="hu-HU"/>
         </w:rPr>
       </w:pPr>
-      <w:bookmarkStart w:id="6" w:name="_Toc227315384"/>
+      <w:bookmarkStart w:id="6" w:name="_Toc227322831"/>
       <w:r>
         <w:rPr>
           <w:rFonts w:ascii="Times New Roman" w:eastAsia="Times New Roman" w:hAnsi="Times New Roman" w:cs="Times New Roman"/>
@@ -3638,7 +3761,7 @@
           <w:lang w:eastAsia="hu-HU"/>
         </w:rPr>
         <w:pict w14:anchorId="35ED5934">
-          <v:rect id="_x0000_i1135" style="width:0;height:1.5pt" o:hralign="center" o:hrstd="t" o:hr="t" fillcolor="#a0a0a0" stroked="f"/>
+          <v:rect id="_x0000_i1027" style="width:0;height:1.5pt" o:hralign="center" o:hrstd="t" o:hr="t" fillcolor="#a0a0a0" stroked="f"/>
         </w:pict>
       </w:r>
     </w:p>
@@ -3655,7 +3778,7 @@
           <w:lang w:eastAsia="hu-HU"/>
         </w:rPr>
       </w:pPr>
-      <w:bookmarkStart w:id="7" w:name="_Toc227315385"/>
+      <w:bookmarkStart w:id="7" w:name="_Toc227322832"/>
       <w:r>
         <w:rPr>
           <w:rFonts w:ascii="Times New Roman" w:eastAsia="Times New Roman" w:hAnsi="Times New Roman" w:cs="Times New Roman"/>
@@ -3707,7 +3830,7 @@
           <w:lang w:eastAsia="hu-HU"/>
         </w:rPr>
         <w:pict w14:anchorId="6D83E486">
-          <v:rect id="_x0000_i1136" style="width:0;height:1.5pt" o:hralign="center" o:hrstd="t" o:hr="t" fillcolor="#a0a0a0" stroked="f"/>
+          <v:rect id="_x0000_i1028" style="width:0;height:1.5pt" o:hralign="center" o:hrstd="t" o:hr="t" fillcolor="#a0a0a0" stroked="f"/>
         </w:pict>
       </w:r>
     </w:p>
@@ -3724,7 +3847,7 @@
           <w:lang w:eastAsia="hu-HU"/>
         </w:rPr>
       </w:pPr>
-      <w:bookmarkStart w:id="8" w:name="_Toc227315386"/>
+      <w:bookmarkStart w:id="8" w:name="_Toc227322833"/>
       <w:r>
         <w:rPr>
           <w:rFonts w:ascii="Times New Roman" w:eastAsia="Times New Roman" w:hAnsi="Times New Roman" w:cs="Times New Roman"/>
@@ -3922,7 +4045,7 @@
           <w:lang w:eastAsia="hu-HU"/>
         </w:rPr>
         <w:pict w14:anchorId="77E2D134">
-          <v:rect id="_x0000_i1137" style="width:0;height:1.5pt" o:hralign="center" o:hrstd="t" o:hr="t" fillcolor="#a0a0a0" stroked="f"/>
+          <v:rect id="_x0000_i1029" style="width:0;height:1.5pt" o:hralign="center" o:hrstd="t" o:hr="t" fillcolor="#a0a0a0" stroked="f"/>
         </w:pict>
       </w:r>
     </w:p>
@@ -3939,7 +4062,7 @@
           <w:lang w:eastAsia="hu-HU"/>
         </w:rPr>
       </w:pPr>
-      <w:bookmarkStart w:id="9" w:name="_Toc227315387"/>
+      <w:bookmarkStart w:id="9" w:name="_Toc227322834"/>
       <w:r>
         <w:rPr>
           <w:rFonts w:ascii="Times New Roman" w:eastAsia="Times New Roman" w:hAnsi="Times New Roman" w:cs="Times New Roman"/>
@@ -4066,6 +4189,7 @@
           <w:szCs w:val="24"/>
           <w:lang w:eastAsia="hu-HU"/>
         </w:rPr>
+        <w:lastRenderedPageBreak/>
         <w:t>Építési naplók</w:t>
       </w:r>
     </w:p>
@@ -4158,7 +4282,6 @@
           <w:szCs w:val="24"/>
           <w:lang w:eastAsia="hu-HU"/>
         </w:rPr>
-        <w:lastRenderedPageBreak/>
         <w:t>URL változás</w:t>
       </w:r>
     </w:p>
@@ -4258,7 +4381,7 @@
           <w:lang w:eastAsia="hu-HU"/>
         </w:rPr>
         <w:pict w14:anchorId="5380A0B7">
-          <v:rect id="_x0000_i1138" style="width:0;height:1.5pt" o:hralign="center" o:hrstd="t" o:hr="t" fillcolor="#a0a0a0" stroked="f"/>
+          <v:rect id="_x0000_i1030" style="width:0;height:1.5pt" o:hralign="center" o:hrstd="t" o:hr="t" fillcolor="#a0a0a0" stroked="f"/>
         </w:pict>
       </w:r>
     </w:p>
@@ -4275,7 +4398,7 @@
           <w:lang w:eastAsia="hu-HU"/>
         </w:rPr>
       </w:pPr>
-      <w:bookmarkStart w:id="10" w:name="_Toc227315388"/>
+      <w:bookmarkStart w:id="10" w:name="_Toc227322835"/>
       <w:r>
         <w:rPr>
           <w:rFonts w:ascii="Times New Roman" w:eastAsia="Times New Roman" w:hAnsi="Times New Roman" w:cs="Times New Roman"/>
@@ -4477,7 +4600,7 @@
           <w:lang w:eastAsia="hu-HU"/>
         </w:rPr>
         <w:pict w14:anchorId="08A26AD2">
-          <v:rect id="_x0000_i1139" style="width:0;height:1.5pt" o:hralign="center" o:hrstd="t" o:hr="t" fillcolor="#a0a0a0" stroked="f"/>
+          <v:rect id="_x0000_i1031" style="width:0;height:1.5pt" o:hralign="center" o:hrstd="t" o:hr="t" fillcolor="#a0a0a0" stroked="f"/>
         </w:pict>
       </w:r>
     </w:p>
@@ -4494,7 +4617,7 @@
           <w:lang w:eastAsia="hu-HU"/>
         </w:rPr>
       </w:pPr>
-      <w:bookmarkStart w:id="11" w:name="_Toc227315389"/>
+      <w:bookmarkStart w:id="11" w:name="_Toc227322836"/>
       <w:r>
         <w:rPr>
           <w:rFonts w:ascii="Times New Roman" w:eastAsia="Times New Roman" w:hAnsi="Times New Roman" w:cs="Times New Roman"/>
@@ -4763,8 +4886,9 @@
           <w:szCs w:val="24"/>
           <w:lang w:eastAsia="hu-HU"/>
         </w:rPr>
+        <w:lastRenderedPageBreak/>
         <w:pict w14:anchorId="59E8A1B3">
-          <v:rect id="_x0000_i1140" style="width:0;height:1.5pt" o:hralign="center" o:hrstd="t" o:hr="t" fillcolor="#a0a0a0" stroked="f"/>
+          <v:rect id="_x0000_i1032" style="width:0;height:1.5pt" o:hralign="center" o:hrstd="t" o:hr="t" fillcolor="#a0a0a0" stroked="f"/>
         </w:pict>
       </w:r>
     </w:p>
@@ -4825,7 +4949,7 @@
           <w:lang w:eastAsia="hu-HU"/>
         </w:rPr>
       </w:pPr>
-      <w:bookmarkStart w:id="12" w:name="_Toc227315390"/>
+      <w:bookmarkStart w:id="12" w:name="_Toc227322837"/>
       <w:r>
         <w:rPr>
           <w:rFonts w:ascii="Times New Roman" w:eastAsia="Times New Roman" w:hAnsi="Times New Roman" w:cs="Times New Roman"/>
@@ -4856,7 +4980,6 @@
           <w:szCs w:val="24"/>
           <w:lang w:eastAsia="hu-HU"/>
         </w:rPr>
-        <w:lastRenderedPageBreak/>
         <w:t>A felhasználó új makettet tud feltölteni.</w:t>
       </w:r>
     </w:p>
@@ -5164,7 +5287,7 @@
           <w:lang w:eastAsia="hu-HU"/>
         </w:rPr>
         <w:pict w14:anchorId="4C903EB2">
-          <v:rect id="_x0000_i1141" style="width:0;height:1.5pt" o:hralign="center" o:hrstd="t" o:hr="t" fillcolor="#a0a0a0" stroked="f"/>
+          <v:rect id="_x0000_i1033" style="width:0;height:1.5pt" o:hralign="center" o:hrstd="t" o:hr="t" fillcolor="#a0a0a0" stroked="f"/>
         </w:pict>
       </w:r>
     </w:p>
@@ -5181,7 +5304,7 @@
           <w:lang w:eastAsia="hu-HU"/>
         </w:rPr>
       </w:pPr>
-      <w:bookmarkStart w:id="13" w:name="_Toc227315391"/>
+      <w:bookmarkStart w:id="13" w:name="_Toc227322838"/>
       <w:r>
         <w:rPr>
           <w:rFonts w:ascii="Times New Roman" w:eastAsia="Times New Roman" w:hAnsi="Times New Roman" w:cs="Times New Roman"/>
@@ -5379,7 +5502,7 @@
           <w:lang w:eastAsia="hu-HU"/>
         </w:rPr>
         <w:pict w14:anchorId="54C2175E">
-          <v:rect id="_x0000_i1142" style="width:0;height:1.5pt" o:hralign="center" o:hrstd="t" o:hr="t" fillcolor="#a0a0a0" stroked="f"/>
+          <v:rect id="_x0000_i1034" style="width:0;height:1.5pt" o:hralign="center" o:hrstd="t" o:hr="t" fillcolor="#a0a0a0" stroked="f"/>
         </w:pict>
       </w:r>
     </w:p>
@@ -5396,7 +5519,7 @@
           <w:lang w:eastAsia="hu-HU"/>
         </w:rPr>
       </w:pPr>
-      <w:bookmarkStart w:id="14" w:name="_Toc227315392"/>
+      <w:bookmarkStart w:id="14" w:name="_Toc227322839"/>
       <w:r>
         <w:rPr>
           <w:rFonts w:ascii="Times New Roman" w:eastAsia="Times New Roman" w:hAnsi="Times New Roman" w:cs="Times New Roman"/>
@@ -5427,6 +5550,7 @@
           <w:szCs w:val="24"/>
           <w:lang w:eastAsia="hu-HU"/>
         </w:rPr>
+        <w:lastRenderedPageBreak/>
         <w:t>A felhasználók maketteket menthetnek.</w:t>
       </w:r>
     </w:p>
@@ -5563,7 +5687,6 @@
           <w:szCs w:val="24"/>
           <w:lang w:eastAsia="hu-HU"/>
         </w:rPr>
-        <w:lastRenderedPageBreak/>
         <w:t>Eredmény:</w:t>
       </w:r>
       <w:r>
@@ -5595,7 +5718,7 @@
           <w:lang w:eastAsia="hu-HU"/>
         </w:rPr>
         <w:pict w14:anchorId="35074FC9">
-          <v:rect id="_x0000_i1143" style="width:0;height:1.5pt" o:hralign="center" o:hrstd="t" o:hr="t" fillcolor="#a0a0a0" stroked="f"/>
+          <v:rect id="_x0000_i1035" style="width:0;height:1.5pt" o:hralign="center" o:hrstd="t" o:hr="t" fillcolor="#a0a0a0" stroked="f"/>
         </w:pict>
       </w:r>
     </w:p>
@@ -5612,7 +5735,7 @@
           <w:lang w:eastAsia="hu-HU"/>
         </w:rPr>
       </w:pPr>
-      <w:bookmarkStart w:id="15" w:name="_Toc227315393"/>
+      <w:bookmarkStart w:id="15" w:name="_Toc227322840"/>
       <w:r>
         <w:rPr>
           <w:rFonts w:ascii="Times New Roman" w:eastAsia="Times New Roman" w:hAnsi="Times New Roman" w:cs="Times New Roman"/>
@@ -5834,7 +5957,7 @@
           <w:lang w:eastAsia="hu-HU"/>
         </w:rPr>
         <w:pict w14:anchorId="748C954D">
-          <v:rect id="_x0000_i1144" style="width:0;height:1.5pt" o:hralign="center" o:hrstd="t" o:hr="t" fillcolor="#a0a0a0" stroked="f"/>
+          <v:rect id="_x0000_i1036" style="width:0;height:1.5pt" o:hralign="center" o:hrstd="t" o:hr="t" fillcolor="#a0a0a0" stroked="f"/>
         </w:pict>
       </w:r>
     </w:p>
@@ -5851,7 +5974,7 @@
           <w:lang w:eastAsia="hu-HU"/>
         </w:rPr>
       </w:pPr>
-      <w:bookmarkStart w:id="16" w:name="_Toc227315394"/>
+      <w:bookmarkStart w:id="16" w:name="_Toc227322841"/>
       <w:r>
         <w:rPr>
           <w:rFonts w:ascii="Times New Roman" w:eastAsia="Times New Roman" w:hAnsi="Times New Roman" w:cs="Times New Roman"/>
@@ -6073,7 +6196,7 @@
           <w:lang w:eastAsia="hu-HU"/>
         </w:rPr>
         <w:pict w14:anchorId="5048AF85">
-          <v:rect id="_x0000_i1145" style="width:0;height:1.5pt" o:hralign="center" o:hrstd="t" o:hr="t" fillcolor="#a0a0a0" stroked="f"/>
+          <v:rect id="_x0000_i1037" style="width:0;height:1.5pt" o:hralign="center" o:hrstd="t" o:hr="t" fillcolor="#a0a0a0" stroked="f"/>
         </w:pict>
       </w:r>
     </w:p>
@@ -6090,7 +6213,7 @@
           <w:lang w:eastAsia="hu-HU"/>
         </w:rPr>
       </w:pPr>
-      <w:bookmarkStart w:id="17" w:name="_Toc227315395"/>
+      <w:bookmarkStart w:id="17" w:name="_Toc227322842"/>
       <w:r>
         <w:rPr>
           <w:rFonts w:ascii="Times New Roman" w:eastAsia="Times New Roman" w:hAnsi="Times New Roman" w:cs="Times New Roman"/>
@@ -6100,6 +6223,7 @@
           <w:szCs w:val="27"/>
           <w:lang w:eastAsia="hu-HU"/>
         </w:rPr>
+        <w:lastRenderedPageBreak/>
         <w:t>T10 – Jogosultság és admin funkciók</w:t>
       </w:r>
       <w:bookmarkEnd w:id="17"/>
@@ -6261,7 +6385,6 @@
           <w:szCs w:val="24"/>
           <w:lang w:eastAsia="hu-HU"/>
         </w:rPr>
-        <w:lastRenderedPageBreak/>
         <w:t>Normál felhasználó és admin különbségek</w:t>
       </w:r>
     </w:p>
@@ -6361,7 +6484,7 @@
           <w:lang w:eastAsia="hu-HU"/>
         </w:rPr>
         <w:pict w14:anchorId="0F826799">
-          <v:rect id="_x0000_i1146" style="width:0;height:1.5pt" o:hralign="center" o:hrstd="t" o:hr="t" fillcolor="#a0a0a0" stroked="f"/>
+          <v:rect id="_x0000_i1038" style="width:0;height:1.5pt" o:hralign="center" o:hrstd="t" o:hr="t" fillcolor="#a0a0a0" stroked="f"/>
         </w:pict>
       </w:r>
     </w:p>
@@ -6378,7 +6501,7 @@
           <w:lang w:eastAsia="hu-HU"/>
         </w:rPr>
       </w:pPr>
-      <w:bookmarkStart w:id="18" w:name="_Toc227315396"/>
+      <w:bookmarkStart w:id="18" w:name="_Toc227322843"/>
       <w:r>
         <w:rPr>
           <w:rFonts w:ascii="Times New Roman" w:eastAsia="Times New Roman" w:hAnsi="Times New Roman" w:cs="Times New Roman"/>
@@ -6532,7 +6655,7 @@
           <w:lang w:eastAsia="hu-HU"/>
         </w:rPr>
         <w:pict w14:anchorId="18CD09BD">
-          <v:rect id="_x0000_i1147" style="width:0;height:1.5pt" o:hralign="center" o:hrstd="t" o:hr="t" fillcolor="#a0a0a0" stroked="f"/>
+          <v:rect id="_x0000_i1039" style="width:0;height:1.5pt" o:hralign="center" o:hrstd="t" o:hr="t" fillcolor="#a0a0a0" stroked="f"/>
         </w:pict>
       </w:r>
     </w:p>
@@ -6549,7 +6672,7 @@
           <w:lang w:eastAsia="hu-HU"/>
         </w:rPr>
       </w:pPr>
-      <w:bookmarkStart w:id="19" w:name="_Toc227315397"/>
+      <w:bookmarkStart w:id="19" w:name="_Toc227322844"/>
       <w:r>
         <w:rPr>
           <w:rFonts w:ascii="Times New Roman" w:eastAsia="Times New Roman" w:hAnsi="Times New Roman" w:cs="Times New Roman"/>
@@ -6821,7 +6944,7 @@
           <w:lang w:eastAsia="hu-HU"/>
         </w:rPr>
       </w:pPr>
-      <w:bookmarkStart w:id="20" w:name="_Toc227315398"/>
+      <w:bookmarkStart w:id="20" w:name="_Toc227322845"/>
       <w:r>
         <w:rPr>
           <w:rFonts w:ascii="Times New Roman" w:eastAsia="Times New Roman" w:hAnsi="Times New Roman" w:cs="Times New Roman"/>
@@ -6879,7 +7002,7 @@
           <w:lang w:eastAsia="hu-HU"/>
         </w:rPr>
       </w:pPr>
-      <w:bookmarkStart w:id="21" w:name="_Toc227315399"/>
+      <w:bookmarkStart w:id="21" w:name="_Toc227322846"/>
       <w:r>
         <w:rPr>
           <w:rFonts w:ascii="Times New Roman" w:eastAsia="Times New Roman" w:hAnsi="Times New Roman" w:cs="Times New Roman"/>
@@ -6889,7 +7012,6 @@
           <w:szCs w:val="27"/>
           <w:lang w:eastAsia="hu-HU"/>
         </w:rPr>
-        <w:lastRenderedPageBreak/>
         <w:t>5.1 Jogosultsági hibák</w:t>
       </w:r>
       <w:bookmarkEnd w:id="21"/>
@@ -7095,7 +7217,7 @@
           <w:lang w:eastAsia="hu-HU"/>
         </w:rPr>
         <w:pict w14:anchorId="41B9799C">
-          <v:rect id="_x0000_i1148" style="width:0;height:1.5pt" o:hralign="center" o:hrstd="t" o:hr="t" fillcolor="#a0a0a0" stroked="f"/>
+          <v:rect id="_x0000_i1040" style="width:0;height:1.5pt" o:hralign="center" o:hrstd="t" o:hr="t" fillcolor="#a0a0a0" stroked="f"/>
         </w:pict>
       </w:r>
     </w:p>
@@ -7112,7 +7234,7 @@
           <w:lang w:eastAsia="hu-HU"/>
         </w:rPr>
       </w:pPr>
-      <w:bookmarkStart w:id="22" w:name="_Toc227315400"/>
+      <w:bookmarkStart w:id="22" w:name="_Toc227322847"/>
       <w:r>
         <w:rPr>
           <w:rFonts w:ascii="Times New Roman" w:eastAsia="Times New Roman" w:hAnsi="Times New Roman" w:cs="Times New Roman"/>
@@ -7234,7 +7356,7 @@
           <w:lang w:eastAsia="hu-HU"/>
         </w:rPr>
         <w:pict w14:anchorId="037B1B82">
-          <v:rect id="_x0000_i1149" style="width:0;height:1.5pt" o:hralign="center" o:hrstd="t" o:hr="t" fillcolor="#a0a0a0" stroked="f"/>
+          <v:rect id="_x0000_i1041" style="width:0;height:1.5pt" o:hralign="center" o:hrstd="t" o:hr="t" fillcolor="#a0a0a0" stroked="f"/>
         </w:pict>
       </w:r>
     </w:p>
@@ -7251,7 +7373,7 @@
           <w:lang w:eastAsia="hu-HU"/>
         </w:rPr>
       </w:pPr>
-      <w:bookmarkStart w:id="23" w:name="_Toc227315401"/>
+      <w:bookmarkStart w:id="23" w:name="_Toc227322848"/>
       <w:r>
         <w:rPr>
           <w:rFonts w:ascii="Times New Roman" w:eastAsia="Times New Roman" w:hAnsi="Times New Roman" w:cs="Times New Roman"/>
@@ -7287,6 +7409,7 @@
           <w:szCs w:val="24"/>
           <w:lang w:eastAsia="hu-HU"/>
         </w:rPr>
+        <w:lastRenderedPageBreak/>
         <w:t>Probléma:</w:t>
       </w:r>
     </w:p>
@@ -7418,7 +7541,7 @@
           <w:lang w:eastAsia="hu-HU"/>
         </w:rPr>
         <w:pict w14:anchorId="24DB08CB">
-          <v:rect id="_x0000_i1150" style="width:0;height:1.5pt" o:hralign="center" o:hrstd="t" o:hr="t" fillcolor="#a0a0a0" stroked="f"/>
+          <v:rect id="_x0000_i1042" style="width:0;height:1.5pt" o:hralign="center" o:hrstd="t" o:hr="t" fillcolor="#a0a0a0" stroked="f"/>
         </w:pict>
       </w:r>
     </w:p>
@@ -7435,7 +7558,7 @@
           <w:lang w:eastAsia="hu-HU"/>
         </w:rPr>
       </w:pPr>
-      <w:bookmarkStart w:id="24" w:name="_Toc227315402"/>
+      <w:bookmarkStart w:id="24" w:name="_Toc227322849"/>
       <w:r>
         <w:rPr>
           <w:rFonts w:ascii="Times New Roman" w:eastAsia="Times New Roman" w:hAnsi="Times New Roman" w:cs="Times New Roman"/>
@@ -7471,7 +7594,6 @@
           <w:szCs w:val="24"/>
           <w:lang w:eastAsia="hu-HU"/>
         </w:rPr>
-        <w:lastRenderedPageBreak/>
         <w:t>Hiba:</w:t>
       </w:r>
     </w:p>
@@ -7658,7 +7780,7 @@
           <w:lang w:eastAsia="hu-HU"/>
         </w:rPr>
         <w:pict w14:anchorId="01ED20ED">
-          <v:rect id="_x0000_i1151" style="width:0;height:1.5pt" o:hralign="center" o:hrstd="t" o:hr="t" fillcolor="#a0a0a0" stroked="f"/>
+          <v:rect id="_x0000_i1043" style="width:0;height:1.5pt" o:hralign="center" o:hrstd="t" o:hr="t" fillcolor="#a0a0a0" stroked="f"/>
         </w:pict>
       </w:r>
     </w:p>
@@ -7675,7 +7797,7 @@
           <w:lang w:eastAsia="hu-HU"/>
         </w:rPr>
       </w:pPr>
-      <w:bookmarkStart w:id="25" w:name="_Toc227315403"/>
+      <w:bookmarkStart w:id="25" w:name="_Toc227322850"/>
       <w:r>
         <w:rPr>
           <w:rFonts w:ascii="Times New Roman" w:eastAsia="Times New Roman" w:hAnsi="Times New Roman" w:cs="Times New Roman"/>
@@ -7821,6 +7943,7 @@
           <w:szCs w:val="24"/>
           <w:lang w:eastAsia="hu-HU"/>
         </w:rPr>
+        <w:lastRenderedPageBreak/>
         <w:t>Fix grid méret és egységes kártya design.</w:t>
       </w:r>
     </w:p>
@@ -7842,7 +7965,7 @@
           <w:lang w:eastAsia="hu-HU"/>
         </w:rPr>
         <w:pict w14:anchorId="0114DB06">
-          <v:rect id="_x0000_i1152" style="width:0;height:1.5pt" o:hralign="center" o:hrstd="t" o:hr="t" fillcolor="#a0a0a0" stroked="f"/>
+          <v:rect id="_x0000_i1044" style="width:0;height:1.5pt" o:hralign="center" o:hrstd="t" o:hr="t" fillcolor="#a0a0a0" stroked="f"/>
         </w:pict>
       </w:r>
     </w:p>
@@ -7859,7 +7982,7 @@
           <w:lang w:eastAsia="hu-HU"/>
         </w:rPr>
       </w:pPr>
-      <w:bookmarkStart w:id="26" w:name="_Toc227315404"/>
+      <w:bookmarkStart w:id="26" w:name="_Toc227322851"/>
       <w:r>
         <w:rPr>
           <w:rFonts w:ascii="Times New Roman" w:eastAsia="Times New Roman" w:hAnsi="Times New Roman" w:cs="Times New Roman"/>
@@ -8026,7 +8149,7 @@
           <w:lang w:eastAsia="hu-HU"/>
         </w:rPr>
         <w:pict w14:anchorId="18232E21">
-          <v:rect id="_x0000_i1153" style="width:0;height:1.5pt" o:hralign="center" o:hrstd="t" o:hr="t" fillcolor="#a0a0a0" stroked="f"/>
+          <v:rect id="_x0000_i1045" style="width:0;height:1.5pt" o:hralign="center" o:hrstd="t" o:hr="t" fillcolor="#a0a0a0" stroked="f"/>
         </w:pict>
       </w:r>
     </w:p>
@@ -8043,7 +8166,7 @@
           <w:lang w:eastAsia="hu-HU"/>
         </w:rPr>
       </w:pPr>
-      <w:bookmarkStart w:id="27" w:name="_Toc227315405"/>
+      <w:bookmarkStart w:id="27" w:name="_Toc227322852"/>
       <w:r>
         <w:rPr>
           <w:rFonts w:ascii="Times New Roman" w:eastAsia="Times New Roman" w:hAnsi="Times New Roman" w:cs="Times New Roman"/>
@@ -8053,7 +8176,6 @@
           <w:szCs w:val="27"/>
           <w:lang w:eastAsia="hu-HU"/>
         </w:rPr>
-        <w:lastRenderedPageBreak/>
         <w:t>5.7 Null referencia hiba</w:t>
       </w:r>
       <w:bookmarkEnd w:id="27"/>
@@ -8166,7 +8288,7 @@
           <w:lang w:eastAsia="hu-HU"/>
         </w:rPr>
         <w:pict w14:anchorId="18AD7443">
-          <v:rect id="_x0000_i1154" style="width:0;height:1.5pt" o:hralign="center" o:hrstd="t" o:hr="t" fillcolor="#a0a0a0" stroked="f"/>
+          <v:rect id="_x0000_i1046" style="width:0;height:1.5pt" o:hralign="center" o:hrstd="t" o:hr="t" fillcolor="#a0a0a0" stroked="f"/>
         </w:pict>
       </w:r>
     </w:p>
@@ -8183,7 +8305,7 @@
           <w:lang w:eastAsia="hu-HU"/>
         </w:rPr>
       </w:pPr>
-      <w:bookmarkStart w:id="28" w:name="_Toc227315406"/>
+      <w:bookmarkStart w:id="28" w:name="_Toc227322853"/>
       <w:r>
         <w:rPr>
           <w:rFonts w:ascii="Times New Roman" w:eastAsia="Times New Roman" w:hAnsi="Times New Roman" w:cs="Times New Roman"/>
@@ -8350,7 +8472,7 @@
           <w:lang w:eastAsia="hu-HU"/>
         </w:rPr>
         <w:pict w14:anchorId="5151F19B">
-          <v:rect id="_x0000_i1155" style="width:0;height:1.5pt" o:hralign="center" o:hrstd="t" o:hr="t" fillcolor="#a0a0a0" stroked="f"/>
+          <v:rect id="_x0000_i1047" style="width:0;height:1.5pt" o:hralign="center" o:hrstd="t" o:hr="t" fillcolor="#a0a0a0" stroked="f"/>
         </w:pict>
       </w:r>
     </w:p>
@@ -8367,7 +8489,7 @@
           <w:lang w:eastAsia="hu-HU"/>
         </w:rPr>
       </w:pPr>
-      <w:bookmarkStart w:id="29" w:name="_Toc227315407"/>
+      <w:bookmarkStart w:id="29" w:name="_Toc227322854"/>
       <w:r>
         <w:rPr>
           <w:rFonts w:ascii="Times New Roman" w:eastAsia="Times New Roman" w:hAnsi="Times New Roman" w:cs="Times New Roman"/>
@@ -8377,6 +8499,7 @@
           <w:szCs w:val="27"/>
           <w:lang w:eastAsia="hu-HU"/>
         </w:rPr>
+        <w:lastRenderedPageBreak/>
         <w:t>5.9 Adatbázis korlátozás</w:t>
       </w:r>
       <w:bookmarkEnd w:id="29"/>
@@ -8534,7 +8657,7 @@
           <w:lang w:eastAsia="hu-HU"/>
         </w:rPr>
         <w:pict w14:anchorId="4FAEAD57">
-          <v:rect id="_x0000_i1156" style="width:0;height:1.5pt" o:hralign="center" o:hrstd="t" o:hr="t" fillcolor="#a0a0a0" stroked="f"/>
+          <v:rect id="_x0000_i1048" style="width:0;height:1.5pt" o:hralign="center" o:hrstd="t" o:hr="t" fillcolor="#a0a0a0" stroked="f"/>
         </w:pict>
       </w:r>
     </w:p>
@@ -8551,7 +8674,7 @@
           <w:lang w:eastAsia="hu-HU"/>
         </w:rPr>
       </w:pPr>
-      <w:bookmarkStart w:id="30" w:name="_Toc227315408"/>
+      <w:bookmarkStart w:id="30" w:name="_Toc227322855"/>
       <w:r>
         <w:rPr>
           <w:rFonts w:ascii="Times New Roman" w:eastAsia="Times New Roman" w:hAnsi="Times New Roman" w:cs="Times New Roman"/>
@@ -8632,7 +8755,6 @@
           <w:szCs w:val="24"/>
           <w:lang w:eastAsia="hu-HU"/>
         </w:rPr>
-        <w:lastRenderedPageBreak/>
         <w:t>Megoldás:</w:t>
       </w:r>
     </w:p>
@@ -8674,7 +8796,7 @@
           <w:lang w:eastAsia="hu-HU"/>
         </w:rPr>
         <w:pict w14:anchorId="7B3CD372">
-          <v:rect id="_x0000_i1157" style="width:0;height:1.5pt" o:hralign="center" o:hrstd="t" o:hr="t" fillcolor="#a0a0a0" stroked="f"/>
+          <v:rect id="_x0000_i1049" style="width:0;height:1.5pt" o:hralign="center" o:hrstd="t" o:hr="t" fillcolor="#a0a0a0" stroked="f"/>
         </w:pict>
       </w:r>
     </w:p>
@@ -8691,7 +8813,7 @@
           <w:lang w:eastAsia="hu-HU"/>
         </w:rPr>
       </w:pPr>
-      <w:bookmarkStart w:id="31" w:name="_Toc227315409"/>
+      <w:bookmarkStart w:id="31" w:name="_Toc227322856"/>
       <w:r>
         <w:rPr>
           <w:rFonts w:ascii="Times New Roman" w:eastAsia="Times New Roman" w:hAnsi="Times New Roman" w:cs="Times New Roman"/>
@@ -8813,7 +8935,7 @@
           <w:lang w:eastAsia="hu-HU"/>
         </w:rPr>
         <w:pict w14:anchorId="6788AB61">
-          <v:rect id="_x0000_i1158" style="width:0;height:1.5pt" o:hralign="center" o:hrstd="t" o:hr="t" fillcolor="#a0a0a0" stroked="f"/>
+          <v:rect id="_x0000_i1050" style="width:0;height:1.5pt" o:hralign="center" o:hrstd="t" o:hr="t" fillcolor="#a0a0a0" stroked="f"/>
         </w:pict>
       </w:r>
     </w:p>
@@ -8830,7 +8952,7 @@
           <w:lang w:eastAsia="hu-HU"/>
         </w:rPr>
       </w:pPr>
-      <w:bookmarkStart w:id="32" w:name="_Toc227315410"/>
+      <w:bookmarkStart w:id="32" w:name="_Toc227322857"/>
       <w:r>
         <w:rPr>
           <w:rFonts w:ascii="Times New Roman" w:eastAsia="Times New Roman" w:hAnsi="Times New Roman" w:cs="Times New Roman"/>
@@ -8933,6 +9055,7 @@
           <w:szCs w:val="24"/>
           <w:lang w:eastAsia="hu-HU"/>
         </w:rPr>
+        <w:lastRenderedPageBreak/>
         <w:t>Megoldás:</w:t>
       </w:r>
       <w:r>
@@ -8964,7 +9087,7 @@
           <w:lang w:eastAsia="hu-HU"/>
         </w:rPr>
         <w:pict w14:anchorId="0123A8E5">
-          <v:rect id="_x0000_i1159" style="width:0;height:1.5pt" o:hralign="center" o:hrstd="t" o:hr="t" fillcolor="#a0a0a0" stroked="f"/>
+          <v:rect id="_x0000_i1051" style="width:0;height:1.5pt" o:hralign="center" o:hrstd="t" o:hr="t" fillcolor="#a0a0a0" stroked="f"/>
         </w:pict>
       </w:r>
     </w:p>
@@ -8981,7 +9104,7 @@
           <w:lang w:eastAsia="hu-HU"/>
         </w:rPr>
       </w:pPr>
-      <w:bookmarkStart w:id="33" w:name="_Toc227315411"/>
+      <w:bookmarkStart w:id="33" w:name="_Toc227322858"/>
       <w:r>
         <w:rPr>
           <w:rFonts w:ascii="Times New Roman" w:eastAsia="Times New Roman" w:hAnsi="Times New Roman" w:cs="Times New Roman"/>
@@ -9100,7 +9223,6 @@
         <w:rPr>
           <w:rFonts w:ascii="Times New Roman" w:hAnsi="Times New Roman" w:cs="Times New Roman"/>
         </w:rPr>
-        <w:lastRenderedPageBreak/>
         <w:t>Ok:</w:t>
       </w:r>
       <w:r>
@@ -9292,6 +9414,7 @@
         <w:rPr>
           <w:rFonts w:ascii="Times New Roman" w:hAnsi="Times New Roman" w:cs="Times New Roman"/>
         </w:rPr>
+        <w:lastRenderedPageBreak/>
         <w:t>Probléma:</w:t>
       </w:r>
       <w:r>
@@ -9494,7 +9617,6 @@
         <w:rPr>
           <w:rFonts w:ascii="Times New Roman" w:hAnsi="Times New Roman" w:cs="Times New Roman"/>
         </w:rPr>
-        <w:lastRenderedPageBreak/>
         <w:t>Probléma:</w:t>
       </w:r>
       <w:r>
@@ -9526,6 +9648,8 @@
       </w:r>
     </w:p>
     <w:sectPr>
+      <w:headerReference w:type="default" r:id="rId9"/>
+      <w:footerReference w:type="default" r:id="rId10"/>
       <w:pgSz w:w="11906" w:h="16838"/>
       <w:pgMar w:top="1417" w:right="1417" w:bottom="1417" w:left="1417" w:header="708" w:footer="708" w:gutter="0"/>
       <w:cols w:space="708"/>
@@ -9535,8 +9659,160 @@
 </w:document>
 </file>
 
+<file path=word/endnotes.xml><?xml version="1.0" encoding="utf-8"?>
+<w:endnotes xmlns:wpc="http://schemas.microsoft.com/office/word/2010/wordprocessingCanvas" xmlns:cx="http://schemas.microsoft.com/office/drawing/2014/chartex" xmlns:cx1="http://schemas.microsoft.com/office/drawing/2015/9/8/chartex" xmlns:cx2="http://schemas.microsoft.com/office/drawing/2015/10/21/chartex" xmlns:cx3="http://schemas.microsoft.com/office/drawing/2016/5/9/chartex" xmlns:cx4="http://schemas.microsoft.com/office/drawing/2016/5/10/chartex" xmlns:cx5="http://schemas.microsoft.com/office/drawing/2016/5/11/chartex" xmlns:cx6="http://schemas.microsoft.com/office/drawing/2016/5/12/chartex" xmlns:cx7="http://schemas.microsoft.com/office/drawing/2016/5/13/chartex" xmlns:cx8="http://schemas.microsoft.com/office/drawing/2016/5/14/chartex" xmlns:mc="http://schemas.openxmlformats.org/markup-compatibility/2006" xmlns:aink="http://schemas.microsoft.com/office/drawing/2016/ink" xmlns:am3d="http://schemas.microsoft.com/office/drawing/2017/model3d" xmlns:o="urn:schemas-microsoft-com:office:office" xmlns:oel="http://schemas.microsoft.com/office/2019/extlst" xmlns:r="http://schemas.openxmlformats.org/officeDocument/2006/relationships" xmlns:m="http://schemas.openxmlformats.org/officeDocument/2006/math" xmlns:v="urn:schemas-microsoft-com:vml" xmlns:wp14="http://schemas.microsoft.com/office/word/2010/wordprocessingDrawing" xmlns:wp="http://schemas.openxmlformats.org/drawingml/2006/wordprocessingDrawing" xmlns:w10="urn:schemas-microsoft-com:office:word" xmlns:w="http://schemas.openxmlformats.org/wordprocessingml/2006/main" xmlns:w14="http://schemas.microsoft.com/office/word/2010/wordml" xmlns:w15="http://schemas.microsoft.com/office/word/2012/wordml" xmlns:w16cex="http://schemas.microsoft.com/office/word/2018/wordml/cex" xmlns:w16cid="http://schemas.microsoft.com/office/word/2016/wordml/cid" xmlns:w16="http://schemas.microsoft.com/office/word/2018/wordml" xmlns:w16du="http://schemas.microsoft.com/office/word/2023/wordml/word16du" xmlns:w16sdtdh="http://schemas.microsoft.com/office/word/2020/wordml/sdtdatahash" xmlns:w16sdtfl="http://schemas.microsoft.com/office/word/2024/wordml/sdtformatlock" xmlns:w16se="http://schemas.microsoft.com/office/word/2015/wordml/symex" xmlns:wpg="http://schemas.microsoft.com/office/word/2010/wordprocessingGroup" xmlns:wpi="http://schemas.microsoft.com/office/word/2010/wordprocessingInk" xmlns:wne="http://schemas.microsoft.com/office/word/2006/wordml" xmlns:wps="http://schemas.microsoft.com/office/word/2010/wordprocessingShape" mc:Ignorable="w14 w15 w16se w16cid w16 w16cex w16sdtdh w16sdtfl w16du wp14">
+  <w:endnote w:type="separator" w:id="-1">
+    <w:p>
+      <w:pPr>
+        <w:spacing w:after="0" w:line="240" w:lineRule="auto"/>
+      </w:pPr>
+      <w:r>
+        <w:separator/>
+      </w:r>
+    </w:p>
+  </w:endnote>
+  <w:endnote w:type="continuationSeparator" w:id="0">
+    <w:p>
+      <w:pPr>
+        <w:spacing w:after="0" w:line="240" w:lineRule="auto"/>
+      </w:pPr>
+      <w:r>
+        <w:continuationSeparator/>
+      </w:r>
+    </w:p>
+  </w:endnote>
+</w:endnotes>
+</file>
+
+<file path=word/footer1.xml><?xml version="1.0" encoding="utf-8"?>
+<w:ftr xmlns:wpc="http://schemas.microsoft.com/office/word/2010/wordprocessingCanvas" xmlns:cx="http://schemas.microsoft.com/office/drawing/2014/chartex" xmlns:cx1="http://schemas.microsoft.com/office/drawing/2015/9/8/chartex" xmlns:cx2="http://schemas.microsoft.com/office/drawing/2015/10/21/chartex" xmlns:cx3="http://schemas.microsoft.com/office/drawing/2016/5/9/chartex" xmlns:cx4="http://schemas.microsoft.com/office/drawing/2016/5/10/chartex" xmlns:cx5="http://schemas.microsoft.com/office/drawing/2016/5/11/chartex" xmlns:cx6="http://schemas.microsoft.com/office/drawing/2016/5/12/chartex" xmlns:cx7="http://schemas.microsoft.com/office/drawing/2016/5/13/chartex" xmlns:cx8="http://schemas.microsoft.com/office/drawing/2016/5/14/chartex" xmlns:mc="http://schemas.openxmlformats.org/markup-compatibility/2006" xmlns:aink="http://schemas.microsoft.com/office/drawing/2016/ink" xmlns:am3d="http://schemas.microsoft.com/office/drawing/2017/model3d" xmlns:o="urn:schemas-microsoft-com:office:office" xmlns:oel="http://schemas.microsoft.com/office/2019/extlst" xmlns:r="http://schemas.openxmlformats.org/officeDocument/2006/relationships" xmlns:m="http://schemas.openxmlformats.org/officeDocument/2006/math" xmlns:v="urn:schemas-microsoft-com:vml" xmlns:wp14="http://schemas.microsoft.com/office/word/2010/wordprocessingDrawing" xmlns:wp="http://schemas.openxmlformats.org/drawingml/2006/wordprocessingDrawing" xmlns:w10="urn:schemas-microsoft-com:office:word" xmlns:w="http://schemas.openxmlformats.org/wordprocessingml/2006/main" xmlns:w14="http://schemas.microsoft.com/office/word/2010/wordml" xmlns:w15="http://schemas.microsoft.com/office/word/2012/wordml" xmlns:w16cex="http://schemas.microsoft.com/office/word/2018/wordml/cex" xmlns:w16cid="http://schemas.microsoft.com/office/word/2016/wordml/cid" xmlns:w16="http://schemas.microsoft.com/office/word/2018/wordml" xmlns:w16du="http://schemas.microsoft.com/office/word/2023/wordml/word16du" xmlns:w16sdtdh="http://schemas.microsoft.com/office/word/2020/wordml/sdtdatahash" xmlns:w16sdtfl="http://schemas.microsoft.com/office/word/2024/wordml/sdtformatlock" xmlns:w16se="http://schemas.microsoft.com/office/word/2015/wordml/symex" xmlns:wpg="http://schemas.microsoft.com/office/word/2010/wordprocessingGroup" xmlns:wpi="http://schemas.microsoft.com/office/word/2010/wordprocessingInk" xmlns:wne="http://schemas.microsoft.com/office/word/2006/wordml" xmlns:wps="http://schemas.microsoft.com/office/word/2010/wordprocessingShape" mc:Ignorable="w14 w15 w16se w16cid w16 w16cex w16sdtdh w16sdtfl w16du wp14">
+  <w:sdt>
+    <w:sdtPr>
+      <w:id w:val="-946769238"/>
+      <w:docPartObj>
+        <w:docPartGallery w:val="Page Numbers (Bottom of Page)"/>
+        <w:docPartUnique/>
+      </w:docPartObj>
+    </w:sdtPr>
+    <w:sdtContent>
+      <w:p>
+        <w:pPr>
+          <w:pStyle w:val="llb"/>
+          <w:jc w:val="right"/>
+        </w:pPr>
+        <w:r>
+          <w:fldChar w:fldCharType="begin"/>
+        </w:r>
+        <w:r>
+          <w:instrText>PAGE   \* MERGEFORMAT</w:instrText>
+        </w:r>
+        <w:r>
+          <w:fldChar w:fldCharType="separate"/>
+        </w:r>
+        <w:r>
+          <w:t>2</w:t>
+        </w:r>
+        <w:r>
+          <w:fldChar w:fldCharType="end"/>
+        </w:r>
+      </w:p>
+    </w:sdtContent>
+  </w:sdt>
+  <w:p>
+    <w:pPr>
+      <w:pStyle w:val="llb"/>
+    </w:pPr>
+    <w:r>
+      <w:fldChar w:fldCharType="begin"/>
+    </w:r>
+    <w:r>
+      <w:instrText xml:space="preserve"> TIME \@ "yyyy. MM. dd." </w:instrText>
+    </w:r>
+    <w:r>
+      <w:fldChar w:fldCharType="separate"/>
+    </w:r>
+    <w:r>
+      <w:rPr>
+        <w:noProof/>
+      </w:rPr>
+      <w:t>2026. 04. 17.</w:t>
+    </w:r>
+    <w:r>
+      <w:fldChar w:fldCharType="end"/>
+    </w:r>
+  </w:p>
+</w:ftr>
+</file>
+
+<file path=word/footnotes.xml><?xml version="1.0" encoding="utf-8"?>
+<w:footnotes xmlns:wpc="http://schemas.microsoft.com/office/word/2010/wordprocessingCanvas" xmlns:cx="http://schemas.microsoft.com/office/drawing/2014/chartex" xmlns:cx1="http://schemas.microsoft.com/office/drawing/2015/9/8/chartex" xmlns:cx2="http://schemas.microsoft.com/office/drawing/2015/10/21/chartex" xmlns:cx3="http://schemas.microsoft.com/office/drawing/2016/5/9/chartex" xmlns:cx4="http://schemas.microsoft.com/office/drawing/2016/5/10/chartex" xmlns:cx5="http://schemas.microsoft.com/office/drawing/2016/5/11/chartex" xmlns:cx6="http://schemas.microsoft.com/office/drawing/2016/5/12/chartex" xmlns:cx7="http://schemas.microsoft.com/office/drawing/2016/5/13/chartex" xmlns:cx8="http://schemas.microsoft.com/office/drawing/2016/5/14/chartex" xmlns:mc="http://schemas.openxmlformats.org/markup-compatibility/2006" xmlns:aink="http://schemas.microsoft.com/office/drawing/2016/ink" xmlns:am3d="http://schemas.microsoft.com/office/drawing/2017/model3d" xmlns:o="urn:schemas-microsoft-com:office:office" xmlns:oel="http://schemas.microsoft.com/office/2019/extlst" xmlns:r="http://schemas.openxmlformats.org/officeDocument/2006/relationships" xmlns:m="http://schemas.openxmlformats.org/officeDocument/2006/math" xmlns:v="urn:schemas-microsoft-com:vml" xmlns:wp14="http://schemas.microsoft.com/office/word/2010/wordprocessingDrawing" xmlns:wp="http://schemas.openxmlformats.org/drawingml/2006/wordprocessingDrawing" xmlns:w10="urn:schemas-microsoft-com:office:word" xmlns:w="http://schemas.openxmlformats.org/wordprocessingml/2006/main" xmlns:w14="http://schemas.microsoft.com/office/word/2010/wordml" xmlns:w15="http://schemas.microsoft.com/office/word/2012/wordml" xmlns:w16cex="http://schemas.microsoft.com/office/word/2018/wordml/cex" xmlns:w16cid="http://schemas.microsoft.com/office/word/2016/wordml/cid" xmlns:w16="http://schemas.microsoft.com/office/word/2018/wordml" xmlns:w16du="http://schemas.microsoft.com/office/word/2023/wordml/word16du" xmlns:w16sdtdh="http://schemas.microsoft.com/office/word/2020/wordml/sdtdatahash" xmlns:w16sdtfl="http://schemas.microsoft.com/office/word/2024/wordml/sdtformatlock" xmlns:w16se="http://schemas.microsoft.com/office/word/2015/wordml/symex" xmlns:wpg="http://schemas.microsoft.com/office/word/2010/wordprocessingGroup" xmlns:wpi="http://schemas.microsoft.com/office/word/2010/wordprocessingInk" xmlns:wne="http://schemas.microsoft.com/office/word/2006/wordml" xmlns:wps="http://schemas.microsoft.com/office/word/2010/wordprocessingShape" mc:Ignorable="w14 w15 w16se w16cid w16 w16cex w16sdtdh w16sdtfl w16du wp14">
+  <w:footnote w:type="separator" w:id="-1">
+    <w:p>
+      <w:pPr>
+        <w:spacing w:after="0" w:line="240" w:lineRule="auto"/>
+      </w:pPr>
+      <w:r>
+        <w:separator/>
+      </w:r>
+    </w:p>
+  </w:footnote>
+  <w:footnote w:type="continuationSeparator" w:id="0">
+    <w:p>
+      <w:pPr>
+        <w:spacing w:after="0" w:line="240" w:lineRule="auto"/>
+      </w:pPr>
+      <w:r>
+        <w:continuationSeparator/>
+      </w:r>
+    </w:p>
+  </w:footnote>
+</w:footnotes>
+</file>
+
+<file path=word/header1.xml><?xml version="1.0" encoding="utf-8"?>
+<w:hdr xmlns:wpc="http://schemas.microsoft.com/office/word/2010/wordprocessingCanvas" xmlns:cx="http://schemas.microsoft.com/office/drawing/2014/chartex" xmlns:cx1="http://schemas.microsoft.com/office/drawing/2015/9/8/chartex" xmlns:cx2="http://schemas.microsoft.com/office/drawing/2015/10/21/chartex" xmlns:cx3="http://schemas.microsoft.com/office/drawing/2016/5/9/chartex" xmlns:cx4="http://schemas.microsoft.com/office/drawing/2016/5/10/chartex" xmlns:cx5="http://schemas.microsoft.com/office/drawing/2016/5/11/chartex" xmlns:cx6="http://schemas.microsoft.com/office/drawing/2016/5/12/chartex" xmlns:cx7="http://schemas.microsoft.com/office/drawing/2016/5/13/chartex" xmlns:cx8="http://schemas.microsoft.com/office/drawing/2016/5/14/chartex" xmlns:mc="http://schemas.openxmlformats.org/markup-compatibility/2006" xmlns:aink="http://schemas.microsoft.com/office/drawing/2016/ink" xmlns:am3d="http://schemas.microsoft.com/office/drawing/2017/model3d" xmlns:o="urn:schemas-microsoft-com:office:office" xmlns:oel="http://schemas.microsoft.com/office/2019/extlst" xmlns:r="http://schemas.openxmlformats.org/officeDocument/2006/relationships" xmlns:m="http://schemas.openxmlformats.org/officeDocument/2006/math" xmlns:v="urn:schemas-microsoft-com:vml" xmlns:wp14="http://schemas.microsoft.com/office/word/2010/wordprocessingDrawing" xmlns:wp="http://schemas.openxmlformats.org/drawingml/2006/wordprocessingDrawing" xmlns:w10="urn:schemas-microsoft-com:office:word" xmlns:w="http://schemas.openxmlformats.org/wordprocessingml/2006/main" xmlns:w14="http://schemas.microsoft.com/office/word/2010/wordml" xmlns:w15="http://schemas.microsoft.com/office/word/2012/wordml" xmlns:w16cex="http://schemas.microsoft.com/office/word/2018/wordml/cex" xmlns:w16cid="http://schemas.microsoft.com/office/word/2016/wordml/cid" xmlns:w16="http://schemas.microsoft.com/office/word/2018/wordml" xmlns:w16du="http://schemas.microsoft.com/office/word/2023/wordml/word16du" xmlns:w16sdtdh="http://schemas.microsoft.com/office/word/2020/wordml/sdtdatahash" xmlns:w16sdtfl="http://schemas.microsoft.com/office/word/2024/wordml/sdtformatlock" xmlns:w16se="http://schemas.microsoft.com/office/word/2015/wordml/symex" xmlns:wpg="http://schemas.microsoft.com/office/word/2010/wordprocessingGroup" xmlns:wpi="http://schemas.microsoft.com/office/word/2010/wordprocessingInk" xmlns:wne="http://schemas.microsoft.com/office/word/2006/wordml" xmlns:wps="http://schemas.microsoft.com/office/word/2010/wordprocessingShape" mc:Ignorable="w14 w15 w16se w16cid w16 w16cex w16sdtdh w16sdtfl w16du wp14">
+  <w:p>
+    <w:pPr>
+      <w:pStyle w:val="lfej"/>
+    </w:pPr>
+    <w:r>
+      <w:t>MakettMester</w:t>
+    </w:r>
+  </w:p>
+  <w:p>
+    <w:pPr>
+      <w:pStyle w:val="lfej"/>
+    </w:pPr>
+  </w:p>
+  <w:p>
+    <w:pPr>
+      <w:pStyle w:val="lfej"/>
+    </w:pPr>
+  </w:p>
+  <w:p>
+    <w:pPr>
+      <w:pStyle w:val="lfej"/>
+    </w:pPr>
+  </w:p>
+  <w:p>
+    <w:pPr>
+      <w:pStyle w:val="lfej"/>
+      <w:tabs>
+        <w:tab w:val="clear" w:pos="4536"/>
+        <w:tab w:val="clear" w:pos="9072"/>
+        <w:tab w:val="left" w:pos="8130"/>
+      </w:tabs>
+      <w:jc w:val="right"/>
+    </w:pPr>
+    <w:r>
+      <w:t>Claus Patrik, Hohn Márton, Szabados Bendegúz Henrik</w:t>
+    </w:r>
+  </w:p>
+</w:hdr>
+</file>
+
 <file path=word/numbering.xml><?xml version="1.0" encoding="utf-8"?>
-<w:numbering xmlns:wpc="http://schemas.microsoft.com/office/word/2010/wordprocessingCanvas" xmlns:cx="http://schemas.microsoft.com/office/drawing/2014/chartex" xmlns:cx1="http://schemas.microsoft.com/office/drawing/2015/9/8/chartex" xmlns:cx2="http://schemas.microsoft.com/office/drawing/2015/10/21/chartex" xmlns:cx3="http://schemas.microsoft.com/office/drawing/2016/5/9/chartex" xmlns:cx4="http://schemas.microsoft.com/office/drawing/2016/5/10/chartex" xmlns:cx5="http://schemas.microsoft.com/office/drawing/2016/5/11/chartex" xmlns:cx6="http://schemas.microsoft.com/office/drawing/2016/5/12/chartex" xmlns:cx7="http://schemas.microsoft.com/office/drawing/2016/5/13/chartex" xmlns:cx8="http://schemas.microsoft.com/office/drawing/2016/5/14/chartex" xmlns:mc="http://schemas.openxmlformats.org/markup-compatibility/2006" xmlns:aink="http://schemas.microsoft.com/office/drawing/2016/ink" xmlns:am3d="http://schemas.microsoft.com/office/drawing/2017/model3d" xmlns:o="urn:schemas-microsoft-com:office:office" xmlns:r="http://schemas.openxmlformats.org/officeDocument/2006/relationships" xmlns:m="http://schemas.openxmlformats.org/officeDocument/2006/math" xmlns:v="urn:schemas-microsoft-com:vml" xmlns:wp14="http://schemas.microsoft.com/office/word/2010/wordprocessingDrawing" xmlns:wp="http://schemas.openxmlformats.org/drawingml/2006/wordprocessingDrawing" xmlns:w10="urn:schemas-microsoft-com:office:word" xmlns:w="http://schemas.openxmlformats.org/wordprocessingml/2006/main" xmlns:w14="http://schemas.microsoft.com/office/word/2010/wordml" xmlns:w15="http://schemas.microsoft.com/office/word/2012/wordml" xmlns:w16cex="http://schemas.microsoft.com/office/word/2018/wordml/cex" xmlns:w16cid="http://schemas.microsoft.com/office/word/2016/wordml/cid" xmlns:w16="http://schemas.microsoft.com/office/word/2018/wordml" xmlns:w16sdtdh="http://schemas.microsoft.com/office/word/2020/wordml/sdtdatahash" xmlns:w16se="http://schemas.microsoft.com/office/word/2015/wordml/symex" xmlns:wpg="http://schemas.microsoft.com/office/word/2010/wordprocessingGroup" xmlns:wpi="http://schemas.microsoft.com/office/word/2010/wordprocessingInk" xmlns:wne="http://schemas.microsoft.com/office/word/2006/wordml" xmlns:wps="http://schemas.microsoft.com/office/word/2010/wordprocessingShape" mc:Ignorable="w14 w15 w16se w16cid w16 w16cex w16sdtdh wp14">
+<w:numbering xmlns:wpc="http://schemas.microsoft.com/office/word/2010/wordprocessingCanvas" xmlns:cx="http://schemas.microsoft.com/office/drawing/2014/chartex" xmlns:cx1="http://schemas.microsoft.com/office/drawing/2015/9/8/chartex" xmlns:cx2="http://schemas.microsoft.com/office/drawing/2015/10/21/chartex" xmlns:cx3="http://schemas.microsoft.com/office/drawing/2016/5/9/chartex" xmlns:cx4="http://schemas.microsoft.com/office/drawing/2016/5/10/chartex" xmlns:cx5="http://schemas.microsoft.com/office/drawing/2016/5/11/chartex" xmlns:cx6="http://schemas.microsoft.com/office/drawing/2016/5/12/chartex" xmlns:cx7="http://schemas.microsoft.com/office/drawing/2016/5/13/chartex" xmlns:cx8="http://schemas.microsoft.com/office/drawing/2016/5/14/chartex" xmlns:mc="http://schemas.openxmlformats.org/markup-compatibility/2006" xmlns:aink="http://schemas.microsoft.com/office/drawing/2016/ink" xmlns:am3d="http://schemas.microsoft.com/office/drawing/2017/model3d" xmlns:o="urn:schemas-microsoft-com:office:office" xmlns:oel="http://schemas.microsoft.com/office/2019/extlst" xmlns:r="http://schemas.openxmlformats.org/officeDocument/2006/relationships" xmlns:m="http://schemas.openxmlformats.org/officeDocument/2006/math" xmlns:v="urn:schemas-microsoft-com:vml" xmlns:wp14="http://schemas.microsoft.com/office/word/2010/wordprocessingDrawing" xmlns:wp="http://schemas.openxmlformats.org/drawingml/2006/wordprocessingDrawing" xmlns:w10="urn:schemas-microsoft-com:office:word" xmlns:w="http://schemas.openxmlformats.org/wordprocessingml/2006/main" xmlns:w14="http://schemas.microsoft.com/office/word/2010/wordml" xmlns:w15="http://schemas.microsoft.com/office/word/2012/wordml" xmlns:w16cex="http://schemas.microsoft.com/office/word/2018/wordml/cex" xmlns:w16cid="http://schemas.microsoft.com/office/word/2016/wordml/cid" xmlns:w16="http://schemas.microsoft.com/office/word/2018/wordml" xmlns:w16du="http://schemas.microsoft.com/office/word/2023/wordml/word16du" xmlns:w16sdtdh="http://schemas.microsoft.com/office/word/2020/wordml/sdtdatahash" xmlns:w16sdtfl="http://schemas.microsoft.com/office/word/2024/wordml/sdtformatlock" xmlns:w16se="http://schemas.microsoft.com/office/word/2015/wordml/symex" xmlns:wpg="http://schemas.microsoft.com/office/word/2010/wordprocessingGroup" xmlns:wpi="http://schemas.microsoft.com/office/word/2010/wordprocessingInk" xmlns:wne="http://schemas.microsoft.com/office/word/2006/wordml" xmlns:wps="http://schemas.microsoft.com/office/word/2010/wordprocessingShape" mc:Ignorable="w14 w15 w16se w16cid w16 w16cex w16sdtdh w16sdtfl w16du wp14">
   <w:abstractNum w:abstractNumId="0" w15:restartNumberingAfterBreak="0">
     <w:nsid w:val="00E03CAD"/>
     <w:multiLevelType w:val="multilevel"/>
@@ -12517,71 +12793,71 @@
       </w:rPr>
     </w:lvl>
   </w:abstractNum>
-  <w:num w:numId="1">
+  <w:num w:numId="1" w16cid:durableId="2083480097">
     <w:abstractNumId w:val="17"/>
   </w:num>
-  <w:num w:numId="2">
+  <w:num w:numId="2" w16cid:durableId="1676104439">
     <w:abstractNumId w:val="8"/>
   </w:num>
-  <w:num w:numId="3">
+  <w:num w:numId="3" w16cid:durableId="1183201242">
     <w:abstractNumId w:val="13"/>
   </w:num>
-  <w:num w:numId="4">
+  <w:num w:numId="4" w16cid:durableId="150802693">
     <w:abstractNumId w:val="18"/>
   </w:num>
-  <w:num w:numId="5">
+  <w:num w:numId="5" w16cid:durableId="1594435534">
     <w:abstractNumId w:val="1"/>
   </w:num>
-  <w:num w:numId="6">
+  <w:num w:numId="6" w16cid:durableId="1158574974">
     <w:abstractNumId w:val="0"/>
   </w:num>
-  <w:num w:numId="7">
+  <w:num w:numId="7" w16cid:durableId="773399744">
     <w:abstractNumId w:val="3"/>
   </w:num>
-  <w:num w:numId="8">
+  <w:num w:numId="8" w16cid:durableId="347297883">
     <w:abstractNumId w:val="12"/>
   </w:num>
-  <w:num w:numId="9">
+  <w:num w:numId="9" w16cid:durableId="711809524">
     <w:abstractNumId w:val="4"/>
   </w:num>
-  <w:num w:numId="10">
+  <w:num w:numId="10" w16cid:durableId="1145586431">
     <w:abstractNumId w:val="9"/>
   </w:num>
-  <w:num w:numId="11">
+  <w:num w:numId="11" w16cid:durableId="2135364982">
     <w:abstractNumId w:val="11"/>
   </w:num>
-  <w:num w:numId="12">
+  <w:num w:numId="12" w16cid:durableId="22482227">
     <w:abstractNumId w:val="5"/>
   </w:num>
-  <w:num w:numId="13">
+  <w:num w:numId="13" w16cid:durableId="627736478">
     <w:abstractNumId w:val="15"/>
   </w:num>
-  <w:num w:numId="14">
+  <w:num w:numId="14" w16cid:durableId="1407799448">
     <w:abstractNumId w:val="10"/>
   </w:num>
-  <w:num w:numId="15">
+  <w:num w:numId="15" w16cid:durableId="886184610">
     <w:abstractNumId w:val="2"/>
   </w:num>
-  <w:num w:numId="16">
+  <w:num w:numId="16" w16cid:durableId="97214015">
     <w:abstractNumId w:val="7"/>
   </w:num>
-  <w:num w:numId="17">
+  <w:num w:numId="17" w16cid:durableId="1298532350">
     <w:abstractNumId w:val="14"/>
   </w:num>
-  <w:num w:numId="18">
+  <w:num w:numId="18" w16cid:durableId="1170409206">
     <w:abstractNumId w:val="6"/>
   </w:num>
-  <w:num w:numId="19">
+  <w:num w:numId="19" w16cid:durableId="1602253477">
     <w:abstractNumId w:val="19"/>
   </w:num>
-  <w:num w:numId="20">
+  <w:num w:numId="20" w16cid:durableId="1964263740">
     <w:abstractNumId w:val="16"/>
   </w:num>
 </w:numbering>
 </file>
 
 <file path=word/styles.xml><?xml version="1.0" encoding="utf-8"?>
-<w:styles xmlns:mc="http://schemas.openxmlformats.org/markup-compatibility/2006" xmlns:r="http://schemas.openxmlformats.org/officeDocument/2006/relationships" xmlns:w="http://schemas.openxmlformats.org/wordprocessingml/2006/main" xmlns:w14="http://schemas.microsoft.com/office/word/2010/wordml" xmlns:w15="http://schemas.microsoft.com/office/word/2012/wordml" xmlns:w16cex="http://schemas.microsoft.com/office/word/2018/wordml/cex" xmlns:w16cid="http://schemas.microsoft.com/office/word/2016/wordml/cid" xmlns:w16="http://schemas.microsoft.com/office/word/2018/wordml" xmlns:w16sdtdh="http://schemas.microsoft.com/office/word/2020/wordml/sdtdatahash" xmlns:w16se="http://schemas.microsoft.com/office/word/2015/wordml/symex" mc:Ignorable="w14 w15 w16se w16cid w16 w16cex w16sdtdh">
+<w:styles xmlns:mc="http://schemas.openxmlformats.org/markup-compatibility/2006" xmlns:r="http://schemas.openxmlformats.org/officeDocument/2006/relationships" xmlns:w="http://schemas.openxmlformats.org/wordprocessingml/2006/main" xmlns:w14="http://schemas.microsoft.com/office/word/2010/wordml" xmlns:w15="http://schemas.microsoft.com/office/word/2012/wordml" xmlns:w16cex="http://schemas.microsoft.com/office/word/2018/wordml/cex" xmlns:w16cid="http://schemas.microsoft.com/office/word/2016/wordml/cid" xmlns:w16="http://schemas.microsoft.com/office/word/2018/wordml" xmlns:w16du="http://schemas.microsoft.com/office/word/2023/wordml/word16du" xmlns:w16sdtdh="http://schemas.microsoft.com/office/word/2020/wordml/sdtdatahash" xmlns:w16sdtfl="http://schemas.microsoft.com/office/word/2024/wordml/sdtformatlock" xmlns:w16se="http://schemas.microsoft.com/office/word/2015/wordml/symex" mc:Ignorable="w14 w15 w16se w16cid w16 w16cex w16sdtdh w16sdtfl w16du">
   <w:docDefaults>
     <w:rPrDefault>
       <w:rPr>
@@ -13323,6 +13599,50 @@
       <w:u w:val="single"/>
     </w:rPr>
   </w:style>
+  <w:style w:type="paragraph" w:styleId="lfej">
+    <w:name w:val="header"/>
+    <w:basedOn w:val="Norml"/>
+    <w:link w:val="lfejChar"/>
+    <w:uiPriority w:val="99"/>
+    <w:unhideWhenUsed/>
+    <w:rsid w:val="00AA018E"/>
+    <w:pPr>
+      <w:tabs>
+        <w:tab w:val="center" w:pos="4536"/>
+        <w:tab w:val="right" w:pos="9072"/>
+      </w:tabs>
+      <w:spacing w:after="0" w:line="240" w:lineRule="auto"/>
+    </w:pPr>
+  </w:style>
+  <w:style w:type="character" w:customStyle="1" w:styleId="lfejChar">
+    <w:name w:val="Élőfej Char"/>
+    <w:basedOn w:val="Bekezdsalapbettpusa"/>
+    <w:link w:val="lfej"/>
+    <w:uiPriority w:val="99"/>
+    <w:rsid w:val="00AA018E"/>
+  </w:style>
+  <w:style w:type="paragraph" w:styleId="llb">
+    <w:name w:val="footer"/>
+    <w:basedOn w:val="Norml"/>
+    <w:link w:val="llbChar"/>
+    <w:uiPriority w:val="99"/>
+    <w:unhideWhenUsed/>
+    <w:rsid w:val="00AA018E"/>
+    <w:pPr>
+      <w:tabs>
+        <w:tab w:val="center" w:pos="4536"/>
+        <w:tab w:val="right" w:pos="9072"/>
+      </w:tabs>
+      <w:spacing w:after="0" w:line="240" w:lineRule="auto"/>
+    </w:pPr>
+  </w:style>
+  <w:style w:type="character" w:customStyle="1" w:styleId="llbChar">
+    <w:name w:val="Élőláb Char"/>
+    <w:basedOn w:val="Bekezdsalapbettpusa"/>
+    <w:link w:val="llb"/>
+    <w:uiPriority w:val="99"/>
+    <w:rsid w:val="00AA018E"/>
+  </w:style>
 </w:styles>
 </file>
 
@@ -13622,10 +13942,29 @@
 </file>
 
 <file path=customXml/item1.xml><?xml version="1.0" encoding="utf-8"?>
+<CoverPageProperties xmlns="http://schemas.microsoft.com/office/2006/coverPageProps">
+  <PublishDate/>
+  <Abstract/>
+  <CompanyAddress/>
+  <CompanyPhone/>
+  <CompanyFax/>
+  <CompanyEmail/>
+</CoverPageProperties>
+</file>
+
+<file path=customXml/item2.xml><?xml version="1.0" encoding="utf-8"?>
 <b:Sources xmlns:b="http://schemas.openxmlformats.org/officeDocument/2006/bibliography" xmlns="http://schemas.openxmlformats.org/officeDocument/2006/bibliography" SelectedStyle="\APASixthEditionOfficeOnline.xsl" StyleName="APA" Version="6"/>
 </file>
 
 <file path=customXml/itemProps1.xml><?xml version="1.0" encoding="utf-8"?>
+<ds:datastoreItem xmlns:ds="http://schemas.openxmlformats.org/officeDocument/2006/customXml" ds:itemID="{55AF091B-3C7A-41E3-B477-F2FDAA23CFDA}">
+  <ds:schemaRefs>
+    <ds:schemaRef ds:uri="http://schemas.microsoft.com/office/2006/coverPageProps"/>
+  </ds:schemaRefs>
+</ds:datastoreItem>
+</file>
+
+<file path=customXml/itemProps2.xml><?xml version="1.0" encoding="utf-8"?>
 <ds:datastoreItem xmlns:ds="http://schemas.openxmlformats.org/officeDocument/2006/customXml" ds:itemID="{FCD466D2-2CFA-4B46-9DD5-A3069D9F231D}">
   <ds:schemaRefs>
     <ds:schemaRef ds:uri="http://schemas.openxmlformats.org/officeDocument/2006/bibliography"/>
